--- a/paper/main.docx
+++ b/paper/main.docx
@@ -12863,7 +12863,7 @@
         </w:r>
       </w:hyperlink>
       <w:r>
-        <w:t xml:space="preserve">: the deployment code for the Raspberry Pi and the Jetson Nano, the porting toolkit (chunked ONNX export, fp16 conversion, chunk-by-chunk TensorRT build, chunk-major runtime), the fleet emulator and operations console, the training, distillation, calibration and measurement scripts, the trained edge models and cloud head, the per-image predictions, the per-image logs of both replays, the activation, memory and power profiles, the TensorRT verification reports and the sources of this manuscript. The repository is private during review; reviewers can obtain access from the corresponding author, and it will be made public upon publication.</w:t>
+        <w:t xml:space="preserve">: the deployment code for the Raspberry Pi and the Jetson Nano, the porting toolkit (chunked ONNX export, fp16 conversion, chunk-by-chunk TensorRT build, chunk-major runtime), the fleet emulator and operations console, the training, distillation, calibration and measurement scripts, the trained edge models and cloud head, the per-image predictions, the per-image logs of both replays, the activation, memory and power profiles, the TensorRT verification reports and the sources of this manuscript.</w:t>
       </w:r>
     </w:p>
     <w:bookmarkEnd w:id="132"/>

--- a/paper/main.docx
+++ b/paper/main.docx
@@ -12867,13 +12867,13 @@
       </w:r>
     </w:p>
     <w:bookmarkEnd w:id="132"/>
-    <w:bookmarkStart w:id="133" w:name="X071796dd6bc546c91e96cca1cf5ff96599de61f"/>
+    <w:bookmarkStart w:id="133" w:name="X1f74eb43af444059c7518034463b6c89b1cacf4"/>
     <w:p>
       <w:pPr>
         <w:pStyle w:val="Heading1"/>
       </w:pPr>
       <w:r>
-        <w:t xml:space="preserve">Declaration of generative AI and AI-assisted technologies in the writing process</w:t>
+        <w:t xml:space="preserve">Declaration of generative AI and AI-assisted technologies in the manuscript preparation process</w:t>
       </w:r>
     </w:p>
     <w:p>
@@ -14687,7 +14687,7 @@
         <w:pStyle w:val="TableCaption"/>
       </w:pPr>
       <w:r>
-        <w:t xml:space="preserve">Table A.14. Software adaptations, by node.</w:t>
+        <w:t xml:space="preserve">Table A.1. Software adaptations, by node.</w:t>
       </w:r>
     </w:p>
     <w:tbl>
@@ -14696,7 +14696,7 @@
         <w:tblW w:type="pct" w:w="4992"/>
         <w:tblLayout w:type="fixed"/>
         <w:tblLook w:firstRow="1" w:lastRow="0" w:firstColumn="0" w:lastColumn="0" w:noHBand="0" w:noVBand="0" w:val="0020"/>
-        <w:tblCaption w:val="Table A.14. Software adaptations, by node."/>
+        <w:tblCaption w:val="Table A.1. Software adaptations, by node."/>
       </w:tblPr>
       <w:tblGrid>
         <w:gridCol w:w="425"/>

--- a/paper/main.docx
+++ b/paper/main.docx
@@ -554,12 +554,12 @@
       <w:r>
         <w:t xml:space="preserve">(</w:t>
       </w:r>
-      <w:hyperlink w:anchor="ref-elkarch2025backbone">
+      <w:hyperlink w:anchor="ref-elkarch2026backbone">
         <w:r>
           <w:rPr>
             <w:rStyle w:val="Hyperlink"/>
           </w:rPr>
-          <w:t xml:space="preserve">El Karch et al. 2025</w:t>
+          <w:t xml:space="preserve">El Karch et al. 2026</w:t>
         </w:r>
       </w:hyperlink>
       <w:r>
@@ -1159,12 +1159,12 @@
       <w:r>
         <w:t xml:space="preserve">El Karch et al. (</w:t>
       </w:r>
-      <w:hyperlink w:anchor="ref-elkarch2025backbone">
+      <w:hyperlink w:anchor="ref-elkarch2026backbone">
         <w:r>
           <w:rPr>
             <w:rStyle w:val="Hyperlink"/>
           </w:rPr>
-          <w:t xml:space="preserve">2025</w:t>
+          <w:t xml:space="preserve">2026</w:t>
         </w:r>
       </w:hyperlink>
       <w:r>
@@ -1649,12 +1649,12 @@
       <w:r>
         <w:t xml:space="preserve">El Karch et al. (</w:t>
       </w:r>
-      <w:hyperlink w:anchor="ref-elkarch2025backbone">
+      <w:hyperlink w:anchor="ref-elkarch2026backbone">
         <w:r>
           <w:rPr>
             <w:rStyle w:val="Hyperlink"/>
           </w:rPr>
-          <w:t xml:space="preserve">2025</w:t>
+          <w:t xml:space="preserve">2026</w:t>
         </w:r>
       </w:hyperlink>
       <w:r>
@@ -12885,7 +12885,7 @@
       </w:r>
     </w:p>
     <w:bookmarkEnd w:id="133"/>
-    <w:bookmarkStart w:id="207" w:name="references"/>
+    <w:bookmarkStart w:id="208" w:name="references"/>
     <w:p>
       <w:pPr>
         <w:pStyle w:val="Heading1"/>
@@ -12894,7 +12894,7 @@
         <w:t xml:space="preserve">References</w:t>
       </w:r>
     </w:p>
-    <w:bookmarkStart w:id="206" w:name="refs"/>
+    <w:bookmarkStart w:id="207" w:name="refs"/>
     <w:bookmarkStart w:id="135" w:name="ref-ahmad2023toward"/>
     <w:p>
       <w:pPr>
@@ -13129,13 +13129,19 @@
       </w:r>
     </w:p>
     <w:bookmarkEnd w:id="143"/>
-    <w:bookmarkStart w:id="144" w:name="ref-elkarch2025backbone"/>
+    <w:bookmarkStart w:id="145" w:name="ref-elkarch2026backbone"/>
     <w:p>
       <w:pPr>
         <w:pStyle w:val="Bibliography"/>
       </w:pPr>
       <w:r>
-        <w:t xml:space="preserve">El Karch, Hajar, Youssef Natij, Mohamed Benaly, Rachid Elgouri, and Abdelkader Mezouari. 2025.</w:t>
+        <w:t xml:space="preserve">El Karch, Hajar, Youssef Natij, Mohamed Benaly, Rachid El Gouri, and Abdelkader Mezouari. 2026.</w:t>
+      </w:r>
+      <w:r>
+        <w:t xml:space="preserve"> </w:t>
+      </w:r>
+      <w:r>
+        <w:t xml:space="preserve">“Backbone Diversity Beats Text Supervision: A Systematic Study of Frozen Multi-Foundation Model Fusion for in-the-Wild Plant Disease Recognition.”</w:t>
       </w:r>
       <w:r>
         <w:t xml:space="preserve"> </w:t>
@@ -13145,14 +13151,31 @@
           <w:i/>
           <w:iCs/>
         </w:rPr>
-        <w:t xml:space="preserve">Backbone Diversity Beats Text Supervision: A Systematic Study of Frozen Multi-Foundation-Model Fusion for in-the-Wild Plant Disease Recognition</w:t>
-      </w:r>
+        <w:t xml:space="preserve">Frontiers in Plant Science</w:t>
+      </w:r>
+      <w:r>
+        <w:t xml:space="preserve"> </w:t>
+      </w:r>
+      <w:r>
+        <w:t xml:space="preserve">17: 1860665.</w:t>
+      </w:r>
+      <w:r>
+        <w:t xml:space="preserve"> </w:t>
+      </w:r>
+      <w:hyperlink r:id="rId144">
+        <w:r>
+          <w:rPr>
+            <w:rStyle w:val="Hyperlink"/>
+          </w:rPr>
+          <w:t xml:space="preserve">https://doi.org/10.3389/fpls.2026.1860665</w:t>
+        </w:r>
+      </w:hyperlink>
       <w:r>
         <w:t xml:space="preserve">.</w:t>
       </w:r>
     </w:p>
-    <w:bookmarkEnd w:id="144"/>
-    <w:bookmarkStart w:id="146" w:name="ref-ferentinos2018deep"/>
+    <w:bookmarkEnd w:id="145"/>
+    <w:bookmarkStart w:id="147" w:name="ref-ferentinos2018deep"/>
     <w:p>
       <w:pPr>
         <w:pStyle w:val="Bibliography"/>
@@ -13185,7 +13208,7 @@
       <w:r>
         <w:t xml:space="preserve"> </w:t>
       </w:r>
-      <w:hyperlink r:id="rId145">
+      <w:hyperlink r:id="rId146">
         <w:r>
           <w:rPr>
             <w:rStyle w:val="Hyperlink"/>
@@ -13197,8 +13220,8 @@
         <w:t xml:space="preserve">.</w:t>
       </w:r>
     </w:p>
-    <w:bookmarkEnd w:id="146"/>
-    <w:bookmarkStart w:id="147" w:name="ref-geifman2017selective"/>
+    <w:bookmarkEnd w:id="147"/>
+    <w:bookmarkStart w:id="148" w:name="ref-geifman2017selective"/>
     <w:p>
       <w:pPr>
         <w:pStyle w:val="Bibliography"/>
@@ -13226,8 +13249,8 @@
         <w:t xml:space="preserve">.</w:t>
       </w:r>
     </w:p>
-    <w:bookmarkEnd w:id="147"/>
-    <w:bookmarkStart w:id="148" w:name="ref-guo2017calibration"/>
+    <w:bookmarkEnd w:id="148"/>
+    <w:bookmarkStart w:id="149" w:name="ref-guo2017calibration"/>
     <w:p>
       <w:pPr>
         <w:pStyle w:val="Bibliography"/>
@@ -13255,8 +13278,8 @@
         <w:t xml:space="preserve">, Proceedings of machine learning research, vol. 70: 1321–30.</w:t>
       </w:r>
     </w:p>
-    <w:bookmarkEnd w:id="148"/>
-    <w:bookmarkStart w:id="150" w:name="ref-hasan2025deployable"/>
+    <w:bookmarkEnd w:id="149"/>
+    <w:bookmarkStart w:id="151" w:name="ref-hasan2025deployable"/>
     <w:p>
       <w:pPr>
         <w:pStyle w:val="Bibliography"/>
@@ -13289,7 +13312,7 @@
       <w:r>
         <w:t xml:space="preserve"> </w:t>
       </w:r>
-      <w:hyperlink r:id="rId149">
+      <w:hyperlink r:id="rId150">
         <w:r>
           <w:rPr>
             <w:rStyle w:val="Hyperlink"/>
@@ -13301,8 +13324,8 @@
         <w:t xml:space="preserve">.</w:t>
       </w:r>
     </w:p>
-    <w:bookmarkEnd w:id="150"/>
-    <w:bookmarkStart w:id="151" w:name="ref-hendrycks2017baseline"/>
+    <w:bookmarkEnd w:id="151"/>
+    <w:bookmarkStart w:id="152" w:name="ref-hendrycks2017baseline"/>
     <w:p>
       <w:pPr>
         <w:pStyle w:val="Bibliography"/>
@@ -13330,8 +13353,8 @@
         <w:t xml:space="preserve">.</w:t>
       </w:r>
     </w:p>
-    <w:bookmarkEnd w:id="151"/>
-    <w:bookmarkStart w:id="153" w:name="ref-hinton2015distilling"/>
+    <w:bookmarkEnd w:id="152"/>
+    <w:bookmarkStart w:id="154" w:name="ref-hinton2015distilling"/>
     <w:p>
       <w:pPr>
         <w:pStyle w:val="Bibliography"/>
@@ -13355,7 +13378,7 @@
       <w:r>
         <w:t xml:space="preserve"> </w:t>
       </w:r>
-      <w:hyperlink r:id="rId152">
+      <w:hyperlink r:id="rId153">
         <w:r>
           <w:rPr>
             <w:rStyle w:val="Hyperlink"/>
@@ -13367,8 +13390,8 @@
         <w:t xml:space="preserve">.</w:t>
       </w:r>
     </w:p>
-    <w:bookmarkEnd w:id="153"/>
-    <w:bookmarkStart w:id="155" w:name="ref-howard2019mobilenetv3"/>
+    <w:bookmarkEnd w:id="154"/>
+    <w:bookmarkStart w:id="156" w:name="ref-howard2019mobilenetv3"/>
     <w:p>
       <w:pPr>
         <w:pStyle w:val="Bibliography"/>
@@ -13407,7 +13430,7 @@
       <w:r>
         <w:t xml:space="preserve"> </w:t>
       </w:r>
-      <w:hyperlink r:id="rId154">
+      <w:hyperlink r:id="rId155">
         <w:r>
           <w:rPr>
             <w:rStyle w:val="Hyperlink"/>
@@ -13419,8 +13442,8 @@
         <w:t xml:space="preserve">.</w:t>
       </w:r>
     </w:p>
-    <w:bookmarkEnd w:id="155"/>
-    <w:bookmarkStart w:id="157" w:name="ref-hughes2015plantvillage"/>
+    <w:bookmarkEnd w:id="156"/>
+    <w:bookmarkStart w:id="158" w:name="ref-hughes2015plantvillage"/>
     <w:p>
       <w:pPr>
         <w:pStyle w:val="Bibliography"/>
@@ -13444,7 +13467,7 @@
       <w:r>
         <w:t xml:space="preserve"> </w:t>
       </w:r>
-      <w:hyperlink r:id="rId156">
+      <w:hyperlink r:id="rId157">
         <w:r>
           <w:rPr>
             <w:rStyle w:val="Hyperlink"/>
@@ -13456,8 +13479,8 @@
         <w:t xml:space="preserve">.</w:t>
       </w:r>
     </w:p>
-    <w:bookmarkEnd w:id="157"/>
-    <w:bookmarkStart w:id="159" w:name="ref-jiang2025plantcafo"/>
+    <w:bookmarkEnd w:id="158"/>
+    <w:bookmarkStart w:id="160" w:name="ref-jiang2025plantcafo"/>
     <w:p>
       <w:pPr>
         <w:pStyle w:val="Bibliography"/>
@@ -13496,7 +13519,7 @@
       <w:r>
         <w:t xml:space="preserve"> </w:t>
       </w:r>
-      <w:hyperlink r:id="rId158">
+      <w:hyperlink r:id="rId159">
         <w:r>
           <w:rPr>
             <w:rStyle w:val="Hyperlink"/>
@@ -13508,8 +13531,8 @@
         <w:t xml:space="preserve">.</w:t>
       </w:r>
     </w:p>
-    <w:bookmarkEnd w:id="159"/>
-    <w:bookmarkStart w:id="160" w:name="ref-kag2023selective"/>
+    <w:bookmarkEnd w:id="160"/>
+    <w:bookmarkStart w:id="161" w:name="ref-kag2023selective"/>
     <w:p>
       <w:pPr>
         <w:pStyle w:val="Bibliography"/>
@@ -13537,8 +13560,8 @@
         <w:t xml:space="preserve">.</w:t>
       </w:r>
     </w:p>
-    <w:bookmarkEnd w:id="160"/>
-    <w:bookmarkStart w:id="162" w:name="ref-kamilaris2018survey"/>
+    <w:bookmarkEnd w:id="161"/>
+    <w:bookmarkStart w:id="163" w:name="ref-kamilaris2018survey"/>
     <w:p>
       <w:pPr>
         <w:pStyle w:val="Bibliography"/>
@@ -13571,7 +13594,7 @@
       <w:r>
         <w:t xml:space="preserve"> </w:t>
       </w:r>
-      <w:hyperlink r:id="rId161">
+      <w:hyperlink r:id="rId162">
         <w:r>
           <w:rPr>
             <w:rStyle w:val="Hyperlink"/>
@@ -13583,8 +13606,8 @@
         <w:t xml:space="preserve">.</w:t>
       </w:r>
     </w:p>
-    <w:bookmarkEnd w:id="162"/>
-    <w:bookmarkStart w:id="164" w:name="ref-kang2017neurosurgeon"/>
+    <w:bookmarkEnd w:id="163"/>
+    <w:bookmarkStart w:id="165" w:name="ref-kang2017neurosurgeon"/>
     <w:p>
       <w:pPr>
         <w:pStyle w:val="Bibliography"/>
@@ -13614,7 +13637,7 @@
       <w:r>
         <w:t xml:space="preserve"> </w:t>
       </w:r>
-      <w:hyperlink r:id="rId163">
+      <w:hyperlink r:id="rId164">
         <w:r>
           <w:rPr>
             <w:rStyle w:val="Hyperlink"/>
@@ -13626,8 +13649,8 @@
         <w:t xml:space="preserve">.</w:t>
       </w:r>
     </w:p>
-    <w:bookmarkEnd w:id="164"/>
-    <w:bookmarkStart w:id="166" w:name="ref-lin2017focal"/>
+    <w:bookmarkEnd w:id="165"/>
+    <w:bookmarkStart w:id="167" w:name="ref-lin2017focal"/>
     <w:p>
       <w:pPr>
         <w:pStyle w:val="Bibliography"/>
@@ -13657,7 +13680,7 @@
       <w:r>
         <w:t xml:space="preserve"> </w:t>
       </w:r>
-      <w:hyperlink r:id="rId165">
+      <w:hyperlink r:id="rId166">
         <w:r>
           <w:rPr>
             <w:rStyle w:val="Hyperlink"/>
@@ -13669,8 +13692,8 @@
         <w:t xml:space="preserve">.</w:t>
       </w:r>
     </w:p>
-    <w:bookmarkEnd w:id="166"/>
-    <w:bookmarkStart w:id="167" w:name="ref-loshchilov2019adamw"/>
+    <w:bookmarkEnd w:id="167"/>
+    <w:bookmarkStart w:id="168" w:name="ref-loshchilov2019adamw"/>
     <w:p>
       <w:pPr>
         <w:pStyle w:val="Bibliography"/>
@@ -13698,8 +13721,8 @@
         <w:t xml:space="preserve">.</w:t>
       </w:r>
     </w:p>
-    <w:bookmarkEnd w:id="167"/>
-    <w:bookmarkStart w:id="169" w:name="ref-matsubara2022split"/>
+    <w:bookmarkEnd w:id="168"/>
+    <w:bookmarkStart w:id="170" w:name="ref-matsubara2022split"/>
     <w:p>
       <w:pPr>
         <w:pStyle w:val="Bibliography"/>
@@ -13732,7 +13755,7 @@
       <w:r>
         <w:t xml:space="preserve"> </w:t>
       </w:r>
-      <w:hyperlink r:id="rId168">
+      <w:hyperlink r:id="rId169">
         <w:r>
           <w:rPr>
             <w:rStyle w:val="Hyperlink"/>
@@ -13744,8 +13767,8 @@
         <w:t xml:space="preserve">.</w:t>
       </w:r>
     </w:p>
-    <w:bookmarkEnd w:id="169"/>
-    <w:bookmarkStart w:id="171" w:name="ref-mohanty2016deeplearning"/>
+    <w:bookmarkEnd w:id="170"/>
+    <w:bookmarkStart w:id="172" w:name="ref-mohanty2016deeplearning"/>
     <w:p>
       <w:pPr>
         <w:pStyle w:val="Bibliography"/>
@@ -13778,7 +13801,7 @@
       <w:r>
         <w:t xml:space="preserve"> </w:t>
       </w:r>
-      <w:hyperlink r:id="rId170">
+      <w:hyperlink r:id="rId171">
         <w:r>
           <w:rPr>
             <w:rStyle w:val="Hyperlink"/>
@@ -13790,8 +13813,8 @@
         <w:t xml:space="preserve">.</w:t>
       </w:r>
     </w:p>
-    <w:bookmarkEnd w:id="171"/>
-    <w:bookmarkStart w:id="173" w:name="ref-noyan2022uncovering"/>
+    <w:bookmarkEnd w:id="172"/>
+    <w:bookmarkStart w:id="174" w:name="ref-noyan2022uncovering"/>
     <w:p>
       <w:pPr>
         <w:pStyle w:val="Bibliography"/>
@@ -13843,7 +13866,7 @@
       <w:r>
         <w:t xml:space="preserve"> </w:t>
       </w:r>
-      <w:hyperlink r:id="rId172">
+      <w:hyperlink r:id="rId173">
         <w:r>
           <w:rPr>
             <w:rStyle w:val="Hyperlink"/>
@@ -13855,8 +13878,8 @@
         <w:t xml:space="preserve">.</w:t>
       </w:r>
     </w:p>
-    <w:bookmarkEnd w:id="173"/>
-    <w:bookmarkStart w:id="175" w:name="ref-nvidia2022tensorrt"/>
+    <w:bookmarkEnd w:id="174"/>
+    <w:bookmarkStart w:id="176" w:name="ref-nvidia2022tensorrt"/>
     <w:p>
       <w:pPr>
         <w:pStyle w:val="Bibliography"/>
@@ -13894,7 +13917,7 @@
       <w:r>
         <w:t xml:space="preserve"> </w:t>
       </w:r>
-      <w:hyperlink r:id="rId174">
+      <w:hyperlink r:id="rId175">
         <w:r>
           <w:rPr>
             <w:rStyle w:val="Hyperlink"/>
@@ -13906,8 +13929,8 @@
         <w:t xml:space="preserve">.</w:t>
       </w:r>
     </w:p>
-    <w:bookmarkEnd w:id="175"/>
-    <w:bookmarkStart w:id="177" w:name="ref-ogrady2019edge"/>
+    <w:bookmarkEnd w:id="176"/>
+    <w:bookmarkStart w:id="178" w:name="ref-ogrady2019edge"/>
     <w:p>
       <w:pPr>
         <w:pStyle w:val="Bibliography"/>
@@ -13940,7 +13963,7 @@
       <w:r>
         <w:t xml:space="preserve"> </w:t>
       </w:r>
-      <w:hyperlink r:id="rId176">
+      <w:hyperlink r:id="rId177">
         <w:r>
           <w:rPr>
             <w:rStyle w:val="Hyperlink"/>
@@ -13952,8 +13975,8 @@
         <w:t xml:space="preserve">.</w:t>
       </w:r>
     </w:p>
-    <w:bookmarkEnd w:id="177"/>
-    <w:bookmarkStart w:id="178" w:name="ref-oquab2024dinov2"/>
+    <w:bookmarkEnd w:id="178"/>
+    <w:bookmarkStart w:id="179" w:name="ref-oquab2024dinov2"/>
     <w:p>
       <w:pPr>
         <w:pStyle w:val="Bibliography"/>
@@ -13985,8 +14008,8 @@
         <w:t xml:space="preserve">. Transactions on Machine Learning Research (TMLR).</w:t>
       </w:r>
     </w:p>
-    <w:bookmarkEnd w:id="178"/>
-    <w:bookmarkStart w:id="179" w:name="ref-radford2021clip"/>
+    <w:bookmarkEnd w:id="179"/>
+    <w:bookmarkStart w:id="180" w:name="ref-radford2021clip"/>
     <w:p>
       <w:pPr>
         <w:pStyle w:val="Bibliography"/>
@@ -14014,8 +14037,8 @@
         <w:t xml:space="preserve">, 8748–63.</w:t>
       </w:r>
     </w:p>
-    <w:bookmarkEnd w:id="179"/>
-    <w:bookmarkStart w:id="181" w:name="ref-salman2025plantdisease"/>
+    <w:bookmarkEnd w:id="180"/>
+    <w:bookmarkStart w:id="182" w:name="ref-salman2025plantdisease"/>
     <w:p>
       <w:pPr>
         <w:pStyle w:val="Bibliography"/>
@@ -14048,7 +14071,7 @@
       <w:r>
         <w:t xml:space="preserve"> </w:t>
       </w:r>
-      <w:hyperlink r:id="rId180">
+      <w:hyperlink r:id="rId181">
         <w:r>
           <w:rPr>
             <w:rStyle w:val="Hyperlink"/>
@@ -14060,8 +14083,8 @@
         <w:t xml:space="preserve">.</w:t>
       </w:r>
     </w:p>
-    <w:bookmarkEnd w:id="181"/>
-    <w:bookmarkStart w:id="183" w:name="ref-savary2019global"/>
+    <w:bookmarkEnd w:id="182"/>
+    <w:bookmarkStart w:id="184" w:name="ref-savary2019global"/>
     <w:p>
       <w:pPr>
         <w:pStyle w:val="Bibliography"/>
@@ -14094,7 +14117,7 @@
       <w:r>
         <w:t xml:space="preserve"> </w:t>
       </w:r>
-      <w:hyperlink r:id="rId182">
+      <w:hyperlink r:id="rId183">
         <w:r>
           <w:rPr>
             <w:rStyle w:val="Hyperlink"/>
@@ -14106,8 +14129,8 @@
         <w:t xml:space="preserve">.</w:t>
       </w:r>
     </w:p>
-    <w:bookmarkEnd w:id="183"/>
-    <w:bookmarkStart w:id="185" w:name="ref-shi2016edge"/>
+    <w:bookmarkEnd w:id="184"/>
+    <w:bookmarkStart w:id="186" w:name="ref-shi2016edge"/>
     <w:p>
       <w:pPr>
         <w:pStyle w:val="Bibliography"/>
@@ -14140,7 +14163,7 @@
       <w:r>
         <w:t xml:space="preserve"> </w:t>
       </w:r>
-      <w:hyperlink r:id="rId184">
+      <w:hyperlink r:id="rId185">
         <w:r>
           <w:rPr>
             <w:rStyle w:val="Hyperlink"/>
@@ -14152,8 +14175,8 @@
         <w:t xml:space="preserve">.</w:t>
       </w:r>
     </w:p>
-    <w:bookmarkEnd w:id="185"/>
-    <w:bookmarkStart w:id="187" w:name="ref-simeoni2025dinov3"/>
+    <w:bookmarkEnd w:id="186"/>
+    <w:bookmarkStart w:id="188" w:name="ref-simeoni2025dinov3"/>
     <w:p>
       <w:pPr>
         <w:pStyle w:val="Bibliography"/>
@@ -14187,7 +14210,7 @@
       <w:r>
         <w:t xml:space="preserve"> </w:t>
       </w:r>
-      <w:hyperlink r:id="rId186">
+      <w:hyperlink r:id="rId187">
         <w:r>
           <w:rPr>
             <w:rStyle w:val="Hyperlink"/>
@@ -14199,8 +14222,8 @@
         <w:t xml:space="preserve">.</w:t>
       </w:r>
     </w:p>
-    <w:bookmarkEnd w:id="187"/>
-    <w:bookmarkStart w:id="189" w:name="ref-singh2020plantdoc"/>
+    <w:bookmarkEnd w:id="188"/>
+    <w:bookmarkStart w:id="190" w:name="ref-singh2020plantdoc"/>
     <w:p>
       <w:pPr>
         <w:pStyle w:val="Bibliography"/>
@@ -14236,7 +14259,7 @@
       <w:r>
         <w:t xml:space="preserve"> </w:t>
       </w:r>
-      <w:hyperlink r:id="rId188">
+      <w:hyperlink r:id="rId189">
         <w:r>
           <w:rPr>
             <w:rStyle w:val="Hyperlink"/>
@@ -14248,8 +14271,8 @@
         <w:t xml:space="preserve">.</w:t>
       </w:r>
     </w:p>
-    <w:bookmarkEnd w:id="189"/>
-    <w:bookmarkStart w:id="190" w:name="ref-tan2019efficientnet"/>
+    <w:bookmarkEnd w:id="190"/>
+    <w:bookmarkStart w:id="191" w:name="ref-tan2019efficientnet"/>
     <w:p>
       <w:pPr>
         <w:pStyle w:val="Bibliography"/>
@@ -14283,8 +14306,8 @@
         <w:t xml:space="preserve">, 6105–14.</w:t>
       </w:r>
     </w:p>
-    <w:bookmarkEnd w:id="190"/>
-    <w:bookmarkStart w:id="192" w:name="ref-teerapittayanon2016branchynet"/>
+    <w:bookmarkEnd w:id="191"/>
+    <w:bookmarkStart w:id="193" w:name="ref-teerapittayanon2016branchynet"/>
     <w:p>
       <w:pPr>
         <w:pStyle w:val="Bibliography"/>
@@ -14320,7 +14343,7 @@
       <w:r>
         <w:t xml:space="preserve"> </w:t>
       </w:r>
-      <w:hyperlink r:id="rId191">
+      <w:hyperlink r:id="rId192">
         <w:r>
           <w:rPr>
             <w:rStyle w:val="Hyperlink"/>
@@ -14332,8 +14355,8 @@
         <w:t xml:space="preserve">.</w:t>
       </w:r>
     </w:p>
-    <w:bookmarkEnd w:id="192"/>
-    <w:bookmarkStart w:id="194" w:name="ref-teerapittayanon2017ddnn"/>
+    <w:bookmarkEnd w:id="193"/>
+    <w:bookmarkStart w:id="195" w:name="ref-teerapittayanon2017ddnn"/>
     <w:p>
       <w:pPr>
         <w:pStyle w:val="Bibliography"/>
@@ -14363,7 +14386,7 @@
       <w:r>
         <w:t xml:space="preserve"> </w:t>
       </w:r>
-      <w:hyperlink r:id="rId193">
+      <w:hyperlink r:id="rId194">
         <w:r>
           <w:rPr>
             <w:rStyle w:val="Hyperlink"/>
@@ -14375,8 +14398,8 @@
         <w:t xml:space="preserve">.</w:t>
       </w:r>
     </w:p>
-    <w:bookmarkEnd w:id="194"/>
-    <w:bookmarkStart w:id="196" w:name="ref-viola2001cascade"/>
+    <w:bookmarkEnd w:id="195"/>
+    <w:bookmarkStart w:id="197" w:name="ref-viola2001cascade"/>
     <w:p>
       <w:pPr>
         <w:pStyle w:val="Bibliography"/>
@@ -14409,7 +14432,7 @@
       <w:r>
         <w:t xml:space="preserve"> </w:t>
       </w:r>
-      <w:hyperlink r:id="rId195">
+      <w:hyperlink r:id="rId196">
         <w:r>
           <w:rPr>
             <w:rStyle w:val="Hyperlink"/>
@@ -14421,8 +14444,8 @@
         <w:t xml:space="preserve">.</w:t>
       </w:r>
     </w:p>
-    <w:bookmarkEnd w:id="196"/>
-    <w:bookmarkStart w:id="197" w:name="ref-wang2018idk"/>
+    <w:bookmarkEnd w:id="197"/>
+    <w:bookmarkStart w:id="198" w:name="ref-wang2018idk"/>
     <w:p>
       <w:pPr>
         <w:pStyle w:val="Bibliography"/>
@@ -14459,8 +14482,8 @@
         <w:t xml:space="preserve">.</w:t>
       </w:r>
     </w:p>
-    <w:bookmarkEnd w:id="197"/>
-    <w:bookmarkStart w:id="199" w:name="ref-wei2024mvpdr"/>
+    <w:bookmarkEnd w:id="198"/>
+    <w:bookmarkStart w:id="200" w:name="ref-wei2024mvpdr"/>
     <w:p>
       <w:pPr>
         <w:pStyle w:val="Bibliography"/>
@@ -14490,7 +14513,7 @@
       <w:r>
         <w:t xml:space="preserve"> </w:t>
       </w:r>
-      <w:hyperlink r:id="rId198">
+      <w:hyperlink r:id="rId199">
         <w:r>
           <w:rPr>
             <w:rStyle w:val="Hyperlink"/>
@@ -14502,8 +14525,8 @@
         <w:t xml:space="preserve">.</w:t>
       </w:r>
     </w:p>
-    <w:bookmarkEnd w:id="199"/>
-    <w:bookmarkStart w:id="201" w:name="ref-wei2024plantwild"/>
+    <w:bookmarkEnd w:id="200"/>
+    <w:bookmarkStart w:id="202" w:name="ref-wei2024plantwild"/>
     <w:p>
       <w:pPr>
         <w:pStyle w:val="Bibliography"/>
@@ -14533,7 +14556,7 @@
       <w:r>
         <w:t xml:space="preserve"> </w:t>
       </w:r>
-      <w:hyperlink r:id="rId200">
+      <w:hyperlink r:id="rId201">
         <w:r>
           <w:rPr>
             <w:rStyle w:val="Hyperlink"/>
@@ -14545,8 +14568,8 @@
         <w:t xml:space="preserve">.</w:t>
       </w:r>
     </w:p>
-    <w:bookmarkEnd w:id="201"/>
-    <w:bookmarkStart w:id="203" w:name="ref-wolfert2017bigdata"/>
+    <w:bookmarkEnd w:id="202"/>
+    <w:bookmarkStart w:id="204" w:name="ref-wolfert2017bigdata"/>
     <w:p>
       <w:pPr>
         <w:pStyle w:val="Bibliography"/>
@@ -14579,7 +14602,7 @@
       <w:r>
         <w:t xml:space="preserve"> </w:t>
       </w:r>
-      <w:hyperlink r:id="rId202">
+      <w:hyperlink r:id="rId203">
         <w:r>
           <w:rPr>
             <w:rStyle w:val="Hyperlink"/>
@@ -14591,8 +14614,8 @@
         <w:t xml:space="preserve">.</w:t>
       </w:r>
     </w:p>
-    <w:bookmarkEnd w:id="203"/>
-    <w:bookmarkStart w:id="205" w:name="ref-wu2023fromlaboratoryto"/>
+    <w:bookmarkEnd w:id="204"/>
+    <w:bookmarkStart w:id="206" w:name="ref-wu2023fromlaboratoryto"/>
     <w:p>
       <w:pPr>
         <w:pStyle w:val="Bibliography"/>
@@ -14625,7 +14648,7 @@
       <w:r>
         <w:t xml:space="preserve"> </w:t>
       </w:r>
-      <w:hyperlink r:id="rId204">
+      <w:hyperlink r:id="rId205">
         <w:r>
           <w:rPr>
             <w:rStyle w:val="Hyperlink"/>
@@ -14637,10 +14660,10 @@
         <w:t xml:space="preserve">.</w:t>
       </w:r>
     </w:p>
-    <w:bookmarkEnd w:id="205"/>
     <w:bookmarkEnd w:id="206"/>
     <w:bookmarkEnd w:id="207"/>
-    <w:bookmarkStart w:id="209" w:name="app:adaptations"/>
+    <w:bookmarkEnd w:id="208"/>
+    <w:bookmarkStart w:id="210" w:name="app:adaptations"/>
     <w:p>
       <w:pPr>
         <w:pStyle w:val="Heading1"/>
@@ -14681,7 +14704,7 @@
         <w:t xml:space="preserve"> 3.3.0). Running it on the embedded testbed required the adaptations below, listed so that the deployment can be reproduced on the same hardware generation. Each adaptation was verified against the reference pipeline (Table 5).</w:t>
       </w:r>
     </w:p>
-    <w:bookmarkStart w:id="208" w:name="tab:adaptations"/>
+    <w:bookmarkStart w:id="209" w:name="tab:adaptations"/>
     <w:p>
       <w:pPr>
         <w:pStyle w:val="TableCaption"/>
@@ -16497,8 +16520,8 @@
         </w:tc>
       </w:tr>
     </w:tbl>
-    <w:bookmarkEnd w:id="208"/>
     <w:bookmarkEnd w:id="209"/>
+    <w:bookmarkEnd w:id="210"/>
     <w:sectPr>
       <w:footnotePr>
         <w:numRestart w:val="eachSect"/>

--- a/paper/main.docx
+++ b/paper/main.docx
@@ -63,7 +63,7 @@
         <w:t xml:space="preserve">a</w:t>
       </w:r>
       <w:r>
-        <w:t xml:space="preserve">Scientific Research and Innovation Laboratory, Higher School of Technology, Ibn Tofail University, Kenitra, Morocco</w:t>
+        <w:t xml:space="preserve">Scientific Research and Innovation Laboratory, Higher School of Technology, Ibn Tofail University, Campus Universitaire, B.P. 242, 14000 Kenitra, Morocco</w:t>
       </w:r>
     </w:p>
     <w:p>
@@ -77,7 +77,7 @@
         <w:t xml:space="preserve">b</w:t>
       </w:r>
       <w:r>
-        <w:t xml:space="preserve">Laboratory of Advanced Systems Engineering, National School of Applied Engineering, Ibn Tofail University, Kenitra, Morocco</w:t>
+        <w:t xml:space="preserve">Laboratory of Advanced Systems Engineering, National School of Applied Engineering, Ibn Tofail University, Campus Universitaire, B.P. 241, 14000 Kenitra, Morocco</w:t>
       </w:r>
     </w:p>
     <w:p>
@@ -92,6 +92,14 @@
       </w:r>
       <w:r>
         <w:t xml:space="preserve">Corresponding author: youssef.natij@uit.ac.ma</w:t>
+      </w:r>
+    </w:p>
+    <w:p>
+      <w:pPr>
+        <w:pStyle w:val="BodyText"/>
+      </w:pPr>
+      <w:r>
+        <w:t xml:space="preserve">E-mail addresses: youssef.natij@uit.ac.ma (Y. Natij), hajar.elkarch@uit.ac.ma (H. El Karch), abdelkader.mezouari1@uit.ac.ma (A. Mezouari)</w:t>
       </w:r>
     </w:p>
     <w:bookmarkStart w:id="9" w:name="highlights"/>

--- a/paper/main.docx
+++ b/paper/main.docx
@@ -3510,7 +3510,7 @@
           <wp:inline>
             <wp:extent cx="5024612" cy="1703414"/>
             <wp:effectExtent b="0" l="0" r="0" t="0"/>
-            <wp:docPr descr="Figure 1. System overview. Each farm node runs the edge model on every image, answers the farmer immediately, and computes the margin m(x) between its two most probable classes. Only uncertain images (m&lt;\tau) are uploaded, resized to a 448 px shorter side, to the cloud node’s queue; the cloud processes its queue in batches, backbone by backbone with one chunk engine in memory at a time, and returns the ensemble’s diagnosis (Section 5.4). All traffic travels over an encrypted WireGuard overlay. In our testbed the four farm nodes are independent processes on one Raspberry Pi 5 (Section 4.4)." title="" id="28" name="Picture"/>
+            <wp:docPr descr="Figure 1. System overview: selective edge–cloud escalation." title="" id="28" name="Picture"/>
             <a:graphic>
               <a:graphicData uri="http://schemas.openxmlformats.org/drawingml/2006/picture">
                 <pic:pic>
@@ -3553,7 +3553,34 @@
         <w:pStyle w:val="ImageCaption"/>
       </w:pPr>
       <w:r>
-        <w:t xml:space="preserve">Figure 1. System overview. Each farm node runs the edge model on every image, answers the farmer immediately, and computes the margin</w:t>
+        <w:t xml:space="preserve">Figure 1. System overview: selective edge–cloud escalation.</w:t>
+      </w:r>
+    </w:p>
+    <w:bookmarkEnd w:id="30"/>
+    <w:bookmarkStart w:id="35" w:name="sec:architecture"/>
+    <w:p>
+      <w:pPr>
+        <w:pStyle w:val="Heading2"/>
+      </w:pPr>
+      <w:r>
+        <w:rPr>
+          <w:rStyle w:val="SectionNumber"/>
+        </w:rPr>
+        <w:t xml:space="preserve">4.1</w:t>
+      </w:r>
+      <w:r>
+        <w:tab/>
+      </w:r>
+      <w:r>
+        <w:t xml:space="preserve">System architecture</w:t>
+      </w:r>
+    </w:p>
+    <w:p>
+      <w:pPr>
+        <w:pStyle w:val="FirstParagraph"/>
+      </w:pPr>
+      <w:r>
+        <w:t xml:space="preserve">Figure 1 summarises how one image travels through the system: each farm node runs the edge model on every image, answers the farmer immediately and computes the margin</w:t>
       </w:r>
       <w:r>
         <w:t xml:space="preserve"> </w:t>
@@ -3582,7 +3609,7 @@
         <w:t xml:space="preserve"> </w:t>
       </w:r>
       <w:r>
-        <w:t xml:space="preserve">between its two most probable classes. Only uncertain images (</w:t>
+        <w:t xml:space="preserve">between its two most probable classes; only uncertain images (</w:t>
       </w:r>
       <m:oMath>
         <m:r>
@@ -3599,34 +3626,7 @@
         </m:r>
       </m:oMath>
       <w:r>
-        <w:t xml:space="preserve">) are uploaded, resized to a 448 px shorter side, to the cloud node’s queue; the cloud processes its queue in batches, backbone by backbone with one chunk engine in memory at a time, and returns the ensemble’s diagnosis (Section 5.4). All traffic travels over an encrypted WireGuard overlay. In our testbed the four farm nodes are independent processes on one Raspberry Pi 5 (Section 4.4).</w:t>
-      </w:r>
-    </w:p>
-    <w:bookmarkEnd w:id="30"/>
-    <w:bookmarkStart w:id="35" w:name="sec:architecture"/>
-    <w:p>
-      <w:pPr>
-        <w:pStyle w:val="Heading2"/>
-      </w:pPr>
-      <w:r>
-        <w:rPr>
-          <w:rStyle w:val="SectionNumber"/>
-        </w:rPr>
-        <w:t xml:space="preserve">4.1</w:t>
-      </w:r>
-      <w:r>
-        <w:tab/>
-      </w:r>
-      <w:r>
-        <w:t xml:space="preserve">System architecture</w:t>
-      </w:r>
-    </w:p>
-    <w:p>
-      <w:pPr>
-        <w:pStyle w:val="FirstParagraph"/>
-      </w:pPr>
-      <w:r>
-        <w:t xml:space="preserve">Figure 2 shows the system as deployed. It has three tiers, each a set of independent services that communicate only through small HTTP/JSON interfaces. The</w:t>
+        <w:t xml:space="preserve">) are uploaded, resized to a 448 px shorter side, to the cloud node’s queue, which is processed in batches, backbone by backbone with one chunk engine in memory at a time (Section 5.4), and the ensemble’s diagnosis is returned. All traffic travels over an encrypted WireGuard overlay. Figure 2 shows the system as deployed. It has three tiers, each a set of independent services that communicate only through small HTTP/JSON interfaces. The</w:t>
       </w:r>
       <w:r>
         <w:t xml:space="preserve"> </w:t>
@@ -3731,7 +3731,7 @@
           <wp:inline>
             <wp:extent cx="5006263" cy="2871644"/>
             <wp:effectExtent b="0" l="0" r="0" t="0"/>
-            <wp:docPr descr="Figure 2. System architecture as deployed. Three tiers of independent services communicate through HTTP/JSON interfaces: (1) a capture is sent to its farm’s edge service, (2) which answers immediately; (3) uncertain images are additionally queued on the cloud node, (4) which processes its queue twice a day and returns the ensemble’s confirmed diagnoses. In our testbed the four edge services share one Raspberry Pi 5 (Section 4.4) and the operations tier runs on the workstation." title="" id="32" name="Picture"/>
+            <wp:docPr descr="Figure 2. System architecture as deployed." title="" id="32" name="Picture"/>
             <a:graphic>
               <a:graphicData uri="http://schemas.openxmlformats.org/drawingml/2006/picture">
                 <pic:pic>
@@ -3774,7 +3774,7 @@
         <w:pStyle w:val="ImageCaption"/>
       </w:pPr>
       <w:r>
-        <w:t xml:space="preserve">Figure 2. System architecture as deployed. Three tiers of independent services communicate through HTTP/JSON interfaces: (1) a capture is sent to its farm’s edge service, (2) which answers immediately; (3) uncertain images are additionally queued on the cloud node, (4) which processes its queue twice a day and returns the ensemble’s confirmed diagnoses. In our testbed the four edge services share one Raspberry Pi 5 (Section 4.4) and the operations tier runs on the workstation.</w:t>
+        <w:t xml:space="preserve">Figure 2. System architecture as deployed.</w:t>
       </w:r>
     </w:p>
     <w:bookmarkEnd w:id="34"/>
@@ -4294,7 +4294,7 @@
         <w:pStyle w:val="FirstParagraph"/>
       </w:pPr>
       <w:r>
-        <w:t xml:space="preserve">Field photographs are often far larger than the cloud model needs: some PlantWild images exceed 12 megapixels, while the cloud backbones operate at 224–336 px. Uploading at the camera’s resolution therefore wastes most of the escalated bytes. The edge instead resizes an escalated image so that its shorter side is 448 px and encodes it as JPEG at quality 90. Table 2 shows the trade-off measured with the reference cloud pipeline: at 448 px the cloud returns the same diagnosis as from the original photograph for 97.7 % of images, for 2.5</w:t>
+        <w:t xml:space="preserve">Field photographs are often far larger than the cloud model needs: some PlantWild images exceed 12 megapixels, while the cloud backbones operate at 224–336 px. Uploading at the camera’s resolution therefore wastes most of the escalated bytes. The edge instead resizes an escalated image so that its shorter side is 448 px and encodes it as JPEG at quality 90. Table 2 shows the trade-off on 300 test images measured with the reference cloud pipeline: at 448 px the cloud returns the same diagnosis as from the original photograph for 97.7 % of images, for 2.5</w:t>
       </w:r>
       <m:oMath>
         <m:r>
@@ -4308,7 +4308,7 @@
         <w:t xml:space="preserve"> </w:t>
       </w:r>
       <w:r>
-        <w:t xml:space="preserve">fewer bytes than a full-resolution upload. The always-cloud baseline in the deployment uses the identical payload, so the measured reduction factor isolates the effect of selective escalation.</w:t>
+        <w:t xml:space="preserve">fewer bytes than a full-resolution upload. Agreement is the fraction of images for which the cloud’s diagnosis from the payload equals its diagnosis from the original file, which averages 162 KB. The always-cloud baseline in the deployment uses the identical payload, so the measured reduction factor isolates the effect of selective escalation.</w:t>
       </w:r>
     </w:p>
     <w:bookmarkStart w:id="38" w:name="tab:payload"/>
@@ -4317,7 +4317,7 @@
         <w:pStyle w:val="TableCaption"/>
       </w:pPr>
       <w:r>
-        <w:t xml:space="preserve">Table 2. Escalation payload policy (300 test images, reference cloud pipeline). Agreement is the fraction of images for which the cloud’s diagnosis from the payload equals its diagnosis from the original file (162 KB on average).</w:t>
+        <w:t xml:space="preserve">Table 2. Escalation payload policy.</w:t>
       </w:r>
     </w:p>
     <w:tbl>
@@ -4325,7 +4325,7 @@
         <w:tblStyle w:val="Table"/>
         <w:tblW w:type="auto" w:w="0"/>
         <w:tblLook w:firstRow="1" w:lastRow="0" w:firstColumn="0" w:lastColumn="0" w:noHBand="0" w:noVBand="0" w:val="0020"/>
-        <w:tblCaption w:val="Table 2. Escalation payload policy (300 test images, reference cloud pipeline). Agreement is the fraction of images for which the cloud’s diagnosis from the payload equals its diagnosis from the original file (162 KB on average)."/>
+        <w:tblCaption w:val="Table 2. Escalation payload policy."/>
       </w:tblPr>
       <w:tblGrid>
         <w:gridCol w:w="1980"/>
@@ -5285,9 +5285,9 @@
       <w:r>
         <w:drawing>
           <wp:inline>
-            <wp:extent cx="5024612" cy="1140706"/>
+            <wp:extent cx="5024612" cy="1143764"/>
             <wp:effectExtent b="0" l="0" r="0" t="0"/>
-            <wp:docPr descr="Figure 3. Porting the cloud ensemble to the Jetson Nano. The model is decoupled from its framework on the workstation and compiled chunk by chunk on the device; the blue labels give the fidelity check passed at each stage (Table 5)." title="" id="48" name="Picture"/>
+            <wp:docPr descr="Figure 3. Porting the cloud ensemble to the Jetson Nano." title="" id="48" name="Picture"/>
             <a:graphic>
               <a:graphicData uri="http://schemas.openxmlformats.org/drawingml/2006/picture">
                 <pic:pic>
@@ -5306,7 +5306,7 @@
                   <pic:spPr bwMode="auto">
                     <a:xfrm>
                       <a:off x="0" y="0"/>
-                      <a:ext cx="5024612" cy="1140706"/>
+                      <a:ext cx="5024612" cy="1143764"/>
                     </a:xfrm>
                     <a:prstGeom prst="rect">
                       <a:avLst/>
@@ -5330,7 +5330,7 @@
         <w:pStyle w:val="ImageCaption"/>
       </w:pPr>
       <w:r>
-        <w:t xml:space="preserve">Figure 3. Porting the cloud ensemble to the Jetson Nano. The model is decoupled from its framework on the workstation and compiled chunk by chunk on the device; the blue labels give the fidelity check passed at each stage (Table 5).</w:t>
+        <w:t xml:space="preserve">Figure 3. Porting the cloud ensemble to the Jetson Nano.</w:t>
       </w:r>
     </w:p>
     <w:bookmarkEnd w:id="50"/>
@@ -5340,7 +5340,7 @@
         <w:pStyle w:val="TableCaption"/>
       </w:pPr>
       <w:r>
-        <w:t xml:space="preserve">Table 4. The decisive obstacles of the port, their causes and the adaptations that resolved them (all items: Appendix A).</w:t>
+        <w:t xml:space="preserve">Table 4. Decisive obstacles of the port, their causes and the adaptations that resolved them.</w:t>
       </w:r>
     </w:p>
     <w:tbl>
@@ -5349,7 +5349,7 @@
         <w:tblW w:type="pct" w:w="4959"/>
         <w:tblLayout w:type="fixed"/>
         <w:tblLook w:firstRow="1" w:lastRow="0" w:firstColumn="0" w:lastColumn="0" w:noHBand="0" w:noVBand="0" w:val="0020"/>
-        <w:tblCaption w:val="Table 4. The decisive obstacles of the port, their causes and the adaptations that resolved them (all items: Appendix A)."/>
+        <w:tblCaption w:val="Table 4. Decisive obstacles of the port, their causes and the adaptations that resolved them."/>
       </w:tblPr>
       <w:tblGrid>
         <w:gridCol w:w="1215"/>
@@ -5907,7 +5907,7 @@
         <w:t xml:space="preserve"> </w:t>
       </w:r>
       <w:r>
-        <w:t xml:space="preserve">at opset 13, the newest opset that TensorRT 8.2 parses (Fig. 3). Fused scaled-dot-product attention has no opset-13 equivalent, so attention is traced in its explicit</w:t>
+        <w:t xml:space="preserve">at opset 13, the newest opset that TensorRT 8.2 parses (Fig. 3). The blue labels in the figure give the fidelity check passed at each stage, detailed in Section 5.5. Fused scaled-dot-product attention has no opset-13 equivalent, so attention is traced in its explicit</w:t>
       </w:r>
       <w:r>
         <w:t xml:space="preserve"> </w:t>
@@ -6037,7 +6037,7 @@
         <w:pStyle w:val="FirstParagraph"/>
       </w:pPr>
       <w:r>
-        <w:t xml:space="preserve">A whole ViT-L cannot be compiled on the Nano: TensorRT’s ONNX parser alone peaks at 2.75 GB of RAM for a 0.6 GB fp16 graph, before the builder has started (Fig. 4b). Each backbone is therefore exported as four consecutive chunks of six transformer blocks (the first also holding the patch embedding, the last the pooling and projection), converted to fp16 weights with LayerNorm arithmetic kept in fp32, and compiled into a TensorRT engine</w:t>
+        <w:t xml:space="preserve">A whole ViT-L cannot be compiled on the Nano: TensorRT’s ONNX parser alone peaks at 2.75 GB of RAM for a 0.6 GB fp16 graph, before the builder has started (Fig. 4b). Figure 4b compares the memory each step of the port needs with the board’s shared CPU/GPU memory; the grey bars are the steps that did not fit. Each backbone is therefore exported as four consecutive chunks of six transformer blocks (the first also holding the patch embedding, the last the pooling and projection), converted to fp16 weights with LayerNorm arithmetic kept in fp32, and compiled into a TensorRT engine</w:t>
       </w:r>
       <w:r>
         <w:t xml:space="preserve"> </w:t>
@@ -6096,7 +6096,7 @@
           <wp:inline>
             <wp:extent cx="5334000" cy="2538487"/>
             <wp:effectExtent b="0" l="0" r="0" t="0"/>
-            <wp:docPr descr="Figure 4. Why the port takes the shape it does. (a) Largest residual-stream activation per transformer block over 64 test images (fp32 reference): DINOv3 carries activations of about 1.6{\times}10^{5} from its first block onwards, above the largest fp16 value, whereas DINOv2 and CLIP stay below 500. (b) Memory needed at each step of the port against the board’s shared CPU/GPU memory; grey bars did not fit." title="" id="54" name="Picture"/>
+            <wp:docPr descr="Figure 4. Activation ranges and memory requirements of the port. (a) Largest residual-stream activation per transformer block. (b) Memory needed at each step of the port." title="" id="54" name="Picture"/>
             <a:graphic>
               <a:graphicData uri="http://schemas.openxmlformats.org/drawingml/2006/picture">
                 <pic:pic>
@@ -6139,39 +6139,7 @@
         <w:pStyle w:val="ImageCaption"/>
       </w:pPr>
       <w:r>
-        <w:t xml:space="preserve">Figure 4. Why the port takes the shape it does. (a) Largest residual-stream activation per transformer block over 64 test images (fp32 reference): DINOv3 carries activations of about</w:t>
-      </w:r>
-      <w:r>
-        <w:t xml:space="preserve"> </w:t>
-      </w:r>
-      <m:oMath>
-        <m:r>
-          <m:t>1.6</m:t>
-        </m:r>
-        <m:r>
-          <m:rPr>
-            <m:sty m:val="p"/>
-          </m:rPr>
-          <m:t>×</m:t>
-        </m:r>
-        <m:sSup>
-          <m:e>
-            <m:r>
-              <m:t>10</m:t>
-            </m:r>
-          </m:e>
-          <m:sup>
-            <m:r>
-              <m:t>5</m:t>
-            </m:r>
-          </m:sup>
-        </m:sSup>
-      </m:oMath>
-      <w:r>
-        <w:t xml:space="preserve"> </w:t>
-      </w:r>
-      <w:r>
-        <w:t xml:space="preserve">from its first block onwards, above the largest fp16 value, whereas DINOv2 and CLIP stay below 500. (b) Memory needed at each step of the port against the board’s shared CPU/GPU memory; grey bars did not fit.</w:t>
+        <w:t xml:space="preserve">Figure 4. Activation ranges and memory requirements of the port. (a) Largest residual-stream activation per transformer block. (b) Memory needed at each step of the port.</w:t>
       </w:r>
     </w:p>
     <w:bookmarkEnd w:id="56"/>
@@ -6199,7 +6167,7 @@
         <w:pStyle w:val="FirstParagraph"/>
       </w:pPr>
       <w:r>
-        <w:t xml:space="preserve">Half precision halves weights and load time, but it does not suit every backbone. Our first fp16 build of DINOv3 produced NaN features. The natural suspect, LayerNorm overflowing in fp16, was wrong: pinning LayerNorm, and then every non-convolution layer, to fp32 changed nothing. Profiling the reference model (Fig. 4a) located the cause: DINOv3’s residual stream carries activations of up to 158 259 from its first block onwards, beyond the largest fp16 value (65 504), whereas DINOv2 and CLIP peak at 403 and 225. DINOv2 therefore runs in fp16 and DINOv3 in fp32. CLIP was moved to fp32 as well while we investigated a deviation that we later traced to the image library rather than to precision (Section 5.5). A later check confirmed that fp32 is unnecessary for CLIP: fp16 CLIP engines reproduce the fp32 ones to a cosine of at least 0.9998 on the 24 reference images, with the same pipeline agreement, while cutting CLIP’s compute from 1 613 to 1 158 ms per image and its loading from 19 to 10 s. The replay reported here used fp32 CLIP; fp16 is the better choice for new deployments.</w:t>
+        <w:t xml:space="preserve">Half precision halves weights and load time, but it does not suit every backbone. Our first fp16 build of DINOv3 produced NaN features. The natural suspect, LayerNorm overflowing in fp16, was wrong: pinning LayerNorm, and then every non-convolution layer, to fp32 changed nothing. Profiling the reference model (Fig. 4a) on 64 test images located the cause: DINOv3’s residual stream carries activations of up to 158 259 from its first block onwards, beyond the largest fp16 value (65 504), whereas DINOv2 and CLIP peak at 403 and 225. DINOv2 therefore runs in fp16 and DINOv3 in fp32. CLIP was moved to fp32 as well while we investigated a deviation that we later traced to the image library rather than to precision (Section 5.5). A later check confirmed that fp32 is unnecessary for CLIP: fp16 CLIP engines reproduce the fp32 ones to a cosine of at least 0.9998 on the 24 reference images, with the same pipeline agreement, while cutting CLIP’s compute from 1 613 to 1 158 ms per image and its loading from 19 to 10 s. The replay reported here used fp32 CLIP; fp16 is the better choice for new deployments.</w:t>
       </w:r>
     </w:p>
     <w:bookmarkEnd w:id="58"/>
@@ -6265,7 +6233,7 @@
         <w:t xml:space="preserve"> </w:t>
       </w:r>
       <w:r>
-        <w:t xml:space="preserve">about eight times per second (Fig. 5). Memory use never exceeds 2.32 GB of the 3.86 GB (1.97 GB at idle, including the operating system and the idle server): processing a batch adds only about 0.34 GB, the footprint of one chunk engine. The board draws 6.3 W on average while processing a batch (1.2 W at idle, 7.9 W at most), and a batch takes 6.1 min. Each escalated image costs 49 J of board energy including its share of model loading, or 40 J above the idle draw — about 14 Wh per thousand escalated images.</w:t>
+        <w:t xml:space="preserve">about eight times per second (Fig. 5). In the figure, shading marks the backbone being processed; the twelve dips in power are the twelve chunk-engine loads, between which the GPU passes all queued images through the resident chunk. The dashed lines mark the board’s total shared memory and its idle power draw. Memory use never exceeds 2.32 GB of the 3.86 GB (1.97 GB at idle, including the operating system and the idle server): processing a batch adds only about 0.34 GB, the footprint of one chunk engine. The board draws 6.3 W on average while processing a batch (1.2 W at idle, 7.9 W at most), and a batch takes 6.1 min. Each escalated image costs 49 J of board energy including its share of model loading, or 40 J above the idle draw — about 14 Wh per thousand escalated images.</w:t>
       </w:r>
     </w:p>
     <w:bookmarkStart w:id="62" w:name="fig:nano-flush"/>
@@ -6278,7 +6246,7 @@
           <wp:inline>
             <wp:extent cx="5334000" cy="2669911"/>
             <wp:effectExtent b="0" l="0" r="0" t="0"/>
-            <wp:docPr descr="Figure 5. Memory and power of the Jetson Nano during one batch of 48 escalated images, measured with tegrastats. Shading marks the backbone being processed. Each backbone runs as four chunk engines loaded one at a time: the twelve dips in power are the twelve engine loads, between which the GPU processes all queued images through the resident chunk. The dashed line in the upper panel is the board’s total shared memory; in the lower panel, the idle power draw." title="" id="60" name="Picture"/>
+            <wp:docPr descr="Figure 5. Jetson Nano memory and board power during one batch of 48 escalated images." title="" id="60" name="Picture"/>
             <a:graphic>
               <a:graphicData uri="http://schemas.openxmlformats.org/drawingml/2006/picture">
                 <pic:pic>
@@ -6321,19 +6289,7 @@
         <w:pStyle w:val="ImageCaption"/>
       </w:pPr>
       <w:r>
-        <w:t xml:space="preserve">Figure 5. Memory and power of the Jetson Nano during one batch of 48 escalated images, measured with</w:t>
-      </w:r>
-      <w:r>
-        <w:t xml:space="preserve"> </w:t>
-      </w:r>
-      <w:r>
-        <w:rPr>
-          <w:rStyle w:val="VerbatimChar"/>
-        </w:rPr>
-        <w:t xml:space="preserve">tegrastats</w:t>
-      </w:r>
-      <w:r>
-        <w:t xml:space="preserve">. Shading marks the backbone being processed. Each backbone runs as four chunk engines loaded one at a time: the twelve dips in power are the twelve engine loads, between which the GPU processes all queued images through the resident chunk. The dashed line in the upper panel is the board’s total shared memory; in the lower panel, the idle power draw.</w:t>
+        <w:t xml:space="preserve">Figure 5. Jetson Nano memory and board power during one batch of 48 escalated images.</w:t>
       </w:r>
     </w:p>
     <w:bookmarkEnd w:id="62"/>
@@ -6361,7 +6317,7 @@
         <w:pStyle w:val="FirstParagraph"/>
       </w:pPr>
       <w:r>
-        <w:t xml:space="preserve">A port is only useful if it computes the same function, so we verify each stage against the reference pipeline (Table 5). The exported graphs match PyTorch to a cosine similarity of 1.000000, the NumPy preprocessing reproduces the reference tensors exactly, and the NumPy head matches the original to within</w:t>
+        <w:t xml:space="preserve">A port is only useful if it computes the same function, so we verify each stage against the reference pipeline (Table 5). Workstation checks compare against the PyTorch reference; checks on the Nano compare TensorRT outputs with reference features computed on the workstation. The exported graphs match PyTorch to a cosine similarity of 1.000000, the NumPy preprocessing reproduces the reference tensors exactly, and the NumPy head matches the original to within</w:t>
       </w:r>
       <w:r>
         <w:t xml:space="preserve"> </w:t>
@@ -6408,7 +6364,7 @@
         <w:pStyle w:val="TableCaption"/>
       </w:pPr>
       <w:r>
-        <w:t xml:space="preserve">Table 5. Fidelity of the embedded cloud pipeline, verified stage by stage. Desktop checks compare against the PyTorch reference; Nano checks compare TensorRT outputs against reference features computed on the desktop.</w:t>
+        <w:t xml:space="preserve">Table 5. Fidelity of the embedded cloud pipeline, stage by stage.</w:t>
       </w:r>
     </w:p>
     <w:tbl>
@@ -6417,7 +6373,7 @@
         <w:tblW w:type="pct" w:w="4968"/>
         <w:tblLayout w:type="fixed"/>
         <w:tblLook w:firstRow="1" w:lastRow="0" w:firstColumn="0" w:lastColumn="0" w:noHBand="0" w:noVBand="0" w:val="0020"/>
-        <w:tblCaption w:val="Table 5. Fidelity of the embedded cloud pipeline, verified stage by stage. Desktop checks compare against the PyTorch reference; Nano checks compare TensorRT outputs against reference features computed on the desktop."/>
+        <w:tblCaption w:val="Table 5. Fidelity of the embedded cloud pipeline, stage by stage."/>
       </w:tblPr>
       <w:tblGrid>
         <w:gridCol w:w="2211"/>
@@ -7246,7 +7202,7 @@
         <w:pStyle w:val="FirstParagraph"/>
       </w:pPr>
       <w:r>
-        <w:t xml:space="preserve">Table 6 and Fig. 6 compare the three edge models. With MobileNetV3-Small as the edge (61.08 % top-1), the margin rule reaches the 95 % target only at 43.5 % escalation, failing the pre-specified criterion. This failure is not a weakness of the margin rule: a learned router trained on the same edge outputs gained only two points (41.4 % escalation), and adding 1 024-dimensional DINOv2 image features to the router overfitted. For this edge model, every edge-side signal we tried saturated at an AUC of about 0.76–0.79 for predicting useful escalations — the information an edge-side router can see is bounded by the edge model itself.</w:t>
+        <w:t xml:space="preserve">Table 6 and Fig. 6 compare the three edge models. For each model we report the smallest escalation rate at which margin escalation reaches 95 % of always-cloud accuracy (76.17 %), denoted escalation @95 %. In Fig. 6a, dots mark where each model first reaches this target; Fig. 6b plots edge compute against the escalation each model needs, with bubble area proportional to the parameter count, and the dotted lines mark the 30 % escalation budget. With MobileNetV3-Small as the edge (61.08 % top-1), the margin rule reaches the 95 % target only at 43.5 % escalation, failing the pre-specified criterion. This failure is not a weakness of the margin rule: a learned router trained on the same edge outputs gained only two points (41.4 % escalation), and adding 1 024-dimensional DINOv2 image features to the router overfitted. For this edge model, every edge-side signal we tried saturated at an AUC of about 0.76–0.79 for predicting useful escalations — the information an edge-side router can see is bounded by the edge model itself.</w:t>
       </w:r>
     </w:p>
     <w:p>
@@ -7279,25 +7235,13 @@
       <w:r>
         <w:t xml:space="preserve">Table 6. Edge models on the PlantWild test split.</w:t>
       </w:r>
-      <w:r>
-        <w:t xml:space="preserve"> </w:t>
-      </w:r>
-      <w:r>
-        <w:t xml:space="preserve">“Escalation @95 %”</w:t>
-      </w:r>
-      <w:r>
-        <w:t xml:space="preserve"> </w:t>
-      </w:r>
-      <w:r>
-        <w:t xml:space="preserve">is the smallest escalation rate at which margin escalation reaches 95 % of always-cloud accuracy (76.17 %).</w:t>
-      </w:r>
     </w:p>
     <w:tbl>
       <w:tblPr>
         <w:tblStyle w:val="Table"/>
         <w:tblW w:type="auto" w:w="0"/>
         <w:tblLook w:firstRow="1" w:lastRow="0" w:firstColumn="0" w:lastColumn="0" w:noHBand="0" w:noVBand="0" w:val="0020"/>
-        <w:tblCaption w:val="Table 6. Edge models on the PlantWild test split. “Escalation @95 %” is the smallest escalation rate at which margin escalation reaches 95 % of always-cloud accuracy (76.17 %)."/>
+        <w:tblCaption w:val="Table 6. Edge models on the PlantWild test split."/>
       </w:tblPr>
       <w:tblGrid>
         <w:gridCol w:w="1320"/>
@@ -7699,7 +7643,7 @@
           <wp:inline>
             <wp:extent cx="5334000" cy="2455981"/>
             <wp:effectExtent b="0" l="0" r="0" t="0"/>
-            <wp:docPr descr="Figure 6. Edge capacity sets the operating point. (a) Accuracy versus escalation rate under margin escalation for the three edge models; dots mark where each first reaches the 95 % target. (b) Edge compute against the escalation each model needs to reach the target; bubble area is proportional to the parameter count. The dotted lines mark the 30 % escalation budget." title="" id="69" name="Picture"/>
+            <wp:docPr descr="Figure 6. Edge capacity and the escalation it requires. (a) Accuracy versus escalation rate. (b) Edge compute versus escalation needed for the 95 % target." title="" id="69" name="Picture"/>
             <a:graphic>
               <a:graphicData uri="http://schemas.openxmlformats.org/drawingml/2006/picture">
                 <pic:pic>
@@ -7742,7 +7686,7 @@
         <w:pStyle w:val="ImageCaption"/>
       </w:pPr>
       <w:r>
-        <w:t xml:space="preserve">Figure 6. Edge capacity sets the operating point. (a) Accuracy versus escalation rate under margin escalation for the three edge models; dots mark where each first reaches the 95 % target. (b) Edge compute against the escalation each model needs to reach the target; bubble area is proportional to the parameter count. The dotted lines mark the 30 % escalation budget.</w:t>
+        <w:t xml:space="preserve">Figure 6. Edge capacity and the escalation it requires. (a) Accuracy versus escalation rate. (b) Edge compute versus escalation needed for the 95 % target.</w:t>
       </w:r>
     </w:p>
     <w:bookmarkEnd w:id="71"/>
@@ -7794,30 +7738,7 @@
         <w:pStyle w:val="FirstParagraph"/>
       </w:pPr>
       <w:r>
-        <w:t xml:space="preserve">Table 7 and Fig. 7 place the operating points on the bandwidth axis. With the validation-calibrated threshold, margin escalation from MobileNetV3-Large reaches 75.82 % top-1 on the test split — 94.6 % of always-cloud accuracy — while escalating 18.6 % of images: 11.2 KB per diagnosis instead of 60.2 KB, a 5.38-fold reduction. On the validation split, where</w:t>
-      </w:r>
-      <w:r>
-        <w:t xml:space="preserve"> </w:t>
-      </w:r>
-      <m:oMath>
-        <m:r>
-          <m:t>τ</m:t>
-        </m:r>
-      </m:oMath>
-      <w:r>
-        <w:t xml:space="preserve"> </w:t>
-      </w:r>
-      <w:r>
-        <w:t xml:space="preserve">was set, the rule meets the criterion by construction (95.0 % of cloud accuracy at 19.3 % escalation); the 0.4-point shortfall on test is the honest generalisation gap of a threshold fixed in advance. Read directly off the test curve, the 95 % line is crossed at 20.5 % escalation (12.4 KB). The curve is markedly concave: the first escalated images are the most valuable. Escalating 30 % of images already closes 81 % of the gap between edge and cloud accuracy (Table 8), so the last fifth of that gap costs the remaining 70 % of the traffic. Table 8 shows that the three scalar signals are within 1.5 points of each other at every budget; we adopt the margin because it ties for best at the target and is the simplest to interpret.</w:t>
-      </w:r>
-    </w:p>
-    <w:bookmarkStart w:id="73" w:name="tab:headline"/>
-    <w:p>
-      <w:pPr>
-        <w:pStyle w:val="TableCaption"/>
-      </w:pPr>
-      <w:r>
-        <w:t xml:space="preserve">Table 7. Operating points on the PlantWild test split (offline). Absolute bandwidth uses the measured mean payload</w:t>
+        <w:t xml:space="preserve">Table 7 and Fig. 7 place the operating points on the bandwidth axis. Absolute traffic uses the measured mean payload</w:t>
       </w:r>
       <w:r>
         <w:t xml:space="preserve"> </w:t>
@@ -7837,7 +7758,7 @@
         </m:r>
       </m:oMath>
       <w:r>
-        <w:t xml:space="preserve"> KB; the reduction factor does not depend on</w:t>
+        <w:t xml:space="preserve"> KB (Section 3.5); the reduction factor does not depend on</w:t>
       </w:r>
       <w:r>
         <w:t xml:space="preserve"> </w:t>
@@ -7848,7 +7769,30 @@
         </m:r>
       </m:oMath>
       <w:r>
-        <w:t xml:space="preserve">. The lower block reads both routers’ test curves at the same accuracy, for comparison only.</w:t>
+        <w:t xml:space="preserve">. In the figure, the ring marks the operating point with the validation-calibrated threshold, the shaded region the pre-specified success criterion, and the light curve the oracle router, an upper bound for any escalation rule; the lower block of the table reads both routers’ test curves at the same accuracy, for comparison only. With the validation-calibrated threshold, margin escalation from MobileNetV3-Large reaches 75.82 % top-1 on the test split — 94.6 % of always-cloud accuracy — while escalating 18.6 % of images: 11.2 KB per diagnosis instead of 60.2 KB, a 5.38-fold reduction. On the validation split, where</w:t>
+      </w:r>
+      <w:r>
+        <w:t xml:space="preserve"> </w:t>
+      </w:r>
+      <m:oMath>
+        <m:r>
+          <m:t>τ</m:t>
+        </m:r>
+      </m:oMath>
+      <w:r>
+        <w:t xml:space="preserve"> </w:t>
+      </w:r>
+      <w:r>
+        <w:t xml:space="preserve">was set, the rule meets the criterion by construction (95.0 % of cloud accuracy at 19.3 % escalation); the 0.4-point shortfall on test is the honest generalisation gap of a threshold fixed in advance. Read directly off the test curve, the 95 % line is crossed at 20.5 % escalation (12.4 KB). The curve is markedly concave: the first escalated images are the most valuable. Escalating 30 % of images already closes 81 % of the gap between edge and cloud accuracy (Table 8), so the last fifth of that gap costs the remaining 70 % of the traffic. Table 8 shows that the three scalar signals are within 1.5 points of each other at every budget; we adopt the margin because it ties for best at the target and is the simplest to interpret.</w:t>
+      </w:r>
+    </w:p>
+    <w:bookmarkStart w:id="73" w:name="tab:headline"/>
+    <w:p>
+      <w:pPr>
+        <w:pStyle w:val="TableCaption"/>
+      </w:pPr>
+      <w:r>
+        <w:t xml:space="preserve">Table 7. Operating points on the PlantWild test split (offline).</w:t>
       </w:r>
     </w:p>
     <w:tbl>
@@ -7857,7 +7801,7 @@
         <w:tblW w:type="pct" w:w="4883"/>
         <w:tblLayout w:type="fixed"/>
         <w:tblLook w:firstRow="1" w:lastRow="0" w:firstColumn="0" w:lastColumn="0" w:noHBand="0" w:noVBand="0" w:val="0020"/>
-        <w:tblCaption w:val="Table 7. Operating points on the PlantWild test split (offline). Absolute bandwidth uses the measured mean payload S{=}60.2 KB; the reduction factor does not depend on S. The lower block reads both routers’ test curves at the same accuracy, for comparison only."/>
+        <w:tblCaption w:val="Table 7. Operating points on the PlantWild test split (offline)."/>
       </w:tblPr>
       <w:tblGrid>
         <w:gridCol w:w="4021"/>
@@ -8348,7 +8292,7 @@
           <wp:inline>
             <wp:extent cx="5334000" cy="2870810"/>
             <wp:effectExtent b="0" l="0" r="0" t="0"/>
-            <wp:docPr descr="Figure 7. Accuracy versus mean uplink traffic per diagnosis (offline, test split, measured mean payload S{=}60.2 KB). The ring marks the operating point of MobileNetV3-L with the validation-calibrated threshold; the shaded region is the pre-specified success criterion; the light curve is the oracle router, an upper bound for any escalation rule." title="" id="75" name="Picture"/>
+            <wp:docPr descr="Figure 7. Accuracy versus mean uplink per diagnosis (offline, test split)." title="" id="75" name="Picture"/>
             <a:graphic>
               <a:graphicData uri="http://schemas.openxmlformats.org/drawingml/2006/picture">
                 <pic:pic>
@@ -8391,27 +8335,7 @@
         <w:pStyle w:val="ImageCaption"/>
       </w:pPr>
       <w:r>
-        <w:t xml:space="preserve">Figure 7. Accuracy versus mean uplink traffic per diagnosis (offline, test split, measured mean payload</w:t>
-      </w:r>
-      <w:r>
-        <w:t xml:space="preserve"> </w:t>
-      </w:r>
-      <m:oMath>
-        <m:r>
-          <m:t>S</m:t>
-        </m:r>
-        <m:r>
-          <m:rPr>
-            <m:sty m:val="p"/>
-          </m:rPr>
-          <m:t>=</m:t>
-        </m:r>
-        <m:r>
-          <m:t>60.2</m:t>
-        </m:r>
-      </m:oMath>
-      <w:r>
-        <w:t xml:space="preserve"> KB). The ring marks the operating point of MobileNetV3-L with the validation-calibrated threshold; the shaded region is the pre-specified success criterion; the light curve is the oracle router, an upper bound for any escalation rule.</w:t>
+        <w:t xml:space="preserve">Figure 7. Accuracy versus mean uplink per diagnosis (offline, test split).</w:t>
       </w:r>
     </w:p>
     <w:bookmarkEnd w:id="77"/>
@@ -8425,7 +8349,7 @@
           <wp:inline>
             <wp:extent cx="5334000" cy="2327308"/>
             <wp:effectExtent b="0" l="0" r="0" t="0"/>
-            <wp:docPr descr="Figure 8. Where the 3 677 test images go at the calibrated threshold. Band widths are proportional to image counts; blue bands are escalated images. Escalation rescues 289 edge errors and overturns 50 correct edge predictions." title="" id="79" name="Picture"/>
+            <wp:docPr descr="Figure 8. Flow of the 3 677 test images at the calibrated threshold." title="" id="79" name="Picture"/>
             <a:graphic>
               <a:graphicData uri="http://schemas.openxmlformats.org/drawingml/2006/picture">
                 <pic:pic>
@@ -8468,7 +8392,7 @@
         <w:pStyle w:val="ImageCaption"/>
       </w:pPr>
       <w:r>
-        <w:t xml:space="preserve">Figure 8. Where the 3 677 test images go at the calibrated threshold. Band widths are proportional to image counts; blue bands are escalated images. Escalation rescues 289 edge errors and overturns 50 correct edge predictions.</w:t>
+        <w:t xml:space="preserve">Figure 8. Flow of the 3 677 test images at the calibrated threshold.</w:t>
       </w:r>
     </w:p>
     <w:bookmarkEnd w:id="81"/>
@@ -8477,7 +8401,7 @@
         <w:pStyle w:val="BodyText"/>
       </w:pPr>
       <w:r>
-        <w:t xml:space="preserve">Figure 8 follows every test image through the system. Of the 684 escalated images, 468 (68 %) were edge errors, so the margin spends uplink overwhelmingly where it is needed; the cloud rescues 289 of them and overturns 50 correct edge predictions, a net gain of 239 diagnoses. The figure also shows the limit of any edge-side signal: 660 edge errors are made with a confident margin and never leave the farm.</w:t>
+        <w:t xml:space="preserve">Figure 8 follows every test image through the system. Band widths are proportional to image counts, and escalated images are drawn in blue. Of the 684 escalated images, 468 (68 %) were edge errors, so the margin spends uplink overwhelmingly where it is needed; the cloud rescues 289 of them and overturns 50 correct edge predictions, a net gain of 239 diagnoses. The figure also shows the limit of any edge-side signal: 660 edge errors are made with a confident margin and never leave the farm.</w:t>
       </w:r>
     </w:p>
     <w:bookmarkStart w:id="85" w:name="fig:crops"/>
@@ -8490,7 +8414,7 @@
           <wp:inline>
             <wp:extent cx="5334000" cy="5208588"/>
             <wp:effectExtent b="0" l="0" r="0" t="0"/>
-            <wp:docPr descr="Figure 9. Per-crop accuracy before and after escalation (left) and the share of images escalated (right), at the calibrated threshold. Letters give each crop’s farm in the replay (Section 4.4)." title="" id="83" name="Picture"/>
+            <wp:docPr descr="Figure 9. Per-crop accuracy before and after escalation, and per-crop escalation rate." title="" id="83" name="Picture"/>
             <a:graphic>
               <a:graphicData uri="http://schemas.openxmlformats.org/drawingml/2006/picture">
                 <pic:pic>
@@ -8533,7 +8457,7 @@
         <w:pStyle w:val="ImageCaption"/>
       </w:pPr>
       <w:r>
-        <w:t xml:space="preserve">Figure 9. Per-crop accuracy before and after escalation (left) and the share of images escalated (right), at the calibrated threshold. Letters give each crop’s farm in the replay (Section 4.4).</w:t>
+        <w:t xml:space="preserve">Figure 9. Per-crop accuracy before and after escalation, and per-crop escalation rate.</w:t>
       </w:r>
     </w:p>
     <w:bookmarkEnd w:id="85"/>
@@ -8542,7 +8466,7 @@
         <w:pStyle w:val="BodyText"/>
       </w:pPr>
       <w:r>
-        <w:t xml:space="preserve">The rule also adapts across crops without any per-crop tuning (Fig. 9). Escalation ranges from 3 % of raspberry images to 36 % of bean images, and it is strongly anti-correlated with the edge model’s accuracy on the crop (Pearson</w:t>
+        <w:t xml:space="preserve">The rule also adapts across crops without any per-crop tuning (Fig. 9). The figure shows, per crop, accuracy before and after escalation and the share of images escalated; the letters give each crop’s farm in the replay (Section 4.4). Escalation ranges from 3 % of raspberry images to 36 % of bean images, and it is strongly anti-correlated with the edge model’s accuracy on the crop (Pearson</w:t>
       </w:r>
       <w:r>
         <w:t xml:space="preserve"> </w:t>
@@ -9371,7 +9295,7 @@
           <wp:inline>
             <wp:extent cx="5334000" cy="2008544"/>
             <wp:effectExtent b="0" l="0" r="0" t="0"/>
-            <wp:docPr descr="Figure 10. The cloud-supervised verifier against scalar signals. (a) AUC for identifying useful escalations. (b) Uplink per diagnosis at 95 % of cloud accuracy, read off the test curves: the verifier pays a 2.67 KB message for every image and still needs more escalations than the margin." title="" id="90" name="Picture"/>
+            <wp:docPr descr="Figure 10. Cloud-supervised verifier versus scalar signals. (a) Ranking quality (AUC). (b) Uplink per diagnosis at 95 % of cloud accuracy." title="" id="90" name="Picture"/>
             <a:graphic>
               <a:graphicData uri="http://schemas.openxmlformats.org/drawingml/2006/picture">
                 <pic:pic>
@@ -9414,7 +9338,7 @@
         <w:pStyle w:val="ImageCaption"/>
       </w:pPr>
       <w:r>
-        <w:t xml:space="preserve">Figure 10. The cloud-supervised verifier against scalar signals. (a) AUC for identifying useful escalations. (b) Uplink per diagnosis at 95 % of cloud accuracy, read off the test curves: the verifier pays a 2.67 KB message for every image and still needs more escalations than the margin.</w:t>
+        <w:t xml:space="preserve">Figure 10. Cloud-supervised verifier versus scalar signals. (a) Ranking quality (AUC). (b) Uplink per diagnosis at 95 % of cloud accuracy.</w:t>
       </w:r>
     </w:p>
     <w:bookmarkEnd w:id="92"/>
@@ -9442,7 +9366,7 @@
         <w:pStyle w:val="FirstParagraph"/>
       </w:pPr>
       <w:r>
-        <w:t xml:space="preserve">Section 6.1 showed that edge capacity sets the operating point. A more capable edge model need not be a larger one: the cloud ensemble can teach it. We tested this in two ways (Table 10).</w:t>
+        <w:t xml:space="preserve">Section 6.1 showed that edge capacity sets the operating point. A more capable edge model need not be a larger one: the cloud ensemble can teach it. We tested this in two ways (Table 10). Both edge models are evaluated with the same pipeline and with thresholds calibrated on validation; the original model’s figures agree with Table 7 to within 0.1 point.</w:t>
       </w:r>
     </w:p>
     <w:bookmarkStart w:id="94" w:name="distillation-before-deployment"/>
@@ -9532,7 +9456,7 @@
         <w:t xml:space="preserve"> </w:t>
       </w:r>
       <w:r>
-        <w:t xml:space="preserve">of 1 812 images, whose 344 escalated images are used to fine-tune the deployed model (eight short epochs, mixed with replayed training images), and a second week for evaluation. One week of escalations did not improve the edge model, whatever labels the escalated images carried, and the escalation needed for the target rose. A control that fine-tunes on replayed training images alone shows that part of this loss comes from the extra fine-tuning itself; but even farmer-confirmed labels do not help. The 344 images — about four per class, and the hardest the edge sees — are too few to move a model trained on 11 778 images of the same distribution. The value of the loop therefore lies in accumulating escalations over many weeks and in adapting to farms whose images differ from the training data, which an in-distribution benchmark cannot show; distilling the ensemble before deployment is, by contrast, an immediate gain.</w:t>
+        <w:t xml:space="preserve">of 1 812 images, whose 344 escalated images are used to fine-tune the deployed model (eight short epochs, mixed with replayed training images), and a second week for evaluation. Its results are reported on the second week, with escalation @95 % read off the test curve. One week of escalations did not improve the edge model, whatever labels the escalated images carried, and the escalation needed for the target rose. A control that fine-tunes on replayed training images alone shows that part of this loss comes from the extra fine-tuning itself; but even farmer-confirmed labels do not help. The 344 images — about four per class, and the hardest the edge sees — are too few to move a model trained on 11 778 images of the same distribution. The value of the loop therefore lies in accumulating escalations over many weeks and in adapting to farms whose images differ from the training data, which an in-distribution benchmark cannot show; distilling the ensemble before deployment is, by contrast, an immediate gain.</w:t>
       </w:r>
     </w:p>
     <w:bookmarkStart w:id="95" w:name="tab:teacher"/>
@@ -9541,19 +9465,7 @@
         <w:pStyle w:val="TableCaption"/>
       </w:pPr>
       <w:r>
-        <w:t xml:space="preserve">Table 10. The ensemble as a teacher. Upper block: full test split, threshold calibrated on validation for each model (same evaluation pipeline for both; the original model’s figures agree with Table 7 to within 0.1 point). Lower block: one-week loop pilot, evaluated on the second week;</w:t>
-      </w:r>
-      <w:r>
-        <w:t xml:space="preserve"> </w:t>
-      </w:r>
-      <w:r>
-        <w:t xml:space="preserve">“escalation @95 %”</w:t>
-      </w:r>
-      <w:r>
-        <w:t xml:space="preserve"> </w:t>
-      </w:r>
-      <w:r>
-        <w:t xml:space="preserve">is read off the test curve.</w:t>
+        <w:t xml:space="preserve">Table 10. The ensemble as a teacher: distillation and one-week loop pilot.</w:t>
       </w:r>
     </w:p>
     <w:tbl>
@@ -9562,7 +9474,7 @@
         <w:tblW w:type="pct" w:w="4836"/>
         <w:tblLayout w:type="fixed"/>
         <w:tblLook w:firstRow="0" w:lastRow="0" w:firstColumn="0" w:lastColumn="0" w:noHBand="0" w:noVBand="0" w:val="0000"/>
-        <w:tblCaption w:val="Table 10. The ensemble as a teacher. Upper block: full test split, threshold calibrated on validation for each model (same evaluation pipeline for both; the original model’s figures agree with Table 7 to within 0.1 point). Lower block: one-week loop pilot, evaluated on the second week; “escalation @95 %” is read off the test curve."/>
+        <w:tblCaption w:val="Table 10. The ensemble as a teacher: distillation and one-week loop pilot."/>
       </w:tblPr>
       <w:tblGrid>
         <w:gridCol w:w="2207"/>
@@ -10343,7 +10255,7 @@
         <w:pStyle w:val="FirstParagraph"/>
       </w:pPr>
       <w:r>
-        <w:t xml:space="preserve">Table 11 reports latencies measured on the devices. On the Raspberry Pi 5, MobileNetV3-Large runs in 65.5 ms per image (fp32,</w:t>
+        <w:t xml:space="preserve">Table 11 reports latencies measured on the devices. Each measurement is for a single image (batch size 1); replay values are medians over the seven-day replay. On the Raspberry Pi 5, MobileNetV3-Large runs in 65.5 ms per image (fp32,</w:t>
       </w:r>
       <w:r>
         <w:t xml:space="preserve"> </w:t>
@@ -10363,7 +10275,7 @@
         </m:r>
       </m:oMath>
       <w:r>
-        <w:t xml:space="preserve">, mean of 200 runs after warm-up, no thermal throttling). A FLOPs-based projection from the device’s nominal throughput had predicted 32.1 ms; the measured figure is about twice as slow, which illustrates why projected latencies should not stand in for measurements on embedded targets. On the Jetson Nano the three backbones take 2 592, 2 673 and 1 613 ms, so an escalated image costs 6.9 s of cloud computation including preprocessing and the head; loading the three backbones adds 36 s per batch, shared by all images in it. Because escalation is deferred, none of this is on the farmer’s critical path: the farm answers in a median of 77 ms (95 % of images within 164 ms; 139 ms at the median for escalated images, which include the upload to the cloud queue), and the ensemble’s confirmation arrives with the next batch.</w:t>
+        <w:t xml:space="preserve">, mean of 200 runs after warm-up, no thermal throttling). A FLOPs-based projection from the device’s nominal throughput had predicted 32.1 ms; the measured figure is about twice as slow, which illustrates why projected latencies should not stand in for measurements on embedded targets. On the Jetson Nano the three backbones take 2 592, 2 673 and 1 613 ms, so an escalated image costs 6.9 s of cloud computation including preprocessing and the head; loading the three backbones adds 36 s per batch, shared by all images in it. Because escalation is deferred, none of this is on the farmer’s critical path: the farm answers in a median of 77 ms (95 % of images within 164 ms; 139 ms at the median for escalated images, which include the upload to the cloud queue), and the ensemble’s confirmation arrives with the next batch. Figure 12a shows this time to the farmer’s answer for every image of the replay: escalated images are answered by the edge immediately, the upload to the cloud queue included, and confirmed by the cloud at the next batch. Figure 12b breaks the cost of one escalation into edge inference on the Pi, upload and Nano compute, excluding the wait for the next batch and the per-batch model loading.</w:t>
       </w:r>
     </w:p>
     <w:p>
@@ -10380,7 +10292,7 @@
         <w:pStyle w:val="TableCaption"/>
       </w:pPr>
       <w:r>
-        <w:t xml:space="preserve">Table 11. Latency measured on the embedded devices (single image, batch size 1). Replay values are medians over the seven-day replay.</w:t>
+        <w:t xml:space="preserve">Table 11. Latency measured on the embedded devices.</w:t>
       </w:r>
     </w:p>
     <w:tbl>
@@ -10389,7 +10301,7 @@
         <w:tblW w:type="pct" w:w="4880"/>
         <w:tblLayout w:type="fixed"/>
         <w:tblLook w:firstRow="1" w:lastRow="0" w:firstColumn="0" w:lastColumn="0" w:noHBand="0" w:noVBand="0" w:val="0020"/>
-        <w:tblCaption w:val="Table 11. Latency measured on the embedded devices (single image, batch size 1). Replay values are medians over the seven-day replay."/>
+        <w:tblCaption w:val="Table 11. Latency measured on the embedded devices."/>
       </w:tblPr>
       <w:tblGrid>
         <w:gridCol w:w="1622"/>
@@ -10899,7 +10811,7 @@
         <w:pStyle w:val="FirstParagraph"/>
       </w:pPr>
       <w:r>
-        <w:t xml:space="preserve">Over the replayed week the four farms submitted 3 677 images, and the edge escalated 684 of them (18.6 %) — the rate predicted offline for the same images at the same threshold (18.6 %), as expected from the edge node’s agreement with the offline model (Table 5). The farms uploaded 40.4 MB in total, against 216.3 MB had every image been sent with the same payload: a 5.4-fold reduction in the bytes actually uploaded (Fig. 11). The offline model of Eq. (3) predicted 11.2 KB per diagnosis; the devices measured 11.2 KB. The system delivered 76.0 % correct diagnoses, against 69.3 % for the edge alone. On the escalated images, the Nano’s ensemble was correct on 67.4 % of them; the workstation’s offline predictions for the same images reach 66.5 %, and the two agree on 652/684 images (95.3 %): the on-device deviation changes individual diagnoses but not accuracy. The cloud node processed 14 batches of 48 images at the median, never received more than 14 escalations in a simulated hour, and confirmed every escalated image on the day it was captured (at most 6 simulated hours later). The whole replay took 98 minutes of wall-clock time, almost all of it spent on cloud computation.</w:t>
+        <w:t xml:space="preserve">Over the replayed week the four farms submitted 3 677 images, and the edge escalated 684 of them (18.6 %) — the rate predicted offline for the same images at the same threshold (18.6 %), as expected from the edge node’s agreement with the offline model (Table 5). The farms uploaded 40.4 MB in total, against 216.3 MB had every image been sent with the same payload: a 5.4-fold reduction in the bytes actually uploaded (Fig. 11). The figure shows the escalations per simulated hour, by farm, with nights shaded, and the cumulative uploaded bytes against the same images uploaded with the same payload by an always-cloud design; its green curve is the second replay (Section 6.7). The offline model of Eq. (3) predicted 11.2 KB per diagnosis; the devices measured 11.2 KB. The system delivered 76.0 % correct diagnoses, against 69.3 % for the edge alone. On the escalated images, the Nano’s ensemble was correct on 67.4 % of them; the workstation’s offline predictions for the same images reach 66.5 %, and the two agree on 652/684 images (95.3 %): the on-device deviation changes individual diagnoses but not accuracy. The cloud node processed 14 batches of 48 images at the median, never received more than 14 escalations in a simulated hour, and confirmed every escalated image on the day it was captured (at most 6 simulated hours later). The whole replay took 98 minutes of wall-clock time, almost all of it spent on cloud computation.</w:t>
       </w:r>
     </w:p>
     <w:p>
@@ -10907,7 +10819,7 @@
         <w:pStyle w:val="BodyText"/>
       </w:pPr>
       <w:r>
-        <w:t xml:space="preserve">The farms behave differently (Table 12, Fig. 13): farm B (solanaceae) escalated most often (24 %) and farm D (market garden) least (15 %), in line with the per-farm rates predicted offline from the margins of the same images. A single global threshold therefore translates into farm-specific uplink budgets that follow how hard each farm’s crops are for the edge model, which a deployment can monitor and, if needed, tune per farm. Figure 14 shows the operations console at the end of the replay.</w:t>
+        <w:t xml:space="preserve">The farms behave differently (Table 12, Fig. 13): farm B (solanaceae) escalated most often (24 %) and farm D (market garden) least (15 %), in line with the per-farm rates predicted offline from the margins of the same images. A single global threshold therefore translates into farm-specific uplink budgets that follow how hard each farm’s crops are for the edge model, which a deployment can monitor and, if needed, tune per farm. Figure 14 shows the operations console at the end of the replay. It displays the simulated clock and node status, fleet indicators, escalations per simulated hour, per-farm cards, the topology, latency by stage and a feed of the most recent diagnoses.</w:t>
       </w:r>
     </w:p>
     <w:bookmarkStart w:id="100" w:name="tab:fleet"/>
@@ -10916,19 +10828,7 @@
         <w:pStyle w:val="TableCaption"/>
       </w:pPr>
       <w:r>
-        <w:t xml:space="preserve">Table 12. Measured results of the seven-day replay, per farm. Upload volumes are JPEG bytes actually sent;</w:t>
-      </w:r>
-      <w:r>
-        <w:t xml:space="preserve"> </w:t>
-      </w:r>
-      <w:r>
-        <w:t xml:space="preserve">“Always-cloud”</w:t>
-      </w:r>
-      <w:r>
-        <w:t xml:space="preserve"> </w:t>
-      </w:r>
-      <w:r>
-        <w:t xml:space="preserve">is the volume had every image been uploaded with the same payload (448 px shorter side, JPEG q90).</w:t>
+        <w:t xml:space="preserve">Table 12. Per-farm results of the seven-day replay.</w:t>
       </w:r>
     </w:p>
     <w:tbl>
@@ -10936,7 +10836,7 @@
         <w:tblStyle w:val="Table"/>
         <w:tblW w:type="auto" w:w="0"/>
         <w:tblLook w:firstRow="0" w:lastRow="0" w:firstColumn="0" w:lastColumn="0" w:noHBand="0" w:noVBand="0" w:val="0000"/>
-        <w:tblCaption w:val="Table 12. Measured results of the seven-day replay, per farm. Upload volumes are JPEG bytes actually sent; “Always-cloud” is the volume had every image been uploaded with the same payload (448 px shorter side, JPEG q90)."/>
+        <w:tblCaption w:val="Table 12. Per-farm results of the seven-day replay."/>
       </w:tblPr>
       <w:tblGrid>
         <w:gridCol w:w="1131"/>
@@ -11617,7 +11517,7 @@
           <wp:inline>
             <wp:extent cx="5334000" cy="3043151"/>
             <wp:effectExtent b="0" l="0" r="0" t="0"/>
-            <wp:docPr descr="Figure 11. The seven-day replay on the embedded testbed. Top: escalations per simulated hour, by farm (shaded: night, no captures). Bottom: cumulative uploaded bytes, measured image by image, against the same images uploaded with the same payload by an always-cloud design; the green curve is the second replay, with the distilled edge model (Section 6.7)." title="" id="102" name="Picture"/>
+            <wp:docPr descr="Figure 11. Escalations per simulated hour and cumulative uplink over the seven-day replay." title="" id="102" name="Picture"/>
             <a:graphic>
               <a:graphicData uri="http://schemas.openxmlformats.org/drawingml/2006/picture">
                 <pic:pic>
@@ -11660,7 +11560,7 @@
         <w:pStyle w:val="ImageCaption"/>
       </w:pPr>
       <w:r>
-        <w:t xml:space="preserve">Figure 11. The seven-day replay on the embedded testbed. Top: escalations per simulated hour, by farm (shaded: night, no captures). Bottom: cumulative uploaded bytes, measured image by image, against the same images uploaded with the same payload by an always-cloud design; the green curve is the second replay, with the distilled edge model (Section 6.7).</w:t>
+        <w:t xml:space="preserve">Figure 11. Escalations per simulated hour and cumulative uplink over the seven-day replay.</w:t>
       </w:r>
     </w:p>
     <w:bookmarkEnd w:id="104"/>
@@ -11674,7 +11574,7 @@
           <wp:inline>
             <wp:extent cx="5334000" cy="2167646"/>
             <wp:effectExtent b="0" l="0" r="0" t="0"/>
-            <wp:docPr descr="Figure 12. Measured latency during the replay. (a) Time until the farmer receives an answer, per image (log scale); escalated images are answered by the edge immediately (including the upload to the cloud queue) and confirmed by the cloud at the next batch. (b) Median cost of one escalation by stage: edge inference on the Pi, upload, and Nano compute (excluding the wait for the next batch and the per-batch model loading)." title="" id="106" name="Picture"/>
+            <wp:docPr descr="Figure 12. Measured latency during the replay. (a) Time to the farmer’s answer, per image. (b) Median cost of one escalation, by stage." title="" id="106" name="Picture"/>
             <a:graphic>
               <a:graphicData uri="http://schemas.openxmlformats.org/drawingml/2006/picture">
                 <pic:pic>
@@ -11717,7 +11617,7 @@
         <w:pStyle w:val="ImageCaption"/>
       </w:pPr>
       <w:r>
-        <w:t xml:space="preserve">Figure 12. Measured latency during the replay. (a) Time until the farmer receives an answer, per image (log scale); escalated images are answered by the edge immediately (including the upload to the cloud queue) and confirmed by the cloud at the next batch. (b) Median cost of one escalation by stage: edge inference on the Pi, upload, and Nano compute (excluding the wait for the next batch and the per-batch model loading).</w:t>
+        <w:t xml:space="preserve">Figure 12. Measured latency during the replay. (a) Time to the farmer’s answer, per image. (b) Median cost of one escalation, by stage.</w:t>
       </w:r>
     </w:p>
     <w:bookmarkEnd w:id="108"/>
@@ -11731,7 +11631,7 @@
           <wp:inline>
             <wp:extent cx="4036816" cy="2266121"/>
             <wp:effectExtent b="0" l="0" r="0" t="0"/>
-            <wp:docPr descr="Figure 13. Escalation rate per farm: predicted from the offline margins (grey) and measured on the devices (colour)." title="" id="110" name="Picture"/>
+            <wp:docPr descr="Figure 13. Escalation rate per farm: offline prediction and on-device measurement." title="" id="110" name="Picture"/>
             <a:graphic>
               <a:graphicData uri="http://schemas.openxmlformats.org/drawingml/2006/picture">
                 <pic:pic>
@@ -11774,7 +11674,7 @@
         <w:pStyle w:val="ImageCaption"/>
       </w:pPr>
       <w:r>
-        <w:t xml:space="preserve">Figure 13. Escalation rate per farm: predicted from the offline margins (grey) and measured on the devices (colour).</w:t>
+        <w:t xml:space="preserve">Figure 13. Escalation rate per farm: offline prediction and on-device measurement.</w:t>
       </w:r>
     </w:p>
     <w:bookmarkEnd w:id="112"/>
@@ -11788,7 +11688,7 @@
           <wp:inline>
             <wp:extent cx="5334000" cy="4300537"/>
             <wp:effectExtent b="0" l="0" r="0" t="0"/>
-            <wp:docPr descr="Figure 14. Operations console during the replay: simulated clock and node status, fleet indicators, escalations per simulated hour, per-farm cards, topology, latency by stage and a feed of the most recent diagnoses." title="" id="114" name="Picture"/>
+            <wp:docPr descr="Figure 14. Operations console during the replay." title="" id="114" name="Picture"/>
             <a:graphic>
               <a:graphicData uri="http://schemas.openxmlformats.org/drawingml/2006/picture">
                 <pic:pic>
@@ -11831,7 +11731,7 @@
         <w:pStyle w:val="ImageCaption"/>
       </w:pPr>
       <w:r>
-        <w:t xml:space="preserve">Figure 14. Operations console during the replay: simulated clock and node status, fleet indicators, escalations per simulated hour, per-farm cards, topology, latency by stage and a feed of the most recent diagnoses.</w:t>
+        <w:t xml:space="preserve">Figure 14. Operations console during the replay.</w:t>
       </w:r>
     </w:p>
     <w:bookmarkEnd w:id="116"/>
@@ -11876,7 +11776,7 @@
         </m:r>
       </m:oMath>
       <w:r>
-        <w:t xml:space="preserve">), and before the run the deployed edge reproduced the distilled model’s offline predictions on 300 of 300 test images. Table 13 compares the two replays.</w:t>
+        <w:t xml:space="preserve">), and before the run the deployed edge reproduced the distilled model’s offline predictions on 300 of 300 test images. Table 13 compares the two replays. Device energy per diagnosis combines the Pi’s energy per image with the Nano’s energy per escalated image, both measured in replay-sized batches of 48 (Section 5.4).</w:t>
       </w:r>
     </w:p>
     <w:p>
@@ -11893,7 +11793,7 @@
         <w:pStyle w:val="TableCaption"/>
       </w:pPr>
       <w:r>
-        <w:t xml:space="preserve">Table 13. The two seven-day replays on the embedded testbed: identical images, schedule and payload; replay 2 uses the distilled edge model and fp16 CLIP. Device energy per diagnosis combines the Pi’s energy per image with the Nano’s energy per escalated image, measured in replay-sized batches of 48 (Section 5.4).</w:t>
+        <w:t xml:space="preserve">Table 13. The two seven-day replays on the embedded testbed.</w:t>
       </w:r>
     </w:p>
     <w:tbl>
@@ -11902,7 +11802,7 @@
         <w:tblW w:type="pct" w:w="4875"/>
         <w:tblLayout w:type="fixed"/>
         <w:tblLook w:firstRow="1" w:lastRow="0" w:firstColumn="0" w:lastColumn="0" w:noHBand="0" w:noVBand="0" w:val="0020"/>
-        <w:tblCaption w:val="Table 13. The two seven-day replays on the embedded testbed: identical images, schedule and payload; replay 2 uses the distilled edge model and fp16 CLIP. Device energy per diagnosis combines the Pi’s energy per image with the Nano’s energy per escalated image, measured in replay-sized batches of 48 (Section 5.4)."/>
+        <w:tblCaption w:val="Table 13. The two seven-day replays on the embedded testbed."/>
       </w:tblPr>
       <w:tblGrid>
         <w:gridCol w:w="4752"/>

--- a/paper/main.docx
+++ b/paper/main.docx
@@ -177,7 +177,7 @@
         </w:numPr>
       </w:pPr>
       <w:r>
-        <w:t xml:space="preserve">A seven-day, four-farm replay on the devices measures up to 8</w:t>
+        <w:t xml:space="preserve">Four-farm emulation on the devices: 5.4</w:t>
       </w:r>
       <m:oMath>
         <m:r>
@@ -191,25 +191,7 @@
         <w:t xml:space="preserve"> </w:t>
       </w:r>
       <w:r>
-        <w:t xml:space="preserve">less uplink</w:t>
-      </w:r>
-    </w:p>
-    <w:bookmarkEnd w:id="9"/>
-    <w:bookmarkStart w:id="10" w:name="abstract"/>
-    <w:p>
-      <w:pPr>
-        <w:pStyle w:val="Heading1"/>
-      </w:pPr>
-      <w:r>
-        <w:t xml:space="preserve">Abstract</w:t>
-      </w:r>
-    </w:p>
-    <w:p>
-      <w:pPr>
-        <w:pStyle w:val="FirstParagraph"/>
-      </w:pPr>
-      <w:r>
-        <w:t xml:space="preserve">Image-based plant disease diagnosis in the field faces a dilemma: lightweight models run on low-cost farm devices but misdiagnose about one field photograph in three, whereas foundation-model ensembles approach expert accuracy but need every photograph uploaded over weak, metered rural links. We study selective edge–cloud inference as the middle ground, evaluated by uplink traffic, the binding constraint on farms. On PlantWild (18 542 in-the-wild images, 89 classes), a MobileNetV3-Large edge classifier escalates an image to an ensemble of three frozen foundation backbones only when the gap between its two most probable classes falls below a threshold calibrated on validation data. The rule escalates 18.6 % of test images and retains 94.6 % of always-cloud accuracy (75.82 % vs. 80.17 % top-1), cutting uplink traffic 5.4-fold. Edge-model capacity, not router sophistication, sets this operating point: a weaker edge model needs 43.5 % escalation for the same target, and a cloud-supervised verifier ranks useful escalations worse than the margin (AUC 0.731 vs. 0.810) and adds an always-on message. We then deploy the system on a Raspberry Pi 5 and an end-of-life 4 GB Jetson Nano, porting the ensemble through framework-free, chunk-by-chunk TensorRT inference. In a replayed seven-day, four-farm deployment, it uploads 5.4</w:t>
+        <w:t xml:space="preserve">less uplink, 8</w:t>
       </w:r>
       <m:oMath>
         <m:r>
@@ -223,7 +205,25 @@
         <w:t xml:space="preserve"> </w:t>
       </w:r>
       <w:r>
-        <w:t xml:space="preserve">less than always-cloud, answers on the farm in 77 ms (median) and confirms each escalated image with 6.9 s of Nano compute; distilling the ensemble into the edge model raises the measured saving to 8.0</w:t>
+        <w:t xml:space="preserve">with a distilled edge</w:t>
+      </w:r>
+    </w:p>
+    <w:bookmarkEnd w:id="9"/>
+    <w:bookmarkStart w:id="10" w:name="abstract"/>
+    <w:p>
+      <w:pPr>
+        <w:pStyle w:val="Heading1"/>
+      </w:pPr>
+      <w:r>
+        <w:t xml:space="preserve">Abstract</w:t>
+      </w:r>
+    </w:p>
+    <w:p>
+      <w:pPr>
+        <w:pStyle w:val="FirstParagraph"/>
+      </w:pPr>
+      <w:r>
+        <w:t xml:space="preserve">Image-based plant disease diagnosis in the field faces a dilemma: lightweight models run on low-cost farm devices but misdiagnose about one field photograph in three, whereas foundation-model ensembles approach expert accuracy but need every photograph uploaded over weak, metered rural links. We study selective edge–cloud inference as the middle ground, evaluated by uplink traffic, the binding constraint on farms. On PlantWild (18 542 in-the-wild images, 89 classes), a MobileNetV3-Large edge classifier escalates an image to a three-backbone foundation-model ensemble only when its two most probable classes are closer than a validation-calibrated threshold. The rule escalates 18.6 % of test images and retains 94.6 % of always-cloud accuracy, cutting uplink traffic 5.4-fold. Edge-model capacity, not router sophistication, sets this operating point: a weaker edge model needs 43.5 % escalation for the same target, and a cloud-supervised verifier ranks useful escalations worse than the margin (AUC 0.731 vs. 0.810) and adds an always-on message. We deploy the system on a Raspberry Pi 5 and an end-of-life 4 GB Jetson Nano, porting the ensemble to framework-free, chunk-by-chunk TensorRT inference. In an emulated seven-day, four-farm deployment, it uploads 5.4</w:t>
       </w:r>
       <m:oMath>
         <m:r>
@@ -234,7 +234,24 @@
         </m:r>
       </m:oMath>
       <w:r>
-        <w:t xml:space="preserve">. Selective escalation thus makes foundation-model accuracy affordable on rural links with commodity embedded hardware.</w:t>
+        <w:t xml:space="preserve"> </w:t>
+      </w:r>
+      <w:r>
+        <w:t xml:space="preserve">less than always-cloud, answers on the farm in 77 ms (median) and confirms each escalated image with 6.9 s of Nano compute. Distilling the ensemble into the same edge model, at no cost on the device, raises the measured saving to 8.0</w:t>
+      </w:r>
+      <m:oMath>
+        <m:r>
+          <m:rPr>
+            <m:sty m:val="p"/>
+          </m:rPr>
+          <m:t>×</m:t>
+        </m:r>
+      </m:oMath>
+      <w:r>
+        <w:t xml:space="preserve"> </w:t>
+      </w:r>
+      <w:r>
+        <w:t xml:space="preserve">and cuts device energy per diagnosis by a third. Selective escalation thus brings foundation-model accuracy to rural links on commodity hardware.</w:t>
       </w:r>
     </w:p>
     <w:p>
@@ -866,7 +883,7 @@
         <w:t xml:space="preserve"> </w:t>
       </w:r>
       <w:r>
-        <w:t xml:space="preserve">20.5 %), and distilling the ensemble into the same edge model raises the uplink saving measured on the devices from 5.4- to 8.0-fold, whereas a learned edge-side router saves only two points of escalation and a cloud-supervised verifier does worse than the scalar margin while adding a permanent message overhead (Sections 6.1–6.4 and 6.7).</w:t>
+        <w:t xml:space="preserve">20.3 %), and distilling the ensemble into the same edge model — once, before deployment, with no change on the device — raises the uplink saving measured on the devices from 5.4- to 8.0-fold, and from 5.4- to 7.0-fold at equal accuracy, whereas a learned edge-side router saves only two points of escalation and a cloud-supervised verifier does worse than the scalar margin while adding a permanent message overhead (Sections 6.1–6.4 and 6.7).</w:t>
       </w:r>
     </w:p>
     <w:p>
@@ -908,7 +925,7 @@
         <w:t xml:space="preserve"> </w:t>
       </w:r>
       <w:r>
-        <w:t xml:space="preserve">Four virtual farms with distinct crop portfolios replay a seven-day capture schedule against the real devices, yielding measured per-image latency, per-farm upload volume, cloud load and device energy, for the original and an improved configuration (Sections 6.6 and 6.7).</w:t>
+        <w:t xml:space="preserve">Four virtual farms with distinct crop portfolios play back a seven-day capture schedule on the real devices, yielding measured per-image latency, per-farm upload volume, cloud load and device energy, for the original and the distilled edge model (Sections 6.6 and 6.7).</w:t>
       </w:r>
     </w:p>
     <w:bookmarkEnd w:id="11"/>
@@ -2217,7 +2234,7 @@
         <w:pStyle w:val="FirstParagraph"/>
       </w:pPr>
       <w:r>
-        <w:t xml:space="preserve">We consider three ImageNet-pretrained networks that fit a farm-grade CPU: MobileNetV3-Small, MobileNetV3-Large</w:t>
+        <w:t xml:space="preserve">We consider three ImageNet-pretrained convolutional networks that fit a farm-grade CPU: MobileNetV3-Small, MobileNetV3-Large</w:t>
       </w:r>
       <w:r>
         <w:t xml:space="preserve"> </w:t>
@@ -2413,7 +2430,7 @@
         <w:t xml:space="preserve"> </w:t>
       </w:r>
       <w:r>
-        <w:t xml:space="preserve">and label smoothing 0.1, and random resized crops (scale 0.6–1.0), horizontal flips and colour jitter. The checkpoint with the best macro-F1 on a stratified 10 % hold-out of the training split is kept, so that the 1 820 validation images remain unseen until the escalation threshold is calibrated on them.</w:t>
+        <w:t xml:space="preserve">and label smoothing 0.1, and random resized crops (scale 0.6–1.0), horizontal flips and colour jitter. The models are trained on 11 778 of the 13 045 training images; the remaining 1 267 (10 % of each class, rounded down) select the checkpoint with the best macro-F1, so that the 1 820 validation images remain unseen until the escalation threshold is calibrated on them.</w:t>
       </w:r>
     </w:p>
     <w:bookmarkEnd w:id="20"/>
@@ -2775,7 +2792,78 @@
         <w:t xml:space="preserve"> </w:t>
       </w:r>
       <w:r>
-        <w:t xml:space="preserve">that escalates exactly those images the edge gets wrong and the cloud gets right — an upper bound for any escalation rule.</w:t>
+        <w:t xml:space="preserve">that escalates exactly those images the edge gets wrong and the cloud gets right — an upper bound for any escalation rule. The learned routers are perceptrons with two hidden layers of 128 units (layer normalisation of the input, GELU, dropout 0.4, AdamW with learning rate</w:t>
+      </w:r>
+      <w:r>
+        <w:t xml:space="preserve"> </w:t>
+      </w:r>
+      <m:oMath>
+        <m:sSup>
+          <m:e>
+            <m:r>
+              <m:t>10</m:t>
+            </m:r>
+          </m:e>
+          <m:sup>
+            <m:r>
+              <m:rPr>
+                <m:sty m:val="p"/>
+              </m:rPr>
+              <m:t>−</m:t>
+            </m:r>
+            <m:r>
+              <m:t>3</m:t>
+            </m:r>
+          </m:sup>
+        </m:sSup>
+      </m:oMath>
+      <w:r>
+        <w:t xml:space="preserve"> </w:t>
+      </w:r>
+      <w:r>
+        <w:t xml:space="preserve">and weight decay</w:t>
+      </w:r>
+      <w:r>
+        <w:t xml:space="preserve"> </w:t>
+      </w:r>
+      <m:oMath>
+        <m:sSup>
+          <m:e>
+            <m:r>
+              <m:t>10</m:t>
+            </m:r>
+          </m:e>
+          <m:sup>
+            <m:r>
+              <m:rPr>
+                <m:sty m:val="p"/>
+              </m:rPr>
+              <m:t>−</m:t>
+            </m:r>
+            <m:r>
+              <m:t>3</m:t>
+            </m:r>
+          </m:sup>
+        </m:sSup>
+      </m:oMath>
+      <w:r>
+        <w:t xml:space="preserve">, cosine schedule) that predict a</w:t>
+      </w:r>
+      <w:r>
+        <w:t xml:space="preserve"> </w:t>
+      </w:r>
+      <w:r>
+        <w:rPr>
+          <w:i/>
+          <w:iCs/>
+        </w:rPr>
+        <w:t xml:space="preserve">useful escalation</w:t>
+      </w:r>
+      <w:r>
+        <w:t xml:space="preserve"> </w:t>
+      </w:r>
+      <w:r>
+        <w:t xml:space="preserve">(edge wrong, cloud right) from the edge model’s softmax and its three scalar scores, and, for the second router, also from the 1 024-dimensional DINOv2 descriptor of the image. They are trained on the validation split, with the number of epochs chosen by five-fold cross-validation within it, and evaluated on the test split.</w:t>
       </w:r>
     </w:p>
     <w:bookmarkStart w:id="21" w:name="threshold-calibration"/>
@@ -2856,7 +2944,21 @@
         <w:t xml:space="preserve"> </w:t>
       </w:r>
       <w:r>
-        <w:t xml:space="preserve">is then applied unchanged to the test split and to the deployment. Full accuracy–escalation curves, which do not depend on any particular</w:t>
+        <w:t xml:space="preserve">is then applied unchanged to the test split and to the deployment. Because</w:t>
+      </w:r>
+      <w:r>
+        <w:t xml:space="preserve"> </w:t>
+      </w:r>
+      <m:oMath>
+        <m:r>
+          <m:t>τ</m:t>
+        </m:r>
+      </m:oMath>
+      <w:r>
+        <w:t xml:space="preserve"> </w:t>
+      </w:r>
+      <w:r>
+        <w:t xml:space="preserve">is estimated from 1 820 images, we also report its sampling variability by recalibrating it on 2 000 bootstrap resamples of the validation split (Section 6.2). Full accuracy–escalation curves, which do not depend on any particular</w:t>
       </w:r>
       <w:r>
         <w:t xml:space="preserve"> </w:t>
@@ -3367,7 +3469,68 @@
         <w:t xml:space="preserve"> </w:t>
       </w:r>
       <w:r>
-        <w:t xml:space="preserve">— and the image is escalated when the verifier’s score exceeds a threshold. Because the verifier needs the embedding of every image, it adds an always-on message of</w:t>
+        <w:t xml:space="preserve">— and the image is escalated when the verifier’s score exceeds a threshold. The perceptron has two hidden layers (512 and 256 units for the first target, 256 and 128 for the others; layer normalisation of the input, GELU, dropout 0.3) and is trained with a class-weighted binary cross-entropy (AdamW, learning rate</w:t>
+      </w:r>
+      <w:r>
+        <w:t xml:space="preserve"> </w:t>
+      </w:r>
+      <m:oMath>
+        <m:r>
+          <m:t>3</m:t>
+        </m:r>
+        <m:r>
+          <m:rPr>
+            <m:sty m:val="p"/>
+          </m:rPr>
+          <m:t>×</m:t>
+        </m:r>
+        <m:sSup>
+          <m:e>
+            <m:r>
+              <m:t>10</m:t>
+            </m:r>
+          </m:e>
+          <m:sup>
+            <m:r>
+              <m:rPr>
+                <m:sty m:val="p"/>
+              </m:rPr>
+              <m:t>−</m:t>
+            </m:r>
+            <m:r>
+              <m:t>4</m:t>
+            </m:r>
+          </m:sup>
+        </m:sSup>
+      </m:oMath>
+      <w:r>
+        <w:t xml:space="preserve">, weight decay</w:t>
+      </w:r>
+      <w:r>
+        <w:t xml:space="preserve"> </w:t>
+      </w:r>
+      <m:oMath>
+        <m:sSup>
+          <m:e>
+            <m:r>
+              <m:t>10</m:t>
+            </m:r>
+          </m:e>
+          <m:sup>
+            <m:r>
+              <m:rPr>
+                <m:sty m:val="p"/>
+              </m:rPr>
+              <m:t>−</m:t>
+            </m:r>
+            <m:r>
+              <m:t>4</m:t>
+            </m:r>
+          </m:sup>
+        </m:sSup>
+      </m:oMath>
+      <w:r>
+        <w:t xml:space="preserve">, 40 epochs) on the validation split, of which 20 % select the checkpoint by AUC; it is evaluated on the test split. Because the verifier needs the embedding of every image, it adds an always-on message of</w:t>
       </w:r>
       <w:r>
         <w:t xml:space="preserve"> </w:t>
@@ -3440,7 +3603,7 @@
         </m:r>
       </m:oMath>
       <w:r>
-        <w:t xml:space="preserve"> KB in half precision.</w:t>
+        <w:t xml:space="preserve"> KB in half precision; the three scalar scores are functions of the softmax and are recomputed on the cloud, so they add no bytes.</w:t>
       </w:r>
     </w:p>
     <w:bookmarkEnd w:id="24"/>
@@ -3580,7 +3743,7 @@
         <w:pStyle w:val="FirstParagraph"/>
       </w:pPr>
       <w:r>
-        <w:t xml:space="preserve">Figure 1 summarises how one image travels through the system: each farm node runs the edge model on every image, answers the farmer immediately and computes the margin</w:t>
+        <w:t xml:space="preserve">Figure 1 summarises how one image travels through the system: each farm node runs the edge model on every image, answers the farmer without waiting for the ensemble and computes the margin</w:t>
       </w:r>
       <w:r>
         <w:t xml:space="preserve"> </w:t>
@@ -3704,7 +3867,7 @@
         <w:t xml:space="preserve"> </w:t>
       </w:r>
       <w:r>
-        <w:t xml:space="preserve">on a workstation drives the experiment, records every event and displays the fleet’s state. Four paths connect them. A capture is sent to its farm’s edge service (path 1), which answers immediately with its own diagnosis, margin and upload size (path 2). Only if the margin is below</w:t>
+        <w:t xml:space="preserve">on a workstation drives the experiment, records every event and displays the fleet’s state. Four paths connect them. A capture is sent to its farm’s edge service (path 1), which answers with its own diagnosis, margin and upload size (path 2). Only if the margin is below</w:t>
       </w:r>
       <w:r>
         <w:t xml:space="preserve"> </w:t>
@@ -3718,7 +3881,7 @@
         <w:t xml:space="preserve"> </w:t>
       </w:r>
       <w:r>
-        <w:t xml:space="preserve">does the edge service also resize the image and place it on the cloud’s queue (path 3), so the answer path never waits for the cloud. Twice a day the queue is processed as one batch and the ensemble’s confirmed diagnoses are returned (path 4). Because the tiers share nothing but these interfaces, a farm can be added by starting one more edge service, and the cloud tier can move from the Nano to any larger machine without changing the edge.</w:t>
+        <w:t xml:space="preserve">does the edge service also resize the image and place it on the cloud’s queue (path 3), before answering; the answer therefore waits for the upload to be acknowledged but never for the cloud’s diagnosis. Twice a day the queue is processed as one batch and the ensemble’s confirmed diagnoses are returned (path 4). Because the tiers share nothing but these interfaces, a farm can be added by starting one more edge service, and the cloud tier can move from the Nano to any larger machine without changing the edge.</w:t>
       </w:r>
     </w:p>
     <w:bookmarkStart w:id="34" w:name="fig:architecture"/>
@@ -4277,7 +4440,7 @@
         <w:t xml:space="preserve">deferred</w:t>
       </w:r>
       <w:r>
-        <w:t xml:space="preserve">: the node places the image on the cloud node’s queue and immediately returns its own label, so the farmer is never blocked by the cloud; the ensemble’s diagnosis follows when the queue is processed (Section 5.4).</w:t>
+        <w:t xml:space="preserve">: the node uploads the image to the cloud node’s queue and returns its own label as soon as the upload is acknowledged, so the farmer never waits for the ensemble’s diagnosis, which follows when the queue is processed (Section 5.4). The upload itself, however, is on the answer path of our prototype: it adds 69 ms (median) on the testbed’s local network, about 0.5 s for a median payload on a 1 Mbit/s rural uplink, and up to the 60 s request timeout if the cloud node cannot be reached, after which the node answers with its own label. All latencies reported in this paper include this upload. A production node should upload from a background queue so that the answer never waits for the network; the released edge server offers this as an option, which was added after the measurements and is not evaluated here.</w:t>
       </w:r>
     </w:p>
     <w:bookmarkStart w:id="39" w:name="escalation-payload"/>
@@ -4294,7 +4457,7 @@
         <w:pStyle w:val="FirstParagraph"/>
       </w:pPr>
       <w:r>
-        <w:t xml:space="preserve">Field photographs are often far larger than the cloud model needs: some PlantWild images exceed 12 megapixels, while the cloud backbones operate at 224–336 px. Uploading at the camera’s resolution therefore wastes most of the escalated bytes. The edge instead resizes an escalated image so that its shorter side is 448 px and encodes it as JPEG at quality 90. Table 2 shows the trade-off on 300 test images measured with the reference cloud pipeline: at 448 px the cloud returns the same diagnosis as from the original photograph for 97.7 % of images, for 2.5</w:t>
+        <w:t xml:space="preserve">Field photographs are often far larger than the cloud model needs: some PlantWild images exceed 12 megapixels, while the cloud backbones operate at 224–336 px. Uploading at the camera’s resolution therefore wastes most of the escalated bytes. The edge instead resizes an escalated image so that its shorter side is 448 px and encodes it as JPEG at quality 90. The policy is chosen on the validation split, so that no test image informs a design choice: Table 2 shows the trade-off on its 1 820 images, measured with the reference cloud pipeline. Agreement is the fraction of images for which the cloud’s diagnosis from the payload equals its diagnosis from the original file, and KB are mean sizes over the same images (the original files average 148.9 KB on disk). Among the downscaled payloads, 448 px at quality 90 keeps the highest agreement (98.4 %) with no loss of cloud accuracy, for 2.3</w:t>
       </w:r>
       <m:oMath>
         <m:r>
@@ -4308,7 +4471,7 @@
         <w:t xml:space="preserve"> </w:t>
       </w:r>
       <w:r>
-        <w:t xml:space="preserve">fewer bytes than a full-resolution upload. Agreement is the fraction of images for which the cloud’s diagnosis from the payload equals its diagnosis from the original file, which averages 162 KB. The always-cloud baseline in the deployment uses the identical payload, so the measured reduction factor isolates the effect of selective escalation.</w:t>
+        <w:t xml:space="preserve">fewer bytes than the full-resolution image at the same quality; a 336 px payload would save another 30 % of the bytes at a small cost in agreement and accuracy. The always-cloud baseline in the deployment uses the identical payload, so the measured reduction factor isolates the effect of selective escalation.</w:t>
       </w:r>
     </w:p>
     <w:bookmarkStart w:id="38" w:name="tab:payload"/>
@@ -4317,7 +4480,7 @@
         <w:pStyle w:val="TableCaption"/>
       </w:pPr>
       <w:r>
-        <w:t xml:space="preserve">Table 2. Escalation payload policy.</w:t>
+        <w:t xml:space="preserve">Table 2. Escalation payload policy (validation split).</w:t>
       </w:r>
     </w:p>
     <w:tbl>
@@ -4325,7 +4488,7 @@
         <w:tblStyle w:val="Table"/>
         <w:tblW w:type="auto" w:w="0"/>
         <w:tblLook w:firstRow="1" w:lastRow="0" w:firstColumn="0" w:lastColumn="0" w:noHBand="0" w:noVBand="0" w:val="0020"/>
-        <w:tblCaption w:val="Table 2. Escalation payload policy."/>
+        <w:tblCaption w:val="Table 2. Escalation payload policy (validation split)."/>
       </w:tblPr>
       <w:tblGrid>
         <w:gridCol w:w="1980"/>
@@ -4411,6 +4574,56 @@
               <w:jc w:val="left"/>
             </w:pPr>
             <w:r>
+              <w:t xml:space="preserve">Original file</w:t>
+            </w:r>
+          </w:p>
+        </w:tc>
+        <w:tc>
+          <w:tcPr/>
+          <w:p>
+            <w:pPr>
+              <w:pStyle w:val="Compact"/>
+              <w:jc w:val="right"/>
+            </w:pPr>
+            <w:r>
+              <w:t xml:space="preserve">148.9</w:t>
+            </w:r>
+          </w:p>
+        </w:tc>
+        <w:tc>
+          <w:tcPr/>
+          <w:p>
+            <w:pPr>
+              <w:pStyle w:val="Compact"/>
+              <w:jc w:val="right"/>
+            </w:pPr>
+            <w:r>
+              <w:t xml:space="preserve">—</w:t>
+            </w:r>
+          </w:p>
+        </w:tc>
+        <w:tc>
+          <w:tcPr/>
+          <w:p>
+            <w:pPr>
+              <w:pStyle w:val="Compact"/>
+              <w:jc w:val="right"/>
+            </w:pPr>
+            <w:r>
+              <w:t xml:space="preserve">79.6 %</w:t>
+            </w:r>
+          </w:p>
+        </w:tc>
+      </w:tr>
+      <w:tr>
+        <w:tc>
+          <w:tcPr/>
+          <w:p>
+            <w:pPr>
+              <w:pStyle w:val="Compact"/>
+              <w:jc w:val="left"/>
+            </w:pPr>
+            <w:r>
               <w:t xml:space="preserve">Full resolution, JPEG q90</w:t>
             </w:r>
           </w:p>
@@ -4423,31 +4636,31 @@
               <w:jc w:val="right"/>
             </w:pPr>
             <w:r>
-              <w:t xml:space="preserve">149.0</w:t>
-            </w:r>
-          </w:p>
-        </w:tc>
-        <w:tc>
-          <w:tcPr/>
-          <w:p>
-            <w:pPr>
-              <w:pStyle w:val="Compact"/>
-              <w:jc w:val="right"/>
-            </w:pPr>
-            <w:r>
-              <w:t xml:space="preserve">—</w:t>
-            </w:r>
-          </w:p>
-        </w:tc>
-        <w:tc>
-          <w:tcPr/>
-          <w:p>
-            <w:pPr>
-              <w:pStyle w:val="Compact"/>
-              <w:jc w:val="right"/>
-            </w:pPr>
-            <w:r>
-              <w:t xml:space="preserve">81.0 %</w:t>
+              <w:t xml:space="preserve">133.2</w:t>
+            </w:r>
+          </w:p>
+        </w:tc>
+        <w:tc>
+          <w:tcPr/>
+          <w:p>
+            <w:pPr>
+              <w:pStyle w:val="Compact"/>
+              <w:jc w:val="right"/>
+            </w:pPr>
+            <w:r>
+              <w:t xml:space="preserve">99.2 %</w:t>
+            </w:r>
+          </w:p>
+        </w:tc>
+        <w:tc>
+          <w:tcPr/>
+          <w:p>
+            <w:pPr>
+              <w:pStyle w:val="Compact"/>
+              <w:jc w:val="right"/>
+            </w:pPr>
+            <w:r>
+              <w:t xml:space="preserve">79.8 %</w:t>
             </w:r>
           </w:p>
         </w:tc>
@@ -4481,7 +4694,7 @@
                 <w:b/>
                 <w:bCs/>
               </w:rPr>
-              <w:t xml:space="preserve">59.7</w:t>
+              <w:t xml:space="preserve">59.1</w:t>
             </w:r>
           </w:p>
         </w:tc>
@@ -4497,7 +4710,7 @@
                 <w:b/>
                 <w:bCs/>
               </w:rPr>
-              <w:t xml:space="preserve">97.7 %</w:t>
+              <w:t xml:space="preserve">98.4 %</w:t>
             </w:r>
           </w:p>
         </w:tc>
@@ -4513,7 +4726,7 @@
                 <w:b/>
                 <w:bCs/>
               </w:rPr>
-              <w:t xml:space="preserve">82.0 %</w:t>
+              <w:t xml:space="preserve">79.8 %</w:t>
             </w:r>
           </w:p>
         </w:tc>
@@ -4539,31 +4752,31 @@
               <w:jc w:val="right"/>
             </w:pPr>
             <w:r>
-              <w:t xml:space="preserve">58.2</w:t>
-            </w:r>
-          </w:p>
-        </w:tc>
-        <w:tc>
-          <w:tcPr/>
-          <w:p>
-            <w:pPr>
-              <w:pStyle w:val="Compact"/>
-              <w:jc w:val="right"/>
-            </w:pPr>
-            <w:r>
-              <w:t xml:space="preserve">96.3 %</w:t>
-            </w:r>
-          </w:p>
-        </w:tc>
-        <w:tc>
-          <w:tcPr/>
-          <w:p>
-            <w:pPr>
-              <w:pStyle w:val="Compact"/>
-              <w:jc w:val="right"/>
-            </w:pPr>
-            <w:r>
-              <w:t xml:space="preserve">80.3 %</w:t>
+              <w:t xml:space="preserve">57.1</w:t>
+            </w:r>
+          </w:p>
+        </w:tc>
+        <w:tc>
+          <w:tcPr/>
+          <w:p>
+            <w:pPr>
+              <w:pStyle w:val="Compact"/>
+              <w:jc w:val="right"/>
+            </w:pPr>
+            <w:r>
+              <w:t xml:space="preserve">98.1 %</w:t>
+            </w:r>
+          </w:p>
+        </w:tc>
+        <w:tc>
+          <w:tcPr/>
+          <w:p>
+            <w:pPr>
+              <w:pStyle w:val="Compact"/>
+              <w:jc w:val="right"/>
+            </w:pPr>
+            <w:r>
+              <w:t xml:space="preserve">79.6 %</w:t>
             </w:r>
           </w:p>
         </w:tc>
@@ -4589,31 +4802,31 @@
               <w:jc w:val="right"/>
             </w:pPr>
             <w:r>
-              <w:t xml:space="preserve">42.7</w:t>
-            </w:r>
-          </w:p>
-        </w:tc>
-        <w:tc>
-          <w:tcPr/>
-          <w:p>
-            <w:pPr>
-              <w:pStyle w:val="Compact"/>
-              <w:jc w:val="right"/>
-            </w:pPr>
-            <w:r>
-              <w:t xml:space="preserve">95.7 %</w:t>
-            </w:r>
-          </w:p>
-        </w:tc>
-        <w:tc>
-          <w:tcPr/>
-          <w:p>
-            <w:pPr>
-              <w:pStyle w:val="Compact"/>
-              <w:jc w:val="right"/>
-            </w:pPr>
-            <w:r>
-              <w:t xml:space="preserve">80.0 %</w:t>
+              <w:t xml:space="preserve">41.9</w:t>
+            </w:r>
+          </w:p>
+        </w:tc>
+        <w:tc>
+          <w:tcPr/>
+          <w:p>
+            <w:pPr>
+              <w:pStyle w:val="Compact"/>
+              <w:jc w:val="right"/>
+            </w:pPr>
+            <w:r>
+              <w:t xml:space="preserve">97.8 %</w:t>
+            </w:r>
+          </w:p>
+        </w:tc>
+        <w:tc>
+          <w:tcPr/>
+          <w:p>
+            <w:pPr>
+              <w:pStyle w:val="Compact"/>
+              <w:jc w:val="right"/>
+            </w:pPr>
+            <w:r>
+              <w:t xml:space="preserve">79.3 %</w:t>
             </w:r>
           </w:p>
         </w:tc>
@@ -4639,31 +4852,31 @@
               <w:jc w:val="right"/>
             </w:pPr>
             <w:r>
-              <w:t xml:space="preserve">23.1</w:t>
-            </w:r>
-          </w:p>
-        </w:tc>
-        <w:tc>
-          <w:tcPr/>
-          <w:p>
-            <w:pPr>
-              <w:pStyle w:val="Compact"/>
-              <w:jc w:val="right"/>
-            </w:pPr>
-            <w:r>
-              <w:t xml:space="preserve">93.7 %</w:t>
-            </w:r>
-          </w:p>
-        </w:tc>
-        <w:tc>
-          <w:tcPr/>
-          <w:p>
-            <w:pPr>
-              <w:pStyle w:val="Compact"/>
-              <w:jc w:val="right"/>
-            </w:pPr>
-            <w:r>
-              <w:t xml:space="preserve">79.3 %</w:t>
+              <w:t xml:space="preserve">22.9</w:t>
+            </w:r>
+          </w:p>
+        </w:tc>
+        <w:tc>
+          <w:tcPr/>
+          <w:p>
+            <w:pPr>
+              <w:pStyle w:val="Compact"/>
+              <w:jc w:val="right"/>
+            </w:pPr>
+            <w:r>
+              <w:t xml:space="preserve">95.4 %</w:t>
+            </w:r>
+          </w:p>
+        </w:tc>
+        <w:tc>
+          <w:tcPr/>
+          <w:p>
+            <w:pPr>
+              <w:pStyle w:val="Compact"/>
+              <w:jc w:val="right"/>
+            </w:pPr>
+            <w:r>
+              <w:t xml:space="preserve">78.8 %</w:t>
             </w:r>
           </w:p>
         </w:tc>
@@ -4726,7 +4939,7 @@
         <w:pStyle w:val="FirstParagraph"/>
       </w:pPr>
       <w:r>
-        <w:t xml:space="preserve">A field deployment spans days, with hours between captures. To study that regime within an experimental session we use trace-driven, hardware-in-the-loop emulation rather than simulation: a recorded workload (the test images, arranged into a week of captures) is replayed through the real devices and the real network, so that every inference, every transfer and every byte is executed and measured rather than modelled. Only the clock is compressed — idle time between captures is skipped — and we refer to its time axis as simulated hours and days. We call this experiment the</w:t>
+        <w:t xml:space="preserve">A field deployment spans days, with hours between captures. To study that regime within an experimental session we use trace-driven, hardware-in-the-loop emulation rather than simulation: a recorded workload (the test images, arranged into a week of captures) is played back through the real devices and the real network, so that every inference, every transfer and every byte is executed and measured rather than modelled. Only the clock is compressed — idle time between captures is skipped — and we refer to its time axis as simulated hours and days. We call this experiment an</w:t>
       </w:r>
       <w:r>
         <w:t xml:space="preserve"> </w:t>
@@ -4736,13 +4949,58 @@
           <w:i/>
           <w:iCs/>
         </w:rPr>
-        <w:t xml:space="preserve">replay</w:t>
-      </w:r>
-      <w:r>
-        <w:t xml:space="preserve"> </w:t>
-      </w:r>
-      <w:r>
-        <w:t xml:space="preserve">below.</w:t>
+        <w:t xml:space="preserve">emulated deployment</w:t>
+      </w:r>
+      <w:r>
+        <w:t xml:space="preserve">, or the</w:t>
+      </w:r>
+      <w:r>
+        <w:t xml:space="preserve"> </w:t>
+      </w:r>
+      <w:r>
+        <w:rPr>
+          <w:i/>
+          <w:iCs/>
+        </w:rPr>
+        <w:t xml:space="preserve">emulation</w:t>
+      </w:r>
+      <w:r>
+        <w:t xml:space="preserve"> </w:t>
+      </w:r>
+      <w:r>
+        <w:t xml:space="preserve">for short. It was run twice: the</w:t>
+      </w:r>
+      <w:r>
+        <w:t xml:space="preserve"> </w:t>
+      </w:r>
+      <w:r>
+        <w:rPr>
+          <w:i/>
+          <w:iCs/>
+        </w:rPr>
+        <w:t xml:space="preserve">baseline deployment</w:t>
+      </w:r>
+      <w:r>
+        <w:t xml:space="preserve"> </w:t>
+      </w:r>
+      <w:r>
+        <w:t xml:space="preserve">uses the original edge model, and the</w:t>
+      </w:r>
+      <w:r>
+        <w:t xml:space="preserve"> </w:t>
+      </w:r>
+      <w:r>
+        <w:rPr>
+          <w:i/>
+          <w:iCs/>
+        </w:rPr>
+        <w:t xml:space="preserve">distilled deployment</w:t>
+      </w:r>
+      <w:r>
+        <w:t xml:space="preserve"> </w:t>
+      </w:r>
+      <w:r>
+        <w:t xml:space="preserve">(Section 6.7) the edge model distilled from the ensemble.</w:t>
       </w:r>
     </w:p>
     <w:bookmarkStart w:id="41" w:name="virtual-farms"/>
@@ -4777,7 +5035,7 @@
         <w:pStyle w:val="FirstParagraph"/>
       </w:pPr>
       <w:r>
-        <w:t xml:space="preserve">Each farm’s images are spread evenly over the daylight hours (07:00–19:00) of seven simulated days, giving 84 capture hours per farm; within an hour, requests from different farms are interleaved. One simulated hour lasts at least one second of wall-clock time and is stretched when its captures take longer, so the replay never drops or overlaps work.</w:t>
+        <w:t xml:space="preserve">Each farm’s images are spread evenly over the daylight hours (07:00–19:00) of seven simulated days, giving 84 capture hours per farm; within an hour, requests from different farms are interleaved. One simulated hour lasts at least one second of wall-clock time and is stretched when its captures take longer, so the emulation never drops or overlaps work.</w:t>
       </w:r>
     </w:p>
     <w:bookmarkEnd w:id="42"/>
@@ -4795,7 +5053,7 @@
         <w:pStyle w:val="FirstParagraph"/>
       </w:pPr>
       <w:r>
-        <w:t xml:space="preserve">Requests are issued one at a time, so every edge latency is that of a single request on an otherwise idle device — exactly what a farm owning its own Pi would observe. Upload sizes, escalation decisions, diagnoses and per-stage latencies (edge inference, network, cloud inference) are measured for every image. What the replay compresses is idle time; what it emulates is the multiplicity of edge devices. Table 3 lists the provenance of every quantity reported in this paper.</w:t>
+        <w:t xml:space="preserve">Requests are issued one at a time, so every edge latency is that of a single request on an otherwise idle device — exactly what a farm owning its own Pi would observe. Upload sizes, escalation decisions, diagnoses and per-stage latencies (edge inference, network, cloud inference) are measured for every image. What the emulation compresses is idle time; what it emulates is the multiplicity of edge devices. Table 3 lists the provenance of every quantity reported in this paper.</w:t>
       </w:r>
     </w:p>
     <w:bookmarkStart w:id="43" w:name="tab:provenance"/>
@@ -5285,7 +5543,7 @@
       <w:r>
         <w:drawing>
           <wp:inline>
-            <wp:extent cx="5024612" cy="1143764"/>
+            <wp:extent cx="5024612" cy="1140706"/>
             <wp:effectExtent b="0" l="0" r="0" t="0"/>
             <wp:docPr descr="Figure 3. Porting the cloud ensemble to the Jetson Nano." title="" id="48" name="Picture"/>
             <a:graphic>
@@ -5306,7 +5564,7 @@
                   <pic:spPr bwMode="auto">
                     <a:xfrm>
                       <a:off x="0" y="0"/>
-                      <a:ext cx="5024612" cy="1143764"/>
+                      <a:ext cx="5024612" cy="1140706"/>
                     </a:xfrm>
                     <a:prstGeom prst="rect">
                       <a:avLst/>
@@ -5346,16 +5604,16 @@
     <w:tbl>
       <w:tblPr>
         <w:tblStyle w:val="Table"/>
-        <w:tblW w:type="pct" w:w="4959"/>
+        <w:tblW w:type="pct" w:w="4963"/>
         <w:tblLayout w:type="fixed"/>
         <w:tblLook w:firstRow="1" w:lastRow="0" w:firstColumn="0" w:lastColumn="0" w:noHBand="0" w:noVBand="0" w:val="0020"/>
         <w:tblCaption w:val="Table 4. Decisive obstacles of the port, their causes and the adaptations that resolved them."/>
       </w:tblPr>
       <w:tblGrid>
-        <w:gridCol w:w="1215"/>
-        <w:gridCol w:w="2267"/>
-        <w:gridCol w:w="2596"/>
-        <w:gridCol w:w="1774"/>
+        <w:gridCol w:w="1077"/>
+        <w:gridCol w:w="2562"/>
+        <w:gridCol w:w="2649"/>
+        <w:gridCol w:w="1572"/>
       </w:tblGrid>
       <w:tr>
         <w:trPr>
@@ -5768,7 +6026,7 @@
               </m:r>
             </m:oMath>
             <w:r>
-              <w:t xml:space="preserve">0.35 GB per loaded chunk</w:t>
+              <w:t xml:space="preserve">0.35 GB per loaded fp16 chunk; fp32 chunks twice as large</w:t>
             </w:r>
           </w:p>
         </w:tc>
@@ -5818,31 +6076,31 @@
               <w:jc w:val="left"/>
             </w:pPr>
             <w:r>
-              <w:t xml:space="preserve">Pillow 8.4 decodes JPEGs differently</w:t>
-            </w:r>
-          </w:p>
-        </w:tc>
-        <w:tc>
-          <w:tcPr/>
-          <w:p>
-            <w:pPr>
-              <w:pStyle w:val="Compact"/>
-              <w:jc w:val="left"/>
-            </w:pPr>
-            <w:r>
-              <w:t xml:space="preserve">isolated and measured, not correctable on JetPack 4</w:t>
-            </w:r>
-          </w:p>
-        </w:tc>
-        <w:tc>
-          <w:tcPr/>
-          <w:p>
-            <w:pPr>
-              <w:pStyle w:val="Compact"/>
-              <w:jc w:val="left"/>
-            </w:pPr>
-            <w:r>
-              <w:t xml:space="preserve">652/684 replay agreement</w:t>
+              <w:t xml:space="preserve">Pillow 8.4 links a different JPEG decoder</w:t>
+            </w:r>
+          </w:p>
+        </w:tc>
+        <w:tc>
+          <w:tcPr/>
+          <w:p>
+            <w:pPr>
+              <w:pStyle w:val="Compact"/>
+              <w:jc w:val="left"/>
+            </w:pPr>
+            <w:r>
+              <w:t xml:space="preserve">isolated (decoding, not resampling) and measured; accepted with stock JetPack 4 packages</w:t>
+            </w:r>
+          </w:p>
+        </w:tc>
+        <w:tc>
+          <w:tcPr/>
+          <w:p>
+            <w:pPr>
+              <w:pStyle w:val="Compact"/>
+              <w:jc w:val="left"/>
+            </w:pPr>
+            <w:r>
+              <w:t xml:space="preserve">652/684 agreement in deployment</w:t>
             </w:r>
           </w:p>
         </w:tc>
@@ -6010,7 +6268,7 @@
         <w:t xml:space="preserve"> </w:t>
       </w:r>
       <w:r>
-        <w:t xml:space="preserve">form, which is mathematically identical. Operations that depend on the input shape — DINOv2’s bicubic resizing of its position grid, DINOv3’s rotary position embedding — are evaluated once for the fixed input size and stored as constants, and an export is rejected if any operator unsupported by TensorRT 8.2 remains. Image preprocessing (bicubic resize, centre crop, normalisation) and the QualityGate head of Eq. (1) are re-implemented in NumPy, so the serving process on the Nano needs neither PyTorch nor its dependencies.</w:t>
+        <w:t xml:space="preserve">form, which is mathematically identical. Operations that depend on the input shape — DINOv2’s bicubic resizing of its position grid, DINOv3’s rotary position embedding — are evaluated once for the fixed input size and stored as constants, and an export is rejected if any operator unsupported by TensorRT 8.2 remains. Image preprocessing is re-implemented without PyTorch — Pillow decodes the JPEG and performs the bicubic resize, as torchvision does, and NumPy crops, normalises and lays out the tensor — and the QualityGate head of Eq. (1) is re-implemented in NumPy, so the serving process on the Nano needs neither PyTorch nor its dependencies.</w:t>
       </w:r>
     </w:p>
     <w:bookmarkEnd w:id="52"/>
@@ -6060,7 +6318,23 @@
         <w:t xml:space="preserve"> </w:t>
       </w:r>
       <w:r>
-        <w:t xml:space="preserve">one chunk at a time; at run time the chunks are chained and compute exactly the full forward pass (cosine 1.000000 against the unsplit model). A second, less visible limit followed: TensorRT 8.2 fuses transformer layers whose weights enter through matrix products into one opaque kernel graph, which held 969 MB of device memory for six blocks — about 13 bytes per parameter. Expressing every linear layer as the equivalent</w:t>
+        <w:t xml:space="preserve">one chunk at a time. Weights are stored in fp16 for all three backbones; the precision in which an engine</w:t>
+      </w:r>
+      <w:r>
+        <w:t xml:space="preserve"> </w:t>
+      </w:r>
+      <w:r>
+        <w:rPr>
+          <w:i/>
+          <w:iCs/>
+        </w:rPr>
+        <w:t xml:space="preserve">computes</w:t>
+      </w:r>
+      <w:r>
+        <w:t xml:space="preserve"> </w:t>
+      </w:r>
+      <w:r>
+        <w:t xml:space="preserve">is chosen per backbone when it is built (next subsection); at run time the chunks are chained and compute exactly the full forward pass (cosine 1.000000 against the unsplit model). A second, less visible limit followed: TensorRT 8.2 fuses transformer layers whose weights enter through matrix products into one opaque kernel graph, which held 969 MB of device memory for six blocks — about 13 bytes per parameter. Expressing every linear layer as the equivalent</w:t>
       </w:r>
       <w:r>
         <w:t xml:space="preserve"> </w:t>
@@ -6083,7 +6357,66 @@
         <w:t xml:space="preserve"> </w:t>
       </w:r>
       <w:r>
-        <w:t xml:space="preserve">convolution keeps the weights in TensorRT’s native layers and shrinks the engine for the same six blocks from 612 to 157 MB.</w:t>
+        <w:t xml:space="preserve">convolution keeps the weights in TensorRT’s native layers and shrinks the engine for the same six blocks from 612 to 157 MB. The residual stream keeps its (batch, tokens, channels) layout: each linear layer reshapes its input to a</w:t>
+      </w:r>
+      <w:r>
+        <w:t xml:space="preserve"> </w:t>
+      </w:r>
+      <m:oMath>
+        <m:r>
+          <m:t>1</m:t>
+        </m:r>
+        <m:r>
+          <m:rPr>
+            <m:sty m:val="p"/>
+          </m:rPr>
+          <m:t>×</m:t>
+        </m:r>
+        <m:r>
+          <m:t>C</m:t>
+        </m:r>
+        <m:r>
+          <m:rPr>
+            <m:sty m:val="p"/>
+          </m:rPr>
+          <m:t>×</m:t>
+        </m:r>
+        <m:r>
+          <m:rPr>
+            <m:sty m:val="p"/>
+          </m:rPr>
+          <m:t>(</m:t>
+        </m:r>
+        <m:r>
+          <m:t>B</m:t>
+        </m:r>
+        <m:r>
+          <m:t> </m:t>
+        </m:r>
+        <m:r>
+          <m:t>N</m:t>
+        </m:r>
+        <m:r>
+          <m:rPr>
+            <m:sty m:val="p"/>
+          </m:rPr>
+          <m:t>)</m:t>
+        </m:r>
+        <m:r>
+          <m:rPr>
+            <m:sty m:val="p"/>
+          </m:rPr>
+          <m:t>×</m:t>
+        </m:r>
+        <m:r>
+          <m:t>1</m:t>
+        </m:r>
+      </m:oMath>
+      <w:r>
+        <w:t xml:space="preserve"> </w:t>
+      </w:r>
+      <w:r>
+        <w:t xml:space="preserve">tensor, applies the convolution and reshapes the result back, and attention is computed on (batch, heads, tokens, head dimension) tensors as before.</w:t>
       </w:r>
     </w:p>
     <w:bookmarkStart w:id="56" w:name="fig:port"/>
@@ -6094,7 +6427,7 @@
       <w:r>
         <w:drawing>
           <wp:inline>
-            <wp:extent cx="5334000" cy="2538487"/>
+            <wp:extent cx="5334000" cy="2491278"/>
             <wp:effectExtent b="0" l="0" r="0" t="0"/>
             <wp:docPr descr="Figure 4. Activation ranges and memory requirements of the port. (a) Largest residual-stream activation per transformer block. (b) Memory needed at each step of the port." title="" id="54" name="Picture"/>
             <a:graphic>
@@ -6115,7 +6448,7 @@
                   <pic:spPr bwMode="auto">
                     <a:xfrm>
                       <a:off x="0" y="0"/>
-                      <a:ext cx="5334000" cy="2538487"/>
+                      <a:ext cx="5334000" cy="2491278"/>
                     </a:xfrm>
                     <a:prstGeom prst="rect">
                       <a:avLst/>
@@ -6167,7 +6500,39 @@
         <w:pStyle w:val="FirstParagraph"/>
       </w:pPr>
       <w:r>
-        <w:t xml:space="preserve">Half precision halves weights and load time, but it does not suit every backbone. Our first fp16 build of DINOv3 produced NaN features. The natural suspect, LayerNorm overflowing in fp16, was wrong: pinning LayerNorm, and then every non-convolution layer, to fp32 changed nothing. Profiling the reference model (Fig. 4a) on 64 test images located the cause: DINOv3’s residual stream carries activations of up to 158 259 from its first block onwards, beyond the largest fp16 value (65 504), whereas DINOv2 and CLIP peak at 403 and 225. DINOv2 therefore runs in fp16 and DINOv3 in fp32. CLIP was moved to fp32 as well while we investigated a deviation that we later traced to the image library rather than to precision (Section 5.5). A later check confirmed that fp32 is unnecessary for CLIP: fp16 CLIP engines reproduce the fp32 ones to a cosine of at least 0.9998 on the 24 reference images, with the same pipeline agreement, while cutting CLIP’s compute from 1 613 to 1 158 ms per image and its loading from 19 to 10 s. The replay reported here used fp32 CLIP; fp16 is the better choice for new deployments.</w:t>
+        <w:t xml:space="preserve">Half precision halves weights and load time, but it does not suit every backbone. Our first fp16 build of DINOv3 produced NaN features. The natural suspect, LayerNorm overflowing in fp16, was wrong: pinning LayerNorm, and then every non-convolution layer, to fp32 changed nothing. Profiling the reference model (Fig. 4a) on 64 test images located the cause: DINOv3’s residual stream carries activations of up to 158 259 from its first block onwards, beyond the largest fp16 value (65 504), whereas DINOv2 and CLIP peak at 403 and 225. DINOv2 therefore runs in fp16 and DINOv3 in fp32. Our workstation check of the fp16-weight graphs (Table 5) could not have revealed the overflow: onnxruntime’s CPU provider has no fp16 kernels for these operators and computes them in fp32, so the check validated the rounding of the weights, not fp16 arithmetic — run there, the first DINOv3 chunk’s hidden state reaches</w:t>
+      </w:r>
+      <w:r>
+        <w:t xml:space="preserve"> </w:t>
+      </w:r>
+      <m:oMath>
+        <m:r>
+          <m:t>1.57</m:t>
+        </m:r>
+        <m:r>
+          <m:rPr>
+            <m:sty m:val="p"/>
+          </m:rPr>
+          <m:t>×</m:t>
+        </m:r>
+        <m:sSup>
+          <m:e>
+            <m:r>
+              <m:t>10</m:t>
+            </m:r>
+          </m:e>
+          <m:sup>
+            <m:r>
+              <m:t>5</m:t>
+            </m:r>
+          </m:sup>
+        </m:sSup>
+      </m:oMath>
+      <w:r>
+        <w:t xml:space="preserve"> </w:t>
+      </w:r>
+      <w:r>
+        <w:t xml:space="preserve">without overflowing. An fp32 engine is built from the same fp16-weight graph with every layer pinned to fp32 by TensorRT’s precision constraints: it keeps the rounded weights but computes in fp32, and the rounding is harmless, as the engines reproduce the fp32 reference to a cosine of at least 1.0000. CLIP was moved to fp32 as well while we investigated a deviation that we later traced to the image library rather than to precision (Section 5.5). A later check confirmed that fp32 is unnecessary for CLIP: fp16 CLIP engines reproduce the fp32 ones to a cosine of at least 0.9998 on the 24 reference images, with the same pipeline agreement, while cutting CLIP’s compute from 1 613 to 1 158 ms per image and its loading from 19 to 10 s. The baseline deployment used fp32 CLIP; fp16 is the better choice for new deployments.</w:t>
       </w:r>
     </w:p>
     <w:bookmarkEnd w:id="58"/>
@@ -6194,7 +6559,7 @@
         <w:pStyle w:val="FirstParagraph"/>
       </w:pPr>
       <w:r>
-        <w:t xml:space="preserve">Even in compact form, a loaded fp16 chunk engine occupies about 0.35 GB of the Nano’s shared memory (157 MB of weights on the device plus the runtime’s host-side copy and scratch), and we measured that at most nine of the twelve chunks can be resident at once, even with a single activation buffer shared by all of them. The full ensemble therefore cannot answer requests synchronously on this device. We resolve the conflict with a design that matches how diagnoses are used on farms: an escalated image is</w:t>
+        <w:t xml:space="preserve">Even in compact form, a loaded fp16 chunk engine occupies about 0.35 GB of the Nano’s shared memory (157 MB of weights on the device plus the runtime’s host-side copy and scratch), and we measured, with fp16 engines for all three backbones, that at most nine of the twelve chunks can be resident at once, even with a single activation buffer shared by all of them. The deployed mix is larger still: an fp32 chunk engine occupies 294 MB on disk against 147 MB for an fp16 one, and the twelve deployed engines total 2.87 GB. The full ensemble therefore cannot answer requests synchronously on this device. We resolve the conflict with a design that matches how diagnoses are used on farms: an escalated image is</w:t>
       </w:r>
       <w:r>
         <w:t xml:space="preserve"> </w:t>
@@ -6210,7 +6575,7 @@
         <w:t xml:space="preserve"> </w:t>
       </w:r>
       <w:r>
-        <w:t xml:space="preserve">on the cloud node, and the edge returns its own label to the farmer immediately. The cloud node processes its queue in batches, chunk by chunk: it loads the first chunk of DINOv2, passes every queued image through it, frees it, loads the next chunk, and so on through DINOv3 and CLIP, keeping the intermediate activations (about 2 MB per image) in host memory, and finally applies the head. At no time is more than one chunk engine resident. In the replay the queue is processed twice a day, after the 12:00 and 18:00 captures, so every escalated image receives the ensemble’s diagnosis on the day it was taken; the batch interval trades confirmation delay for model-loading overhead. The server also implements a synchronous mode with all engines resident, intended for cloud nodes with more memory; we did not test it.</w:t>
+        <w:t xml:space="preserve">on the cloud node, and the edge returns its own label to the farmer as soon as the image is queued. The cloud node processes its queue in batches, chunk by chunk: it loads the first chunk of DINOv2, passes every queued image through it, frees it, loads the next chunk, and so on through DINOv3 and CLIP, keeping each image’s intermediate hidden state (up to 2.4 MB for DINOv2’s 577 tokens) in host memory, and finally applies the head. With its decoded payload and preprocessed input, a queued image holds about 4.5 MB during a batch, so the released server processes queues of more than 128 images in sub-batches of 128 (about 0.6 GB), reloading the engines for each; this cap was added after the measurements, in which no batch exceeded 61 images. At no time is more than one chunk engine resident. In the emulation the queue is processed twice a day, after the 12:00 and 18:00 captures, so every escalated image receives the ensemble’s diagnosis on the day it was taken; the batch interval trades confirmation delay for model-loading overhead. The server also implements a synchronous mode with all engines resident, intended for cloud nodes with more memory; we did not test it.</w:t>
       </w:r>
     </w:p>
     <w:p>
@@ -6218,7 +6583,7 @@
         <w:pStyle w:val="BodyText"/>
       </w:pPr>
       <w:r>
-        <w:t xml:space="preserve">To quantify the design on the device, we replayed 2 batches of 48 escalated images — the median batch of the replay, with the same payload — while sampling RAM and the board’s input power rail with</w:t>
+        <w:t xml:space="preserve">To quantify the design on the device, we processed 2 batches of 48 escalated images — the median batch of the baseline deployment, with the same payload — while sampling RAM and the board’s input power rail with</w:t>
       </w:r>
       <w:r>
         <w:t xml:space="preserve"> </w:t>
@@ -6233,7 +6598,7 @@
         <w:t xml:space="preserve"> </w:t>
       </w:r>
       <w:r>
-        <w:t xml:space="preserve">about eight times per second (Fig. 5). In the figure, shading marks the backbone being processed; the twelve dips in power are the twelve chunk-engine loads, between which the GPU passes all queued images through the resident chunk. The dashed lines mark the board’s total shared memory and its idle power draw. Memory use never exceeds 2.32 GB of the 3.86 GB (1.97 GB at idle, including the operating system and the idle server): processing a batch adds only about 0.34 GB, the footprint of one chunk engine. The board draws 6.3 W on average while processing a batch (1.2 W at idle, 7.9 W at most), and a batch takes 6.1 min. Each escalated image costs 49 J of board energy including its share of model loading, or 40 J above the idle draw — about 14 Wh per thousand escalated images.</w:t>
+        <w:t xml:space="preserve">about eight times per second (Fig. 5). In the figure, shading marks the backbone being processed; the twelve dips in power are the twelve chunk-engine loads, between which the GPU passes all queued images through the resident chunk. The dashed lines mark the board’s total shared memory and its idle power draw. Memory use never exceeds 2.32 GB of the 3.86 GB (1.97 GB at idle, including the operating system and the idle server): processing a batch adds about 0.34 GB on average, the footprint of one chunk engine — up to 0.46 GB while an fp32 engine (DINOv3, CLIP) is resident and 0.22 GB for the fp16 DINOv2. The board draws 6.3 W on average while processing a batch (1.2 W at idle, 7.9 W at most), and a batch takes 6.1 min. Each escalated image costs 49 J of board energy including its share of model loading, or 40 J above the idle draw — about 14 Wh per thousand escalated images.</w:t>
       </w:r>
     </w:p>
     <w:bookmarkStart w:id="62" w:name="fig:nano-flush"/>
@@ -6355,7 +6720,7 @@
         <w:t xml:space="preserve"> </w:t>
       </w:r>
       <w:r>
-        <w:t xml:space="preserve">in the logits. The reassembled pipeline agrees with the offline reference cloud predictions on 299 of 300 test images (99.7 %). On the Nano, fed the workstation’s preprocessed tensors, the TensorRT engines reproduce the reference features to a cosine of 1.0000 (DINOv3, fp32), 1.0000 (CLIP, fp32) and 0.9965 (DINOv2, fp16) and the reference top-1 prediction on 24/24 images. The complete on-device pipeline agrees on 23/24: the residual deviation (minimum cosine 0.9474) does not come from TensorRT but from the image library — Pillow 8.4, the last release for JetPack 4’s Python 3.6, decodes and resamples JPEGs slightly differently from the workstation’s Pillow 12, by up to 0.59 normalised units on some pixels. Over the replay, the Nano’s diagnosis matches the workstation’s offline prediction for 652/684 escalated images. Isolating causes in this way — engines fed identical tensors, then the complete pipeline — is what separated a correctable precision problem (DINOv3) from an uncorrectable library difference (Pillow).</w:t>
+        <w:t xml:space="preserve">in the logits. The reassembled pipeline agrees with the offline reference cloud predictions on 299 of 300 test images (99.7 %). On the Nano, fed the workstation’s preprocessed tensors, the TensorRT engines reproduce the reference features to a cosine of 1.0000 (DINOv3, fp32), 1.0000 (CLIP, fp32) and 0.9965 (DINOv2, fp16) and the reference top-1 prediction on 24/24 images. The complete on-device pipeline agrees on 23/24: the residual deviation (minimum cosine 0.9474) does not come from TensorRT but from the image library — Pillow 8.4, the last release for JetPack 4’s Python 3.6, links a different JPEG decoder (IJG libjpeg 9) from the workstation’s Pillow 12 (libjpeg-turbo 3.1). On the 24 reference images the two decoders return different values for 36 % of pixels, by up to 67/255, so the preprocessed tensors differ by up to 0.59 normalised units; resampling is not involved, as both versions resize identical decoded pixels bit-identically. Over the baseline deployment, the Nano’s diagnosis matches the workstation’s offline prediction for 652/684 escalated images. Isolating causes in this way — engines fed identical tensors, then the complete pipeline — is what separated a precision problem that had to be corrected (DINOv3) from a library difference that we accepted: removing it would require a matched JPEG decoder on both machines, which stock JetPack 4 packages do not provide.</w:t>
       </w:r>
     </w:p>
     <w:bookmarkStart w:id="64" w:name="tab:fidelity"/>
@@ -6370,15 +6735,15 @@
     <w:tbl>
       <w:tblPr>
         <w:tblStyle w:val="Table"/>
-        <w:tblW w:type="pct" w:w="4968"/>
+        <w:tblW w:type="pct" w:w="4969"/>
         <w:tblLayout w:type="fixed"/>
         <w:tblLook w:firstRow="1" w:lastRow="0" w:firstColumn="0" w:lastColumn="0" w:noHBand="0" w:noVBand="0" w:val="0020"/>
         <w:tblCaption w:val="Table 5. Fidelity of the embedded cloud pipeline, stage by stage."/>
       </w:tblPr>
       <w:tblGrid>
-        <w:gridCol w:w="2211"/>
-        <w:gridCol w:w="3394"/>
-        <w:gridCol w:w="2262"/>
+        <w:gridCol w:w="2141"/>
+        <w:gridCol w:w="3536"/>
+        <w:gridCol w:w="2191"/>
       </w:tblGrid>
       <w:tr>
         <w:trPr>
@@ -6550,7 +6915,7 @@
               <w:jc w:val="left"/>
             </w:pPr>
             <w:r>
-              <w:t xml:space="preserve">cosine vs. fp32 graph, min</w:t>
+              <w:t xml:space="preserve">cosine vs. fp32 graph, min (computed in fp32: tests weight rounding)</w:t>
             </w:r>
           </w:p>
         </w:tc>
@@ -6584,7 +6949,7 @@
               <w:jc w:val="left"/>
             </w:pPr>
             <w:r>
-              <w:t xml:space="preserve">NumPy preprocessing</w:t>
+              <w:t xml:space="preserve">Pillow + NumPy preprocessing</w:t>
             </w:r>
           </w:p>
         </w:tc>
@@ -7128,7 +7493,7 @@
               <w:jc w:val="left"/>
             </w:pPr>
             <w:r>
-              <w:t xml:space="preserve">Full pipeline (Nano, replay)</w:t>
+              <w:t xml:space="preserve">Full pipeline (Nano, deployment)</w:t>
             </w:r>
           </w:p>
         </w:tc>
@@ -7161,7 +7526,7 @@
     <w:bookmarkEnd w:id="64"/>
     <w:bookmarkEnd w:id="65"/>
     <w:bookmarkEnd w:id="66"/>
-    <w:bookmarkStart w:id="120" w:name="sec:results"/>
+    <w:bookmarkStart w:id="122" w:name="sec:results"/>
     <w:p>
       <w:pPr>
         <w:pStyle w:val="Heading1"/>
@@ -7202,7 +7567,7 @@
         <w:pStyle w:val="FirstParagraph"/>
       </w:pPr>
       <w:r>
-        <w:t xml:space="preserve">Table 6 and Fig. 6 compare the three edge models. For each model we report the smallest escalation rate at which margin escalation reaches 95 % of always-cloud accuracy (76.17 %), denoted escalation @95 %. In Fig. 6a, dots mark where each model first reaches this target; Fig. 6b plots edge compute against the escalation each model needs, with bubble area proportional to the parameter count, and the dotted lines mark the 30 % escalation budget. With MobileNetV3-Small as the edge (61.08 % top-1), the margin rule reaches the 95 % target only at 43.5 % escalation, failing the pre-specified criterion. This failure is not a weakness of the margin rule: a learned router trained on the same edge outputs gained only two points (41.4 % escalation), and adding 1 024-dimensional DINOv2 image features to the router overfitted. For this edge model, every edge-side signal we tried saturated at an AUC of about 0.76–0.79 for predicting useful escalations — the information an edge-side router can see is bounded by the edge model itself.</w:t>
+        <w:t xml:space="preserve">Table 6 and Fig. 6 compare the three edge models. For each model we report the smallest escalation rate at which margin escalation reaches 95 % of always-cloud accuracy (76.17 %), denoted escalation @95 %. In Fig. 6a, dots mark where each model first reaches this target; Fig. 6b plots edge compute against the escalation each model needs, with bubble area proportional to the parameter count, and the dotted lines mark the 30 % escalation budget. Escalation @95 % is computed exactly, image by image, by escalating images in increasing order of margin until the target is reached. With MobileNetV3-Small as the edge (61.08 % top-1), the margin rule reaches the 95 % target only at 43.5 % escalation, failing the pre-specified criterion. This failure is not a weakness of the margin rule: a learned router trained on the same edge outputs gained only two points (41.3 % escalation), and adding 1 024-dimensional DINOv2 image features to the router lowered its AUC from 0.785 to 0.768 (42.0 % escalation), a sign of overfitting the 1 820 validation images. For this edge model, every edge-side signal we tried saturated at an AUC of 0.76–0.79 for predicting useful escalations — the information an edge-side router can see is bounded by the edge model itself.</w:t>
       </w:r>
     </w:p>
     <w:p>
@@ -7210,7 +7575,7 @@
         <w:pStyle w:val="BodyText"/>
       </w:pPr>
       <w:r>
-        <w:t xml:space="preserve">Replacing the edge model changes the picture. MobileNetV3-Large raises edge accuracy by 8.2 points to 69.32 % and halves the required escalation to 20.5 %, comfortably passing the criterion. EfficientNet-B0 reaches the same edge accuracy (69.35 %) but needs slightly more escalation (21.7 %) and 1.8</w:t>
+        <w:t xml:space="preserve">Replacing the edge model changes the picture. MobileNetV3-Large raises edge accuracy by 8.2 points to 69.32 % and halves the required escalation to 20.3 %, comfortably passing the criterion. EfficientNet-B0 reaches the same edge accuracy (69.35 %) but needs slightly more escalation (21.4 %) and 1.8</w:t>
       </w:r>
       <m:oMath>
         <m:r>
@@ -7536,7 +7901,7 @@
                 <w:b/>
                 <w:bCs/>
               </w:rPr>
-              <w:t xml:space="preserve">20.5 %</w:t>
+              <w:t xml:space="preserve">20.3 %</w:t>
             </w:r>
           </w:p>
         </w:tc>
@@ -7614,7 +7979,7 @@
               <w:jc w:val="right"/>
             </w:pPr>
             <w:r>
-              <w:t xml:space="preserve">21.7 %</w:t>
+              <w:t xml:space="preserve">21.4 %</w:t>
             </w:r>
           </w:p>
         </w:tc>
@@ -7695,7 +8060,7 @@
         <w:pStyle w:val="BodyText"/>
       </w:pPr>
       <w:r>
-        <w:t xml:space="preserve">The oracle curve in Fig. 7 and the last column of Table 8 add a further observation. At 20 % escalation the oracle reaches 84.8 % with MobileNetV3-Large,</w:t>
+        <w:t xml:space="preserve">The oracle curve in Fig. 7 and the last column of Table 8 add a further observation. At 20 % escalation the oracle reaches 84.80 % with MobileNetV3-Large,</w:t>
       </w:r>
       <w:r>
         <w:t xml:space="preserve"> </w:t>
@@ -7783,7 +8148,38 @@
         <w:t xml:space="preserve"> </w:t>
       </w:r>
       <w:r>
-        <w:t xml:space="preserve">was set, the rule meets the criterion by construction (95.0 % of cloud accuracy at 19.3 % escalation); the 0.4-point shortfall on test is the honest generalisation gap of a threshold fixed in advance. Read directly off the test curve, the 95 % line is crossed at 20.5 % escalation (12.4 KB). The curve is markedly concave: the first escalated images are the most valuable. Escalating 30 % of images already closes 81 % of the gap between edge and cloud accuracy (Table 8), so the last fifth of that gap costs the remaining 70 % of the traffic. Table 8 shows that the three scalar signals are within 1.5 points of each other at every budget; we adopt the margin because it ties for best at the target and is the simplest to interpret.</w:t>
+        <w:t xml:space="preserve">was set, the rule meets the criterion by construction (95.0 % of cloud accuracy at 19.3 % escalation); the 0.4-point shortfall on test is the generalisation gap of a threshold fixed in advance. Its size is what the calibration’s sampling variability predicts: recalibrating</w:t>
+      </w:r>
+      <w:r>
+        <w:t xml:space="preserve"> </w:t>
+      </w:r>
+      <m:oMath>
+        <m:r>
+          <m:t>τ</m:t>
+        </m:r>
+      </m:oMath>
+      <w:r>
+        <w:t xml:space="preserve"> </w:t>
+      </w:r>
+      <w:r>
+        <w:t xml:space="preserve">on 2 000 bootstrap resamples of the validation split gives a test accuracy between 92.1 and 96.0 % of cloud accuracy (5th–95th percentile; median 94.6 %) and an escalation rate between 12.3 and 23.5 %. A deployment that must meet the target with high confidence can take the 95th percentile of the bootstrap thresholds instead (</w:t>
+      </w:r>
+      <m:oMath>
+        <m:r>
+          <m:t>τ</m:t>
+        </m:r>
+        <m:r>
+          <m:rPr>
+            <m:sty m:val="p"/>
+          </m:rPr>
+          <m:t>=</m:t>
+        </m:r>
+        <m:r>
+          <m:t>0.198</m:t>
+        </m:r>
+      </m:oMath>
+      <w:r>
+        <w:t xml:space="preserve">): it then delivers 96.0 % of cloud accuracy on test at 23.5 % escalation, still a 4.3-fold reduction. Read directly off the test curve, the 95 % line is crossed at 20.3 % escalation (12.2 KB). Measured by macro-F1, which weights the 89 classes equally, the operating point delivers 72.9 % against 65.8 % for the edge alone and 77.5 % for always-cloud, the same ordering as top-1. The curve is markedly concave: the first escalated images are the most valuable. Escalating 30 % of images already closes 80 % of the gap between edge and cloud accuracy (Table 8), so the last fifth of that gap costs the remaining 70 % of the traffic. Table 8 shows that the three scalar signals are within 0.5 points of each other at every budget; we adopt the margin because it ties for best at the target and is the simplest to interpret.</w:t>
       </w:r>
     </w:p>
     <w:bookmarkStart w:id="73" w:name="tab:headline"/>
@@ -8177,43 +8573,43 @@
               <w:jc w:val="right"/>
             </w:pPr>
             <w:r>
-              <w:t xml:space="preserve">12.4</w:t>
-            </w:r>
-          </w:p>
-        </w:tc>
-        <w:tc>
-          <w:tcPr/>
-          <w:p>
-            <w:pPr>
-              <w:pStyle w:val="Compact"/>
-              <w:jc w:val="right"/>
-            </w:pPr>
-            <w:r>
-              <w:t xml:space="preserve">20.5 %</w:t>
-            </w:r>
-          </w:p>
-        </w:tc>
-        <w:tc>
-          <w:tcPr/>
-          <w:p>
-            <w:pPr>
-              <w:pStyle w:val="Compact"/>
-              <w:jc w:val="right"/>
-            </w:pPr>
-            <w:r>
-              <w:t xml:space="preserve">76.26 %</w:t>
-            </w:r>
-          </w:p>
-        </w:tc>
-        <w:tc>
-          <w:tcPr/>
-          <w:p>
-            <w:pPr>
-              <w:pStyle w:val="Compact"/>
-              <w:jc w:val="right"/>
-            </w:pPr>
-            <w:r>
-              <w:t xml:space="preserve">95.1 %</w:t>
+              <w:t xml:space="preserve">12.2</w:t>
+            </w:r>
+          </w:p>
+        </w:tc>
+        <w:tc>
+          <w:tcPr/>
+          <w:p>
+            <w:pPr>
+              <w:pStyle w:val="Compact"/>
+              <w:jc w:val="right"/>
+            </w:pPr>
+            <w:r>
+              <w:t xml:space="preserve">20.3 %</w:t>
+            </w:r>
+          </w:p>
+        </w:tc>
+        <w:tc>
+          <w:tcPr/>
+          <w:p>
+            <w:pPr>
+              <w:pStyle w:val="Compact"/>
+              <w:jc w:val="right"/>
+            </w:pPr>
+            <w:r>
+              <w:t xml:space="preserve">76.18 %</w:t>
+            </w:r>
+          </w:p>
+        </w:tc>
+        <w:tc>
+          <w:tcPr/>
+          <w:p>
+            <w:pPr>
+              <w:pStyle w:val="Compact"/>
+              <w:jc w:val="right"/>
+            </w:pPr>
+            <w:r>
+              <w:t xml:space="preserve">95.0 %</w:t>
             </w:r>
           </w:p>
         </w:tc>
@@ -8239,43 +8635,43 @@
               <w:jc w:val="right"/>
             </w:pPr>
             <w:r>
-              <w:t xml:space="preserve">20.7</w:t>
-            </w:r>
-          </w:p>
-        </w:tc>
-        <w:tc>
-          <w:tcPr/>
-          <w:p>
-            <w:pPr>
-              <w:pStyle w:val="Compact"/>
-              <w:jc w:val="right"/>
-            </w:pPr>
-            <w:r>
-              <w:t xml:space="preserve">29.9 %</w:t>
-            </w:r>
-          </w:p>
-        </w:tc>
-        <w:tc>
-          <w:tcPr/>
-          <w:p>
-            <w:pPr>
-              <w:pStyle w:val="Compact"/>
-              <w:jc w:val="right"/>
-            </w:pPr>
-            <w:r>
-              <w:t xml:space="preserve">76.29 %</w:t>
-            </w:r>
-          </w:p>
-        </w:tc>
-        <w:tc>
-          <w:tcPr/>
-          <w:p>
-            <w:pPr>
-              <w:pStyle w:val="Compact"/>
-              <w:jc w:val="right"/>
-            </w:pPr>
-            <w:r>
-              <w:t xml:space="preserve">95.2 %</w:t>
+              <w:t xml:space="preserve">20.2</w:t>
+            </w:r>
+          </w:p>
+        </w:tc>
+        <w:tc>
+          <w:tcPr/>
+          <w:p>
+            <w:pPr>
+              <w:pStyle w:val="Compact"/>
+              <w:jc w:val="right"/>
+            </w:pPr>
+            <w:r>
+              <w:t xml:space="preserve">29.0 %</w:t>
+            </w:r>
+          </w:p>
+        </w:tc>
+        <w:tc>
+          <w:tcPr/>
+          <w:p>
+            <w:pPr>
+              <w:pStyle w:val="Compact"/>
+              <w:jc w:val="right"/>
+            </w:pPr>
+            <w:r>
+              <w:t xml:space="preserve">76.18 %</w:t>
+            </w:r>
+          </w:p>
+        </w:tc>
+        <w:tc>
+          <w:tcPr/>
+          <w:p>
+            <w:pPr>
+              <w:pStyle w:val="Compact"/>
+              <w:jc w:val="right"/>
+            </w:pPr>
+            <w:r>
+              <w:t xml:space="preserve">95.0 %</w:t>
             </w:r>
           </w:p>
         </w:tc>
@@ -8412,7 +8808,7 @@
       <w:r>
         <w:drawing>
           <wp:inline>
-            <wp:extent cx="5334000" cy="5208588"/>
+            <wp:extent cx="5334000" cy="5000945"/>
             <wp:effectExtent b="0" l="0" r="0" t="0"/>
             <wp:docPr descr="Figure 9. Per-crop accuracy before and after escalation, and per-crop escalation rate." title="" id="83" name="Picture"/>
             <a:graphic>
@@ -8433,7 +8829,7 @@
                   <pic:spPr bwMode="auto">
                     <a:xfrm>
                       <a:off x="0" y="0"/>
-                      <a:ext cx="5334000" cy="5208588"/>
+                      <a:ext cx="5334000" cy="5000945"/>
                     </a:xfrm>
                     <a:prstGeom prst="rect">
                       <a:avLst/>
@@ -8466,7 +8862,7 @@
         <w:pStyle w:val="BodyText"/>
       </w:pPr>
       <w:r>
-        <w:t xml:space="preserve">The rule also adapts across crops without any per-crop tuning (Fig. 9). The figure shows, per crop, accuracy before and after escalation and the share of images escalated; the letters give each crop’s farm in the replay (Section 4.4). Escalation ranges from 3 % of raspberry images to 36 % of bean images, and it is strongly anti-correlated with the edge model’s accuracy on the crop (Pearson</w:t>
+        <w:t xml:space="preserve">The rule also adapts across crops without any per-crop tuning (Fig. 9). The figure shows, per crop, accuracy before and after escalation and the share of images escalated; the letters give each crop’s farm in the emulation (Section 4.4). Escalation ranges from 3 % of raspberry images to 36 % of bean images, and it is strongly anti-correlated with the edge model’s accuracy on the crop (Pearson</w:t>
       </w:r>
       <w:r>
         <w:t xml:space="preserve"> </w:t>
@@ -8624,43 +9020,43 @@
               <w:jc w:val="right"/>
             </w:pPr>
             <w:r>
-              <w:t xml:space="preserve">71.99</w:t>
-            </w:r>
-          </w:p>
-        </w:tc>
-        <w:tc>
-          <w:tcPr/>
-          <w:p>
-            <w:pPr>
-              <w:pStyle w:val="Compact"/>
-              <w:jc w:val="right"/>
-            </w:pPr>
-            <w:r>
-              <w:t xml:space="preserve">71.85</w:t>
-            </w:r>
-          </w:p>
-        </w:tc>
-        <w:tc>
-          <w:tcPr/>
-          <w:p>
-            <w:pPr>
-              <w:pStyle w:val="Compact"/>
-              <w:jc w:val="right"/>
-            </w:pPr>
-            <w:r>
-              <w:t xml:space="preserve">71.85</w:t>
-            </w:r>
-          </w:p>
-        </w:tc>
-        <w:tc>
-          <w:tcPr/>
-          <w:p>
-            <w:pPr>
-              <w:pStyle w:val="Compact"/>
-              <w:jc w:val="right"/>
-            </w:pPr>
-            <w:r>
-              <w:t xml:space="preserve">73.92</w:t>
+              <w:t xml:space="preserve">71.72</w:t>
+            </w:r>
+          </w:p>
+        </w:tc>
+        <w:tc>
+          <w:tcPr/>
+          <w:p>
+            <w:pPr>
+              <w:pStyle w:val="Compact"/>
+              <w:jc w:val="right"/>
+            </w:pPr>
+            <w:r>
+              <w:t xml:space="preserve">71.34</w:t>
+            </w:r>
+          </w:p>
+        </w:tc>
+        <w:tc>
+          <w:tcPr/>
+          <w:p>
+            <w:pPr>
+              <w:pStyle w:val="Compact"/>
+              <w:jc w:val="right"/>
+            </w:pPr>
+            <w:r>
+              <w:t xml:space="preserve">71.50</w:t>
+            </w:r>
+          </w:p>
+        </w:tc>
+        <w:tc>
+          <w:tcPr/>
+          <w:p>
+            <w:pPr>
+              <w:pStyle w:val="Compact"/>
+              <w:jc w:val="right"/>
+            </w:pPr>
+            <w:r>
+              <w:t xml:space="preserve">74.33</w:t>
             </w:r>
           </w:p>
         </w:tc>
@@ -8686,7 +9082,19 @@
               <w:jc w:val="right"/>
             </w:pPr>
             <w:r>
-              <w:t xml:space="preserve">72.91</w:t>
+              <w:t xml:space="preserve">73.43</w:t>
+            </w:r>
+          </w:p>
+        </w:tc>
+        <w:tc>
+          <w:tcPr/>
+          <w:p>
+            <w:pPr>
+              <w:pStyle w:val="Compact"/>
+              <w:jc w:val="right"/>
+            </w:pPr>
+            <w:r>
+              <w:t xml:space="preserve">73.27</w:t>
             </w:r>
           </w:p>
         </w:tc>
@@ -8710,19 +9118,7 @@
               <w:jc w:val="right"/>
             </w:pPr>
             <w:r>
-              <w:t xml:space="preserve">72.69</w:t>
-            </w:r>
-          </w:p>
-        </w:tc>
-        <w:tc>
-          <w:tcPr/>
-          <w:p>
-            <w:pPr>
-              <w:pStyle w:val="Compact"/>
-              <w:jc w:val="right"/>
-            </w:pPr>
-            <w:r>
-              <w:t xml:space="preserve">79.90</w:t>
+              <w:t xml:space="preserve">79.33</w:t>
             </w:r>
           </w:p>
         </w:tc>
@@ -8748,43 +9144,43 @@
               <w:jc w:val="right"/>
             </w:pPr>
             <w:r>
-              <w:t xml:space="preserve">74.41</w:t>
-            </w:r>
-          </w:p>
-        </w:tc>
-        <w:tc>
-          <w:tcPr/>
-          <w:p>
-            <w:pPr>
-              <w:pStyle w:val="Compact"/>
-              <w:jc w:val="right"/>
-            </w:pPr>
-            <w:r>
-              <w:t xml:space="preserve">74.08</w:t>
-            </w:r>
-          </w:p>
-        </w:tc>
-        <w:tc>
-          <w:tcPr/>
-          <w:p>
-            <w:pPr>
-              <w:pStyle w:val="Compact"/>
-              <w:jc w:val="right"/>
-            </w:pPr>
-            <w:r>
-              <w:t xml:space="preserve">73.95</w:t>
-            </w:r>
-          </w:p>
-        </w:tc>
-        <w:tc>
-          <w:tcPr/>
-          <w:p>
-            <w:pPr>
-              <w:pStyle w:val="Compact"/>
-              <w:jc w:val="right"/>
-            </w:pPr>
-            <w:r>
-              <w:t xml:space="preserve">84.42</w:t>
+              <w:t xml:space="preserve">74.79</w:t>
+            </w:r>
+          </w:p>
+        </w:tc>
+        <w:tc>
+          <w:tcPr/>
+          <w:p>
+            <w:pPr>
+              <w:pStyle w:val="Compact"/>
+              <w:jc w:val="right"/>
+            </w:pPr>
+            <w:r>
+              <w:t xml:space="preserve">74.82</w:t>
+            </w:r>
+          </w:p>
+        </w:tc>
+        <w:tc>
+          <w:tcPr/>
+          <w:p>
+            <w:pPr>
+              <w:pStyle w:val="Compact"/>
+              <w:jc w:val="right"/>
+            </w:pPr>
+            <w:r>
+              <w:t xml:space="preserve">74.84</w:t>
+            </w:r>
+          </w:p>
+        </w:tc>
+        <w:tc>
+          <w:tcPr/>
+          <w:p>
+            <w:pPr>
+              <w:pStyle w:val="Compact"/>
+              <w:jc w:val="right"/>
+            </w:pPr>
+            <w:r>
+              <w:t xml:space="preserve">84.34</w:t>
             </w:r>
           </w:p>
         </w:tc>
@@ -8810,31 +9206,31 @@
               <w:jc w:val="right"/>
             </w:pPr>
             <w:r>
-              <w:t xml:space="preserve">76.07</w:t>
-            </w:r>
-          </w:p>
-        </w:tc>
-        <w:tc>
-          <w:tcPr/>
-          <w:p>
-            <w:pPr>
-              <w:pStyle w:val="Compact"/>
-              <w:jc w:val="right"/>
-            </w:pPr>
-            <w:r>
-              <w:t xml:space="preserve">75.96</w:t>
-            </w:r>
-          </w:p>
-        </w:tc>
-        <w:tc>
-          <w:tcPr/>
-          <w:p>
-            <w:pPr>
-              <w:pStyle w:val="Compact"/>
-              <w:jc w:val="right"/>
-            </w:pPr>
-            <w:r>
-              <w:t xml:space="preserve">75.82</w:t>
+              <w:t xml:space="preserve">76.09</w:t>
+            </w:r>
+          </w:p>
+        </w:tc>
+        <w:tc>
+          <w:tcPr/>
+          <w:p>
+            <w:pPr>
+              <w:pStyle w:val="Compact"/>
+              <w:jc w:val="right"/>
+            </w:pPr>
+            <w:r>
+              <w:t xml:space="preserve">76.09</w:t>
+            </w:r>
+          </w:p>
+        </w:tc>
+        <w:tc>
+          <w:tcPr/>
+          <w:p>
+            <w:pPr>
+              <w:pStyle w:val="Compact"/>
+              <w:jc w:val="right"/>
+            </w:pPr>
+            <w:r>
+              <w:t xml:space="preserve">75.80</w:t>
             </w:r>
           </w:p>
         </w:tc>
@@ -8872,31 +9268,31 @@
               <w:jc w:val="right"/>
             </w:pPr>
             <w:r>
-              <w:t xml:space="preserve">77.32</w:t>
-            </w:r>
-          </w:p>
-        </w:tc>
-        <w:tc>
-          <w:tcPr/>
-          <w:p>
-            <w:pPr>
-              <w:pStyle w:val="Compact"/>
-              <w:jc w:val="right"/>
-            </w:pPr>
-            <w:r>
-              <w:t xml:space="preserve">77.05</w:t>
-            </w:r>
-          </w:p>
-        </w:tc>
-        <w:tc>
-          <w:tcPr/>
-          <w:p>
-            <w:pPr>
-              <w:pStyle w:val="Compact"/>
-              <w:jc w:val="right"/>
-            </w:pPr>
-            <w:r>
-              <w:t xml:space="preserve">76.77</w:t>
+              <w:t xml:space="preserve">77.21</w:t>
+            </w:r>
+          </w:p>
+        </w:tc>
+        <w:tc>
+          <w:tcPr/>
+          <w:p>
+            <w:pPr>
+              <w:pStyle w:val="Compact"/>
+              <w:jc w:val="right"/>
+            </w:pPr>
+            <w:r>
+              <w:t xml:space="preserve">77.10</w:t>
+            </w:r>
+          </w:p>
+        </w:tc>
+        <w:tc>
+          <w:tcPr/>
+          <w:p>
+            <w:pPr>
+              <w:pStyle w:val="Compact"/>
+              <w:jc w:val="right"/>
+            </w:pPr>
+            <w:r>
+              <w:t xml:space="preserve">76.67</w:t>
             </w:r>
           </w:p>
         </w:tc>
@@ -8934,31 +9330,31 @@
               <w:jc w:val="right"/>
             </w:pPr>
             <w:r>
-              <w:t xml:space="preserve">77.97</w:t>
-            </w:r>
-          </w:p>
-        </w:tc>
-        <w:tc>
-          <w:tcPr/>
-          <w:p>
-            <w:pPr>
-              <w:pStyle w:val="Compact"/>
-              <w:jc w:val="right"/>
-            </w:pPr>
-            <w:r>
-              <w:t xml:space="preserve">78.13</w:t>
-            </w:r>
-          </w:p>
-        </w:tc>
-        <w:tc>
-          <w:tcPr/>
-          <w:p>
-            <w:pPr>
-              <w:pStyle w:val="Compact"/>
-              <w:jc w:val="right"/>
-            </w:pPr>
-            <w:r>
-              <w:t xml:space="preserve">77.51</w:t>
+              <w:t xml:space="preserve">78.00</w:t>
+            </w:r>
+          </w:p>
+        </w:tc>
+        <w:tc>
+          <w:tcPr/>
+          <w:p>
+            <w:pPr>
+              <w:pStyle w:val="Compact"/>
+              <w:jc w:val="right"/>
+            </w:pPr>
+            <w:r>
+              <w:t xml:space="preserve">78.00</w:t>
+            </w:r>
+          </w:p>
+        </w:tc>
+        <w:tc>
+          <w:tcPr/>
+          <w:p>
+            <w:pPr>
+              <w:pStyle w:val="Compact"/>
+              <w:jc w:val="right"/>
+            </w:pPr>
+            <w:r>
+              <w:t xml:space="preserve">77.45</w:t>
             </w:r>
           </w:p>
         </w:tc>
@@ -9039,7 +9435,7 @@
         <w:t xml:space="preserve"> </w:t>
       </w:r>
       <w:r>
-        <w:t xml:space="preserve">at 0.810. On the bandwidth axis the verifier is dominated twice over: it needs more escalations for the same accuracy (29.9 % versus 20.5 %) and it adds its 2.67 KB message to every image. From Eq. (3), merely breaking even would require the verifier to escalate</w:t>
+        <w:t xml:space="preserve">at 0.810. On the bandwidth axis the verifier is dominated twice over: it needs more escalations for the same accuracy (29.0 % versus 20.3 %) and it adds its 2.67 KB message to every image. From Eq. (3), merely breaking even would require the verifier to escalate</w:t>
       </w:r>
       <w:r>
         <w:t xml:space="preserve"> </w:t>
@@ -9087,7 +9483,55 @@
         <w:t xml:space="preserve"> </w:t>
       </w:r>
       <w:r>
-        <w:t xml:space="preserve">images than the margin rule; it escalates 9.4 points more. The tax grows as payloads shrink: the more efficiently escalated images are encoded, the larger an always-on message is relative to them. The embedding it consumes carries no routing information beyond what the edge posterior already exposes for free.</w:t>
+        <w:t xml:space="preserve">images than the margin rule; it escalates 8.8 points more. The tax grows as payloads shrink: the more efficiently escalated images are encoded, the larger an always-on message is relative to them. The verifier’s ranking also generalises poorly: the best target reaches an AUC of 0.848 on its held-out validation images but 0.731 on test, the signature of a 1 372-dimensional input fitted on 1 820 images. On this evidence the embedding carries no routing information beyond what the edge posterior already exposes for free.</w:t>
+      </w:r>
+    </w:p>
+    <w:p>
+      <w:pPr>
+        <w:pStyle w:val="BodyText"/>
+      </w:pPr>
+      <w:r>
+        <w:t xml:space="preserve">Could the scalar signals themselves be improved? The edge models are trained with focal loss and label smoothing, which change the scale of their softmax, so we also calibrated the posterior by temperature scaling</w:t>
+      </w:r>
+      <w:r>
+        <w:t xml:space="preserve"> </w:t>
+      </w:r>
+      <w:r>
+        <w:t xml:space="preserve">(</w:t>
+      </w:r>
+      <w:hyperlink w:anchor="ref-guo2017calibration">
+        <w:r>
+          <w:rPr>
+            <w:rStyle w:val="Hyperlink"/>
+          </w:rPr>
+          <w:t xml:space="preserve">Guo et al. 2017</w:t>
+        </w:r>
+      </w:hyperlink>
+      <w:r>
+        <w:t xml:space="preserve">)</w:t>
+      </w:r>
+      <w:r>
+        <w:t xml:space="preserve"> </w:t>
+      </w:r>
+      <w:r>
+        <w:t xml:space="preserve">on the validation split (</w:t>
+      </w:r>
+      <m:oMath>
+        <m:r>
+          <m:t>T</m:t>
+        </m:r>
+        <m:r>
+          <m:rPr>
+            <m:sty m:val="p"/>
+          </m:rPr>
+          <m:t>=</m:t>
+        </m:r>
+        <m:r>
+          <m:t>0.84</m:t>
+        </m:r>
+      </m:oMath>
+      <w:r>
+        <w:t xml:space="preserve">; expected calibration error on test 0.097 before and 0.054 after) and tried the margin between the two largest logits. Every variant is calibrated by the same rule and evaluated on test (Table 9). For the original edge model, none improves on the plain margin by more than a few tenths of a point of escalation; for the distilled model of Section 6.4, the maximum probability needs 1.4 points less escalation than the margin. The differences between scalar signals are small compared with those between edge models, which is why we keep the pre-specified margin rule.</w:t>
       </w:r>
     </w:p>
     <w:bookmarkStart w:id="88" w:name="tab:auc"/>
@@ -9096,19 +9540,23 @@
         <w:pStyle w:val="TableCaption"/>
       </w:pPr>
       <w:r>
-        <w:t xml:space="preserve">Table 9. Ranking quality of escalation signals for identifying useful escalations (edge wrong, cloud right), MobileNetV3-L edge.</w:t>
+        <w:t xml:space="preserve">Table 9. Escalation signals: ranking quality and escalation needed.</w:t>
       </w:r>
     </w:p>
     <w:tbl>
       <w:tblPr>
         <w:tblStyle w:val="Table"/>
-        <w:tblW w:type="auto" w:w="0"/>
+        <w:tblW w:type="pct" w:w="4839"/>
+        <w:tblLayout w:type="fixed"/>
         <w:tblLook w:firstRow="1" w:lastRow="0" w:firstColumn="0" w:lastColumn="0" w:noHBand="0" w:noVBand="0" w:val="0020"/>
-        <w:tblCaption w:val="Table 9. Ranking quality of escalation signals for identifying useful escalations (edge wrong, cloud right), MobileNetV3-L edge."/>
+        <w:tblCaption w:val="Table 9. Escalation signals: ranking quality and escalation needed."/>
       </w:tblPr>
       <w:tblGrid>
-        <w:gridCol w:w="3960"/>
-        <w:gridCol w:w="3960"/>
+        <w:gridCol w:w="2725"/>
+        <w:gridCol w:w="1021"/>
+        <w:gridCol w:w="1447"/>
+        <w:gridCol w:w="1021"/>
+        <w:gridCol w:w="1447"/>
       </w:tblGrid>
       <w:tr>
         <w:trPr>
@@ -9119,8 +9567,60 @@
           <w:p>
             <w:pPr>
               <w:pStyle w:val="Compact"/>
-              <w:jc w:val="left"/>
-            </w:pPr>
+            </w:pPr>
+          </w:p>
+        </w:tc>
+        <w:tc>
+          <w:tcPr>
+            <w:gridSpan w:val="2"/>
+          </w:tcPr>
+          <w:p>
+            <w:pPr>
+              <w:pStyle w:val="Compact"/>
+              <w:jc w:val="right"/>
+            </w:pPr>
+            <w:r>
+              <w:rPr>
+                <w:b/>
+                <w:bCs/>
+              </w:rPr>
+              <w:t xml:space="preserve">Original edge</w:t>
+            </w:r>
+          </w:p>
+        </w:tc>
+        <w:tc>
+          <w:tcPr>
+            <w:gridSpan w:val="2"/>
+          </w:tcPr>
+          <w:p>
+            <w:pPr>
+              <w:pStyle w:val="Compact"/>
+              <w:jc w:val="right"/>
+            </w:pPr>
+            <w:r>
+              <w:rPr>
+                <w:b/>
+                <w:bCs/>
+              </w:rPr>
+              <w:t xml:space="preserve">Distilled edge</w:t>
+            </w:r>
+          </w:p>
+        </w:tc>
+      </w:tr>
+      <w:tr>
+        <w:tc>
+          <w:tcPr/>
+          <w:p>
+            <w:pPr>
+              <w:pStyle w:val="Compact"/>
+              <w:jc w:val="left"/>
+            </w:pPr>
+            <w:r>
+              <w:t xml:space="preserve">2-3(l)4-5</w:t>
+            </w:r>
+            <w:r>
+              <w:t xml:space="preserve"> </w:t>
+            </w:r>
             <w:r>
               <w:rPr>
                 <w:b/>
@@ -9143,6 +9643,120 @@
                 <w:bCs/>
               </w:rPr>
               <w:t xml:space="preserve">AUC</w:t>
+            </w:r>
+          </w:p>
+        </w:tc>
+        <w:tc>
+          <w:tcPr/>
+          <w:p>
+            <w:pPr>
+              <w:pStyle w:val="Compact"/>
+              <w:jc w:val="right"/>
+            </w:pPr>
+            <w:r>
+              <w:rPr>
+                <w:b/>
+                <w:bCs/>
+              </w:rPr>
+              <w:t xml:space="preserve">Esc. </w:t>
+            </w:r>
+            <w:r>
+              <w:rPr>
+                <w:b/>
+                <w:bCs/>
+              </w:rPr>
+              <w:t xml:space="preserve">(</w:t>
+            </w:r>
+            <w:hyperlink w:anchor="ref-95">
+              <w:r>
+                <w:rPr>
+                  <w:rStyle w:val="Hyperlink"/>
+                  <w:b/>
+                  <w:b/>
+                  <w:bCs/>
+                  <w:bCs/>
+                </w:rPr>
+                <w:t xml:space="preserve">95?</w:t>
+              </w:r>
+            </w:hyperlink>
+            <w:r>
+              <w:rPr>
+                <w:b/>
+                <w:bCs/>
+              </w:rPr>
+              <w:t xml:space="preserve">)</w:t>
+            </w:r>
+            <w:r>
+              <w:rPr>
+                <w:b/>
+                <w:bCs/>
+              </w:rPr>
+              <w:t xml:space="preserve"> %</w:t>
+            </w:r>
+          </w:p>
+        </w:tc>
+        <w:tc>
+          <w:tcPr/>
+          <w:p>
+            <w:pPr>
+              <w:pStyle w:val="Compact"/>
+              <w:jc w:val="right"/>
+            </w:pPr>
+            <w:r>
+              <w:rPr>
+                <w:b/>
+                <w:bCs/>
+              </w:rPr>
+              <w:t xml:space="preserve">AUC</w:t>
+            </w:r>
+          </w:p>
+        </w:tc>
+        <w:tc>
+          <w:tcPr/>
+          <w:p>
+            <w:pPr>
+              <w:pStyle w:val="Compact"/>
+              <w:jc w:val="right"/>
+            </w:pPr>
+            <w:r>
+              <w:rPr>
+                <w:b/>
+                <w:bCs/>
+              </w:rPr>
+              <w:t xml:space="preserve">Esc. </w:t>
+            </w:r>
+            <w:r>
+              <w:rPr>
+                <w:b/>
+                <w:bCs/>
+              </w:rPr>
+              <w:t xml:space="preserve">(</w:t>
+            </w:r>
+            <w:hyperlink w:anchor="ref-95">
+              <w:r>
+                <w:rPr>
+                  <w:rStyle w:val="Hyperlink"/>
+                  <w:b/>
+                  <w:b/>
+                  <w:bCs/>
+                  <w:bCs/>
+                </w:rPr>
+                <w:t xml:space="preserve">95?</w:t>
+              </w:r>
+            </w:hyperlink>
+            <w:r>
+              <w:rPr>
+                <w:b/>
+                <w:bCs/>
+              </w:rPr>
+              <w:t xml:space="preserve">)</w:t>
+            </w:r>
+            <w:r>
+              <w:rPr>
+                <w:b/>
+                <w:bCs/>
+              </w:rPr>
+              <w:t xml:space="preserve"> %</w:t>
             </w:r>
           </w:p>
         </w:tc>
@@ -9170,23 +9784,117 @@
               <w:t xml:space="preserve"> </w:t>
             </w:r>
             <w:r>
-              <w:t xml:space="preserve">margin</w:t>
-            </w:r>
-          </w:p>
-        </w:tc>
-        <w:tc>
-          <w:tcPr/>
-          <w:p>
-            <w:pPr>
-              <w:pStyle w:val="Compact"/>
-              <w:jc w:val="right"/>
-            </w:pPr>
-            <w:r>
-              <w:rPr>
-                <w:b/>
-                <w:bCs/>
-              </w:rPr>
+              <w:t xml:space="preserve">margin (deployed)</w:t>
+            </w:r>
+          </w:p>
+        </w:tc>
+        <w:tc>
+          <w:tcPr/>
+          <w:p>
+            <w:pPr>
+              <w:pStyle w:val="Compact"/>
+              <w:jc w:val="right"/>
+            </w:pPr>
+            <w:r>
               <w:t xml:space="preserve">0.810</w:t>
+            </w:r>
+          </w:p>
+        </w:tc>
+        <w:tc>
+          <w:tcPr/>
+          <w:p>
+            <w:pPr>
+              <w:pStyle w:val="Compact"/>
+              <w:jc w:val="right"/>
+            </w:pPr>
+            <w:r>
+              <w:t xml:space="preserve">20.3 %</w:t>
+            </w:r>
+          </w:p>
+        </w:tc>
+        <w:tc>
+          <w:tcPr/>
+          <w:p>
+            <w:pPr>
+              <w:pStyle w:val="Compact"/>
+              <w:jc w:val="right"/>
+            </w:pPr>
+            <w:r>
+              <w:t xml:space="preserve">0.830</w:t>
+            </w:r>
+          </w:p>
+        </w:tc>
+        <w:tc>
+          <w:tcPr/>
+          <w:p>
+            <w:pPr>
+              <w:pStyle w:val="Compact"/>
+              <w:jc w:val="right"/>
+            </w:pPr>
+            <w:r>
+              <w:t xml:space="preserve">15.9 %</w:t>
+            </w:r>
+          </w:p>
+        </w:tc>
+      </w:tr>
+      <w:tr>
+        <w:tc>
+          <w:tcPr/>
+          <w:p>
+            <w:pPr>
+              <w:pStyle w:val="Compact"/>
+              <w:jc w:val="left"/>
+            </w:pPr>
+            <w:r>
+              <w:t xml:space="preserve">temperature-scaled</w:t>
+            </w:r>
+          </w:p>
+        </w:tc>
+        <w:tc>
+          <w:tcPr/>
+          <w:p>
+            <w:pPr>
+              <w:pStyle w:val="Compact"/>
+              <w:jc w:val="right"/>
+            </w:pPr>
+            <w:r>
+              <w:t xml:space="preserve">0.811</w:t>
+            </w:r>
+          </w:p>
+        </w:tc>
+        <w:tc>
+          <w:tcPr/>
+          <w:p>
+            <w:pPr>
+              <w:pStyle w:val="Compact"/>
+              <w:jc w:val="right"/>
+            </w:pPr>
+            <w:r>
+              <w:t xml:space="preserve">20.7 %</w:t>
+            </w:r>
+          </w:p>
+        </w:tc>
+        <w:tc>
+          <w:tcPr/>
+          <w:p>
+            <w:pPr>
+              <w:pStyle w:val="Compact"/>
+              <w:jc w:val="right"/>
+            </w:pPr>
+            <w:r>
+              <w:t xml:space="preserve">0.829</w:t>
+            </w:r>
+          </w:p>
+        </w:tc>
+        <w:tc>
+          <w:tcPr/>
+          <w:p>
+            <w:pPr>
+              <w:pStyle w:val="Compact"/>
+              <w:jc w:val="right"/>
+            </w:pPr>
+            <w:r>
+              <w:t xml:space="preserve">16.6 %</w:t>
             </w:r>
           </w:p>
         </w:tc>
@@ -9226,7 +9934,43 @@
               <w:jc w:val="right"/>
             </w:pPr>
             <w:r>
-              <w:t xml:space="preserve">0.807</w:t>
+              <w:t xml:space="preserve">0.806</w:t>
+            </w:r>
+          </w:p>
+        </w:tc>
+        <w:tc>
+          <w:tcPr/>
+          <w:p>
+            <w:pPr>
+              <w:pStyle w:val="Compact"/>
+              <w:jc w:val="right"/>
+            </w:pPr>
+            <w:r>
+              <w:t xml:space="preserve">20.4 %</w:t>
+            </w:r>
+          </w:p>
+        </w:tc>
+        <w:tc>
+          <w:tcPr/>
+          <w:p>
+            <w:pPr>
+              <w:pStyle w:val="Compact"/>
+              <w:jc w:val="right"/>
+            </w:pPr>
+            <w:r>
+              <w:t xml:space="preserve">0.823</w:t>
+            </w:r>
+          </w:p>
+        </w:tc>
+        <w:tc>
+          <w:tcPr/>
+          <w:p>
+            <w:pPr>
+              <w:pStyle w:val="Compact"/>
+              <w:jc w:val="right"/>
+            </w:pPr>
+            <w:r>
+              <w:t xml:space="preserve">14.5 %</w:t>
             </w:r>
           </w:p>
         </w:tc>
@@ -9240,19 +9984,55 @@
               <w:jc w:val="left"/>
             </w:pPr>
             <w:r>
-              <w:t xml:space="preserve">Entropy</w:t>
-            </w:r>
-          </w:p>
-        </w:tc>
-        <w:tc>
-          <w:tcPr/>
-          <w:p>
-            <w:pPr>
-              <w:pStyle w:val="Compact"/>
-              <w:jc w:val="right"/>
-            </w:pPr>
-            <w:r>
-              <w:t xml:space="preserve">0.790</w:t>
+              <w:t xml:space="preserve">temperature-scaled</w:t>
+            </w:r>
+          </w:p>
+        </w:tc>
+        <w:tc>
+          <w:tcPr/>
+          <w:p>
+            <w:pPr>
+              <w:pStyle w:val="Compact"/>
+              <w:jc w:val="right"/>
+            </w:pPr>
+            <w:r>
+              <w:t xml:space="preserve">0.810</w:t>
+            </w:r>
+          </w:p>
+        </w:tc>
+        <w:tc>
+          <w:tcPr/>
+          <w:p>
+            <w:pPr>
+              <w:pStyle w:val="Compact"/>
+              <w:jc w:val="right"/>
+            </w:pPr>
+            <w:r>
+              <w:t xml:space="preserve">20.2 %</w:t>
+            </w:r>
+          </w:p>
+        </w:tc>
+        <w:tc>
+          <w:tcPr/>
+          <w:p>
+            <w:pPr>
+              <w:pStyle w:val="Compact"/>
+              <w:jc w:val="right"/>
+            </w:pPr>
+            <w:r>
+              <w:t xml:space="preserve">0.829</w:t>
+            </w:r>
+          </w:p>
+        </w:tc>
+        <w:tc>
+          <w:tcPr/>
+          <w:p>
+            <w:pPr>
+              <w:pStyle w:val="Compact"/>
+              <w:jc w:val="right"/>
+            </w:pPr>
+            <w:r>
+              <w:t xml:space="preserve">15.6 %</w:t>
             </w:r>
           </w:p>
         </w:tc>
@@ -9266,7 +10046,201 @@
               <w:jc w:val="left"/>
             </w:pPr>
             <w:r>
-              <w:t xml:space="preserve">Cloud-supervised MLP verifier (best of 3 targets)</w:t>
+              <w:t xml:space="preserve">Entropy</w:t>
+            </w:r>
+          </w:p>
+        </w:tc>
+        <w:tc>
+          <w:tcPr/>
+          <w:p>
+            <w:pPr>
+              <w:pStyle w:val="Compact"/>
+              <w:jc w:val="right"/>
+            </w:pPr>
+            <w:r>
+              <w:t xml:space="preserve">0.790</w:t>
+            </w:r>
+          </w:p>
+        </w:tc>
+        <w:tc>
+          <w:tcPr/>
+          <w:p>
+            <w:pPr>
+              <w:pStyle w:val="Compact"/>
+              <w:jc w:val="right"/>
+            </w:pPr>
+            <w:r>
+              <w:t xml:space="preserve">22.7 %</w:t>
+            </w:r>
+          </w:p>
+        </w:tc>
+        <w:tc>
+          <w:tcPr/>
+          <w:p>
+            <w:pPr>
+              <w:pStyle w:val="Compact"/>
+              <w:jc w:val="right"/>
+            </w:pPr>
+            <w:r>
+              <w:t xml:space="preserve">0.797</w:t>
+            </w:r>
+          </w:p>
+        </w:tc>
+        <w:tc>
+          <w:tcPr/>
+          <w:p>
+            <w:pPr>
+              <w:pStyle w:val="Compact"/>
+              <w:jc w:val="right"/>
+            </w:pPr>
+            <w:r>
+              <w:t xml:space="preserve">15.7 %</w:t>
+            </w:r>
+          </w:p>
+        </w:tc>
+      </w:tr>
+      <w:tr>
+        <w:tc>
+          <w:tcPr/>
+          <w:p>
+            <w:pPr>
+              <w:pStyle w:val="Compact"/>
+              <w:jc w:val="left"/>
+            </w:pPr>
+            <w:r>
+              <w:t xml:space="preserve">temperature-scaled</w:t>
+            </w:r>
+          </w:p>
+        </w:tc>
+        <w:tc>
+          <w:tcPr/>
+          <w:p>
+            <w:pPr>
+              <w:pStyle w:val="Compact"/>
+              <w:jc w:val="right"/>
+            </w:pPr>
+            <w:r>
+              <w:t xml:space="preserve">0.797</w:t>
+            </w:r>
+          </w:p>
+        </w:tc>
+        <w:tc>
+          <w:tcPr/>
+          <w:p>
+            <w:pPr>
+              <w:pStyle w:val="Compact"/>
+              <w:jc w:val="right"/>
+            </w:pPr>
+            <w:r>
+              <w:t xml:space="preserve">21.2 %</w:t>
+            </w:r>
+          </w:p>
+        </w:tc>
+        <w:tc>
+          <w:tcPr/>
+          <w:p>
+            <w:pPr>
+              <w:pStyle w:val="Compact"/>
+              <w:jc w:val="right"/>
+            </w:pPr>
+            <w:r>
+              <w:t xml:space="preserve">0.814</w:t>
+            </w:r>
+          </w:p>
+        </w:tc>
+        <w:tc>
+          <w:tcPr/>
+          <w:p>
+            <w:pPr>
+              <w:pStyle w:val="Compact"/>
+              <w:jc w:val="right"/>
+            </w:pPr>
+            <w:r>
+              <w:t xml:space="preserve">14.8 %</w:t>
+            </w:r>
+          </w:p>
+        </w:tc>
+      </w:tr>
+      <w:tr>
+        <w:tc>
+          <w:tcPr/>
+          <w:p>
+            <w:pPr>
+              <w:pStyle w:val="Compact"/>
+              <w:jc w:val="left"/>
+            </w:pPr>
+            <m:oMath>
+              <m:r>
+                <m:rPr>
+                  <m:sty m:val="p"/>
+                </m:rPr>
+                <m:t>−</m:t>
+              </m:r>
+            </m:oMath>
+            <w:r>
+              <w:t xml:space="preserve">(logit margin)</w:t>
+            </w:r>
+          </w:p>
+        </w:tc>
+        <w:tc>
+          <w:tcPr/>
+          <w:p>
+            <w:pPr>
+              <w:pStyle w:val="Compact"/>
+              <w:jc w:val="right"/>
+            </w:pPr>
+            <w:r>
+              <w:t xml:space="preserve">0.810</w:t>
+            </w:r>
+          </w:p>
+        </w:tc>
+        <w:tc>
+          <w:tcPr/>
+          <w:p>
+            <w:pPr>
+              <w:pStyle w:val="Compact"/>
+              <w:jc w:val="right"/>
+            </w:pPr>
+            <w:r>
+              <w:t xml:space="preserve">21.5 %</w:t>
+            </w:r>
+          </w:p>
+        </w:tc>
+        <w:tc>
+          <w:tcPr/>
+          <w:p>
+            <w:pPr>
+              <w:pStyle w:val="Compact"/>
+              <w:jc w:val="right"/>
+            </w:pPr>
+            <w:r>
+              <w:t xml:space="preserve">0.821</w:t>
+            </w:r>
+          </w:p>
+        </w:tc>
+        <w:tc>
+          <w:tcPr/>
+          <w:p>
+            <w:pPr>
+              <w:pStyle w:val="Compact"/>
+              <w:jc w:val="right"/>
+            </w:pPr>
+            <w:r>
+              <w:t xml:space="preserve">17.3 %</w:t>
+            </w:r>
+          </w:p>
+        </w:tc>
+      </w:tr>
+      <w:tr>
+        <w:tc>
+          <w:tcPr/>
+          <w:p>
+            <w:pPr>
+              <w:pStyle w:val="Compact"/>
+              <w:jc w:val="left"/>
+            </w:pPr>
+            <w:r>
+              <w:t xml:space="preserve">Cloud-supervised MLP verifier</w:t>
             </w:r>
           </w:p>
         </w:tc>
@@ -9279,6 +10253,38 @@
             </w:pPr>
             <w:r>
               <w:t xml:space="preserve">0.731</w:t>
+            </w:r>
+          </w:p>
+        </w:tc>
+        <w:tc>
+          <w:tcPr/>
+          <w:p>
+            <w:pPr>
+              <w:pStyle w:val="Compact"/>
+              <w:jc w:val="right"/>
+            </w:pPr>
+            <w:r>
+              <w:t xml:space="preserve">29.0 %</w:t>
+            </w:r>
+          </w:p>
+        </w:tc>
+        <w:tc>
+          <w:tcPr/>
+          <w:p>
+            <w:r>
+              <w:pict>
+                <v:rect style="width:0;height:1.5pt" o:hralign="center" o:hrstd="t" o:hr="t"/>
+              </w:pict>
+            </w:r>
+          </w:p>
+        </w:tc>
+        <w:tc>
+          <w:tcPr/>
+          <w:p>
+            <w:r>
+              <w:pict>
+                <v:rect style="width:0;height:1.5pt" o:hralign="center" o:hrstd="t" o:hr="t"/>
+              </w:pict>
             </w:r>
           </w:p>
         </w:tc>
@@ -9366,7 +10372,7 @@
         <w:pStyle w:val="FirstParagraph"/>
       </w:pPr>
       <w:r>
-        <w:t xml:space="preserve">Section 6.1 showed that edge capacity sets the operating point. A more capable edge model need not be a larger one: the cloud ensemble can teach it. We tested this in two ways (Table 10). Both edge models are evaluated with the same pipeline and with thresholds calibrated on validation; the original model’s figures agree with Table 7 to within 0.1 point.</w:t>
+        <w:t xml:space="preserve">Section 6.1 showed that edge capacity sets the operating point. A more capable edge model need not be a larger one: the cloud ensemble can teach it. We tested this in two ways (Table 10). Both edge models are evaluated from the same per-image predictions as Table 7, with thresholds calibrated on validation by the rule of Section 3.4.</w:t>
       </w:r>
     </w:p>
     <w:bookmarkStart w:id="94" w:name="distillation-before-deployment"/>
@@ -9406,7 +10412,7 @@
         <w:t xml:space="preserve"> </w:t>
       </w:r>
       <w:r>
-        <w:t xml:space="preserve">(temperature 2, weight 0.5). The probabilities come from the backbone features already computed for the training split, so the teacher adds no inference cost, and the distilled model keeps the architecture and on-device latency of the original. On its own it reaches 71.9 % top-1, against 69.4 % before distillation. With its threshold recalibrated on validation by the same rule (Section 3.4;</w:t>
+        <w:t xml:space="preserve">(temperature 2, weight 0.5). The probabilities come from the backbone features already computed for the training split, so the teacher adds no inference cost, and the distilled model keeps the architecture and on-device latency of the original. On its own it reaches 71.9 % top-1, against 69.3 % before distillation. With its threshold recalibrated on validation by the same rule (Section 3.4;</w:t>
       </w:r>
       <w:r>
         <w:t xml:space="preserve"> </w:t>
@@ -9422,11 +10428,11 @@
           <m:t>=</m:t>
         </m:r>
         <m:r>
-          <m:t>0.073</m:t>
+          <m:t>0.072</m:t>
         </m:r>
       </m:oMath>
       <w:r>
-        <w:t xml:space="preserve">), it escalates 12.5 % of test images instead of 18.7 % while delivering 94.0 % of cloud accuracy, so uplink traffic falls 8.0-fold instead of 5.3-fold; on the test curve the 95 % target is reached at 16.1 % escalation instead of 20.2 %.</w:t>
+        <w:t xml:space="preserve">), it escalates 12.3 % of test images instead of 18.6 % while delivering 94.0 % of cloud accuracy, so uplink traffic falls 8.1-fold instead of 5.4-fold; on the test curve the 95 % target is reached at 15.9 % escalation instead of 20.3 %. Part of the recalibrated model’s saving comes from accepting slightly lower accuracy (94.0 % of cloud accuracy against 94.6 %), but most of it does not: to match the original model’s 75.82 %, the distilled model needs 14.3 % escalation instead of 18.6 %, a 7.0-fold reduction instead of 5.4-fold. The gain costs nothing at run time and needs nothing the system does not already have: a stronger edge model obtained from the cloud model itself. Section 6.7 confirms it on the devices.</w:t>
       </w:r>
     </w:p>
     <w:bookmarkEnd w:id="94"/>
@@ -9456,7 +10462,133 @@
         <w:t xml:space="preserve"> </w:t>
       </w:r>
       <w:r>
-        <w:t xml:space="preserve">of 1 812 images, whose 344 escalated images are used to fine-tune the deployed model (eight short epochs, mixed with replayed training images), and a second week for evaluation. Its results are reported on the second week, with escalation @95 % read off the test curve. One week of escalations did not improve the edge model, whatever labels the escalated images carried, and the escalation needed for the target rose. A control that fine-tunes on replayed training images alone shows that part of this loss comes from the extra fine-tuning itself; but even farmer-confirmed labels do not help. The 344 images — about four per class, and the hardest the edge sees — are too few to move a model trained on 11 778 images of the same distribution. The value of the loop therefore lies in accumulating escalations over many weeks and in adapting to farms whose images differ from the training data, which an in-distribution benchmark cannot show; distilling the ensemble before deployment is, by contrast, an immediate gain.</w:t>
+        <w:t xml:space="preserve">of about 1 812 images, whose 339 escalated images are used to fine-tune the deployed model, and a second week of the remaining images for evaluation, and repeated the experiment over 5 random partitions. Fine-tuning runs for eight short epochs (AdamW, learning rate</w:t>
+      </w:r>
+      <w:r>
+        <w:t xml:space="preserve"> </w:t>
+      </w:r>
+      <m:oMath>
+        <m:sSup>
+          <m:e>
+            <m:r>
+              <m:t>10</m:t>
+            </m:r>
+          </m:e>
+          <m:sup>
+            <m:r>
+              <m:rPr>
+                <m:sty m:val="p"/>
+              </m:rPr>
+              <m:t>−</m:t>
+            </m:r>
+            <m:r>
+              <m:t>4</m:t>
+            </m:r>
+          </m:sup>
+        </m:sSup>
+      </m:oMath>
+      <w:r>
+        <w:t xml:space="preserve"> </w:t>
+      </w:r>
+      <w:r>
+        <w:t xml:space="preserve">with 10 % warm-up and cosine decay, the loss of the distillation recipe), each mixing the escalated images, repeated four times, with 2 000 rehearsal images drawn from the training split by the original training’s class-balanced sampler; the threshold stays at the deployed</w:t>
+      </w:r>
+      <w:r>
+        <w:t xml:space="preserve"> </w:t>
+      </w:r>
+      <m:oMath>
+        <m:r>
+          <m:t>τ</m:t>
+        </m:r>
+      </m:oMath>
+      <w:r>
+        <w:t xml:space="preserve">. Because further fine-tuning perturbs a trained model by itself, the reference for the escalated images is a control that fine-tunes on rehearsal images only: it needs +1.5 </w:t>
+      </w:r>
+      <m:oMath>
+        <m:r>
+          <m:rPr>
+            <m:sty m:val="p"/>
+          </m:rPr>
+          <m:t>±</m:t>
+        </m:r>
+      </m:oMath>
+      <w:r>
+        <w:t xml:space="preserve"> 0.5 points more escalation than the unchanged model, consistently across partitions. Against this control, one week of escalations did not improve the edge model, whatever labels the escalated images carried (Table 10; differences in escalation @95 %, mean</w:t>
+      </w:r>
+      <w:r>
+        <w:t xml:space="preserve"> </w:t>
+      </w:r>
+      <m:oMath>
+        <m:r>
+          <m:rPr>
+            <m:sty m:val="p"/>
+          </m:rPr>
+          <m:t>±</m:t>
+        </m:r>
+      </m:oMath>
+      <w:r>
+        <w:t xml:space="preserve"> </w:t>
+      </w:r>
+      <w:r>
+        <w:t xml:space="preserve">standard deviation over partitions): +1.4 </w:t>
+      </w:r>
+      <m:oMath>
+        <m:r>
+          <m:rPr>
+            <m:sty m:val="p"/>
+          </m:rPr>
+          <m:t>±</m:t>
+        </m:r>
+      </m:oMath>
+      <w:r>
+        <w:t xml:space="preserve"> 1.9 points with the ensemble’s top-1 labels, +1.7 </w:t>
+      </w:r>
+      <m:oMath>
+        <m:r>
+          <m:rPr>
+            <m:sty m:val="p"/>
+          </m:rPr>
+          <m:t>±</m:t>
+        </m:r>
+      </m:oMath>
+      <w:r>
+        <w:t xml:space="preserve"> 2.3 with its probabilities, -0.3 </w:t>
+      </w:r>
+      <m:oMath>
+        <m:r>
+          <m:rPr>
+            <m:sty m:val="p"/>
+          </m:rPr>
+          <m:t>±</m:t>
+        </m:r>
+      </m:oMath>
+      <w:r>
+        <w:t xml:space="preserve"> 1.6 with its probabilities on confident escalations only, and +2.1 </w:t>
+      </w:r>
+      <m:oMath>
+        <m:r>
+          <m:rPr>
+            <m:sty m:val="p"/>
+          </m:rPr>
+          <m:t>±</m:t>
+        </m:r>
+      </m:oMath>
+      <w:r>
+        <w:t xml:space="preserve"> 3.1 even with farmer-confirmed true labels. The fixed-threshold columns show the mechanism: the models fine-tuned on escalations escalate fewer images at</w:t>
+      </w:r>
+      <w:r>
+        <w:t xml:space="preserve"> </w:t>
+      </w:r>
+      <m:oMath>
+        <m:r>
+          <m:t>τ</m:t>
+        </m:r>
+      </m:oMath>
+      <w:r>
+        <w:t xml:space="preserve"> </w:t>
+      </w:r>
+      <w:r>
+        <w:t xml:space="preserve">than the control but deliver lower accuracy, so they become more confident on the hard cases they were shown without becoming more often right. The 339 images — about four per class, and the hardest the edge sees — are memorised rather than generalised from by a model trained on 11 778 images of the same distribution. The value of the loop therefore lies in accumulating escalations over many weeks and in adapting to farms whose images differ from the training data, which an in-distribution benchmark cannot show; distilling the ensemble before deployment is, by contrast, an immediate gain.</w:t>
       </w:r>
     </w:p>
     <w:bookmarkStart w:id="95" w:name="tab:teacher"/>
@@ -9471,18 +10603,18 @@
     <w:tbl>
       <w:tblPr>
         <w:tblStyle w:val="Table"/>
-        <w:tblW w:type="pct" w:w="4836"/>
+        <w:tblW w:type="pct" w:w="4851"/>
         <w:tblLayout w:type="fixed"/>
         <w:tblLook w:firstRow="0" w:lastRow="0" w:firstColumn="0" w:lastColumn="0" w:noHBand="0" w:noVBand="0" w:val="0000"/>
         <w:tblCaption w:val="Table 10. The ensemble as a teacher: distillation and one-week loop pilot."/>
       </w:tblPr>
       <w:tblGrid>
-        <w:gridCol w:w="2207"/>
-        <w:gridCol w:w="1038"/>
-        <w:gridCol w:w="1038"/>
-        <w:gridCol w:w="1298"/>
-        <w:gridCol w:w="1038"/>
-        <w:gridCol w:w="1038"/>
+        <w:gridCol w:w="2009"/>
+        <w:gridCol w:w="1122"/>
+        <w:gridCol w:w="1122"/>
+        <w:gridCol w:w="1182"/>
+        <w:gridCol w:w="1122"/>
+        <w:gridCol w:w="1122"/>
       </w:tblGrid>
       <w:tr>
         <w:tc>
@@ -9685,55 +10817,55 @@
               <w:jc w:val="right"/>
             </w:pPr>
             <w:r>
-              <w:t xml:space="preserve">69.4 %</w:t>
-            </w:r>
-          </w:p>
-        </w:tc>
-        <w:tc>
-          <w:tcPr/>
-          <w:p>
-            <w:pPr>
-              <w:pStyle w:val="Compact"/>
-              <w:jc w:val="right"/>
-            </w:pPr>
-            <w:r>
-              <w:t xml:space="preserve">18.7 %</w:t>
-            </w:r>
-          </w:p>
-        </w:tc>
-        <w:tc>
-          <w:tcPr/>
-          <w:p>
-            <w:pPr>
-              <w:pStyle w:val="Compact"/>
-              <w:jc w:val="right"/>
-            </w:pPr>
-            <w:r>
-              <w:t xml:space="preserve">75.9 % (94.6)</w:t>
-            </w:r>
-          </w:p>
-        </w:tc>
-        <w:tc>
-          <w:tcPr/>
-          <w:p>
-            <w:pPr>
-              <w:pStyle w:val="Compact"/>
-              <w:jc w:val="right"/>
-            </w:pPr>
-            <w:r>
-              <w:t xml:space="preserve">5.3</w:t>
-            </w:r>
-          </w:p>
-        </w:tc>
-        <w:tc>
-          <w:tcPr/>
-          <w:p>
-            <w:pPr>
-              <w:pStyle w:val="Compact"/>
-              <w:jc w:val="right"/>
-            </w:pPr>
-            <w:r>
-              <w:t xml:space="preserve">20.2 %</w:t>
+              <w:t xml:space="preserve">69.3 %</w:t>
+            </w:r>
+          </w:p>
+        </w:tc>
+        <w:tc>
+          <w:tcPr/>
+          <w:p>
+            <w:pPr>
+              <w:pStyle w:val="Compact"/>
+              <w:jc w:val="right"/>
+            </w:pPr>
+            <w:r>
+              <w:t xml:space="preserve">18.6 %</w:t>
+            </w:r>
+          </w:p>
+        </w:tc>
+        <w:tc>
+          <w:tcPr/>
+          <w:p>
+            <w:pPr>
+              <w:pStyle w:val="Compact"/>
+              <w:jc w:val="right"/>
+            </w:pPr>
+            <w:r>
+              <w:t xml:space="preserve">75.8 % (94.6)</w:t>
+            </w:r>
+          </w:p>
+        </w:tc>
+        <w:tc>
+          <w:tcPr/>
+          <w:p>
+            <w:pPr>
+              <w:pStyle w:val="Compact"/>
+              <w:jc w:val="right"/>
+            </w:pPr>
+            <w:r>
+              <w:t xml:space="preserve">5.4</w:t>
+            </w:r>
+          </w:p>
+        </w:tc>
+        <w:tc>
+          <w:tcPr/>
+          <w:p>
+            <w:pPr>
+              <w:pStyle w:val="Compact"/>
+              <w:jc w:val="right"/>
+            </w:pPr>
+            <w:r>
+              <w:t xml:space="preserve">20.3 %</w:t>
             </w:r>
           </w:p>
         </w:tc>
@@ -9783,7 +10915,7 @@
                 <w:b/>
                 <w:bCs/>
               </w:rPr>
-              <w:t xml:space="preserve">12.5 %</w:t>
+              <w:t xml:space="preserve">12.3 %</w:t>
             </w:r>
           </w:p>
         </w:tc>
@@ -9815,7 +10947,7 @@
                 <w:b/>
                 <w:bCs/>
               </w:rPr>
-              <w:t xml:space="preserve">8.0</w:t>
+              <w:t xml:space="preserve">8.1</w:t>
             </w:r>
           </w:p>
         </w:tc>
@@ -9831,7 +10963,7 @@
                 <w:b/>
                 <w:bCs/>
               </w:rPr>
-              <w:t xml:space="preserve">16.1 %</w:t>
+              <w:t xml:space="preserve">15.9 %</w:t>
             </w:r>
           </w:p>
         </w:tc>
@@ -9851,7 +10983,7 @@
                 <w:i/>
                 <w:iCs/>
               </w:rPr>
-              <w:t xml:space="preserve">Loop pilot: fine-tuning on one week’s 344 escalated images, labelled by</w:t>
+              <w:t xml:space="preserve">Loop pilot, week 2, mean of 5 partitions; 339 escalations labelled by</w:t>
             </w:r>
           </w:p>
         </w:tc>
@@ -9877,43 +11009,66 @@
               <w:jc w:val="right"/>
             </w:pPr>
             <w:r>
-              <w:t xml:space="preserve">69.1 %</w:t>
-            </w:r>
-          </w:p>
-        </w:tc>
-        <w:tc>
-          <w:tcPr/>
-          <w:p>
-            <w:pPr>
-              <w:pStyle w:val="Compact"/>
-            </w:pPr>
-          </w:p>
-        </w:tc>
-        <w:tc>
-          <w:tcPr/>
-          <w:p>
-            <w:pPr>
-              <w:pStyle w:val="Compact"/>
-            </w:pPr>
-          </w:p>
-        </w:tc>
-        <w:tc>
-          <w:tcPr/>
-          <w:p>
-            <w:pPr>
-              <w:pStyle w:val="Compact"/>
-            </w:pPr>
-          </w:p>
-        </w:tc>
-        <w:tc>
-          <w:tcPr/>
-          <w:p>
-            <w:pPr>
-              <w:pStyle w:val="Compact"/>
-              <w:jc w:val="right"/>
-            </w:pPr>
-            <w:r>
-              <w:t xml:space="preserve">18.9 %</w:t>
+              <w:t xml:space="preserve">69.4 %</w:t>
+            </w:r>
+          </w:p>
+        </w:tc>
+        <w:tc>
+          <w:tcPr/>
+          <w:p>
+            <w:pPr>
+              <w:pStyle w:val="Compact"/>
+              <w:jc w:val="right"/>
+            </w:pPr>
+            <w:r>
+              <w:t xml:space="preserve">18.4 %</w:t>
+            </w:r>
+          </w:p>
+        </w:tc>
+        <w:tc>
+          <w:tcPr/>
+          <w:p>
+            <w:pPr>
+              <w:pStyle w:val="Compact"/>
+              <w:jc w:val="right"/>
+            </w:pPr>
+            <w:r>
+              <w:t xml:space="preserve">76.0 % (94.9)</w:t>
+            </w:r>
+          </w:p>
+        </w:tc>
+        <w:tc>
+          <w:tcPr/>
+          <w:p>
+            <w:pPr>
+              <w:pStyle w:val="Compact"/>
+              <w:jc w:val="right"/>
+            </w:pPr>
+            <w:r>
+              <w:t xml:space="preserve">5.4</w:t>
+            </w:r>
+          </w:p>
+        </w:tc>
+        <w:tc>
+          <w:tcPr/>
+          <w:p>
+            <w:pPr>
+              <w:pStyle w:val="Compact"/>
+              <w:jc w:val="right"/>
+            </w:pPr>
+            <w:r>
+              <w:t xml:space="preserve">18.7 </w:t>
+            </w:r>
+            <m:oMath>
+              <m:r>
+                <m:rPr>
+                  <m:sty m:val="p"/>
+                </m:rPr>
+                <m:t>±</m:t>
+              </m:r>
+            </m:oMath>
+            <w:r>
+              <w:t xml:space="preserve"> 2.1 %</w:t>
             </w:r>
           </w:p>
         </w:tc>
@@ -9939,43 +11094,66 @@
               <w:jc w:val="right"/>
             </w:pPr>
             <w:r>
-              <w:t xml:space="preserve">68.8 %</w:t>
-            </w:r>
-          </w:p>
-        </w:tc>
-        <w:tc>
-          <w:tcPr/>
-          <w:p>
-            <w:pPr>
-              <w:pStyle w:val="Compact"/>
-            </w:pPr>
-          </w:p>
-        </w:tc>
-        <w:tc>
-          <w:tcPr/>
-          <w:p>
-            <w:pPr>
-              <w:pStyle w:val="Compact"/>
-            </w:pPr>
-          </w:p>
-        </w:tc>
-        <w:tc>
-          <w:tcPr/>
-          <w:p>
-            <w:pPr>
-              <w:pStyle w:val="Compact"/>
-            </w:pPr>
-          </w:p>
-        </w:tc>
-        <w:tc>
-          <w:tcPr/>
-          <w:p>
-            <w:pPr>
-              <w:pStyle w:val="Compact"/>
-              <w:jc w:val="right"/>
-            </w:pPr>
-            <w:r>
-              <w:t xml:space="preserve">21.4 %</w:t>
+              <w:t xml:space="preserve">69.2 %</w:t>
+            </w:r>
+          </w:p>
+        </w:tc>
+        <w:tc>
+          <w:tcPr/>
+          <w:p>
+            <w:pPr>
+              <w:pStyle w:val="Compact"/>
+              <w:jc w:val="right"/>
+            </w:pPr>
+            <w:r>
+              <w:t xml:space="preserve">20.1 %</w:t>
+            </w:r>
+          </w:p>
+        </w:tc>
+        <w:tc>
+          <w:tcPr/>
+          <w:p>
+            <w:pPr>
+              <w:pStyle w:val="Compact"/>
+              <w:jc w:val="right"/>
+            </w:pPr>
+            <w:r>
+              <w:t xml:space="preserve">76.2 % (95.2)</w:t>
+            </w:r>
+          </w:p>
+        </w:tc>
+        <w:tc>
+          <w:tcPr/>
+          <w:p>
+            <w:pPr>
+              <w:pStyle w:val="Compact"/>
+              <w:jc w:val="right"/>
+            </w:pPr>
+            <w:r>
+              <w:t xml:space="preserve">5.0</w:t>
+            </w:r>
+          </w:p>
+        </w:tc>
+        <w:tc>
+          <w:tcPr/>
+          <w:p>
+            <w:pPr>
+              <w:pStyle w:val="Compact"/>
+              <w:jc w:val="right"/>
+            </w:pPr>
+            <w:r>
+              <w:t xml:space="preserve">20.2 </w:t>
+            </w:r>
+            <m:oMath>
+              <m:r>
+                <m:rPr>
+                  <m:sty m:val="p"/>
+                </m:rPr>
+                <m:t>±</m:t>
+              </m:r>
+            </m:oMath>
+            <w:r>
+              <w:t xml:space="preserve"> 1.9 %</w:t>
             </w:r>
           </w:p>
         </w:tc>
@@ -10001,43 +11179,66 @@
               <w:jc w:val="right"/>
             </w:pPr>
             <w:r>
-              <w:t xml:space="preserve">68.2 %</w:t>
-            </w:r>
-          </w:p>
-        </w:tc>
-        <w:tc>
-          <w:tcPr/>
-          <w:p>
-            <w:pPr>
-              <w:pStyle w:val="Compact"/>
-            </w:pPr>
-          </w:p>
-        </w:tc>
-        <w:tc>
-          <w:tcPr/>
-          <w:p>
-            <w:pPr>
-              <w:pStyle w:val="Compact"/>
-            </w:pPr>
-          </w:p>
-        </w:tc>
-        <w:tc>
-          <w:tcPr/>
-          <w:p>
-            <w:pPr>
-              <w:pStyle w:val="Compact"/>
-            </w:pPr>
-          </w:p>
-        </w:tc>
-        <w:tc>
-          <w:tcPr/>
-          <w:p>
-            <w:pPr>
-              <w:pStyle w:val="Compact"/>
-              <w:jc w:val="right"/>
-            </w:pPr>
-            <w:r>
-              <w:t xml:space="preserve">25.7 %</w:t>
+              <w:t xml:space="preserve">68.9 %</w:t>
+            </w:r>
+          </w:p>
+        </w:tc>
+        <w:tc>
+          <w:tcPr/>
+          <w:p>
+            <w:pPr>
+              <w:pStyle w:val="Compact"/>
+              <w:jc w:val="right"/>
+            </w:pPr>
+            <w:r>
+              <w:t xml:space="preserve">17.1 %</w:t>
+            </w:r>
+          </w:p>
+        </w:tc>
+        <w:tc>
+          <w:tcPr/>
+          <w:p>
+            <w:pPr>
+              <w:pStyle w:val="Compact"/>
+              <w:jc w:val="right"/>
+            </w:pPr>
+            <w:r>
+              <w:t xml:space="preserve">74.9 % (93.6)</w:t>
+            </w:r>
+          </w:p>
+        </w:tc>
+        <w:tc>
+          <w:tcPr/>
+          <w:p>
+            <w:pPr>
+              <w:pStyle w:val="Compact"/>
+              <w:jc w:val="right"/>
+            </w:pPr>
+            <w:r>
+              <w:t xml:space="preserve">5.9</w:t>
+            </w:r>
+          </w:p>
+        </w:tc>
+        <w:tc>
+          <w:tcPr/>
+          <w:p>
+            <w:pPr>
+              <w:pStyle w:val="Compact"/>
+              <w:jc w:val="right"/>
+            </w:pPr>
+            <w:r>
+              <w:t xml:space="preserve">21.7 </w:t>
+            </w:r>
+            <m:oMath>
+              <m:r>
+                <m:rPr>
+                  <m:sty m:val="p"/>
+                </m:rPr>
+                <m:t>±</m:t>
+              </m:r>
+            </m:oMath>
+            <w:r>
+              <w:t xml:space="preserve"> 2.7 %</w:t>
             </w:r>
           </w:p>
         </w:tc>
@@ -10063,43 +11264,66 @@
               <w:jc w:val="right"/>
             </w:pPr>
             <w:r>
-              <w:t xml:space="preserve">68.2 %</w:t>
-            </w:r>
-          </w:p>
-        </w:tc>
-        <w:tc>
-          <w:tcPr/>
-          <w:p>
-            <w:pPr>
-              <w:pStyle w:val="Compact"/>
-            </w:pPr>
-          </w:p>
-        </w:tc>
-        <w:tc>
-          <w:tcPr/>
-          <w:p>
-            <w:pPr>
-              <w:pStyle w:val="Compact"/>
-            </w:pPr>
-          </w:p>
-        </w:tc>
-        <w:tc>
-          <w:tcPr/>
-          <w:p>
-            <w:pPr>
-              <w:pStyle w:val="Compact"/>
-            </w:pPr>
-          </w:p>
-        </w:tc>
-        <w:tc>
-          <w:tcPr/>
-          <w:p>
-            <w:pPr>
-              <w:pStyle w:val="Compact"/>
-              <w:jc w:val="right"/>
-            </w:pPr>
-            <w:r>
-              <w:t xml:space="preserve">23.3 %</w:t>
+              <w:t xml:space="preserve">69.3 %</w:t>
+            </w:r>
+          </w:p>
+        </w:tc>
+        <w:tc>
+          <w:tcPr/>
+          <w:p>
+            <w:pPr>
+              <w:pStyle w:val="Compact"/>
+              <w:jc w:val="right"/>
+            </w:pPr>
+            <w:r>
+              <w:t xml:space="preserve">18.6 %</w:t>
+            </w:r>
+          </w:p>
+        </w:tc>
+        <w:tc>
+          <w:tcPr/>
+          <w:p>
+            <w:pPr>
+              <w:pStyle w:val="Compact"/>
+              <w:jc w:val="right"/>
+            </w:pPr>
+            <w:r>
+              <w:t xml:space="preserve">75.4 % (94.2)</w:t>
+            </w:r>
+          </w:p>
+        </w:tc>
+        <w:tc>
+          <w:tcPr/>
+          <w:p>
+            <w:pPr>
+              <w:pStyle w:val="Compact"/>
+              <w:jc w:val="right"/>
+            </w:pPr>
+            <w:r>
+              <w:t xml:space="preserve">5.4</w:t>
+            </w:r>
+          </w:p>
+        </w:tc>
+        <w:tc>
+          <w:tcPr/>
+          <w:p>
+            <w:pPr>
+              <w:pStyle w:val="Compact"/>
+              <w:jc w:val="right"/>
+            </w:pPr>
+            <w:r>
+              <w:t xml:space="preserve">21.9 </w:t>
+            </w:r>
+            <m:oMath>
+              <m:r>
+                <m:rPr>
+                  <m:sty m:val="p"/>
+                </m:rPr>
+                <m:t>±</m:t>
+              </m:r>
+            </m:oMath>
+            <w:r>
+              <w:t xml:space="preserve"> 2.6 %</w:t>
             </w:r>
           </w:p>
         </w:tc>
@@ -10113,55 +11337,78 @@
               <w:jc w:val="left"/>
             </w:pPr>
             <w:r>
-              <w:t xml:space="preserve">Ensemble, confident only (130)</w:t>
-            </w:r>
-          </w:p>
-        </w:tc>
-        <w:tc>
-          <w:tcPr/>
-          <w:p>
-            <w:pPr>
-              <w:pStyle w:val="Compact"/>
-              <w:jc w:val="right"/>
-            </w:pPr>
-            <w:r>
-              <w:t xml:space="preserve">68.8 %</w:t>
-            </w:r>
-          </w:p>
-        </w:tc>
-        <w:tc>
-          <w:tcPr/>
-          <w:p>
-            <w:pPr>
-              <w:pStyle w:val="Compact"/>
-            </w:pPr>
-          </w:p>
-        </w:tc>
-        <w:tc>
-          <w:tcPr/>
-          <w:p>
-            <w:pPr>
-              <w:pStyle w:val="Compact"/>
-            </w:pPr>
-          </w:p>
-        </w:tc>
-        <w:tc>
-          <w:tcPr/>
-          <w:p>
-            <w:pPr>
-              <w:pStyle w:val="Compact"/>
-            </w:pPr>
-          </w:p>
-        </w:tc>
-        <w:tc>
-          <w:tcPr/>
-          <w:p>
-            <w:pPr>
-              <w:pStyle w:val="Compact"/>
-              <w:jc w:val="right"/>
-            </w:pPr>
-            <w:r>
-              <w:t xml:space="preserve">21.5 %</w:t>
+              <w:t xml:space="preserve">Ensemble, confident only (131)</w:t>
+            </w:r>
+          </w:p>
+        </w:tc>
+        <w:tc>
+          <w:tcPr/>
+          <w:p>
+            <w:pPr>
+              <w:pStyle w:val="Compact"/>
+              <w:jc w:val="right"/>
+            </w:pPr>
+            <w:r>
+              <w:t xml:space="preserve">69.5 %</w:t>
+            </w:r>
+          </w:p>
+        </w:tc>
+        <w:tc>
+          <w:tcPr/>
+          <w:p>
+            <w:pPr>
+              <w:pStyle w:val="Compact"/>
+              <w:jc w:val="right"/>
+            </w:pPr>
+            <w:r>
+              <w:t xml:space="preserve">18.5 %</w:t>
+            </w:r>
+          </w:p>
+        </w:tc>
+        <w:tc>
+          <w:tcPr/>
+          <w:p>
+            <w:pPr>
+              <w:pStyle w:val="Compact"/>
+              <w:jc w:val="right"/>
+            </w:pPr>
+            <w:r>
+              <w:t xml:space="preserve">75.8 % (94.7)</w:t>
+            </w:r>
+          </w:p>
+        </w:tc>
+        <w:tc>
+          <w:tcPr/>
+          <w:p>
+            <w:pPr>
+              <w:pStyle w:val="Compact"/>
+              <w:jc w:val="right"/>
+            </w:pPr>
+            <w:r>
+              <w:t xml:space="preserve">5.4</w:t>
+            </w:r>
+          </w:p>
+        </w:tc>
+        <w:tc>
+          <w:tcPr/>
+          <w:p>
+            <w:pPr>
+              <w:pStyle w:val="Compact"/>
+              <w:jc w:val="right"/>
+            </w:pPr>
+            <w:r>
+              <w:t xml:space="preserve">19.9 </w:t>
+            </w:r>
+            <m:oMath>
+              <m:r>
+                <m:rPr>
+                  <m:sty m:val="p"/>
+                </m:rPr>
+                <m:t>±</m:t>
+              </m:r>
+            </m:oMath>
+            <w:r>
+              <w:t xml:space="preserve"> 2.3 %</w:t>
             </w:r>
           </w:p>
         </w:tc>
@@ -10187,43 +11434,66 @@
               <w:jc w:val="right"/>
             </w:pPr>
             <w:r>
-              <w:t xml:space="preserve">68.0 %</w:t>
-            </w:r>
-          </w:p>
-        </w:tc>
-        <w:tc>
-          <w:tcPr/>
-          <w:p>
-            <w:pPr>
-              <w:pStyle w:val="Compact"/>
-            </w:pPr>
-          </w:p>
-        </w:tc>
-        <w:tc>
-          <w:tcPr/>
-          <w:p>
-            <w:pPr>
-              <w:pStyle w:val="Compact"/>
-            </w:pPr>
-          </w:p>
-        </w:tc>
-        <w:tc>
-          <w:tcPr/>
-          <w:p>
-            <w:pPr>
-              <w:pStyle w:val="Compact"/>
-            </w:pPr>
-          </w:p>
-        </w:tc>
-        <w:tc>
-          <w:tcPr/>
-          <w:p>
-            <w:pPr>
-              <w:pStyle w:val="Compact"/>
-              <w:jc w:val="right"/>
-            </w:pPr>
-            <w:r>
-              <w:t xml:space="preserve">26.8 %</w:t>
+              <w:t xml:space="preserve">68.8 %</w:t>
+            </w:r>
+          </w:p>
+        </w:tc>
+        <w:tc>
+          <w:tcPr/>
+          <w:p>
+            <w:pPr>
+              <w:pStyle w:val="Compact"/>
+              <w:jc w:val="right"/>
+            </w:pPr>
+            <w:r>
+              <w:t xml:space="preserve">17.5 %</w:t>
+            </w:r>
+          </w:p>
+        </w:tc>
+        <w:tc>
+          <w:tcPr/>
+          <w:p>
+            <w:pPr>
+              <w:pStyle w:val="Compact"/>
+              <w:jc w:val="right"/>
+            </w:pPr>
+            <w:r>
+              <w:t xml:space="preserve">74.8 % (93.4)</w:t>
+            </w:r>
+          </w:p>
+        </w:tc>
+        <w:tc>
+          <w:tcPr/>
+          <w:p>
+            <w:pPr>
+              <w:pStyle w:val="Compact"/>
+              <w:jc w:val="right"/>
+            </w:pPr>
+            <w:r>
+              <w:t xml:space="preserve">5.7</w:t>
+            </w:r>
+          </w:p>
+        </w:tc>
+        <w:tc>
+          <w:tcPr/>
+          <w:p>
+            <w:pPr>
+              <w:pStyle w:val="Compact"/>
+              <w:jc w:val="right"/>
+            </w:pPr>
+            <w:r>
+              <w:t xml:space="preserve">22.3 </w:t>
+            </w:r>
+            <m:oMath>
+              <m:r>
+                <m:rPr>
+                  <m:sty m:val="p"/>
+                </m:rPr>
+                <m:t>±</m:t>
+              </m:r>
+            </m:oMath>
+            <w:r>
+              <w:t xml:space="preserve"> 2.5 %</w:t>
             </w:r>
           </w:p>
         </w:tc>
@@ -10255,7 +11525,7 @@
         <w:pStyle w:val="FirstParagraph"/>
       </w:pPr>
       <w:r>
-        <w:t xml:space="preserve">Table 11 reports latencies measured on the devices. Each measurement is for a single image (batch size 1); replay values are medians over the seven-day replay. On the Raspberry Pi 5, MobileNetV3-Large runs in 65.5 ms per image (fp32,</w:t>
+        <w:t xml:space="preserve">Table 11 reports latencies measured on the devices. Each measurement is for a single image (batch size 1); deployment values are medians over the baseline deployment. On the Raspberry Pi 5, MobileNetV3-Large runs in 65.5 ms per image (fp32,</w:t>
       </w:r>
       <w:r>
         <w:t xml:space="preserve"> </w:t>
@@ -10275,7 +11545,7 @@
         </m:r>
       </m:oMath>
       <w:r>
-        <w:t xml:space="preserve">, mean of 200 runs after warm-up, no thermal throttling). A FLOPs-based projection from the device’s nominal throughput had predicted 32.1 ms; the measured figure is about twice as slow, which illustrates why projected latencies should not stand in for measurements on embedded targets. On the Jetson Nano the three backbones take 2 592, 2 673 and 1 613 ms, so an escalated image costs 6.9 s of cloud computation including preprocessing and the head; loading the three backbones adds 36 s per batch, shared by all images in it. Because escalation is deferred, none of this is on the farmer’s critical path: the farm answers in a median of 77 ms (95 % of images within 164 ms; 139 ms at the median for escalated images, which include the upload to the cloud queue), and the ensemble’s confirmation arrives with the next batch. Figure 12a shows this time to the farmer’s answer for every image of the replay: escalated images are answered by the edge immediately, the upload to the cloud queue included, and confirmed by the cloud at the next batch. Figure 12b breaks the cost of one escalation into edge inference on the Pi, upload and Nano compute, excluding the wait for the next batch and the per-batch model loading.</w:t>
+        <w:t xml:space="preserve">, mean of 200 runs after warm-up, no thermal throttling). A FLOPs-based projection from the device’s nominal throughput had predicted 32.1 ms; the measured figure is about twice as slow, which illustrates why projected latencies should not stand in for measurements on embedded targets. On the Jetson Nano the three backbones take 2 592, 2 673 and 1 613 ms, so an escalated image costs 6.9 s of cloud computation including preprocessing and the head; loading the three backbones adds 36 s per batch, shared by all images in it. Because escalation is deferred, none of this is on the farmer’s path to a diagnosis: the farm answers in a median of 77 ms over all images (95 % within 164 ms) — 74 ms for images answered locally and 139 ms for escalated images, whose answer waits for the upload to the cloud queue (Section 4.3) — and the ensemble’s confirmation arrives with the next batch. Figure 12a shows this time to the farmer’s answer for every image of the baseline deployment: escalated images are answered by the edge as soon as their upload to the cloud queue is acknowledged, and confirmed by the cloud at the next batch. Figure 12b breaks the cost of one escalation into edge inference on the Pi, upload and Nano compute, excluding the wait for the next batch and the per-batch model loading.</w:t>
       </w:r>
     </w:p>
     <w:p>
@@ -10298,15 +11568,15 @@
     <w:tbl>
       <w:tblPr>
         <w:tblStyle w:val="Table"/>
-        <w:tblW w:type="pct" w:w="4880"/>
+        <w:tblW w:type="pct" w:w="4885"/>
         <w:tblLayout w:type="fixed"/>
         <w:tblLook w:firstRow="1" w:lastRow="0" w:firstColumn="0" w:lastColumn="0" w:noHBand="0" w:noVBand="0" w:val="0020"/>
         <w:tblCaption w:val="Table 11. Latency measured on the embedded devices."/>
       </w:tblPr>
       <w:tblGrid>
-        <w:gridCol w:w="1622"/>
-        <w:gridCol w:w="4771"/>
-        <w:gridCol w:w="1335"/>
+        <w:gridCol w:w="1547"/>
+        <w:gridCol w:w="4915"/>
+        <w:gridCol w:w="1274"/>
       </w:tblGrid>
       <w:tr>
         <w:trPr>
@@ -10454,7 +11724,7 @@
               <w:jc w:val="left"/>
             </w:pPr>
             <w:r>
-              <w:t xml:space="preserve">edge inference incl. preprocessing (replay)</w:t>
+              <w:t xml:space="preserve">edge inference incl. preprocessing (deployment)</w:t>
             </w:r>
           </w:p>
         </w:tc>
@@ -10488,7 +11758,7 @@
               <w:jc w:val="left"/>
             </w:pPr>
             <w:r>
-              <w:t xml:space="preserve">answer on the farm, end to end (replay)</w:t>
+              <w:t xml:space="preserve">answer on the farm, end to end (deployment)</w:t>
             </w:r>
           </w:p>
         </w:tc>
@@ -10662,7 +11932,7 @@
               <w:jc w:val="left"/>
             </w:pPr>
             <w:r>
-              <w:t xml:space="preserve">cloud compute per escalated image (replay)</w:t>
+              <w:t xml:space="preserve">cloud compute per escalated image (deployment)</w:t>
             </w:r>
           </w:p>
         </w:tc>
@@ -10696,7 +11966,7 @@
               <w:jc w:val="left"/>
             </w:pPr>
             <w:r>
-              <w:t xml:space="preserve">loading the three backbones, per batch (replay)</w:t>
+              <w:t xml:space="preserve">loading the three backbones, per batch (deployment)</w:t>
             </w:r>
           </w:p>
         </w:tc>
@@ -10768,7 +12038,7 @@
               <w:jc w:val="left"/>
             </w:pPr>
             <w:r>
-              <w:t xml:space="preserve">escalation upload to the cloud queue (replay)</w:t>
+              <w:t xml:space="preserve">escalation upload to the cloud queue (deployment)</w:t>
             </w:r>
           </w:p>
         </w:tc>
@@ -10803,7 +12073,7 @@
         <w:tab/>
       </w:r>
       <w:r>
-        <w:t xml:space="preserve">Seven-day, four-farm replay</w:t>
+        <w:t xml:space="preserve">Seven-day, four-farm emulated deployment</w:t>
       </w:r>
     </w:p>
     <w:p>
@@ -10811,7 +12081,7 @@
         <w:pStyle w:val="FirstParagraph"/>
       </w:pPr>
       <w:r>
-        <w:t xml:space="preserve">Over the replayed week the four farms submitted 3 677 images, and the edge escalated 684 of them (18.6 %) — the rate predicted offline for the same images at the same threshold (18.6 %), as expected from the edge node’s agreement with the offline model (Table 5). The farms uploaded 40.4 MB in total, against 216.3 MB had every image been sent with the same payload: a 5.4-fold reduction in the bytes actually uploaded (Fig. 11). The figure shows the escalations per simulated hour, by farm, with nights shaded, and the cumulative uploaded bytes against the same images uploaded with the same payload by an always-cloud design; its green curve is the second replay (Section 6.7). The offline model of Eq. (3) predicted 11.2 KB per diagnosis; the devices measured 11.2 KB. The system delivered 76.0 % correct diagnoses, against 69.3 % for the edge alone. On the escalated images, the Nano’s ensemble was correct on 67.4 % of them; the workstation’s offline predictions for the same images reach 66.5 %, and the two agree on 652/684 images (95.3 %): the on-device deviation changes individual diagnoses but not accuracy. The cloud node processed 14 batches of 48 images at the median, never received more than 14 escalations in a simulated hour, and confirmed every escalated image on the day it was captured (at most 6 simulated hours later). The whole replay took 98 minutes of wall-clock time, almost all of it spent on cloud computation.</w:t>
+        <w:t xml:space="preserve">Over the emulated week of the baseline deployment, the four farms submitted 3 677 images, and the edge escalated 684 of them (18.6 %) — the rate predicted offline for the same images at the same threshold (18.6 %), as expected from the edge node’s agreement with the offline model (Table 5). The farms uploaded 40.4 MB in total, against 216.3 MB had every image been sent with the same payload: a 5.4-fold reduction in the bytes actually uploaded (Fig. 11). The figure shows the escalations per simulated hour, by farm, with nights shaded, and the cumulative uploaded bytes against the same images uploaded with the same payload by an always-cloud design; its green curve is the distilled deployment (Section 6.7). The offline model of Eq. (3) predicted 11.2 KB per diagnosis; the devices measured 11.2 KB. The system delivered 76.0 % correct diagnoses, against 69.3 % for the edge alone. On the escalated images, the Nano’s ensemble was correct on 67.4 % of them; the workstation’s offline predictions for the same images, which like all offline results are computed from the original full-resolution files, reach 66.5 %, and the two agree on 652/684 images (95.3 %). Running the workstation’s reference pipeline on both inputs separates the two causes: on these images it is correct on 66.8 % from the original files and on 68.1 % from the 448 px payload, so the payload itself does not cost accuracy, and the Nano agrees with it on 662/684 images, the remainder being the decoder difference of Section 5.5. The on-device deviation changes individual diagnoses but not accuracy. The cloud node processed 14 batches of 48 images at the median, never received more than 14 escalations in a simulated hour, and confirmed every escalated image on the day it was captured (at most 6 simulated hours later). The whole emulation took 98 minutes of wall-clock time, almost all of it spent on cloud computation.</w:t>
       </w:r>
     </w:p>
     <w:p>
@@ -10819,7 +12089,7 @@
         <w:pStyle w:val="BodyText"/>
       </w:pPr>
       <w:r>
-        <w:t xml:space="preserve">The farms behave differently (Table 12, Fig. 13): farm B (solanaceae) escalated most often (24 %) and farm D (market garden) least (15 %), in line with the per-farm rates predicted offline from the margins of the same images. A single global threshold therefore translates into farm-specific uplink budgets that follow how hard each farm’s crops are for the edge model, which a deployment can monitor and, if needed, tune per farm. Figure 14 shows the operations console at the end of the replay. It displays the simulated clock and node status, fleet indicators, escalations per simulated hour, per-farm cards, the topology, latency by stage and a feed of the most recent diagnoses.</w:t>
+        <w:t xml:space="preserve">The farms behave differently (Table 12, Fig. 13): farm B (solanaceae) escalated most often (24 %) and farm D (market garden) least (15 %), in line with the per-farm rates predicted offline from the margins of the same images. A single global threshold therefore translates into farm-specific uplink budgets that follow how hard each farm’s crops are for the edge model, which a deployment can monitor and, if needed, tune per farm. Delivered accuracy also differs between farms, from 62.2 % (solanaceae) to 81.6 % (market garden), but mostly because the farms’ crops differ in difficulty for the cloud model too: measured against each farm’s own always-cloud accuracy (last column of Table 12), every farm receives between 93.8 % and 96.2 % of what the ensemble alone would deliver, solanaceae included (93.8 %). Figure 14 shows the operations console at the end of the baseline deployment. It displays the simulated clock and node status, fleet indicators, escalations per simulated hour, per-farm cards, the topology, latency by stage and a feed of the most recent diagnoses.</w:t>
       </w:r>
     </w:p>
     <w:bookmarkStart w:id="100" w:name="tab:fleet"/>
@@ -10828,7 +12098,7 @@
         <w:pStyle w:val="TableCaption"/>
       </w:pPr>
       <w:r>
-        <w:t xml:space="preserve">Table 12. Per-farm results of the seven-day replay.</w:t>
+        <w:t xml:space="preserve">Table 12. Per-farm results of the baseline deployment.</w:t>
       </w:r>
     </w:p>
     <w:tbl>
@@ -10836,16 +12106,17 @@
         <w:tblStyle w:val="Table"/>
         <w:tblW w:type="auto" w:w="0"/>
         <w:tblLook w:firstRow="0" w:lastRow="0" w:firstColumn="0" w:lastColumn="0" w:noHBand="0" w:noVBand="0" w:val="0000"/>
-        <w:tblCaption w:val="Table 12. Per-farm results of the seven-day replay."/>
+        <w:tblCaption w:val="Table 12. Per-farm results of the baseline deployment."/>
       </w:tblPr>
       <w:tblGrid>
-        <w:gridCol w:w="1131"/>
-        <w:gridCol w:w="1131"/>
-        <w:gridCol w:w="1131"/>
-        <w:gridCol w:w="1131"/>
-        <w:gridCol w:w="1131"/>
-        <w:gridCol w:w="1131"/>
-        <w:gridCol w:w="1131"/>
+        <w:gridCol w:w="990"/>
+        <w:gridCol w:w="990"/>
+        <w:gridCol w:w="990"/>
+        <w:gridCol w:w="990"/>
+        <w:gridCol w:w="990"/>
+        <w:gridCol w:w="990"/>
+        <w:gridCol w:w="990"/>
+        <w:gridCol w:w="990"/>
       </w:tblGrid>
       <w:tr>
         <w:tc>
@@ -10924,7 +12195,7 @@
                 <w:b/>
                 <w:bCs/>
               </w:rPr>
-              <w:t xml:space="preserve">Always-cloud</w:t>
+              <w:t xml:space="preserve">Always-</w:t>
             </w:r>
           </w:p>
         </w:tc>
@@ -10940,7 +12211,7 @@
                 <w:b/>
                 <w:bCs/>
               </w:rPr>
-              <w:t xml:space="preserve">Reduction</w:t>
+              <w:t xml:space="preserve">Reduc-</w:t>
             </w:r>
           </w:p>
         </w:tc>
@@ -10960,6 +12231,22 @@
             </w:r>
           </w:p>
         </w:tc>
+        <w:tc>
+          <w:tcPr/>
+          <w:p>
+            <w:pPr>
+              <w:pStyle w:val="Compact"/>
+              <w:jc w:val="right"/>
+            </w:pPr>
+            <w:r>
+              <w:rPr>
+                <w:b/>
+                <w:bCs/>
+              </w:rPr>
+              <w:t xml:space="preserve">Cloud</w:t>
+            </w:r>
+          </w:p>
+        </w:tc>
       </w:tr>
       <w:tr>
         <w:tc>
@@ -11014,24 +12301,48 @@
                 <w:b/>
                 <w:bCs/>
               </w:rPr>
-              <w:t xml:space="preserve">(MB)</w:t>
-            </w:r>
-          </w:p>
-        </w:tc>
-        <w:tc>
-          <w:tcPr/>
-          <w:p>
-            <w:pPr>
-              <w:pStyle w:val="Compact"/>
-            </w:pPr>
-          </w:p>
-        </w:tc>
-        <w:tc>
-          <w:tcPr/>
-          <w:p>
-            <w:pPr>
-              <w:pStyle w:val="Compact"/>
-            </w:pPr>
+              <w:t xml:space="preserve">cloud (MB)</w:t>
+            </w:r>
+          </w:p>
+        </w:tc>
+        <w:tc>
+          <w:tcPr/>
+          <w:p>
+            <w:pPr>
+              <w:pStyle w:val="Compact"/>
+              <w:jc w:val="right"/>
+            </w:pPr>
+            <w:r>
+              <w:rPr>
+                <w:b/>
+                <w:bCs/>
+              </w:rPr>
+              <w:t xml:space="preserve">tion</w:t>
+            </w:r>
+          </w:p>
+        </w:tc>
+        <w:tc>
+          <w:tcPr/>
+          <w:p>
+            <w:pPr>
+              <w:pStyle w:val="Compact"/>
+            </w:pPr>
+          </w:p>
+        </w:tc>
+        <w:tc>
+          <w:tcPr/>
+          <w:p>
+            <w:pPr>
+              <w:pStyle w:val="Compact"/>
+              <w:jc w:val="right"/>
+            </w:pPr>
+            <w:r>
+              <w:rPr>
+                <w:b/>
+                <w:bCs/>
+              </w:rPr>
+              <w:t xml:space="preserve">top-1</w:t>
+            </w:r>
           </w:p>
         </w:tc>
       </w:tr>
@@ -11128,6 +12439,18 @@
             </w:r>
           </w:p>
         </w:tc>
+        <w:tc>
+          <w:tcPr/>
+          <w:p>
+            <w:pPr>
+              <w:pStyle w:val="Compact"/>
+              <w:jc w:val="right"/>
+            </w:pPr>
+            <w:r>
+              <w:t xml:space="preserve">84.3 %</w:t>
+            </w:r>
+          </w:p>
+        </w:tc>
       </w:tr>
       <w:tr>
         <w:tc>
@@ -11222,6 +12545,18 @@
             </w:r>
           </w:p>
         </w:tc>
+        <w:tc>
+          <w:tcPr/>
+          <w:p>
+            <w:pPr>
+              <w:pStyle w:val="Compact"/>
+              <w:jc w:val="right"/>
+            </w:pPr>
+            <w:r>
+              <w:t xml:space="preserve">66.3 %</w:t>
+            </w:r>
+          </w:p>
+        </w:tc>
       </w:tr>
       <w:tr>
         <w:tc>
@@ -11316,6 +12651,18 @@
             </w:r>
           </w:p>
         </w:tc>
+        <w:tc>
+          <w:tcPr/>
+          <w:p>
+            <w:pPr>
+              <w:pStyle w:val="Compact"/>
+              <w:jc w:val="right"/>
+            </w:pPr>
+            <w:r>
+              <w:t xml:space="preserve">80.1 %</w:t>
+            </w:r>
+          </w:p>
+        </w:tc>
       </w:tr>
       <w:tr>
         <w:tc>
@@ -11410,6 +12757,18 @@
             </w:r>
           </w:p>
         </w:tc>
+        <w:tc>
+          <w:tcPr/>
+          <w:p>
+            <w:pPr>
+              <w:pStyle w:val="Compact"/>
+              <w:jc w:val="right"/>
+            </w:pPr>
+            <w:r>
+              <w:t xml:space="preserve">84.8 %</w:t>
+            </w:r>
+          </w:p>
+        </w:tc>
       </w:tr>
       <w:tr>
         <w:tc>
@@ -11504,6 +12863,18 @@
             </w:r>
           </w:p>
         </w:tc>
+        <w:tc>
+          <w:tcPr/>
+          <w:p>
+            <w:pPr>
+              <w:pStyle w:val="Compact"/>
+              <w:jc w:val="right"/>
+            </w:pPr>
+            <w:r>
+              <w:t xml:space="preserve">80.2 %</w:t>
+            </w:r>
+          </w:p>
+        </w:tc>
       </w:tr>
     </w:tbl>
     <w:bookmarkEnd w:id="100"/>
@@ -11515,9 +12886,9 @@
       <w:r>
         <w:drawing>
           <wp:inline>
-            <wp:extent cx="5334000" cy="3043151"/>
+            <wp:extent cx="5334000" cy="3006487"/>
             <wp:effectExtent b="0" l="0" r="0" t="0"/>
-            <wp:docPr descr="Figure 11. Escalations per simulated hour and cumulative uplink over the seven-day replay." title="" id="102" name="Picture"/>
+            <wp:docPr descr="Figure 11. Escalations per simulated hour and cumulative uplink over the seven-day emulated deployments." title="" id="102" name="Picture"/>
             <a:graphic>
               <a:graphicData uri="http://schemas.openxmlformats.org/drawingml/2006/picture">
                 <pic:pic>
@@ -11536,7 +12907,7 @@
                   <pic:spPr bwMode="auto">
                     <a:xfrm>
                       <a:off x="0" y="0"/>
-                      <a:ext cx="5334000" cy="3043151"/>
+                      <a:ext cx="5334000" cy="3006487"/>
                     </a:xfrm>
                     <a:prstGeom prst="rect">
                       <a:avLst/>
@@ -11560,7 +12931,7 @@
         <w:pStyle w:val="ImageCaption"/>
       </w:pPr>
       <w:r>
-        <w:t xml:space="preserve">Figure 11. Escalations per simulated hour and cumulative uplink over the seven-day replay.</w:t>
+        <w:t xml:space="preserve">Figure 11. Escalations per simulated hour and cumulative uplink over the seven-day emulated deployments.</w:t>
       </w:r>
     </w:p>
     <w:bookmarkEnd w:id="104"/>
@@ -11574,7 +12945,7 @@
           <wp:inline>
             <wp:extent cx="5334000" cy="2167646"/>
             <wp:effectExtent b="0" l="0" r="0" t="0"/>
-            <wp:docPr descr="Figure 12. Measured latency during the replay. (a) Time to the farmer’s answer, per image. (b) Median cost of one escalation, by stage." title="" id="106" name="Picture"/>
+            <wp:docPr descr="Figure 12. Measured latency during the baseline deployment. (a) Time to the farmer’s answer, per image. (b) Median cost of one escalation, by stage." title="" id="106" name="Picture"/>
             <a:graphic>
               <a:graphicData uri="http://schemas.openxmlformats.org/drawingml/2006/picture">
                 <pic:pic>
@@ -11617,7 +12988,7 @@
         <w:pStyle w:val="ImageCaption"/>
       </w:pPr>
       <w:r>
-        <w:t xml:space="preserve">Figure 12. Measured latency during the replay. (a) Time to the farmer’s answer, per image. (b) Median cost of one escalation, by stage.</w:t>
+        <w:t xml:space="preserve">Figure 12. Measured latency during the baseline deployment. (a) Time to the farmer’s answer, per image. (b) Median cost of one escalation, by stage.</w:t>
       </w:r>
     </w:p>
     <w:bookmarkEnd w:id="108"/>
@@ -11688,7 +13059,7 @@
           <wp:inline>
             <wp:extent cx="5334000" cy="4300537"/>
             <wp:effectExtent b="0" l="0" r="0" t="0"/>
-            <wp:docPr descr="Figure 14. Operations console during the replay." title="" id="114" name="Picture"/>
+            <wp:docPr descr="Figure 14. Operations console during the baseline deployment." title="" id="114" name="Picture"/>
             <a:graphic>
               <a:graphicData uri="http://schemas.openxmlformats.org/drawingml/2006/picture">
                 <pic:pic>
@@ -11731,12 +13102,12 @@
         <w:pStyle w:val="ImageCaption"/>
       </w:pPr>
       <w:r>
-        <w:t xml:space="preserve">Figure 14. Operations console during the replay.</w:t>
+        <w:t xml:space="preserve">Figure 14. Operations console during the baseline deployment.</w:t>
       </w:r>
     </w:p>
     <w:bookmarkEnd w:id="116"/>
     <w:bookmarkEnd w:id="117"/>
-    <w:bookmarkStart w:id="119" w:name="sec:res-improved"/>
+    <w:bookmarkStart w:id="121" w:name="sec:res-improved"/>
     <w:p>
       <w:pPr>
         <w:pStyle w:val="Heading2"/>
@@ -11751,7 +13122,7 @@
         <w:tab/>
       </w:r>
       <w:r>
-        <w:t xml:space="preserve">Improved configuration on the devices</w:t>
+        <w:t xml:space="preserve">Distilled configuration on the devices</w:t>
       </w:r>
     </w:p>
     <w:p>
@@ -11759,7 +13130,7 @@
         <w:pStyle w:val="FirstParagraph"/>
       </w:pPr>
       <w:r>
-        <w:t xml:space="preserve">The two improvements found after the first replay — the edge model distilled from the ensemble (Section 6.4) and CLIP in fp16 (Section 5) — change no interface, so we deployed them on the same devices (Appendix A, item C4) and repeated the seven-day replay with identical images, schedule, payload and batch times. The distilled model’s threshold was recalibrated on validation by the rule of Section 3.4 (</w:t>
+        <w:t xml:space="preserve">The ensemble’s most effective contribution to the edge is made once, before deployment. Distillation (Section 6.4) leaves the edge model’s architecture, size and on-device cost unchanged, so we deployed the distilled MobileNetV3-Large on the same devices, together with the other improvement found after the baseline deployment, CLIP in fp16 (Section 5); neither changes an interface (Appendix A, item C4). We then repeated the seven-day emulation with identical images, schedule, payload and batch times. The distilled model’s threshold was recalibrated on validation by the rule of Section 3.4 (</w:t>
       </w:r>
       <m:oMath>
         <m:r>
@@ -11776,38 +13147,65 @@
         </m:r>
       </m:oMath>
       <w:r>
-        <w:t xml:space="preserve">), and before the run the deployed edge reproduced the distilled model’s offline predictions on 300 of 300 test images. Table 13 compares the two replays. Device energy per diagnosis combines the Pi’s energy per image with the Nano’s energy per escalated image, both measured in replay-sized batches of 48 (Section 5.4).</w:t>
-      </w:r>
-    </w:p>
-    <w:p>
-      <w:pPr>
-        <w:pStyle w:val="BodyText"/>
-      </w:pPr>
-      <w:r>
-        <w:t xml:space="preserve">The edge escalated 455 images (12.4 %, against the offline prediction of 12.3 %), and the farms uploaded 27.0 MB instead of 40.4 MB: 7.5 KB per diagnosis, an 8.0-fold reduction against always-cloud measured on the devices (Fig. 11). Every farm saved more than in the first replay, from 5.3-fold (solanaceae) to 11.3-fold (market garden). Delivered accuracy was 75.3 %, against 76.0 % in the first replay: both thresholds target 95 % of cloud accuracy on validation, so the stronger edge model spends its gain on bandwidth rather than on accuracy, trading a third of the uploaded bytes for under one point of accuracy. On the cloud node, fp16 CLIP shortened the compute per escalated image from 6.9 to 6.5 s, and the whole replay took 67 instead of 98 minutes of wall-clock time. With fewer and cheaper escalations, a diagnosis cost 6.4 J of device energy instead of 9.5 J, against 48 J for an always-cloud design on the same cloud node: 7.5 times less. The Nano’s diagnoses agreed with the workstation’s offline predictions on 429/455 escalated images.</w:t>
-      </w:r>
-    </w:p>
-    <w:bookmarkStart w:id="118" w:name="tab:replays"/>
+        <w:t xml:space="preserve">), and before the run the deployed edge reproduced the distilled model’s offline predictions on 300 of 300 test images. Table 13 compares the two deployments.</w:t>
+      </w:r>
+    </w:p>
+    <w:bookmarkStart w:id="118" w:name="bandwidth"/>
+    <w:p>
+      <w:pPr>
+        <w:pStyle w:val="Heading4"/>
+      </w:pPr>
+      <w:r>
+        <w:t xml:space="preserve">Bandwidth</w:t>
+      </w:r>
+    </w:p>
+    <w:p>
+      <w:pPr>
+        <w:pStyle w:val="FirstParagraph"/>
+      </w:pPr>
+      <w:r>
+        <w:t xml:space="preserve">The edge escalated 455 images (12.4 %, against the offline prediction of 12.3 %), and the farms uploaded 27.0 MB instead of 40.4 MB: 7.5 KB per diagnosis, an 8.0-fold reduction against always-cloud measured on the devices, compared with 5.4-fold for the original edge model (Fig. 11). Every farm saved more than in the baseline deployment, from 5.3-fold (solanaceae) to 11.3-fold (market garden). Delivered accuracy was 75.3 %, against 76.0 %: both thresholds target 95 % of cloud accuracy on validation, so the stronger edge model spends its gain on bandwidth rather than on accuracy. The gain does not depend on that choice. At equal accuracy the distilled model still escalates far less: offline, it matches the original model’s delivered accuracy (75.82 %) at 14.3 % escalation instead of 18.6 %, a 7.0-fold reduction instead of 5.4-fold, and the baseline deployment’s 76.0 % at 15.3 % (6.5-fold).</w:t>
+      </w:r>
+    </w:p>
+    <w:bookmarkEnd w:id="118"/>
+    <w:bookmarkStart w:id="120" w:name="cost-on-the-devices"/>
+    <w:p>
+      <w:pPr>
+        <w:pStyle w:val="Heading4"/>
+      </w:pPr>
+      <w:r>
+        <w:t xml:space="preserve">Cost on the devices</w:t>
+      </w:r>
+    </w:p>
+    <w:p>
+      <w:pPr>
+        <w:pStyle w:val="FirstParagraph"/>
+      </w:pPr>
+      <w:r>
+        <w:t xml:space="preserve">Two changes coincide in this deployment, and they act on different quantities. Distillation changes only how many images are escalated; the edge model’s latency is unchanged (median answer 76 ms against 77 ms). fp16 CLIP changes only what an escalated image costs on the Nano: compute per escalated image fell from 6.9 to 6.5 s and model loading per batch from 36 to 33 s. The whole emulation took 67 instead of 98 minutes of wall-clock time, a reduction in proportion to the number of escalated images. On the Nano an escalated image costs 49 J with fp32 CLIP and 48 J with fp16 CLIP in batches of 48, and 48 J in batches of 34, the median batch of this deployment (3 runs), so the smaller batches did not raise the energy per image. A diagnosis therefore cost 6.4 J of device energy, against 9.5 J in the baseline deployment; at the fp32-CLIP energy per escalated image it would have cost 6.5 J, so distillation accounts for nearly all of the saving and fp16 CLIP for the rest. Against an always-cloud design on the same cloud node, which spends 48 J on every image, the distilled configuration uses 7.5 times less device energy per diagnosis. The Nano’s diagnoses agreed with the workstation’s offline predictions on 429/455 escalated images.</w:t>
+      </w:r>
+    </w:p>
+    <w:bookmarkStart w:id="119" w:name="tab:replays"/>
     <w:p>
       <w:pPr>
         <w:pStyle w:val="TableCaption"/>
       </w:pPr>
       <w:r>
-        <w:t xml:space="preserve">Table 13. The two seven-day replays on the embedded testbed.</w:t>
+        <w:t xml:space="preserve">Table 13. The two emulated deployments on the embedded testbed.</w:t>
       </w:r>
     </w:p>
     <w:tbl>
       <w:tblPr>
         <w:tblStyle w:val="Table"/>
-        <w:tblW w:type="pct" w:w="4875"/>
+        <w:tblW w:type="pct" w:w="4877"/>
         <w:tblLayout w:type="fixed"/>
         <w:tblLook w:firstRow="1" w:lastRow="0" w:firstColumn="0" w:lastColumn="0" w:noHBand="0" w:noVBand="0" w:val="0020"/>
-        <w:tblCaption w:val="Table 13. The two seven-day replays on the embedded testbed."/>
+        <w:tblCaption w:val="Table 13. The two emulated deployments on the embedded testbed."/>
       </w:tblPr>
       <w:tblGrid>
-        <w:gridCol w:w="4752"/>
-        <w:gridCol w:w="1485"/>
-        <w:gridCol w:w="1485"/>
+        <w:gridCol w:w="4693"/>
+        <w:gridCol w:w="1466"/>
+        <w:gridCol w:w="1564"/>
       </w:tblGrid>
       <w:tr>
         <w:trPr>
@@ -11833,7 +13231,7 @@
                 <w:b/>
                 <w:bCs/>
               </w:rPr>
-              <w:t xml:space="preserve">Replay 1</w:t>
+              <w:t xml:space="preserve">Baseline</w:t>
             </w:r>
           </w:p>
         </w:tc>
@@ -11849,7 +13247,7 @@
                 <w:b/>
                 <w:bCs/>
               </w:rPr>
-              <w:t xml:space="preserve">Replay 2</w:t>
+              <w:t xml:space="preserve">Distilled</w:t>
             </w:r>
           </w:p>
         </w:tc>
@@ -12188,31 +13586,31 @@
               <w:pStyle w:val="Compact"/>
             </w:pPr>
             <w:r>
-              <w:t xml:space="preserve">Edge model alone, top-1</w:t>
-            </w:r>
-          </w:p>
-        </w:tc>
-        <w:tc>
-          <w:tcPr/>
-          <w:p>
-            <w:pPr>
-              <w:pStyle w:val="Compact"/>
-              <w:jc w:val="right"/>
-            </w:pPr>
-            <w:r>
-              <w:t xml:space="preserve">69.3 %</w:t>
-            </w:r>
-          </w:p>
-        </w:tc>
-        <w:tc>
-          <w:tcPr/>
-          <w:p>
-            <w:pPr>
-              <w:pStyle w:val="Compact"/>
-              <w:jc w:val="right"/>
-            </w:pPr>
-            <w:r>
-              <w:t xml:space="preserve">71.9 %</w:t>
+              <w:t xml:space="preserve">Delivered macro-F1</w:t>
+            </w:r>
+          </w:p>
+        </w:tc>
+        <w:tc>
+          <w:tcPr/>
+          <w:p>
+            <w:pPr>
+              <w:pStyle w:val="Compact"/>
+              <w:jc w:val="right"/>
+            </w:pPr>
+            <w:r>
+              <w:t xml:space="preserve">73.2 %</w:t>
+            </w:r>
+          </w:p>
+        </w:tc>
+        <w:tc>
+          <w:tcPr/>
+          <w:p>
+            <w:pPr>
+              <w:pStyle w:val="Compact"/>
+              <w:jc w:val="right"/>
+            </w:pPr>
+            <w:r>
+              <w:t xml:space="preserve">72.6 %</w:t>
             </w:r>
           </w:p>
         </w:tc>
@@ -12225,31 +13623,31 @@
               <w:pStyle w:val="Compact"/>
             </w:pPr>
             <w:r>
-              <w:t xml:space="preserve">Answer on the farm, median</w:t>
-            </w:r>
-          </w:p>
-        </w:tc>
-        <w:tc>
-          <w:tcPr/>
-          <w:p>
-            <w:pPr>
-              <w:pStyle w:val="Compact"/>
-              <w:jc w:val="right"/>
-            </w:pPr>
-            <w:r>
-              <w:t xml:space="preserve">77 ms</w:t>
-            </w:r>
-          </w:p>
-        </w:tc>
-        <w:tc>
-          <w:tcPr/>
-          <w:p>
-            <w:pPr>
-              <w:pStyle w:val="Compact"/>
-              <w:jc w:val="right"/>
-            </w:pPr>
-            <w:r>
-              <w:t xml:space="preserve">76 ms</w:t>
+              <w:t xml:space="preserve">Edge model alone, top-1</w:t>
+            </w:r>
+          </w:p>
+        </w:tc>
+        <w:tc>
+          <w:tcPr/>
+          <w:p>
+            <w:pPr>
+              <w:pStyle w:val="Compact"/>
+              <w:jc w:val="right"/>
+            </w:pPr>
+            <w:r>
+              <w:t xml:space="preserve">69.3 %</w:t>
+            </w:r>
+          </w:p>
+        </w:tc>
+        <w:tc>
+          <w:tcPr/>
+          <w:p>
+            <w:pPr>
+              <w:pStyle w:val="Compact"/>
+              <w:jc w:val="right"/>
+            </w:pPr>
+            <w:r>
+              <w:t xml:space="preserve">71.9 %</w:t>
             </w:r>
           </w:p>
         </w:tc>
@@ -12262,32 +13660,48 @@
               <w:pStyle w:val="Compact"/>
             </w:pPr>
             <w:r>
-              <w:t xml:space="preserve">Nano compute per escalated image, median</w:t>
-            </w:r>
-          </w:p>
-        </w:tc>
-        <w:tc>
-          <w:tcPr/>
-          <w:p>
-            <w:pPr>
-              <w:pStyle w:val="Compact"/>
-              <w:jc w:val="right"/>
-            </w:pPr>
-            <w:r>
-              <w:t xml:space="preserve">6.9 s</w:t>
-            </w:r>
-          </w:p>
-        </w:tc>
-        <w:tc>
-          <w:tcPr/>
-          <w:p>
-            <w:pPr>
-              <w:pStyle w:val="Compact"/>
-              <w:jc w:val="right"/>
-            </w:pPr>
-            <w:r>
-              <w:t xml:space="preserve">6.5 s</w:t>
-            </w:r>
+              <w:t xml:space="preserve">Uplink reduction at equal accuracy (offline)</w:t>
+            </w:r>
+          </w:p>
+        </w:tc>
+        <w:tc>
+          <w:tcPr/>
+          <w:p>
+            <w:pPr>
+              <w:pStyle w:val="Compact"/>
+              <w:jc w:val="right"/>
+            </w:pPr>
+            <w:r>
+              <w:t xml:space="preserve">5.4</w:t>
+            </w:r>
+            <m:oMath>
+              <m:r>
+                <m:rPr>
+                  <m:sty m:val="p"/>
+                </m:rPr>
+                <m:t>×</m:t>
+              </m:r>
+            </m:oMath>
+          </w:p>
+        </w:tc>
+        <w:tc>
+          <w:tcPr/>
+          <w:p>
+            <w:pPr>
+              <w:pStyle w:val="Compact"/>
+              <w:jc w:val="right"/>
+            </w:pPr>
+            <w:r>
+              <w:t xml:space="preserve">7.0</w:t>
+            </w:r>
+            <m:oMath>
+              <m:r>
+                <m:rPr>
+                  <m:sty m:val="p"/>
+                </m:rPr>
+                <m:t>×</m:t>
+              </m:r>
+            </m:oMath>
           </w:p>
         </w:tc>
       </w:tr>
@@ -12299,31 +13713,31 @@
               <w:pStyle w:val="Compact"/>
             </w:pPr>
             <w:r>
-              <w:t xml:space="preserve">Model loading per batch, median</w:t>
-            </w:r>
-          </w:p>
-        </w:tc>
-        <w:tc>
-          <w:tcPr/>
-          <w:p>
-            <w:pPr>
-              <w:pStyle w:val="Compact"/>
-              <w:jc w:val="right"/>
-            </w:pPr>
-            <w:r>
-              <w:t xml:space="preserve">36 s</w:t>
-            </w:r>
-          </w:p>
-        </w:tc>
-        <w:tc>
-          <w:tcPr/>
-          <w:p>
-            <w:pPr>
-              <w:pStyle w:val="Compact"/>
-              <w:jc w:val="right"/>
-            </w:pPr>
-            <w:r>
-              <w:t xml:space="preserve">33 s</w:t>
+              <w:t xml:space="preserve">Answer on the farm, median</w:t>
+            </w:r>
+          </w:p>
+        </w:tc>
+        <w:tc>
+          <w:tcPr/>
+          <w:p>
+            <w:pPr>
+              <w:pStyle w:val="Compact"/>
+              <w:jc w:val="right"/>
+            </w:pPr>
+            <w:r>
+              <w:t xml:space="preserve">77 ms</w:t>
+            </w:r>
+          </w:p>
+        </w:tc>
+        <w:tc>
+          <w:tcPr/>
+          <w:p>
+            <w:pPr>
+              <w:pStyle w:val="Compact"/>
+              <w:jc w:val="right"/>
+            </w:pPr>
+            <w:r>
+              <w:t xml:space="preserve">76 ms</w:t>
             </w:r>
           </w:p>
         </w:tc>
@@ -12336,31 +13750,31 @@
               <w:pStyle w:val="Compact"/>
             </w:pPr>
             <w:r>
-              <w:t xml:space="preserve">Batches (median size)</w:t>
-            </w:r>
-          </w:p>
-        </w:tc>
-        <w:tc>
-          <w:tcPr/>
-          <w:p>
-            <w:pPr>
-              <w:pStyle w:val="Compact"/>
-              <w:jc w:val="right"/>
-            </w:pPr>
-            <w:r>
-              <w:t xml:space="preserve">14 (48)</w:t>
-            </w:r>
-          </w:p>
-        </w:tc>
-        <w:tc>
-          <w:tcPr/>
-          <w:p>
-            <w:pPr>
-              <w:pStyle w:val="Compact"/>
-              <w:jc w:val="right"/>
-            </w:pPr>
-            <w:r>
-              <w:t xml:space="preserve">14 (34)</w:t>
+              <w:t xml:space="preserve">Nano compute per escalated image, median</w:t>
+            </w:r>
+          </w:p>
+        </w:tc>
+        <w:tc>
+          <w:tcPr/>
+          <w:p>
+            <w:pPr>
+              <w:pStyle w:val="Compact"/>
+              <w:jc w:val="right"/>
+            </w:pPr>
+            <w:r>
+              <w:t xml:space="preserve">6.9 s</w:t>
+            </w:r>
+          </w:p>
+        </w:tc>
+        <w:tc>
+          <w:tcPr/>
+          <w:p>
+            <w:pPr>
+              <w:pStyle w:val="Compact"/>
+              <w:jc w:val="right"/>
+            </w:pPr>
+            <w:r>
+              <w:t xml:space="preserve">6.5 s</w:t>
             </w:r>
           </w:p>
         </w:tc>
@@ -12373,31 +13787,31 @@
               <w:pStyle w:val="Compact"/>
             </w:pPr>
             <w:r>
-              <w:t xml:space="preserve">Device energy per diagnosis</w:t>
-            </w:r>
-          </w:p>
-        </w:tc>
-        <w:tc>
-          <w:tcPr/>
-          <w:p>
-            <w:pPr>
-              <w:pStyle w:val="Compact"/>
-              <w:jc w:val="right"/>
-            </w:pPr>
-            <w:r>
-              <w:t xml:space="preserve">9.5 J</w:t>
-            </w:r>
-          </w:p>
-        </w:tc>
-        <w:tc>
-          <w:tcPr/>
-          <w:p>
-            <w:pPr>
-              <w:pStyle w:val="Compact"/>
-              <w:jc w:val="right"/>
-            </w:pPr>
-            <w:r>
-              <w:t xml:space="preserve">6.4 J</w:t>
+              <w:t xml:space="preserve">Model loading per batch, median</w:t>
+            </w:r>
+          </w:p>
+        </w:tc>
+        <w:tc>
+          <w:tcPr/>
+          <w:p>
+            <w:pPr>
+              <w:pStyle w:val="Compact"/>
+              <w:jc w:val="right"/>
+            </w:pPr>
+            <w:r>
+              <w:t xml:space="preserve">36 s</w:t>
+            </w:r>
+          </w:p>
+        </w:tc>
+        <w:tc>
+          <w:tcPr/>
+          <w:p>
+            <w:pPr>
+              <w:pStyle w:val="Compact"/>
+              <w:jc w:val="right"/>
+            </w:pPr>
+            <w:r>
+              <w:t xml:space="preserve">33 s</w:t>
             </w:r>
           </w:p>
         </w:tc>
@@ -12410,31 +13824,31 @@
               <w:pStyle w:val="Compact"/>
             </w:pPr>
             <w:r>
-              <w:t xml:space="preserve">Wall-clock time of the replay</w:t>
-            </w:r>
-          </w:p>
-        </w:tc>
-        <w:tc>
-          <w:tcPr/>
-          <w:p>
-            <w:pPr>
-              <w:pStyle w:val="Compact"/>
-              <w:jc w:val="right"/>
-            </w:pPr>
-            <w:r>
-              <w:t xml:space="preserve">98 min</w:t>
-            </w:r>
-          </w:p>
-        </w:tc>
-        <w:tc>
-          <w:tcPr/>
-          <w:p>
-            <w:pPr>
-              <w:pStyle w:val="Compact"/>
-              <w:jc w:val="right"/>
-            </w:pPr>
-            <w:r>
-              <w:t xml:space="preserve">67 min</w:t>
+              <w:t xml:space="preserve">Batches (median size)</w:t>
+            </w:r>
+          </w:p>
+        </w:tc>
+        <w:tc>
+          <w:tcPr/>
+          <w:p>
+            <w:pPr>
+              <w:pStyle w:val="Compact"/>
+              <w:jc w:val="right"/>
+            </w:pPr>
+            <w:r>
+              <w:t xml:space="preserve">14 (48)</w:t>
+            </w:r>
+          </w:p>
+        </w:tc>
+        <w:tc>
+          <w:tcPr/>
+          <w:p>
+            <w:pPr>
+              <w:pStyle w:val="Compact"/>
+              <w:jc w:val="right"/>
+            </w:pPr>
+            <w:r>
+              <w:t xml:space="preserve">14 (34)</w:t>
             </w:r>
           </w:p>
         </w:tc>
@@ -12447,6 +13861,117 @@
               <w:pStyle w:val="Compact"/>
             </w:pPr>
             <w:r>
+              <w:t xml:space="preserve">Nano energy per escalated image</w:t>
+            </w:r>
+          </w:p>
+        </w:tc>
+        <w:tc>
+          <w:tcPr/>
+          <w:p>
+            <w:pPr>
+              <w:pStyle w:val="Compact"/>
+              <w:jc w:val="right"/>
+            </w:pPr>
+            <w:r>
+              <w:t xml:space="preserve">49 J</w:t>
+            </w:r>
+          </w:p>
+        </w:tc>
+        <w:tc>
+          <w:tcPr/>
+          <w:p>
+            <w:pPr>
+              <w:pStyle w:val="Compact"/>
+              <w:jc w:val="right"/>
+            </w:pPr>
+            <w:r>
+              <w:t xml:space="preserve">48 J</w:t>
+            </w:r>
+          </w:p>
+        </w:tc>
+      </w:tr>
+      <w:tr>
+        <w:tc>
+          <w:tcPr/>
+          <w:p>
+            <w:pPr>
+              <w:pStyle w:val="Compact"/>
+            </w:pPr>
+            <w:r>
+              <w:t xml:space="preserve">Device energy per diagnosis</w:t>
+            </w:r>
+          </w:p>
+        </w:tc>
+        <w:tc>
+          <w:tcPr/>
+          <w:p>
+            <w:pPr>
+              <w:pStyle w:val="Compact"/>
+              <w:jc w:val="right"/>
+            </w:pPr>
+            <w:r>
+              <w:t xml:space="preserve">9.5 J</w:t>
+            </w:r>
+          </w:p>
+        </w:tc>
+        <w:tc>
+          <w:tcPr/>
+          <w:p>
+            <w:pPr>
+              <w:pStyle w:val="Compact"/>
+              <w:jc w:val="right"/>
+            </w:pPr>
+            <w:r>
+              <w:t xml:space="preserve">6.4 J</w:t>
+            </w:r>
+          </w:p>
+        </w:tc>
+      </w:tr>
+      <w:tr>
+        <w:tc>
+          <w:tcPr/>
+          <w:p>
+            <w:pPr>
+              <w:pStyle w:val="Compact"/>
+            </w:pPr>
+            <w:r>
+              <w:t xml:space="preserve">Wall-clock time of the emulation</w:t>
+            </w:r>
+          </w:p>
+        </w:tc>
+        <w:tc>
+          <w:tcPr/>
+          <w:p>
+            <w:pPr>
+              <w:pStyle w:val="Compact"/>
+              <w:jc w:val="right"/>
+            </w:pPr>
+            <w:r>
+              <w:t xml:space="preserve">98 min</w:t>
+            </w:r>
+          </w:p>
+        </w:tc>
+        <w:tc>
+          <w:tcPr/>
+          <w:p>
+            <w:pPr>
+              <w:pStyle w:val="Compact"/>
+              <w:jc w:val="right"/>
+            </w:pPr>
+            <w:r>
+              <w:t xml:space="preserve">67 min</w:t>
+            </w:r>
+          </w:p>
+        </w:tc>
+      </w:tr>
+      <w:tr>
+        <w:tc>
+          <w:tcPr/>
+          <w:p>
+            <w:pPr>
+              <w:pStyle w:val="Compact"/>
+            </w:pPr>
+            <w:r>
               <w:t xml:space="preserve">Nano–workstation agreement, escalated images</w:t>
             </w:r>
           </w:p>
@@ -12477,10 +14002,11 @@
         </w:tc>
       </w:tr>
     </w:tbl>
-    <w:bookmarkEnd w:id="118"/>
     <w:bookmarkEnd w:id="119"/>
     <w:bookmarkEnd w:id="120"/>
-    <w:bookmarkStart w:id="126" w:name="sec:discussion"/>
+    <w:bookmarkEnd w:id="121"/>
+    <w:bookmarkEnd w:id="122"/>
+    <w:bookmarkStart w:id="128" w:name="sec:discussion"/>
     <w:p>
       <w:pPr>
         <w:pStyle w:val="Heading1"/>
@@ -12498,7 +14024,7 @@
         <w:t xml:space="preserve">Discussion</w:t>
       </w:r>
     </w:p>
-    <w:bookmarkStart w:id="121" w:name="Xc7f0fb664d79daf98641b8086a29a2ed82541a7"/>
+    <w:bookmarkStart w:id="123" w:name="Xc7f0fb664d79daf98641b8086a29a2ed82541a7"/>
     <w:p>
       <w:pPr>
         <w:pStyle w:val="Heading4"/>
@@ -12540,11 +14066,11 @@
         <w:t xml:space="preserve"> </w:t>
       </w:r>
       <w:r>
-        <w:t xml:space="preserve">the operations — still only 65.5 ms on a Raspberry Pi 5 — and halved the escalation rate, whereas a learned edge-side router saved only two points of escalation and a cloud-supervised one did worse than the training-free scalar. Capacity can also be added without changing the architecture: distilling the ensemble into the same MobileNetV3-Large cut the calibrated escalation rate from 18.7 to 12.5 % (Section 6.4), and on the devices from 18.6 % to 12.4 %, an 8.0-fold uplink saving (Section 6.7). The reason is informational: an edge-side router can only re-express the edge model’s posterior, and the margin already summarises it well. The oracle shows that substantial headroom remains (84.8 % at 20 % escalation), but reaching it requires information the edge does not have; a cheaper path to it is a stronger edge model.</w:t>
-      </w:r>
-    </w:p>
-    <w:bookmarkEnd w:id="121"/>
-    <w:bookmarkStart w:id="122" w:name="what-the-bandwidth-axis-reveals"/>
+        <w:t xml:space="preserve">the operations — still only 65.5 ms on a Raspberry Pi 5 — and halved the escalation rate, whereas a learned edge-side router saved only two points of escalation and a cloud-supervised one did worse than the training-free scalar. Capacity can also be added without changing the architecture: distilling the ensemble into the same MobileNetV3-Large cut the calibrated escalation rate from 18.6 to 12.3 % (Section 6.4), and on the devices from 18.6 % to 12.4 %, an 8.0-fold uplink saving (Section 6.7). Our comparison covers convolutional edge models, which are what runs efficiently on the Pi’s CPU with stock PyTorch; lightweight hybrid CNN–transformer models might align better with a transformer teacher, and the same comparison would tell whether they move the operating point further. The reason is informational: an edge-side router can only re-express the edge model’s posterior, and the margin already summarises it well. The oracle shows that substantial headroom remains (84.80 % at 20 % escalation), but reaching it requires information the edge does not have; a cheaper path to it is a stronger edge model.</w:t>
+      </w:r>
+    </w:p>
+    <w:bookmarkEnd w:id="123"/>
+    <w:bookmarkStart w:id="124" w:name="what-the-bandwidth-axis-reveals"/>
     <w:p>
       <w:pPr>
         <w:pStyle w:val="Heading4"/>
@@ -12558,11 +14084,11 @@
         <w:pStyle w:val="FirstParagraph"/>
       </w:pPr>
       <w:r>
-        <w:t xml:space="preserve">Latency-centred evaluations treat an always-on router message as negligible; on the bandwidth axis it is a fixed tax that a learned router must earn back through fewer escalations. For field deployments on metered cellular links the relevant figure is the uplink volume per farm and month. At the measured 11.2 KB per diagnosis, a farm capturing 100 images per day would upload 33 MB per month, against 177 MB for always-cloud with the same payload; on a 1 Mbit/s uplink an escalated image takes about 0.5 s to transmit.</w:t>
-      </w:r>
-    </w:p>
-    <w:bookmarkEnd w:id="122"/>
-    <w:bookmarkStart w:id="123" w:name="a-cloud-that-fits-on-a-farm"/>
+        <w:t xml:space="preserve">Latency-centred evaluations treat an always-on router message as negligible; on the bandwidth axis it is a fixed tax that a learned router must earn back through fewer escalations. For field deployments on metered cellular links the relevant figure is the uplink volume per farm and month. At the measured 11.2 KB per diagnosis, a farm capturing 100 images per day would upload 33 MB in a 30-day month, against 177 MB for always-cloud with the same payload, and with the distilled edge model 22 MB; on a 1 Mbit/s uplink an escalated image takes about 0.5 s to transmit.</w:t>
+      </w:r>
+    </w:p>
+    <w:bookmarkEnd w:id="124"/>
+    <w:bookmarkStart w:id="125" w:name="a-cloud-that-fits-on-a-farm"/>
     <w:p>
       <w:pPr>
         <w:pStyle w:val="Heading4"/>
@@ -12588,11 +14114,11 @@
         <w:t xml:space="preserve"> </w:t>
       </w:r>
       <w:r>
-        <w:t xml:space="preserve">in selective escalation need not be a data centre. A cooperative, an extension office or a large farm can host the large model locally, which keeps field images within the community’s network, removes the dependency on wide-area connectivity for the cloud tier, and turns a recurring service cost into a one-off hardware cost. It does not come for free. Each escalated image costs 6.9 s of Nano compute, and because the full ensemble does not fit in memory, the cloud tier must work in batches; in the replay a batch of 48 images also paid 36 s to load the three backbones, and the board spends 49 J per escalated image (Section 5.4). Selective escalation is what makes this affordable: at 18–19 % escalation the Nano sees one image in five, whereas an always-cloud design would multiply its workload, and its energy use, more than fivefold. Beyond this study, the port shows that hardware the software ecosystem has left behind can still serve current foundation models, provided memory, precision and fidelity are engineered explicitly; the same five principles apply to other legacy accelerators that farms and cooperatives already own. The batched design suits scouting and monitoring workflows, in which a confirmed diagnosis within hours is valuable but an instant one is not required; the farmer always receives the edge’s answer immediately. A node with more memory, such as an 8 GB module, could keep all engines resident and answer synchronously; the server implements this mode, but we have not tested it.</w:t>
-      </w:r>
-    </w:p>
-    <w:bookmarkEnd w:id="123"/>
-    <w:bookmarkStart w:id="124" w:name="portability-is-more-than-the-model"/>
+        <w:t xml:space="preserve">in selective escalation need not be a data centre. A cooperative, an extension office or a large farm can host the large model locally, which keeps field images within the community’s network, removes the dependency on wide-area connectivity for the cloud tier, and turns a recurring service cost into a one-off hardware cost. It does not come for free. Each escalated image costs 6.9 s of Nano compute, and because the full ensemble does not fit in memory, the cloud tier must work in batches; in the baseline deployment a batch of 48 images also paid 36 s to load the three backbones, and the board spends 49 J per escalated image (Section 5.4). Selective escalation is what makes this affordable: at 18–19 % escalation the Nano sees one image in five, and at the distilled edge model’s 12.4 % one image in eight, whereas an always-cloud design would multiply its workload, and its energy use, more than fivefold and eightfold respectively. Beyond this study, the port shows that hardware the software ecosystem has left behind can still serve current foundation models, provided memory, precision and fidelity are engineered explicitly; the same five principles apply to other legacy accelerators that farms and cooperatives already own. The batched design suits scouting and monitoring workflows, in which a confirmed diagnosis within hours is valuable but an instant one is not required; the farmer always receives the edge’s answer without waiting for the ensemble. A node with more memory, such as an 8 GB module, could keep all engines resident and answer synchronously; the server implements this mode, but we have not tested it.</w:t>
+      </w:r>
+    </w:p>
+    <w:bookmarkEnd w:id="125"/>
+    <w:bookmarkStart w:id="126" w:name="portability-is-more-than-the-model"/>
     <w:p>
       <w:pPr>
         <w:pStyle w:val="Heading4"/>
@@ -12609,8 +14135,8 @@
         <w:t xml:space="preserve">Two of the deviations we measured did not come from the models at all. The edge server initially resized images bicubically while the edge model had been trained with bilinear resizing, and the Nano’s older image library decodes JPEGs differently (Section 5.5). Both shifted predictions without any error being raised. Verifying deployed nodes against offline predictions image by image, as in Table 5, is what exposed them; we recommend the practice for any edge–cloud deployment.</w:t>
       </w:r>
     </w:p>
-    <w:bookmarkEnd w:id="124"/>
-    <w:bookmarkStart w:id="125" w:name="limitations"/>
+    <w:bookmarkEnd w:id="126"/>
+    <w:bookmarkStart w:id="127" w:name="limitations"/>
     <w:p>
       <w:pPr>
         <w:pStyle w:val="Heading4"/>
@@ -12624,12 +14150,12 @@
         <w:pStyle w:val="FirstParagraph"/>
       </w:pPr>
       <w:r>
-        <w:t xml:space="preserve">Our study uses a single, if diverse, benchmark; PlantWild’s class balance and capture conditions may differ from a given region. The escalation threshold is global; per-crop thresholds could equalise accuracy across farms. The replay compresses idle time and therefore does not capture diurnal effects, power cycling or connectivity outages, and its four farms share one physical Pi, so device-to-device variability is not represented. Each edge model was trained once, so we report no variance across training seeds; the same holds for the distillation and loop experiments. The Pi’s energy covers its SoC and memory rails only and is therefore a lower bound. In our testbed the devices share a local network, so measured network latencies are a best case for rural links; transfer times on slower links follow directly from the measured byte counts. The confirmation delay of the batched cloud tier is a design parameter set in simulated time (two batches a day), not a measured quantity; its compute and loading costs are measured. Finally, the Nano’s cloud pipeline deviates slightly from the workstation’s, chiefly through its older image library; Table 5 and the replay-wide agreement quantify the deviation.</w:t>
-      </w:r>
-    </w:p>
-    <w:bookmarkEnd w:id="125"/>
-    <w:bookmarkEnd w:id="126"/>
-    <w:bookmarkStart w:id="127" w:name="sec:conclusion"/>
+        <w:t xml:space="preserve">Our study uses a single, if diverse, benchmark; PlantWild’s class balance and capture conditions may differ from a given region. The escalation threshold is global; per-crop thresholds could equalise accuracy across farms. The emulation compresses idle time and therefore does not capture diurnal effects, power cycling or connectivity outages, and its four farms share one physical Pi, so device-to-device variability is not represented. Each edge model was trained once, so we report no variance across training seeds for the edge models and the distillation; the bootstrap of Section 6.2 covers the variability of the calibrated threshold, and the loop pilot is repeated over 5 random partitions. The escalation threshold is a point estimate whose test result falls on either side of the target, and the benchmark has no second field dataset with the same classes on which to test it, so we do not claim a guarantee beyond PlantWild. In the prototype the farmer’s answer to an escalated image waits for the upload to be acknowledged (Section 4.3). The Pi’s energy covers its SoC and memory rails only and is therefore a lower bound. In our testbed the devices share a local network, so measured network latencies are a best case for rural links; transfer times on slower links follow directly from the measured byte counts. The confirmation delay of the batched cloud tier is a design parameter set in simulated time (two batches a day), not a measured quantity; its compute and loading costs are measured. Finally, the Nano’s cloud pipeline deviates slightly from the workstation’s, chiefly through its older image library; Table 5 and the deployment-wide agreement quantify the deviation.</w:t>
+      </w:r>
+    </w:p>
+    <w:bookmarkEnd w:id="127"/>
+    <w:bookmarkEnd w:id="128"/>
+    <w:bookmarkStart w:id="129" w:name="sec:conclusion"/>
     <w:p>
       <w:pPr>
         <w:pStyle w:val="Heading1"/>
@@ -12652,11 +14178,11 @@
         <w:pStyle w:val="FirstParagraph"/>
       </w:pPr>
       <w:r>
-        <w:t xml:space="preserve">Selective escalation reconciles the accuracy of foundation-model ensembles with the connectivity of real farms. A MobileNetV3-Large edge model that forwards an image only when its two leading hypotheses are close — with a threshold fixed on validation data — retains 94.6 % of a three-backbone ensemble’s accuracy on held-out in-the-wild plant disease images while uploading 5.4 times less data. Edge-model capacity, not router complexity, sets this trade-off, and a cloud-supervised verifier pays for its own message without improving routing. The complete system runs on a Raspberry Pi 5 and an end-of-life 4 GB Jetson Nano, made possible by a port that decouples the ensemble from its framework and runs it one chunk engine at a time, at 49 J per escalated image; a seven-day, four-farm replay on that hardware confirms the offline trade-off: 18.6 % of images escalated, uploaded bytes cut 5.4-fold, and 76.0 % of diagnoses correct, with a median answer time on the farm of 77 ms and 5.1 times less device energy per diagnosis than always-cloud. Distilling the ensemble into the edge model, at no inference cost, raises the uplink saving measured on the same devices from 5.4- to 8.0-fold (7.5 KB per diagnosis) at 75.3 % delivered accuracy. Future work will accumulate escalations over full seasons to test whether the loop from cloud to edge improves farms whose images differ from the training data, a gain one week of in-distribution escalations could not show; it will also tune thresholds per crop and study connectivity outages over full-length deployments.</w:t>
-      </w:r>
-    </w:p>
-    <w:bookmarkEnd w:id="127"/>
-    <w:bookmarkStart w:id="128" w:name="credit-authorship-contribution-statement"/>
+        <w:t xml:space="preserve">Selective escalation reconciles the accuracy of foundation-model ensembles with the connectivity of real farms. A MobileNetV3-Large edge model that forwards an image only when its two leading hypotheses are close — with a threshold fixed on validation data — retains 94.6 % of a three-backbone ensemble’s accuracy on held-out in-the-wild plant disease images while uploading 5.4 times less data. Edge-model capacity, not router complexity, sets this trade-off, and a cloud-supervised verifier pays for its own message without improving routing. The complete system runs on a Raspberry Pi 5 and an end-of-life 4 GB Jetson Nano, made possible by a port that decouples the ensemble from its framework and runs it one chunk engine at a time, at 49 J per escalated image; a seven-day, four-farm emulated deployment on that hardware confirms the offline trade-off: 18.6 % of images escalated, uploaded bytes cut 5.4-fold, and 76.0 % of diagnoses correct, with a median answer time on the farm of 77 ms and 5.1 times less device energy per diagnosis than always-cloud. Distilling the ensemble into the edge model, once and at no inference cost, raises the uplink saving measured on the same devices from 5.4- to 8.0-fold (7.5 KB per diagnosis) at 75.3 % delivered accuracy — and to 7.0-fold at unchanged accuracy — while cutting device energy per diagnosis from 9.5 to 6.4 J. Future work will accumulate escalations over full seasons to test whether the loop from cloud to edge improves farms whose images differ from the training data, a gain one week of in-distribution escalations could not show; it will also tune thresholds per crop and study connectivity outages over full-length deployments.</w:t>
+      </w:r>
+    </w:p>
+    <w:bookmarkEnd w:id="129"/>
+    <w:bookmarkStart w:id="130" w:name="credit-authorship-contribution-statement"/>
     <w:p>
       <w:pPr>
         <w:pStyle w:val="Heading1"/>
@@ -12683,8 +14209,8 @@
         <w:t xml:space="preserve">Conceptualization, Methodology, Software, Validation, Investigation, Formal analysis, Writing – original draft, Writing – review &amp; editing. All authors contributed equally to the conception, implementation, analysis and writing of this work.</w:t>
       </w:r>
     </w:p>
-    <w:bookmarkEnd w:id="128"/>
-    <w:bookmarkStart w:id="129" w:name="declaration-of-competing-interest"/>
+    <w:bookmarkEnd w:id="130"/>
+    <w:bookmarkStart w:id="131" w:name="declaration-of-competing-interest"/>
     <w:p>
       <w:pPr>
         <w:pStyle w:val="Heading1"/>
@@ -12701,8 +14227,8 @@
         <w:t xml:space="preserve">The authors declare that they have no known competing financial interests or personal relationships that could have appeared to influence the work reported in this paper.</w:t>
       </w:r>
     </w:p>
-    <w:bookmarkEnd w:id="129"/>
-    <w:bookmarkStart w:id="130" w:name="funding"/>
+    <w:bookmarkEnd w:id="131"/>
+    <w:bookmarkStart w:id="132" w:name="funding"/>
     <w:p>
       <w:pPr>
         <w:pStyle w:val="Heading1"/>
@@ -12719,8 +14245,8 @@
         <w:t xml:space="preserve">This research did not receive any specific grant from funding agencies in the public, commercial, or not-for-profit sectors.</w:t>
       </w:r>
     </w:p>
-    <w:bookmarkEnd w:id="130"/>
-    <w:bookmarkStart w:id="132" w:name="data-availability"/>
+    <w:bookmarkEnd w:id="132"/>
+    <w:bookmarkStart w:id="134" w:name="data-availability"/>
     <w:p>
       <w:pPr>
         <w:pStyle w:val="Heading1"/>
@@ -12762,7 +14288,7 @@
       <w:r>
         <w:t xml:space="preserve"> </w:t>
       </w:r>
-      <w:hyperlink r:id="rId131">
+      <w:hyperlink r:id="rId133">
         <w:r>
           <w:rPr>
             <w:rStyle w:val="Hyperlink"/>
@@ -12771,11 +14297,11 @@
         </w:r>
       </w:hyperlink>
       <w:r>
-        <w:t xml:space="preserve">: the deployment code for the Raspberry Pi and the Jetson Nano, the porting toolkit (chunked ONNX export, fp16 conversion, chunk-by-chunk TensorRT build, chunk-major runtime), the fleet emulator and operations console, the training, distillation, calibration and measurement scripts, the trained edge models and cloud head, the per-image predictions, the per-image logs of both replays, the activation, memory and power profiles, the TensorRT verification reports and the sources of this manuscript.</w:t>
-      </w:r>
-    </w:p>
-    <w:bookmarkEnd w:id="132"/>
-    <w:bookmarkStart w:id="133" w:name="X1f74eb43af444059c7518034463b6c89b1cacf4"/>
+        <w:t xml:space="preserve">: the deployment code for the Raspberry Pi and the Jetson Nano, the porting toolkit (chunked ONNX export, fp16 conversion, chunk-by-chunk TensorRT build, chunk-major runtime), the fleet emulator and operations console, the training, distillation, calibration and measurement scripts, the trained edge models and cloud head, the per-image predictions, the per-image logs of both emulated deployments, the activation, memory and power profiles, the TensorRT verification reports and the sources of this manuscript.</w:t>
+      </w:r>
+    </w:p>
+    <w:bookmarkEnd w:id="134"/>
+    <w:bookmarkStart w:id="135" w:name="X1f74eb43af444059c7518034463b6c89b1cacf4"/>
     <w:p>
       <w:pPr>
         <w:pStyle w:val="Heading1"/>
@@ -12792,8 +14318,8 @@
         <w:t xml:space="preserve">During the preparation of this work the authors used Claude (Anthropic) to assist with software development and with drafting and editing the manuscript. After using this tool, the authors reviewed and edited the content as needed and take full responsibility for the content of the publication.</w:t>
       </w:r>
     </w:p>
-    <w:bookmarkEnd w:id="133"/>
-    <w:bookmarkStart w:id="208" w:name="references"/>
+    <w:bookmarkEnd w:id="135"/>
+    <w:bookmarkStart w:id="210" w:name="references"/>
     <w:p>
       <w:pPr>
         <w:pStyle w:val="Heading1"/>
@@ -12802,8 +14328,8 @@
         <w:t xml:space="preserve">References</w:t>
       </w:r>
     </w:p>
-    <w:bookmarkStart w:id="207" w:name="refs"/>
-    <w:bookmarkStart w:id="135" w:name="ref-ahmad2023toward"/>
+    <w:bookmarkStart w:id="209" w:name="refs"/>
+    <w:bookmarkStart w:id="137" w:name="ref-ahmad2023toward"/>
     <w:p>
       <w:pPr>
         <w:pStyle w:val="Bibliography"/>
@@ -12836,7 +14362,7 @@
       <w:r>
         <w:t xml:space="preserve"> </w:t>
       </w:r>
-      <w:hyperlink r:id="rId134">
+      <w:hyperlink r:id="rId136">
         <w:r>
           <w:rPr>
             <w:rStyle w:val="Hyperlink"/>
@@ -12848,8 +14374,8 @@
         <w:t xml:space="preserve">.</w:t>
       </w:r>
     </w:p>
-    <w:bookmarkEnd w:id="135"/>
-    <w:bookmarkStart w:id="137" w:name="ref-onnx2019"/>
+    <w:bookmarkEnd w:id="137"/>
+    <w:bookmarkStart w:id="139" w:name="ref-onnx2019"/>
     <w:p>
       <w:pPr>
         <w:pStyle w:val="Bibliography"/>
@@ -12883,7 +14409,7 @@
       <w:r>
         <w:t xml:space="preserve"> </w:t>
       </w:r>
-      <w:hyperlink r:id="rId136">
+      <w:hyperlink r:id="rId138">
         <w:r>
           <w:rPr>
             <w:rStyle w:val="Hyperlink"/>
@@ -12895,8 +14421,8 @@
         <w:t xml:space="preserve">.</w:t>
       </w:r>
     </w:p>
-    <w:bookmarkEnd w:id="137"/>
-    <w:bookmarkStart w:id="139" w:name="ref-barbedo2018impact"/>
+    <w:bookmarkEnd w:id="139"/>
+    <w:bookmarkStart w:id="141" w:name="ref-barbedo2018impact"/>
     <w:p>
       <w:pPr>
         <w:pStyle w:val="Bibliography"/>
@@ -12929,7 +14455,7 @@
       <w:r>
         <w:t xml:space="preserve"> </w:t>
       </w:r>
-      <w:hyperlink r:id="rId138">
+      <w:hyperlink r:id="rId140">
         <w:r>
           <w:rPr>
             <w:rStyle w:val="Hyperlink"/>
@@ -12941,8 +14467,8 @@
         <w:t xml:space="preserve">.</w:t>
       </w:r>
     </w:p>
-    <w:bookmarkEnd w:id="139"/>
-    <w:bookmarkStart w:id="141" w:name="ref-chow1970reject"/>
+    <w:bookmarkEnd w:id="141"/>
+    <w:bookmarkStart w:id="143" w:name="ref-chow1970reject"/>
     <w:p>
       <w:pPr>
         <w:pStyle w:val="Bibliography"/>
@@ -12975,7 +14501,7 @@
       <w:r>
         <w:t xml:space="preserve"> </w:t>
       </w:r>
-      <w:hyperlink r:id="rId140">
+      <w:hyperlink r:id="rId142">
         <w:r>
           <w:rPr>
             <w:rStyle w:val="Hyperlink"/>
@@ -12987,8 +14513,8 @@
         <w:t xml:space="preserve">.</w:t>
       </w:r>
     </w:p>
-    <w:bookmarkEnd w:id="141"/>
-    <w:bookmarkStart w:id="143" w:name="ref-donenfeld2017wireguard"/>
+    <w:bookmarkEnd w:id="143"/>
+    <w:bookmarkStart w:id="145" w:name="ref-donenfeld2017wireguard"/>
     <w:p>
       <w:pPr>
         <w:pStyle w:val="Bibliography"/>
@@ -13024,7 +14550,7 @@
       <w:r>
         <w:t xml:space="preserve"> </w:t>
       </w:r>
-      <w:hyperlink r:id="rId142">
+      <w:hyperlink r:id="rId144">
         <w:r>
           <w:rPr>
             <w:rStyle w:val="Hyperlink"/>
@@ -13036,8 +14562,8 @@
         <w:t xml:space="preserve">.</w:t>
       </w:r>
     </w:p>
-    <w:bookmarkEnd w:id="143"/>
-    <w:bookmarkStart w:id="145" w:name="ref-elkarch2026backbone"/>
+    <w:bookmarkEnd w:id="145"/>
+    <w:bookmarkStart w:id="147" w:name="ref-elkarch2026backbone"/>
     <w:p>
       <w:pPr>
         <w:pStyle w:val="Bibliography"/>
@@ -13070,7 +14596,7 @@
       <w:r>
         <w:t xml:space="preserve"> </w:t>
       </w:r>
-      <w:hyperlink r:id="rId144">
+      <w:hyperlink r:id="rId146">
         <w:r>
           <w:rPr>
             <w:rStyle w:val="Hyperlink"/>
@@ -13082,8 +14608,8 @@
         <w:t xml:space="preserve">.</w:t>
       </w:r>
     </w:p>
-    <w:bookmarkEnd w:id="145"/>
-    <w:bookmarkStart w:id="147" w:name="ref-ferentinos2018deep"/>
+    <w:bookmarkEnd w:id="147"/>
+    <w:bookmarkStart w:id="149" w:name="ref-ferentinos2018deep"/>
     <w:p>
       <w:pPr>
         <w:pStyle w:val="Bibliography"/>
@@ -13116,7 +14642,7 @@
       <w:r>
         <w:t xml:space="preserve"> </w:t>
       </w:r>
-      <w:hyperlink r:id="rId146">
+      <w:hyperlink r:id="rId148">
         <w:r>
           <w:rPr>
             <w:rStyle w:val="Hyperlink"/>
@@ -13128,8 +14654,8 @@
         <w:t xml:space="preserve">.</w:t>
       </w:r>
     </w:p>
-    <w:bookmarkEnd w:id="147"/>
-    <w:bookmarkStart w:id="148" w:name="ref-geifman2017selective"/>
+    <w:bookmarkEnd w:id="149"/>
+    <w:bookmarkStart w:id="150" w:name="ref-geifman2017selective"/>
     <w:p>
       <w:pPr>
         <w:pStyle w:val="Bibliography"/>
@@ -13157,8 +14683,8 @@
         <w:t xml:space="preserve">.</w:t>
       </w:r>
     </w:p>
-    <w:bookmarkEnd w:id="148"/>
-    <w:bookmarkStart w:id="149" w:name="ref-guo2017calibration"/>
+    <w:bookmarkEnd w:id="150"/>
+    <w:bookmarkStart w:id="151" w:name="ref-guo2017calibration"/>
     <w:p>
       <w:pPr>
         <w:pStyle w:val="Bibliography"/>
@@ -13186,8 +14712,8 @@
         <w:t xml:space="preserve">, Proceedings of machine learning research, vol. 70: 1321–30.</w:t>
       </w:r>
     </w:p>
-    <w:bookmarkEnd w:id="149"/>
-    <w:bookmarkStart w:id="151" w:name="ref-hasan2025deployable"/>
+    <w:bookmarkEnd w:id="151"/>
+    <w:bookmarkStart w:id="153" w:name="ref-hasan2025deployable"/>
     <w:p>
       <w:pPr>
         <w:pStyle w:val="Bibliography"/>
@@ -13220,7 +14746,7 @@
       <w:r>
         <w:t xml:space="preserve"> </w:t>
       </w:r>
-      <w:hyperlink r:id="rId150">
+      <w:hyperlink r:id="rId152">
         <w:r>
           <w:rPr>
             <w:rStyle w:val="Hyperlink"/>
@@ -13232,8 +14758,8 @@
         <w:t xml:space="preserve">.</w:t>
       </w:r>
     </w:p>
-    <w:bookmarkEnd w:id="151"/>
-    <w:bookmarkStart w:id="152" w:name="ref-hendrycks2017baseline"/>
+    <w:bookmarkEnd w:id="153"/>
+    <w:bookmarkStart w:id="154" w:name="ref-hendrycks2017baseline"/>
     <w:p>
       <w:pPr>
         <w:pStyle w:val="Bibliography"/>
@@ -13261,8 +14787,8 @@
         <w:t xml:space="preserve">.</w:t>
       </w:r>
     </w:p>
-    <w:bookmarkEnd w:id="152"/>
-    <w:bookmarkStart w:id="154" w:name="ref-hinton2015distilling"/>
+    <w:bookmarkEnd w:id="154"/>
+    <w:bookmarkStart w:id="156" w:name="ref-hinton2015distilling"/>
     <w:p>
       <w:pPr>
         <w:pStyle w:val="Bibliography"/>
@@ -13286,7 +14812,7 @@
       <w:r>
         <w:t xml:space="preserve"> </w:t>
       </w:r>
-      <w:hyperlink r:id="rId153">
+      <w:hyperlink r:id="rId155">
         <w:r>
           <w:rPr>
             <w:rStyle w:val="Hyperlink"/>
@@ -13298,8 +14824,8 @@
         <w:t xml:space="preserve">.</w:t>
       </w:r>
     </w:p>
-    <w:bookmarkEnd w:id="154"/>
-    <w:bookmarkStart w:id="156" w:name="ref-howard2019mobilenetv3"/>
+    <w:bookmarkEnd w:id="156"/>
+    <w:bookmarkStart w:id="158" w:name="ref-howard2019mobilenetv3"/>
     <w:p>
       <w:pPr>
         <w:pStyle w:val="Bibliography"/>
@@ -13338,7 +14864,7 @@
       <w:r>
         <w:t xml:space="preserve"> </w:t>
       </w:r>
-      <w:hyperlink r:id="rId155">
+      <w:hyperlink r:id="rId157">
         <w:r>
           <w:rPr>
             <w:rStyle w:val="Hyperlink"/>
@@ -13350,8 +14876,8 @@
         <w:t xml:space="preserve">.</w:t>
       </w:r>
     </w:p>
-    <w:bookmarkEnd w:id="156"/>
-    <w:bookmarkStart w:id="158" w:name="ref-hughes2015plantvillage"/>
+    <w:bookmarkEnd w:id="158"/>
+    <w:bookmarkStart w:id="160" w:name="ref-hughes2015plantvillage"/>
     <w:p>
       <w:pPr>
         <w:pStyle w:val="Bibliography"/>
@@ -13375,7 +14901,7 @@
       <w:r>
         <w:t xml:space="preserve"> </w:t>
       </w:r>
-      <w:hyperlink r:id="rId157">
+      <w:hyperlink r:id="rId159">
         <w:r>
           <w:rPr>
             <w:rStyle w:val="Hyperlink"/>
@@ -13387,8 +14913,8 @@
         <w:t xml:space="preserve">.</w:t>
       </w:r>
     </w:p>
-    <w:bookmarkEnd w:id="158"/>
-    <w:bookmarkStart w:id="160" w:name="ref-jiang2025plantcafo"/>
+    <w:bookmarkEnd w:id="160"/>
+    <w:bookmarkStart w:id="162" w:name="ref-jiang2025plantcafo"/>
     <w:p>
       <w:pPr>
         <w:pStyle w:val="Bibliography"/>
@@ -13427,7 +14953,7 @@
       <w:r>
         <w:t xml:space="preserve"> </w:t>
       </w:r>
-      <w:hyperlink r:id="rId159">
+      <w:hyperlink r:id="rId161">
         <w:r>
           <w:rPr>
             <w:rStyle w:val="Hyperlink"/>
@@ -13439,8 +14965,8 @@
         <w:t xml:space="preserve">.</w:t>
       </w:r>
     </w:p>
-    <w:bookmarkEnd w:id="160"/>
-    <w:bookmarkStart w:id="161" w:name="ref-kag2023selective"/>
+    <w:bookmarkEnd w:id="162"/>
+    <w:bookmarkStart w:id="163" w:name="ref-kag2023selective"/>
     <w:p>
       <w:pPr>
         <w:pStyle w:val="Bibliography"/>
@@ -13468,8 +14994,8 @@
         <w:t xml:space="preserve">.</w:t>
       </w:r>
     </w:p>
-    <w:bookmarkEnd w:id="161"/>
-    <w:bookmarkStart w:id="163" w:name="ref-kamilaris2018survey"/>
+    <w:bookmarkEnd w:id="163"/>
+    <w:bookmarkStart w:id="165" w:name="ref-kamilaris2018survey"/>
     <w:p>
       <w:pPr>
         <w:pStyle w:val="Bibliography"/>
@@ -13502,7 +15028,7 @@
       <w:r>
         <w:t xml:space="preserve"> </w:t>
       </w:r>
-      <w:hyperlink r:id="rId162">
+      <w:hyperlink r:id="rId164">
         <w:r>
           <w:rPr>
             <w:rStyle w:val="Hyperlink"/>
@@ -13514,8 +15040,8 @@
         <w:t xml:space="preserve">.</w:t>
       </w:r>
     </w:p>
-    <w:bookmarkEnd w:id="163"/>
-    <w:bookmarkStart w:id="165" w:name="ref-kang2017neurosurgeon"/>
+    <w:bookmarkEnd w:id="165"/>
+    <w:bookmarkStart w:id="167" w:name="ref-kang2017neurosurgeon"/>
     <w:p>
       <w:pPr>
         <w:pStyle w:val="Bibliography"/>
@@ -13545,7 +15071,7 @@
       <w:r>
         <w:t xml:space="preserve"> </w:t>
       </w:r>
-      <w:hyperlink r:id="rId164">
+      <w:hyperlink r:id="rId166">
         <w:r>
           <w:rPr>
             <w:rStyle w:val="Hyperlink"/>
@@ -13557,8 +15083,8 @@
         <w:t xml:space="preserve">.</w:t>
       </w:r>
     </w:p>
-    <w:bookmarkEnd w:id="165"/>
-    <w:bookmarkStart w:id="167" w:name="ref-lin2017focal"/>
+    <w:bookmarkEnd w:id="167"/>
+    <w:bookmarkStart w:id="169" w:name="ref-lin2017focal"/>
     <w:p>
       <w:pPr>
         <w:pStyle w:val="Bibliography"/>
@@ -13588,7 +15114,7 @@
       <w:r>
         <w:t xml:space="preserve"> </w:t>
       </w:r>
-      <w:hyperlink r:id="rId166">
+      <w:hyperlink r:id="rId168">
         <w:r>
           <w:rPr>
             <w:rStyle w:val="Hyperlink"/>
@@ -13600,8 +15126,8 @@
         <w:t xml:space="preserve">.</w:t>
       </w:r>
     </w:p>
-    <w:bookmarkEnd w:id="167"/>
-    <w:bookmarkStart w:id="168" w:name="ref-loshchilov2019adamw"/>
+    <w:bookmarkEnd w:id="169"/>
+    <w:bookmarkStart w:id="170" w:name="ref-loshchilov2019adamw"/>
     <w:p>
       <w:pPr>
         <w:pStyle w:val="Bibliography"/>
@@ -13629,8 +15155,8 @@
         <w:t xml:space="preserve">.</w:t>
       </w:r>
     </w:p>
-    <w:bookmarkEnd w:id="168"/>
-    <w:bookmarkStart w:id="170" w:name="ref-matsubara2022split"/>
+    <w:bookmarkEnd w:id="170"/>
+    <w:bookmarkStart w:id="172" w:name="ref-matsubara2022split"/>
     <w:p>
       <w:pPr>
         <w:pStyle w:val="Bibliography"/>
@@ -13663,7 +15189,7 @@
       <w:r>
         <w:t xml:space="preserve"> </w:t>
       </w:r>
-      <w:hyperlink r:id="rId169">
+      <w:hyperlink r:id="rId171">
         <w:r>
           <w:rPr>
             <w:rStyle w:val="Hyperlink"/>
@@ -13675,8 +15201,8 @@
         <w:t xml:space="preserve">.</w:t>
       </w:r>
     </w:p>
-    <w:bookmarkEnd w:id="170"/>
-    <w:bookmarkStart w:id="172" w:name="ref-mohanty2016deeplearning"/>
+    <w:bookmarkEnd w:id="172"/>
+    <w:bookmarkStart w:id="174" w:name="ref-mohanty2016deeplearning"/>
     <w:p>
       <w:pPr>
         <w:pStyle w:val="Bibliography"/>
@@ -13709,7 +15235,7 @@
       <w:r>
         <w:t xml:space="preserve"> </w:t>
       </w:r>
-      <w:hyperlink r:id="rId171">
+      <w:hyperlink r:id="rId173">
         <w:r>
           <w:rPr>
             <w:rStyle w:val="Hyperlink"/>
@@ -13721,8 +15247,8 @@
         <w:t xml:space="preserve">.</w:t>
       </w:r>
     </w:p>
-    <w:bookmarkEnd w:id="172"/>
-    <w:bookmarkStart w:id="174" w:name="ref-noyan2022uncovering"/>
+    <w:bookmarkEnd w:id="174"/>
+    <w:bookmarkStart w:id="176" w:name="ref-noyan2022uncovering"/>
     <w:p>
       <w:pPr>
         <w:pStyle w:val="Bibliography"/>
@@ -13774,7 +15300,7 @@
       <w:r>
         <w:t xml:space="preserve"> </w:t>
       </w:r>
-      <w:hyperlink r:id="rId173">
+      <w:hyperlink r:id="rId175">
         <w:r>
           <w:rPr>
             <w:rStyle w:val="Hyperlink"/>
@@ -13786,8 +15312,8 @@
         <w:t xml:space="preserve">.</w:t>
       </w:r>
     </w:p>
-    <w:bookmarkEnd w:id="174"/>
-    <w:bookmarkStart w:id="176" w:name="ref-nvidia2022tensorrt"/>
+    <w:bookmarkEnd w:id="176"/>
+    <w:bookmarkStart w:id="178" w:name="ref-nvidia2022tensorrt"/>
     <w:p>
       <w:pPr>
         <w:pStyle w:val="Bibliography"/>
@@ -13825,7 +15351,7 @@
       <w:r>
         <w:t xml:space="preserve"> </w:t>
       </w:r>
-      <w:hyperlink r:id="rId175">
+      <w:hyperlink r:id="rId177">
         <w:r>
           <w:rPr>
             <w:rStyle w:val="Hyperlink"/>
@@ -13837,8 +15363,8 @@
         <w:t xml:space="preserve">.</w:t>
       </w:r>
     </w:p>
-    <w:bookmarkEnd w:id="176"/>
-    <w:bookmarkStart w:id="178" w:name="ref-ogrady2019edge"/>
+    <w:bookmarkEnd w:id="178"/>
+    <w:bookmarkStart w:id="180" w:name="ref-ogrady2019edge"/>
     <w:p>
       <w:pPr>
         <w:pStyle w:val="Bibliography"/>
@@ -13871,7 +15397,7 @@
       <w:r>
         <w:t xml:space="preserve"> </w:t>
       </w:r>
-      <w:hyperlink r:id="rId177">
+      <w:hyperlink r:id="rId179">
         <w:r>
           <w:rPr>
             <w:rStyle w:val="Hyperlink"/>
@@ -13883,8 +15409,8 @@
         <w:t xml:space="preserve">.</w:t>
       </w:r>
     </w:p>
-    <w:bookmarkEnd w:id="178"/>
-    <w:bookmarkStart w:id="179" w:name="ref-oquab2024dinov2"/>
+    <w:bookmarkEnd w:id="180"/>
+    <w:bookmarkStart w:id="181" w:name="ref-oquab2024dinov2"/>
     <w:p>
       <w:pPr>
         <w:pStyle w:val="Bibliography"/>
@@ -13916,8 +15442,8 @@
         <w:t xml:space="preserve">. Transactions on Machine Learning Research (TMLR).</w:t>
       </w:r>
     </w:p>
-    <w:bookmarkEnd w:id="179"/>
-    <w:bookmarkStart w:id="180" w:name="ref-radford2021clip"/>
+    <w:bookmarkEnd w:id="181"/>
+    <w:bookmarkStart w:id="182" w:name="ref-radford2021clip"/>
     <w:p>
       <w:pPr>
         <w:pStyle w:val="Bibliography"/>
@@ -13945,8 +15471,8 @@
         <w:t xml:space="preserve">, 8748–63.</w:t>
       </w:r>
     </w:p>
-    <w:bookmarkEnd w:id="180"/>
-    <w:bookmarkStart w:id="182" w:name="ref-salman2025plantdisease"/>
+    <w:bookmarkEnd w:id="182"/>
+    <w:bookmarkStart w:id="184" w:name="ref-salman2025plantdisease"/>
     <w:p>
       <w:pPr>
         <w:pStyle w:val="Bibliography"/>
@@ -13979,7 +15505,7 @@
       <w:r>
         <w:t xml:space="preserve"> </w:t>
       </w:r>
-      <w:hyperlink r:id="rId181">
+      <w:hyperlink r:id="rId183">
         <w:r>
           <w:rPr>
             <w:rStyle w:val="Hyperlink"/>
@@ -13991,8 +15517,8 @@
         <w:t xml:space="preserve">.</w:t>
       </w:r>
     </w:p>
-    <w:bookmarkEnd w:id="182"/>
-    <w:bookmarkStart w:id="184" w:name="ref-savary2019global"/>
+    <w:bookmarkEnd w:id="184"/>
+    <w:bookmarkStart w:id="186" w:name="ref-savary2019global"/>
     <w:p>
       <w:pPr>
         <w:pStyle w:val="Bibliography"/>
@@ -14025,7 +15551,7 @@
       <w:r>
         <w:t xml:space="preserve"> </w:t>
       </w:r>
-      <w:hyperlink r:id="rId183">
+      <w:hyperlink r:id="rId185">
         <w:r>
           <w:rPr>
             <w:rStyle w:val="Hyperlink"/>
@@ -14037,8 +15563,8 @@
         <w:t xml:space="preserve">.</w:t>
       </w:r>
     </w:p>
-    <w:bookmarkEnd w:id="184"/>
-    <w:bookmarkStart w:id="186" w:name="ref-shi2016edge"/>
+    <w:bookmarkEnd w:id="186"/>
+    <w:bookmarkStart w:id="188" w:name="ref-shi2016edge"/>
     <w:p>
       <w:pPr>
         <w:pStyle w:val="Bibliography"/>
@@ -14071,7 +15597,7 @@
       <w:r>
         <w:t xml:space="preserve"> </w:t>
       </w:r>
-      <w:hyperlink r:id="rId185">
+      <w:hyperlink r:id="rId187">
         <w:r>
           <w:rPr>
             <w:rStyle w:val="Hyperlink"/>
@@ -14083,8 +15609,8 @@
         <w:t xml:space="preserve">.</w:t>
       </w:r>
     </w:p>
-    <w:bookmarkEnd w:id="186"/>
-    <w:bookmarkStart w:id="188" w:name="ref-simeoni2025dinov3"/>
+    <w:bookmarkEnd w:id="188"/>
+    <w:bookmarkStart w:id="190" w:name="ref-simeoni2025dinov3"/>
     <w:p>
       <w:pPr>
         <w:pStyle w:val="Bibliography"/>
@@ -14118,7 +15644,7 @@
       <w:r>
         <w:t xml:space="preserve"> </w:t>
       </w:r>
-      <w:hyperlink r:id="rId187">
+      <w:hyperlink r:id="rId189">
         <w:r>
           <w:rPr>
             <w:rStyle w:val="Hyperlink"/>
@@ -14130,8 +15656,8 @@
         <w:t xml:space="preserve">.</w:t>
       </w:r>
     </w:p>
-    <w:bookmarkEnd w:id="188"/>
-    <w:bookmarkStart w:id="190" w:name="ref-singh2020plantdoc"/>
+    <w:bookmarkEnd w:id="190"/>
+    <w:bookmarkStart w:id="192" w:name="ref-singh2020plantdoc"/>
     <w:p>
       <w:pPr>
         <w:pStyle w:val="Bibliography"/>
@@ -14167,7 +15693,7 @@
       <w:r>
         <w:t xml:space="preserve"> </w:t>
       </w:r>
-      <w:hyperlink r:id="rId189">
+      <w:hyperlink r:id="rId191">
         <w:r>
           <w:rPr>
             <w:rStyle w:val="Hyperlink"/>
@@ -14179,8 +15705,8 @@
         <w:t xml:space="preserve">.</w:t>
       </w:r>
     </w:p>
-    <w:bookmarkEnd w:id="190"/>
-    <w:bookmarkStart w:id="191" w:name="ref-tan2019efficientnet"/>
+    <w:bookmarkEnd w:id="192"/>
+    <w:bookmarkStart w:id="193" w:name="ref-tan2019efficientnet"/>
     <w:p>
       <w:pPr>
         <w:pStyle w:val="Bibliography"/>
@@ -14214,8 +15740,8 @@
         <w:t xml:space="preserve">, 6105–14.</w:t>
       </w:r>
     </w:p>
-    <w:bookmarkEnd w:id="191"/>
-    <w:bookmarkStart w:id="193" w:name="ref-teerapittayanon2016branchynet"/>
+    <w:bookmarkEnd w:id="193"/>
+    <w:bookmarkStart w:id="195" w:name="ref-teerapittayanon2016branchynet"/>
     <w:p>
       <w:pPr>
         <w:pStyle w:val="Bibliography"/>
@@ -14251,7 +15777,7 @@
       <w:r>
         <w:t xml:space="preserve"> </w:t>
       </w:r>
-      <w:hyperlink r:id="rId192">
+      <w:hyperlink r:id="rId194">
         <w:r>
           <w:rPr>
             <w:rStyle w:val="Hyperlink"/>
@@ -14263,8 +15789,8 @@
         <w:t xml:space="preserve">.</w:t>
       </w:r>
     </w:p>
-    <w:bookmarkEnd w:id="193"/>
-    <w:bookmarkStart w:id="195" w:name="ref-teerapittayanon2017ddnn"/>
+    <w:bookmarkEnd w:id="195"/>
+    <w:bookmarkStart w:id="197" w:name="ref-teerapittayanon2017ddnn"/>
     <w:p>
       <w:pPr>
         <w:pStyle w:val="Bibliography"/>
@@ -14294,7 +15820,7 @@
       <w:r>
         <w:t xml:space="preserve"> </w:t>
       </w:r>
-      <w:hyperlink r:id="rId194">
+      <w:hyperlink r:id="rId196">
         <w:r>
           <w:rPr>
             <w:rStyle w:val="Hyperlink"/>
@@ -14306,8 +15832,8 @@
         <w:t xml:space="preserve">.</w:t>
       </w:r>
     </w:p>
-    <w:bookmarkEnd w:id="195"/>
-    <w:bookmarkStart w:id="197" w:name="ref-viola2001cascade"/>
+    <w:bookmarkEnd w:id="197"/>
+    <w:bookmarkStart w:id="199" w:name="ref-viola2001cascade"/>
     <w:p>
       <w:pPr>
         <w:pStyle w:val="Bibliography"/>
@@ -14340,7 +15866,7 @@
       <w:r>
         <w:t xml:space="preserve"> </w:t>
       </w:r>
-      <w:hyperlink r:id="rId196">
+      <w:hyperlink r:id="rId198">
         <w:r>
           <w:rPr>
             <w:rStyle w:val="Hyperlink"/>
@@ -14352,8 +15878,8 @@
         <w:t xml:space="preserve">.</w:t>
       </w:r>
     </w:p>
-    <w:bookmarkEnd w:id="197"/>
-    <w:bookmarkStart w:id="198" w:name="ref-wang2018idk"/>
+    <w:bookmarkEnd w:id="199"/>
+    <w:bookmarkStart w:id="200" w:name="ref-wang2018idk"/>
     <w:p>
       <w:pPr>
         <w:pStyle w:val="Bibliography"/>
@@ -14390,8 +15916,8 @@
         <w:t xml:space="preserve">.</w:t>
       </w:r>
     </w:p>
-    <w:bookmarkEnd w:id="198"/>
-    <w:bookmarkStart w:id="200" w:name="ref-wei2024mvpdr"/>
+    <w:bookmarkEnd w:id="200"/>
+    <w:bookmarkStart w:id="202" w:name="ref-wei2024mvpdr"/>
     <w:p>
       <w:pPr>
         <w:pStyle w:val="Bibliography"/>
@@ -14421,7 +15947,7 @@
       <w:r>
         <w:t xml:space="preserve"> </w:t>
       </w:r>
-      <w:hyperlink r:id="rId199">
+      <w:hyperlink r:id="rId201">
         <w:r>
           <w:rPr>
             <w:rStyle w:val="Hyperlink"/>
@@ -14433,8 +15959,8 @@
         <w:t xml:space="preserve">.</w:t>
       </w:r>
     </w:p>
-    <w:bookmarkEnd w:id="200"/>
-    <w:bookmarkStart w:id="202" w:name="ref-wei2024plantwild"/>
+    <w:bookmarkEnd w:id="202"/>
+    <w:bookmarkStart w:id="204" w:name="ref-wei2024plantwild"/>
     <w:p>
       <w:pPr>
         <w:pStyle w:val="Bibliography"/>
@@ -14464,7 +15990,7 @@
       <w:r>
         <w:t xml:space="preserve"> </w:t>
       </w:r>
-      <w:hyperlink r:id="rId201">
+      <w:hyperlink r:id="rId203">
         <w:r>
           <w:rPr>
             <w:rStyle w:val="Hyperlink"/>
@@ -14476,8 +16002,8 @@
         <w:t xml:space="preserve">.</w:t>
       </w:r>
     </w:p>
-    <w:bookmarkEnd w:id="202"/>
-    <w:bookmarkStart w:id="204" w:name="ref-wolfert2017bigdata"/>
+    <w:bookmarkEnd w:id="204"/>
+    <w:bookmarkStart w:id="206" w:name="ref-wolfert2017bigdata"/>
     <w:p>
       <w:pPr>
         <w:pStyle w:val="Bibliography"/>
@@ -14510,7 +16036,7 @@
       <w:r>
         <w:t xml:space="preserve"> </w:t>
       </w:r>
-      <w:hyperlink r:id="rId203">
+      <w:hyperlink r:id="rId205">
         <w:r>
           <w:rPr>
             <w:rStyle w:val="Hyperlink"/>
@@ -14522,8 +16048,8 @@
         <w:t xml:space="preserve">.</w:t>
       </w:r>
     </w:p>
-    <w:bookmarkEnd w:id="204"/>
-    <w:bookmarkStart w:id="206" w:name="ref-wu2023fromlaboratoryto"/>
+    <w:bookmarkEnd w:id="206"/>
+    <w:bookmarkStart w:id="208" w:name="ref-wu2023fromlaboratoryto"/>
     <w:p>
       <w:pPr>
         <w:pStyle w:val="Bibliography"/>
@@ -14556,7 +16082,7 @@
       <w:r>
         <w:t xml:space="preserve"> </w:t>
       </w:r>
-      <w:hyperlink r:id="rId205">
+      <w:hyperlink r:id="rId207">
         <w:r>
           <w:rPr>
             <w:rStyle w:val="Hyperlink"/>
@@ -14568,10 +16094,10 @@
         <w:t xml:space="preserve">.</w:t>
       </w:r>
     </w:p>
-    <w:bookmarkEnd w:id="206"/>
-    <w:bookmarkEnd w:id="207"/>
     <w:bookmarkEnd w:id="208"/>
-    <w:bookmarkStart w:id="210" w:name="app:adaptations"/>
+    <w:bookmarkEnd w:id="209"/>
+    <w:bookmarkEnd w:id="210"/>
+    <w:bookmarkStart w:id="212" w:name="app:adaptations"/>
     <w:p>
       <w:pPr>
         <w:pStyle w:val="Heading1"/>
@@ -14612,7 +16138,7 @@
         <w:t xml:space="preserve"> 3.3.0). Running it on the embedded testbed required the adaptations below, listed so that the deployment can be reproduced on the same hardware generation. Each adaptation was verified against the reference pipeline (Table 5).</w:t>
       </w:r>
     </w:p>
-    <w:bookmarkStart w:id="209" w:name="tab:adaptations"/>
+    <w:bookmarkStart w:id="211" w:name="tab:adaptations"/>
     <w:p>
       <w:pPr>
         <w:pStyle w:val="TableCaption"/>
@@ -14624,15 +16150,15 @@
     <w:tbl>
       <w:tblPr>
         <w:tblStyle w:val="Table"/>
-        <w:tblW w:type="pct" w:w="4992"/>
+        <w:tblW w:type="pct" w:w="4994"/>
         <w:tblLayout w:type="fixed"/>
         <w:tblLook w:firstRow="1" w:lastRow="0" w:firstColumn="0" w:lastColumn="0" w:noHBand="0" w:noVBand="0" w:val="0020"/>
         <w:tblCaption w:val="Table A.1. Software adaptations, by node."/>
       </w:tblPr>
       <w:tblGrid>
-        <w:gridCol w:w="425"/>
-        <w:gridCol w:w="3322"/>
-        <w:gridCol w:w="4159"/>
+        <w:gridCol w:w="299"/>
+        <w:gridCol w:w="2340"/>
+        <w:gridCol w:w="5270"/>
       </w:tblGrid>
       <w:tr>
         <w:trPr>
@@ -14784,7 +16310,7 @@
               <w:jc w:val="left"/>
             </w:pPr>
             <w:r>
-              <w:t xml:space="preserve">Reference dependency pins (PyTorch 2.2, NumPy 1.26) have no Python 3.13 wheels for ARM64.</w:t>
+              <w:t xml:space="preserve">The edge requirements originally pinned PyTorch 2.2 and NumPy 1.26, which have no Python 3.13 wheels for ARM64 (the workstation reference itself uses PyTorch 2.11).</w:t>
             </w:r>
           </w:p>
         </w:tc>
@@ -15517,7 +17043,7 @@
               <w:jc w:val="left"/>
             </w:pPr>
             <w:r>
-              <w:t xml:space="preserve">NumPy/Pillow re-implementation of preprocessing (bit-identical) and of the QualityGate head (logits within</w:t>
+              <w:t xml:space="preserve">Preprocessing re-implemented with Pillow (JPEG decoding, bicubic resize, as in torchvision) and NumPy (crop, normalisation, layout), bit-identical on the workstation; QualityGate head in NumPy (logits within</w:t>
             </w:r>
             <w:r>
               <w:t xml:space="preserve"> </w:t>
@@ -15659,7 +17185,10 @@
               </m:r>
             </m:oMath>
             <w:r>
-              <w:t xml:space="preserve">.</w:t>
+              <w:t xml:space="preserve"> </w:t>
+            </w:r>
+            <w:r>
+              <w:t xml:space="preserve">in onnxruntime, whose CPU provider computes these graphs in fp32 — the check covers the rounding of the weights, not fp16 arithmetic (see B14).</w:t>
             </w:r>
           </w:p>
         </w:tc>
@@ -15758,7 +17287,66 @@
               <w:t xml:space="preserve"> </w:t>
             </w:r>
             <w:r>
-              <w:t xml:space="preserve">convolution (attention for CLIP rewritten explicitly); engine size 612 </w:t>
+              <w:t xml:space="preserve">convolution, applied to the (batch, tokens, channels) residual stream reshaped to</w:t>
+            </w:r>
+            <w:r>
+              <w:t xml:space="preserve"> </w:t>
+            </w:r>
+            <m:oMath>
+              <m:r>
+                <m:t>1</m:t>
+              </m:r>
+              <m:r>
+                <m:rPr>
+                  <m:sty m:val="p"/>
+                </m:rPr>
+                <m:t>×</m:t>
+              </m:r>
+              <m:r>
+                <m:t>C</m:t>
+              </m:r>
+              <m:r>
+                <m:rPr>
+                  <m:sty m:val="p"/>
+                </m:rPr>
+                <m:t>×</m:t>
+              </m:r>
+              <m:r>
+                <m:rPr>
+                  <m:sty m:val="p"/>
+                </m:rPr>
+                <m:t>(</m:t>
+              </m:r>
+              <m:r>
+                <m:t>B</m:t>
+              </m:r>
+              <m:r>
+                <m:t> </m:t>
+              </m:r>
+              <m:r>
+                <m:t>N</m:t>
+              </m:r>
+              <m:r>
+                <m:rPr>
+                  <m:sty m:val="p"/>
+                </m:rPr>
+                <m:t>)</m:t>
+              </m:r>
+              <m:r>
+                <m:rPr>
+                  <m:sty m:val="p"/>
+                </m:rPr>
+                <m:t>×</m:t>
+              </m:r>
+              <m:r>
+                <m:t>1</m:t>
+              </m:r>
+            </m:oMath>
+            <w:r>
+              <w:t xml:space="preserve"> </w:t>
+            </w:r>
+            <w:r>
+              <w:t xml:space="preserve">and reshaped back (attention for CLIP rewritten explicitly); engine size 612 </w:t>
             </w:r>
             <m:oMath>
               <m:r>
@@ -15847,7 +17435,7 @@
               <w:jc w:val="left"/>
             </w:pPr>
             <w:r>
-              <w:t xml:space="preserve">Only nine of the twelve chunk engines fit in memory, even with one shared activation buffer.</w:t>
+              <w:t xml:space="preserve">Only nine of the twelve chunk engines fit in memory (measured with fp16 engines), even with one shared activation buffer; fp32 engines are twice as large.</w:t>
             </w:r>
           </w:p>
         </w:tc>
@@ -15926,7 +17514,39 @@
               <w:jc w:val="left"/>
             </w:pPr>
             <w:r>
-              <w:t xml:space="preserve">Per-backbone precision: DINOv2 fp16, DINOv3 fp32; CLIP also fp32, chosen while its deviation (B15) was still attributed to precision (a later check showed fp16 CLIP equivalent and faster). Every layer pinned with TensorRT precision constraints, since the fp16-weight graph requires the fp16 builder flag.</w:t>
+              <w:t xml:space="preserve">Per-backbone precision: DINOv2 fp16, DINOv3 fp32; CLIP also fp32, chosen while its deviation (B15) was still attributed to precision (a later check showed fp16 CLIP equivalent and faster). Every layer pinned with TensorRT precision constraints, since the fp16-weight graph requires the fp16 builder flag: the fp32 engines keep the fp16-rounded weights but compute in fp32. The workstation check of B9 had not shown the overflow because onnxruntime computed in fp32 (the first DINOv3 chunk’s hidden state reaches</w:t>
+            </w:r>
+            <w:r>
+              <w:t xml:space="preserve"> </w:t>
+            </w:r>
+            <m:oMath>
+              <m:r>
+                <m:t>1.57</m:t>
+              </m:r>
+              <m:r>
+                <m:rPr>
+                  <m:sty m:val="p"/>
+                </m:rPr>
+                <m:t>×</m:t>
+              </m:r>
+              <m:sSup>
+                <m:e>
+                  <m:r>
+                    <m:t>10</m:t>
+                  </m:r>
+                </m:e>
+                <m:sup>
+                  <m:r>
+                    <m:t>5</m:t>
+                  </m:r>
+                </m:sup>
+              </m:sSup>
+            </m:oMath>
+            <w:r>
+              <w:t xml:space="preserve"> </w:t>
+            </w:r>
+            <w:r>
+              <w:t xml:space="preserve">there without overflowing).</w:t>
             </w:r>
           </w:p>
         </w:tc>
@@ -15964,7 +17584,7 @@
               <w:jc w:val="left"/>
             </w:pPr>
             <w:r>
-              <w:t xml:space="preserve">Traced to the image library: Pillow 8.4 (the last release for Python 3.6) decodes and resamples JPEGs differently from Pillow 12. Given identical input tensors the engines match the reference (cosine 0.99999–1.00000, 24/24 top-1). Not correctable on JetPack 4; documented and measured over the replay.</w:t>
+              <w:t xml:space="preserve">Traced to the image library: Pillow 8.4 (the last release for Python 3.6) links IJG libjpeg 9, Pillow 12 libjpeg-turbo 3.1. The decoders differ on 36 % of pixels (up to 67/255); resampling the same decoded pixels is bit-identical in both versions. Given identical input tensors the CLIP and DINOv3 engines match the reference (cosine 0.99999–1.00000) and all engines agree on 24/24 top-1. Accepted rather than corrected (a matched decoder is not available as a stock JetPack 4 package); measured over the emulated deployments.</w:t>
             </w:r>
           </w:p>
         </w:tc>
@@ -16372,7 +17992,7 @@
               <w:jc w:val="left"/>
             </w:pPr>
             <w:r>
-              <w:t xml:space="preserve">The paper’s test split had to be replayed exactly.</w:t>
+              <w:t xml:space="preserve">The paper’s test split had to be reproduced exactly.</w:t>
             </w:r>
           </w:p>
         </w:tc>
@@ -16410,7 +18030,7 @@
               <w:jc w:val="left"/>
             </w:pPr>
             <w:r>
-              <w:t xml:space="preserve">A second, improved configuration (Section 6.7) had to run on the same devices without losing the first.</w:t>
+              <w:t xml:space="preserve">The distilled configuration (Section 6.7) had to run on the same devices without losing the baseline one.</w:t>
             </w:r>
           </w:p>
         </w:tc>
@@ -16423,13 +18043,51 @@
             </w:pPr>
             <w:r>
               <w:t xml:space="preserve">Distilled edge checkpoint and its own validation-calibrated threshold selected through a separate configuration file; fp16 CLIP engines in a separate engine directory selected by a service override; both reversible. The deployed edge reproduces the distilled model’s offline predictions on 300/300 test images.</w:t>
+            </w:r>
+          </w:p>
+        </w:tc>
+      </w:tr>
+      <w:tr>
+        <w:tc>
+          <w:tcPr/>
+          <w:p>
+            <w:pPr>
+              <w:pStyle w:val="Compact"/>
+              <w:jc w:val="left"/>
+            </w:pPr>
+            <w:r>
+              <w:t xml:space="preserve">C5</w:t>
+            </w:r>
+          </w:p>
+        </w:tc>
+        <w:tc>
+          <w:tcPr/>
+          <w:p>
+            <w:pPr>
+              <w:pStyle w:val="Compact"/>
+              <w:jc w:val="left"/>
+            </w:pPr>
+            <w:r>
+              <w:t xml:space="preserve">Added after the measurements: a queue that accumulates for long (more farms, a missed batch) would hold every image’s hidden state at once, about 4.5 MB per image.</w:t>
+            </w:r>
+          </w:p>
+        </w:tc>
+        <w:tc>
+          <w:tcPr/>
+          <w:p>
+            <w:pPr>
+              <w:pStyle w:val="Compact"/>
+              <w:jc w:val="left"/>
+            </w:pPr>
+            <w:r>
+              <w:t xml:space="preserve">The cloud server processes queues of more than 128 images in sub-batches of 128; the edge server can optionally upload escalations from a background queue so that the answer never waits for the network. Neither affects the reported runs (largest batch 61 images; uploads acknowledged before answering).</w:t>
             </w:r>
           </w:p>
         </w:tc>
       </w:tr>
     </w:tbl>
-    <w:bookmarkEnd w:id="209"/>
-    <w:bookmarkEnd w:id="210"/>
+    <w:bookmarkEnd w:id="211"/>
+    <w:bookmarkEnd w:id="212"/>
     <w:sectPr>
       <w:footnotePr>
         <w:numRestart w:val="eachSect"/>

--- a/paper/main.docx
+++ b/paper/main.docx
@@ -302,18 +302,18 @@
         <w:t xml:space="preserve"> </w:t>
       </w:r>
       <w:r>
-        <w:t xml:space="preserve">(</w:t>
+        <w:t xml:space="preserve">[</w:t>
       </w:r>
       <w:hyperlink w:anchor="ref-savary2019global">
         <w:r>
           <w:rPr>
             <w:rStyle w:val="Hyperlink"/>
           </w:rPr>
-          <w:t xml:space="preserve">Savary et al. 2019</w:t>
+          <w:t xml:space="preserve">1</w:t>
         </w:r>
       </w:hyperlink>
       <w:r>
-        <w:t xml:space="preserve">)</w:t>
+        <w:t xml:space="preserve">]</w:t>
       </w:r>
       <w:r>
         <w:t xml:space="preserve">, and early, accurate diagnosis is what allows a grower to respond before an outbreak spreads. Smartphone and camera-based diagnosis has therefore become one of the most studied applications of deep learning in agriculture</w:t>
@@ -322,46 +322,29 @@
         <w:t xml:space="preserve"> </w:t>
       </w:r>
       <w:r>
-        <w:t xml:space="preserve">(</w:t>
+        <w:t xml:space="preserve">[</w:t>
       </w:r>
       <w:hyperlink w:anchor="ref-kamilaris2018survey">
         <w:r>
           <w:rPr>
             <w:rStyle w:val="Hyperlink"/>
           </w:rPr>
-          <w:t xml:space="preserve">Kamilaris and Prenafeta-Boldú 2018</w:t>
+          <w:t xml:space="preserve">2</w:t>
         </w:r>
       </w:hyperlink>
       <w:r>
-        <w:t xml:space="preserve">;</w:t>
-      </w:r>
-      <w:r>
-        <w:t xml:space="preserve"> </w:t>
-      </w:r>
-      <w:hyperlink w:anchor="ref-mohanty2016deeplearning">
-        <w:r>
-          <w:rPr>
-            <w:rStyle w:val="Hyperlink"/>
-          </w:rPr>
-          <w:t xml:space="preserve">Mohanty et al. 2016</w:t>
-        </w:r>
-      </w:hyperlink>
-      <w:r>
-        <w:t xml:space="preserve">;</w:t>
-      </w:r>
-      <w:r>
-        <w:t xml:space="preserve"> </w:t>
+        <w:t xml:space="preserve">–</w:t>
       </w:r>
       <w:hyperlink w:anchor="ref-ferentinos2018deep">
         <w:r>
           <w:rPr>
             <w:rStyle w:val="Hyperlink"/>
           </w:rPr>
-          <w:t xml:space="preserve">Ferentinos 2018</w:t>
+          <w:t xml:space="preserve">4</w:t>
         </w:r>
       </w:hyperlink>
       <w:r>
-        <w:t xml:space="preserve">)</w:t>
+        <w:t xml:space="preserve">]</w:t>
       </w:r>
       <w:r>
         <w:t xml:space="preserve">. Yet the field has long been flattered by laboratory benchmarks: models that exceed 99 % accuracy on curated leaf images such as PlantVillage</w:t>
@@ -370,18 +353,18 @@
         <w:t xml:space="preserve"> </w:t>
       </w:r>
       <w:r>
-        <w:t xml:space="preserve">(</w:t>
+        <w:t xml:space="preserve">[</w:t>
       </w:r>
       <w:hyperlink w:anchor="ref-hughes2015plantvillage">
         <w:r>
           <w:rPr>
             <w:rStyle w:val="Hyperlink"/>
           </w:rPr>
-          <w:t xml:space="preserve">Hughes and Salathé 2015</w:t>
+          <w:t xml:space="preserve">5</w:t>
         </w:r>
       </w:hyperlink>
       <w:r>
-        <w:t xml:space="preserve">)</w:t>
+        <w:t xml:space="preserve">]</w:t>
       </w:r>
       <w:r>
         <w:t xml:space="preserve"> </w:t>
@@ -393,60 +376,29 @@
         <w:t xml:space="preserve"> </w:t>
       </w:r>
       <w:r>
-        <w:t xml:space="preserve">(</w:t>
+        <w:t xml:space="preserve">[</w:t>
       </w:r>
       <w:hyperlink w:anchor="ref-barbedo2018impact">
         <w:r>
           <w:rPr>
             <w:rStyle w:val="Hyperlink"/>
           </w:rPr>
-          <w:t xml:space="preserve">Barbedo 2018</w:t>
+          <w:t xml:space="preserve">6</w:t>
         </w:r>
       </w:hyperlink>
       <w:r>
-        <w:t xml:space="preserve">;</w:t>
-      </w:r>
-      <w:r>
-        <w:t xml:space="preserve"> </w:t>
-      </w:r>
-      <w:hyperlink w:anchor="ref-noyan2022uncovering">
-        <w:r>
-          <w:rPr>
-            <w:rStyle w:val="Hyperlink"/>
-          </w:rPr>
-          <w:t xml:space="preserve">Noyan 2022</w:t>
-        </w:r>
-      </w:hyperlink>
-      <w:r>
-        <w:t xml:space="preserve">;</w:t>
-      </w:r>
-      <w:r>
-        <w:t xml:space="preserve"> </w:t>
-      </w:r>
-      <w:hyperlink w:anchor="ref-ahmad2023toward">
-        <w:r>
-          <w:rPr>
-            <w:rStyle w:val="Hyperlink"/>
-          </w:rPr>
-          <w:t xml:space="preserve">Ahmad et al. 2023</w:t>
-        </w:r>
-      </w:hyperlink>
-      <w:r>
-        <w:t xml:space="preserve">;</w:t>
-      </w:r>
-      <w:r>
-        <w:t xml:space="preserve"> </w:t>
+        <w:t xml:space="preserve">–</w:t>
       </w:r>
       <w:hyperlink w:anchor="ref-wu2023fromlaboratoryto">
         <w:r>
           <w:rPr>
             <w:rStyle w:val="Hyperlink"/>
           </w:rPr>
-          <w:t xml:space="preserve">Wu et al. 2023</w:t>
+          <w:t xml:space="preserve">9</w:t>
         </w:r>
       </w:hyperlink>
       <w:r>
-        <w:t xml:space="preserve">)</w:t>
+        <w:t xml:space="preserve">]</w:t>
       </w:r>
       <w:r>
         <w:t xml:space="preserve">. The PlantWild benchmark</w:t>
@@ -455,18 +407,18 @@
         <w:t xml:space="preserve"> </w:t>
       </w:r>
       <w:r>
-        <w:t xml:space="preserve">(</w:t>
+        <w:t xml:space="preserve">[</w:t>
       </w:r>
       <w:hyperlink w:anchor="ref-wei2024plantwild">
         <w:r>
           <w:rPr>
             <w:rStyle w:val="Hyperlink"/>
           </w:rPr>
-          <w:t xml:space="preserve">Wei et al. 2024b</w:t>
+          <w:t xml:space="preserve">10</w:t>
         </w:r>
       </w:hyperlink>
       <w:r>
-        <w:t xml:space="preserve">)</w:t>
+        <w:t xml:space="preserve">]</w:t>
       </w:r>
       <w:r>
         <w:t xml:space="preserve"> </w:t>
@@ -502,70 +454,29 @@
         <w:t xml:space="preserve"> </w:t>
       </w:r>
       <w:r>
-        <w:t xml:space="preserve">(</w:t>
+        <w:t xml:space="preserve">[</w:t>
       </w:r>
       <w:hyperlink w:anchor="ref-oquab2024dinov2">
         <w:r>
           <w:rPr>
             <w:rStyle w:val="Hyperlink"/>
           </w:rPr>
-          <w:t xml:space="preserve">Oquab et al.</w:t>
-        </w:r>
-        <w:r>
-          <w:rPr>
-            <w:rStyle w:val="Hyperlink"/>
-          </w:rPr>
-          <w:t xml:space="preserve"> </w:t>
-        </w:r>
-        <w:r>
-          <w:rPr>
-            <w:rStyle w:val="Hyperlink"/>
-          </w:rPr>
-          <w:t xml:space="preserve">2024</w:t>
+          <w:t xml:space="preserve">11</w:t>
         </w:r>
       </w:hyperlink>
       <w:r>
-        <w:t xml:space="preserve">;</w:t>
-      </w:r>
-      <w:r>
-        <w:t xml:space="preserve"> </w:t>
-      </w:r>
-      <w:hyperlink w:anchor="ref-simeoni2025dinov3">
-        <w:r>
-          <w:rPr>
-            <w:rStyle w:val="Hyperlink"/>
-          </w:rPr>
-          <w:t xml:space="preserve">Siméoni et al.</w:t>
-        </w:r>
-        <w:r>
-          <w:rPr>
-            <w:rStyle w:val="Hyperlink"/>
-          </w:rPr>
-          <w:t xml:space="preserve"> </w:t>
-        </w:r>
-        <w:r>
-          <w:rPr>
-            <w:rStyle w:val="Hyperlink"/>
-          </w:rPr>
-          <w:t xml:space="preserve">2026</w:t>
-        </w:r>
-      </w:hyperlink>
-      <w:r>
-        <w:t xml:space="preserve">;</w:t>
-      </w:r>
-      <w:r>
-        <w:t xml:space="preserve"> </w:t>
+        <w:t xml:space="preserve">–</w:t>
       </w:r>
       <w:hyperlink w:anchor="ref-radford2021clip">
         <w:r>
           <w:rPr>
             <w:rStyle w:val="Hyperlink"/>
           </w:rPr>
-          <w:t xml:space="preserve">Radford et al. 2021</w:t>
+          <w:t xml:space="preserve">13</w:t>
         </w:r>
       </w:hyperlink>
       <w:r>
-        <w:t xml:space="preserve">)</w:t>
+        <w:t xml:space="preserve">]</w:t>
       </w:r>
       <w:r>
         <w:t xml:space="preserve"> </w:t>
@@ -577,18 +488,18 @@
         <w:t xml:space="preserve"> </w:t>
       </w:r>
       <w:r>
-        <w:t xml:space="preserve">(</w:t>
+        <w:t xml:space="preserve">[</w:t>
       </w:r>
       <w:hyperlink w:anchor="ref-elkarch2026backbone">
         <w:r>
           <w:rPr>
             <w:rStyle w:val="Hyperlink"/>
           </w:rPr>
-          <w:t xml:space="preserve">El Karch et al. 2026</w:t>
+          <w:t xml:space="preserve">14</w:t>
         </w:r>
       </w:hyperlink>
       <w:r>
-        <w:t xml:space="preserve">)</w:t>
+        <w:t xml:space="preserve">]</w:t>
       </w:r>
       <w:r>
         <w:t xml:space="preserve">. Such ensembles, however, total close to a billion parameters and must run on a server. Lightweight convolutional networks such as MobileNetV3</w:t>
@@ -597,18 +508,18 @@
         <w:t xml:space="preserve"> </w:t>
       </w:r>
       <w:r>
-        <w:t xml:space="preserve">(</w:t>
+        <w:t xml:space="preserve">[</w:t>
       </w:r>
       <w:hyperlink w:anchor="ref-howard2019mobilenetv3">
         <w:r>
           <w:rPr>
             <w:rStyle w:val="Hyperlink"/>
           </w:rPr>
-          <w:t xml:space="preserve">Howard et al. 2019</w:t>
+          <w:t xml:space="preserve">15</w:t>
         </w:r>
       </w:hyperlink>
       <w:r>
-        <w:t xml:space="preserve">)</w:t>
+        <w:t xml:space="preserve">]</w:t>
       </w:r>
       <w:r>
         <w:t xml:space="preserve"> </w:t>
@@ -628,32 +539,29 @@
         <w:t xml:space="preserve"> </w:t>
       </w:r>
       <w:r>
-        <w:t xml:space="preserve">(</w:t>
+        <w:t xml:space="preserve">[</w:t>
       </w:r>
       <w:hyperlink w:anchor="ref-wolfert2017bigdata">
         <w:r>
           <w:rPr>
             <w:rStyle w:val="Hyperlink"/>
           </w:rPr>
-          <w:t xml:space="preserve">Wolfert et al. 2017</w:t>
+          <w:t xml:space="preserve">16</w:t>
         </w:r>
       </w:hyperlink>
       <w:r>
-        <w:t xml:space="preserve">;</w:t>
-      </w:r>
-      <w:r>
-        <w:t xml:space="preserve"> </w:t>
+        <w:t xml:space="preserve">,</w:t>
       </w:r>
       <w:hyperlink w:anchor="ref-ogrady2019edge">
         <w:r>
           <w:rPr>
             <w:rStyle w:val="Hyperlink"/>
           </w:rPr>
-          <w:t xml:space="preserve">O’Grady et al. 2019</w:t>
+          <w:t xml:space="preserve">17</w:t>
         </w:r>
       </w:hyperlink>
       <w:r>
-        <w:t xml:space="preserve">)</w:t>
+        <w:t xml:space="preserve">]</w:t>
       </w:r>
       <w:r>
         <w:t xml:space="preserve">, and every photograph sent to a server costs airtime, energy and money. Uploading every image is the most expensive way to use a scarce resource, yet it is the implicit assumption of most cloud-based diagnosis systems. Edge computing</w:t>
@@ -662,18 +570,18 @@
         <w:t xml:space="preserve"> </w:t>
       </w:r>
       <w:r>
-        <w:t xml:space="preserve">(</w:t>
+        <w:t xml:space="preserve">[</w:t>
       </w:r>
       <w:hyperlink w:anchor="ref-shi2016edge">
         <w:r>
           <w:rPr>
             <w:rStyle w:val="Hyperlink"/>
           </w:rPr>
-          <w:t xml:space="preserve">Shi et al. 2016</w:t>
+          <w:t xml:space="preserve">18</w:t>
         </w:r>
       </w:hyperlink>
       <w:r>
-        <w:t xml:space="preserve">)</w:t>
+        <w:t xml:space="preserve">]</w:t>
       </w:r>
       <w:r>
         <w:t xml:space="preserve"> </w:t>
@@ -706,18 +614,18 @@
         <w:t xml:space="preserve"> </w:t>
       </w:r>
       <w:r>
-        <w:t xml:space="preserve">(</w:t>
+        <w:t xml:space="preserve">[</w:t>
       </w:r>
       <w:hyperlink w:anchor="ref-viola2001cascade">
         <w:r>
           <w:rPr>
             <w:rStyle w:val="Hyperlink"/>
           </w:rPr>
-          <w:t xml:space="preserve">Viola and Jones 2001</w:t>
+          <w:t xml:space="preserve">19</w:t>
         </w:r>
       </w:hyperlink>
       <w:r>
-        <w:t xml:space="preserve">)</w:t>
+        <w:t xml:space="preserve">]</w:t>
       </w:r>
       <w:r>
         <w:t xml:space="preserve">, the reject option</w:t>
@@ -726,18 +634,18 @@
         <w:t xml:space="preserve"> </w:t>
       </w:r>
       <w:r>
-        <w:t xml:space="preserve">(</w:t>
+        <w:t xml:space="preserve">[</w:t>
       </w:r>
       <w:hyperlink w:anchor="ref-chow1970reject">
         <w:r>
           <w:rPr>
             <w:rStyle w:val="Hyperlink"/>
           </w:rPr>
-          <w:t xml:space="preserve">Chow 1970</w:t>
+          <w:t xml:space="preserve">20</w:t>
         </w:r>
       </w:hyperlink>
       <w:r>
-        <w:t xml:space="preserve">)</w:t>
+        <w:t xml:space="preserve">]</w:t>
       </w:r>
       <w:r>
         <w:t xml:space="preserve"> </w:t>
@@ -749,18 +657,18 @@
         <w:t xml:space="preserve"> </w:t>
       </w:r>
       <w:r>
-        <w:t xml:space="preserve">(</w:t>
+        <w:t xml:space="preserve">[</w:t>
       </w:r>
       <w:hyperlink w:anchor="ref-teerapittayanon2016branchynet">
         <w:r>
           <w:rPr>
             <w:rStyle w:val="Hyperlink"/>
           </w:rPr>
-          <w:t xml:space="preserve">Teerapittayanon et al. 2016</w:t>
+          <w:t xml:space="preserve">21</w:t>
         </w:r>
       </w:hyperlink>
       <w:r>
-        <w:t xml:space="preserve">)</w:t>
+        <w:t xml:space="preserve">]</w:t>
       </w:r>
       <w:r>
         <w:t xml:space="preserve"> </w:t>
@@ -977,32 +885,29 @@
         <w:t xml:space="preserve"> </w:t>
       </w:r>
       <w:r>
-        <w:t xml:space="preserve">(</w:t>
+        <w:t xml:space="preserve">[</w:t>
       </w:r>
       <w:hyperlink w:anchor="ref-mohanty2016deeplearning">
         <w:r>
           <w:rPr>
             <w:rStyle w:val="Hyperlink"/>
           </w:rPr>
-          <w:t xml:space="preserve">Mohanty et al. 2016</w:t>
+          <w:t xml:space="preserve">3</w:t>
         </w:r>
       </w:hyperlink>
       <w:r>
-        <w:t xml:space="preserve">;</w:t>
-      </w:r>
-      <w:r>
-        <w:t xml:space="preserve"> </w:t>
+        <w:t xml:space="preserve">,</w:t>
       </w:r>
       <w:hyperlink w:anchor="ref-ferentinos2018deep">
         <w:r>
           <w:rPr>
             <w:rStyle w:val="Hyperlink"/>
           </w:rPr>
-          <w:t xml:space="preserve">Ferentinos 2018</w:t>
+          <w:t xml:space="preserve">4</w:t>
         </w:r>
       </w:hyperlink>
       <w:r>
-        <w:t xml:space="preserve">)</w:t>
+        <w:t xml:space="preserve">]</w:t>
       </w:r>
       <w:r>
         <w:t xml:space="preserve">, but subsequent work traced much of that performance to dataset bias and showed sharp drops under field conditions</w:t>
@@ -1011,46 +916,29 @@
         <w:t xml:space="preserve"> </w:t>
       </w:r>
       <w:r>
-        <w:t xml:space="preserve">(</w:t>
+        <w:t xml:space="preserve">[</w:t>
       </w:r>
       <w:hyperlink w:anchor="ref-barbedo2018impact">
         <w:r>
           <w:rPr>
             <w:rStyle w:val="Hyperlink"/>
           </w:rPr>
-          <w:t xml:space="preserve">Barbedo 2018</w:t>
+          <w:t xml:space="preserve">6</w:t>
         </w:r>
       </w:hyperlink>
       <w:r>
-        <w:t xml:space="preserve">;</w:t>
-      </w:r>
-      <w:r>
-        <w:t xml:space="preserve"> </w:t>
-      </w:r>
-      <w:hyperlink w:anchor="ref-noyan2022uncovering">
-        <w:r>
-          <w:rPr>
-            <w:rStyle w:val="Hyperlink"/>
-          </w:rPr>
-          <w:t xml:space="preserve">Noyan 2022</w:t>
-        </w:r>
-      </w:hyperlink>
-      <w:r>
-        <w:t xml:space="preserve">;</w:t>
-      </w:r>
-      <w:r>
-        <w:t xml:space="preserve"> </w:t>
+        <w:t xml:space="preserve">–</w:t>
       </w:r>
       <w:hyperlink w:anchor="ref-ahmad2023toward">
         <w:r>
           <w:rPr>
             <w:rStyle w:val="Hyperlink"/>
           </w:rPr>
-          <w:t xml:space="preserve">Ahmad et al. 2023</w:t>
+          <w:t xml:space="preserve">8</w:t>
         </w:r>
       </w:hyperlink>
       <w:r>
-        <w:t xml:space="preserve">)</w:t>
+        <w:t xml:space="preserve">]</w:t>
       </w:r>
       <w:r>
         <w:t xml:space="preserve">. Field-oriented datasets such as PlantDoc</w:t>
@@ -1059,18 +947,18 @@
         <w:t xml:space="preserve"> </w:t>
       </w:r>
       <w:r>
-        <w:t xml:space="preserve">(</w:t>
+        <w:t xml:space="preserve">[</w:t>
       </w:r>
       <w:hyperlink w:anchor="ref-singh2020plantdoc">
         <w:r>
           <w:rPr>
             <w:rStyle w:val="Hyperlink"/>
           </w:rPr>
-          <w:t xml:space="preserve">Singh et al. 2020</w:t>
+          <w:t xml:space="preserve">22</w:t>
         </w:r>
       </w:hyperlink>
       <w:r>
-        <w:t xml:space="preserve">)</w:t>
+        <w:t xml:space="preserve">]</w:t>
       </w:r>
       <w:r>
         <w:t xml:space="preserve"> </w:t>
@@ -1082,18 +970,18 @@
         <w:t xml:space="preserve"> </w:t>
       </w:r>
       <w:r>
-        <w:t xml:space="preserve">(</w:t>
+        <w:t xml:space="preserve">[</w:t>
       </w:r>
       <w:hyperlink w:anchor="ref-wei2024plantwild">
         <w:r>
           <w:rPr>
             <w:rStyle w:val="Hyperlink"/>
           </w:rPr>
-          <w:t xml:space="preserve">Wei et al. 2024b</w:t>
+          <w:t xml:space="preserve">10</w:t>
         </w:r>
       </w:hyperlink>
       <w:r>
-        <w:t xml:space="preserve">)</w:t>
+        <w:t xml:space="preserve">]</w:t>
       </w:r>
       <w:r>
         <w:t xml:space="preserve"> </w:t>
@@ -1105,18 +993,18 @@
         <w:t xml:space="preserve"> </w:t>
       </w:r>
       <w:r>
-        <w:t xml:space="preserve">(</w:t>
+        <w:t xml:space="preserve">[</w:t>
       </w:r>
       <w:hyperlink w:anchor="ref-wei2024mvpdr">
         <w:r>
           <w:rPr>
             <w:rStyle w:val="Hyperlink"/>
           </w:rPr>
-          <w:t xml:space="preserve">Wei et al. 2024a</w:t>
+          <w:t xml:space="preserve">23</w:t>
         </w:r>
       </w:hyperlink>
       <w:r>
-        <w:t xml:space="preserve">)</w:t>
+        <w:t xml:space="preserve">]</w:t>
       </w:r>
       <w:r>
         <w:t xml:space="preserve">. Recent work combines foundation backbones</w:t>
@@ -1125,32 +1013,29 @@
         <w:t xml:space="preserve"> </w:t>
       </w:r>
       <w:r>
-        <w:t xml:space="preserve">(</w:t>
+        <w:t xml:space="preserve">[</w:t>
       </w:r>
       <w:hyperlink w:anchor="ref-jiang2025plantcafo">
         <w:r>
           <w:rPr>
             <w:rStyle w:val="Hyperlink"/>
           </w:rPr>
-          <w:t xml:space="preserve">Jiang et al. 2025</w:t>
+          <w:t xml:space="preserve">24</w:t>
         </w:r>
       </w:hyperlink>
       <w:r>
-        <w:t xml:space="preserve">;</w:t>
-      </w:r>
-      <w:r>
-        <w:t xml:space="preserve"> </w:t>
+        <w:t xml:space="preserve">,</w:t>
       </w:r>
       <w:hyperlink w:anchor="ref-salman2025plantdisease">
         <w:r>
           <w:rPr>
             <w:rStyle w:val="Hyperlink"/>
           </w:rPr>
-          <w:t xml:space="preserve">Salman et al. 2025</w:t>
+          <w:t xml:space="preserve">25</w:t>
         </w:r>
       </w:hyperlink>
       <w:r>
-        <w:t xml:space="preserve">)</w:t>
+        <w:t xml:space="preserve">]</w:t>
       </w:r>
       <w:r>
         <w:t xml:space="preserve"> </w:t>
@@ -1162,38 +1047,35 @@
         <w:t xml:space="preserve"> </w:t>
       </w:r>
       <w:r>
-        <w:t xml:space="preserve">(</w:t>
+        <w:t xml:space="preserve">[</w:t>
       </w:r>
       <w:hyperlink w:anchor="ref-hasan2025deployable">
         <w:r>
           <w:rPr>
             <w:rStyle w:val="Hyperlink"/>
           </w:rPr>
-          <w:t xml:space="preserve">Hasan et al. 2025</w:t>
+          <w:t xml:space="preserve">26</w:t>
         </w:r>
       </w:hyperlink>
       <w:r>
-        <w:t xml:space="preserve">)</w:t>
-      </w:r>
-      <w:r>
-        <w:t xml:space="preserve">. Our cloud model is the three-backbone QualityGate fusion of</w:t>
-      </w:r>
-      <w:r>
-        <w:t xml:space="preserve"> </w:t>
-      </w:r>
-      <w:r>
-        <w:t xml:space="preserve">El Karch et al. (</w:t>
+        <w:t xml:space="preserve">]</w:t>
+      </w:r>
+      <w:r>
+        <w:t xml:space="preserve">. Our cloud model is the three-backbone QualityGate fusion of El Karch et al. </w:t>
+      </w:r>
+      <w:r>
+        <w:t xml:space="preserve">[</w:t>
       </w:r>
       <w:hyperlink w:anchor="ref-elkarch2026backbone">
         <w:r>
           <w:rPr>
             <w:rStyle w:val="Hyperlink"/>
           </w:rPr>
-          <w:t xml:space="preserve">2026</w:t>
+          <w:t xml:space="preserve">14</w:t>
         </w:r>
       </w:hyperlink>
       <w:r>
-        <w:t xml:space="preserve">)</w:t>
+        <w:t xml:space="preserve">]</w:t>
       </w:r>
       <w:r>
         <w:t xml:space="preserve">; this paper does not propose a new recogniser but asks how to deliver such a recogniser’s accuracy to farms that cannot afford to upload every image.</w:t>
@@ -1229,18 +1111,18 @@
         <w:t xml:space="preserve"> </w:t>
       </w:r>
       <w:r>
-        <w:t xml:space="preserve">(</w:t>
+        <w:t xml:space="preserve">[</w:t>
       </w:r>
       <w:hyperlink w:anchor="ref-kang2017neurosurgeon">
         <w:r>
           <w:rPr>
             <w:rStyle w:val="Hyperlink"/>
           </w:rPr>
-          <w:t xml:space="preserve">Kang et al. 2017</w:t>
+          <w:t xml:space="preserve">27</w:t>
         </w:r>
       </w:hyperlink>
       <w:r>
-        <w:t xml:space="preserve">)</w:t>
+        <w:t xml:space="preserve">]</w:t>
       </w:r>
       <w:r>
         <w:t xml:space="preserve">; distributed DNNs and early-exit networks attach classifiers to intermediate layers so that easy inputs leave early</w:t>
@@ -1249,32 +1131,29 @@
         <w:t xml:space="preserve"> </w:t>
       </w:r>
       <w:r>
-        <w:t xml:space="preserve">(</w:t>
+        <w:t xml:space="preserve">[</w:t>
       </w:r>
       <w:hyperlink w:anchor="ref-teerapittayanon2016branchynet">
         <w:r>
           <w:rPr>
             <w:rStyle w:val="Hyperlink"/>
           </w:rPr>
-          <w:t xml:space="preserve">Teerapittayanon et al. 2016</w:t>
+          <w:t xml:space="preserve">21</w:t>
         </w:r>
       </w:hyperlink>
       <w:r>
         <w:t xml:space="preserve">,</w:t>
-      </w:r>
-      <w:r>
-        <w:t xml:space="preserve"> </w:t>
       </w:r>
       <w:hyperlink w:anchor="ref-teerapittayanon2017ddnn">
         <w:r>
           <w:rPr>
             <w:rStyle w:val="Hyperlink"/>
           </w:rPr>
-          <w:t xml:space="preserve">2017</w:t>
+          <w:t xml:space="preserve">28</w:t>
         </w:r>
       </w:hyperlink>
       <w:r>
-        <w:t xml:space="preserve">)</w:t>
+        <w:t xml:space="preserve">]</w:t>
       </w:r>
       <w:r>
         <w:t xml:space="preserve">; split computing compresses the intermediate tensor sent over the network</w:t>
@@ -1283,18 +1162,18 @@
         <w:t xml:space="preserve"> </w:t>
       </w:r>
       <w:r>
-        <w:t xml:space="preserve">(</w:t>
+        <w:t xml:space="preserve">[</w:t>
       </w:r>
       <w:hyperlink w:anchor="ref-matsubara2022split">
         <w:r>
           <w:rPr>
             <w:rStyle w:val="Hyperlink"/>
           </w:rPr>
-          <w:t xml:space="preserve">Matsubara et al. 2022</w:t>
+          <w:t xml:space="preserve">29</w:t>
         </w:r>
       </w:hyperlink>
       <w:r>
-        <w:t xml:space="preserve">)</w:t>
+        <w:t xml:space="preserve">]</w:t>
       </w:r>
       <w:r>
         <w:t xml:space="preserve">. These methods co-design a single model. We study the complementary</w:t>
@@ -1346,32 +1225,29 @@
         <w:t xml:space="preserve"> </w:t>
       </w:r>
       <w:r>
-        <w:t xml:space="preserve">(</w:t>
+        <w:t xml:space="preserve">[</w:t>
       </w:r>
       <w:hyperlink w:anchor="ref-chow1970reject">
         <w:r>
           <w:rPr>
             <w:rStyle w:val="Hyperlink"/>
           </w:rPr>
-          <w:t xml:space="preserve">Chow 1970</w:t>
+          <w:t xml:space="preserve">20</w:t>
         </w:r>
       </w:hyperlink>
       <w:r>
-        <w:t xml:space="preserve">;</w:t>
-      </w:r>
-      <w:r>
-        <w:t xml:space="preserve"> </w:t>
+        <w:t xml:space="preserve">,</w:t>
       </w:r>
       <w:hyperlink w:anchor="ref-geifman2017selective">
         <w:r>
           <w:rPr>
             <w:rStyle w:val="Hyperlink"/>
           </w:rPr>
-          <w:t xml:space="preserve">Geifman and El-Yaniv 2017</w:t>
+          <w:t xml:space="preserve">30</w:t>
         </w:r>
       </w:hyperlink>
       <w:r>
-        <w:t xml:space="preserve">)</w:t>
+        <w:t xml:space="preserve">]</w:t>
       </w:r>
       <w:r>
         <w:t xml:space="preserve">. The maximum softmax probability is a strong baseline for detecting likely errors</w:t>
@@ -1380,18 +1256,18 @@
         <w:t xml:space="preserve"> </w:t>
       </w:r>
       <w:r>
-        <w:t xml:space="preserve">(</w:t>
+        <w:t xml:space="preserve">[</w:t>
       </w:r>
       <w:hyperlink w:anchor="ref-hendrycks2017baseline">
         <w:r>
           <w:rPr>
             <w:rStyle w:val="Hyperlink"/>
           </w:rPr>
-          <w:t xml:space="preserve">Hendrycks and Gimpel 2017</w:t>
+          <w:t xml:space="preserve">31</w:t>
         </w:r>
       </w:hyperlink>
       <w:r>
-        <w:t xml:space="preserve">)</w:t>
+        <w:t xml:space="preserve">]</w:t>
       </w:r>
       <w:r>
         <w:t xml:space="preserve">, although modern networks are miscalibrated</w:t>
@@ -1400,18 +1276,18 @@
         <w:t xml:space="preserve"> </w:t>
       </w:r>
       <w:r>
-        <w:t xml:space="preserve">(</w:t>
+        <w:t xml:space="preserve">[</w:t>
       </w:r>
       <w:hyperlink w:anchor="ref-guo2017calibration">
         <w:r>
           <w:rPr>
             <w:rStyle w:val="Hyperlink"/>
           </w:rPr>
-          <w:t xml:space="preserve">Guo et al. 2017</w:t>
+          <w:t xml:space="preserve">32</w:t>
         </w:r>
       </w:hyperlink>
       <w:r>
-        <w:t xml:space="preserve">)</w:t>
+        <w:t xml:space="preserve">]</w:t>
       </w:r>
       <w:r>
         <w:t xml:space="preserve">. Learned deferral policies have been proposed for cascades</w:t>
@@ -1420,18 +1296,18 @@
         <w:t xml:space="preserve"> </w:t>
       </w:r>
       <w:r>
-        <w:t xml:space="preserve">(</w:t>
+        <w:t xml:space="preserve">[</w:t>
       </w:r>
       <w:hyperlink w:anchor="ref-wang2018idk">
         <w:r>
           <w:rPr>
             <w:rStyle w:val="Hyperlink"/>
           </w:rPr>
-          <w:t xml:space="preserve">Wang et al. 2018</w:t>
+          <w:t xml:space="preserve">33</w:t>
         </w:r>
       </w:hyperlink>
       <w:r>
-        <w:t xml:space="preserve">)</w:t>
+        <w:t xml:space="preserve">]</w:t>
       </w:r>
       <w:r>
         <w:t xml:space="preserve"> </w:t>
@@ -1443,18 +1319,18 @@
         <w:t xml:space="preserve"> </w:t>
       </w:r>
       <w:r>
-        <w:t xml:space="preserve">(</w:t>
+        <w:t xml:space="preserve">[</w:t>
       </w:r>
       <w:hyperlink w:anchor="ref-kag2023selective">
         <w:r>
           <w:rPr>
             <w:rStyle w:val="Hyperlink"/>
           </w:rPr>
-          <w:t xml:space="preserve">Kag et al. 2023</w:t>
+          <w:t xml:space="preserve">34</w:t>
         </w:r>
       </w:hyperlink>
       <w:r>
-        <w:t xml:space="preserve">)</w:t>
+        <w:t xml:space="preserve">]</w:t>
       </w:r>
       <w:r>
         <w:t xml:space="preserve">. We compare scalar uncertainty signals against both edge-side learned routers and a cloud-supervised verifier, and we account for the bandwidth that a learned verifier itself consumes — a cost that latency-centred evaluations omit.</w:t>
@@ -1490,18 +1366,18 @@
         <w:t xml:space="preserve"> </w:t>
       </w:r>
       <w:r>
-        <w:t xml:space="preserve">(</w:t>
+        <w:t xml:space="preserve">[</w:t>
       </w:r>
       <w:hyperlink w:anchor="ref-kamilaris2018survey">
         <w:r>
           <w:rPr>
             <w:rStyle w:val="Hyperlink"/>
           </w:rPr>
-          <w:t xml:space="preserve">Kamilaris and Prenafeta-Boldú 2018</w:t>
+          <w:t xml:space="preserve">2</w:t>
         </w:r>
       </w:hyperlink>
       <w:r>
-        <w:t xml:space="preserve">)</w:t>
+        <w:t xml:space="preserve">]</w:t>
       </w:r>
       <w:r>
         <w:t xml:space="preserve"> </w:t>
@@ -1513,18 +1389,18 @@
         <w:t xml:space="preserve"> </w:t>
       </w:r>
       <w:r>
-        <w:t xml:space="preserve">(</w:t>
+        <w:t xml:space="preserve">[</w:t>
       </w:r>
       <w:hyperlink w:anchor="ref-wolfert2017bigdata">
         <w:r>
           <w:rPr>
             <w:rStyle w:val="Hyperlink"/>
           </w:rPr>
-          <w:t xml:space="preserve">Wolfert et al. 2017</w:t>
+          <w:t xml:space="preserve">16</w:t>
         </w:r>
       </w:hyperlink>
       <w:r>
-        <w:t xml:space="preserve">)</w:t>
+        <w:t xml:space="preserve">]</w:t>
       </w:r>
       <w:r>
         <w:t xml:space="preserve"> </w:t>
@@ -1536,18 +1412,18 @@
         <w:t xml:space="preserve"> </w:t>
       </w:r>
       <w:r>
-        <w:t xml:space="preserve">(</w:t>
+        <w:t xml:space="preserve">[</w:t>
       </w:r>
       <w:hyperlink w:anchor="ref-ogrady2019edge">
         <w:r>
           <w:rPr>
             <w:rStyle w:val="Hyperlink"/>
           </w:rPr>
-          <w:t xml:space="preserve">O’Grady et al. 2019</w:t>
+          <w:t xml:space="preserve">17</w:t>
         </w:r>
       </w:hyperlink>
       <w:r>
-        <w:t xml:space="preserve">)</w:t>
+        <w:t xml:space="preserve">]</w:t>
       </w:r>
       <w:r>
         <w:t xml:space="preserve">. The disease-recognition studies discussed in Section 2.1, however, evaluate either a server-side or a fully on-device classifier and report accuracy and, at most, computational cost; none of them measures the uplink traffic that a deployment would generate. Our deployment also differs in placing the large model on an embedded node rather than in a data centre.</w:t>
@@ -1602,38 +1478,35 @@
         <w:t xml:space="preserve"> </w:t>
       </w:r>
       <w:r>
-        <w:t xml:space="preserve">(</w:t>
+        <w:t xml:space="preserve">[</w:t>
       </w:r>
       <w:hyperlink w:anchor="ref-wei2024plantwild">
         <w:r>
           <w:rPr>
             <w:rStyle w:val="Hyperlink"/>
           </w:rPr>
-          <w:t xml:space="preserve">Wei et al. 2024b</w:t>
+          <w:t xml:space="preserve">10</w:t>
         </w:r>
       </w:hyperlink>
       <w:r>
-        <w:t xml:space="preserve">)</w:t>
-      </w:r>
-      <w:r>
-        <w:t xml:space="preserve">: 18 542 field photographs of 89 classes spanning healthy and diseased leaves of more than thirty plant species. We follow the official split procedure of</w:t>
-      </w:r>
-      <w:r>
-        <w:t xml:space="preserve"> </w:t>
-      </w:r>
-      <w:r>
-        <w:t xml:space="preserve">Wei et al. (</w:t>
+        <w:t xml:space="preserve">]</w:t>
+      </w:r>
+      <w:r>
+        <w:t xml:space="preserve">: 18 542 field photographs of 89 classes spanning healthy and diseased leaves of more than thirty plant species. We follow the official split procedure of Wei et al. </w:t>
+      </w:r>
+      <w:r>
+        <w:t xml:space="preserve">[</w:t>
       </w:r>
       <w:hyperlink w:anchor="ref-wei2024mvpdr">
         <w:r>
           <w:rPr>
             <w:rStyle w:val="Hyperlink"/>
           </w:rPr>
-          <w:t xml:space="preserve">2024a</w:t>
+          <w:t xml:space="preserve">23</w:t>
         </w:r>
       </w:hyperlink>
       <w:r>
-        <w:t xml:space="preserve">)</w:t>
+        <w:t xml:space="preserve">]</w:t>
       </w:r>
       <w:r>
         <w:t xml:space="preserve"> </w:t>
@@ -1666,24 +1539,21 @@
         <w:pStyle w:val="FirstParagraph"/>
       </w:pPr>
       <w:r>
-        <w:t xml:space="preserve">The cloud model is the QualityGate fusion of</w:t>
-      </w:r>
-      <w:r>
-        <w:t xml:space="preserve"> </w:t>
-      </w:r>
-      <w:r>
-        <w:t xml:space="preserve">El Karch et al. (</w:t>
+        <w:t xml:space="preserve">The cloud model is the QualityGate fusion of El Karch et al. </w:t>
+      </w:r>
+      <w:r>
+        <w:t xml:space="preserve">[</w:t>
       </w:r>
       <w:hyperlink w:anchor="ref-elkarch2026backbone">
         <w:r>
           <w:rPr>
             <w:rStyle w:val="Hyperlink"/>
           </w:rPr>
-          <w:t xml:space="preserve">2026</w:t>
+          <w:t xml:space="preserve">14</w:t>
         </w:r>
       </w:hyperlink>
       <w:r>
-        <w:t xml:space="preserve">)</w:t>
+        <w:t xml:space="preserve">]</w:t>
       </w:r>
       <w:r>
         <w:t xml:space="preserve"> </w:t>
@@ -1695,30 +1565,18 @@
         <w:t xml:space="preserve"> </w:t>
       </w:r>
       <w:r>
-        <w:t xml:space="preserve">(</w:t>
+        <w:t xml:space="preserve">[</w:t>
       </w:r>
       <w:hyperlink w:anchor="ref-oquab2024dinov2">
         <w:r>
           <w:rPr>
             <w:rStyle w:val="Hyperlink"/>
           </w:rPr>
-          <w:t xml:space="preserve">Oquab et al.</w:t>
-        </w:r>
-        <w:r>
-          <w:rPr>
-            <w:rStyle w:val="Hyperlink"/>
-          </w:rPr>
-          <w:t xml:space="preserve"> </w:t>
-        </w:r>
-        <w:r>
-          <w:rPr>
-            <w:rStyle w:val="Hyperlink"/>
-          </w:rPr>
-          <w:t xml:space="preserve">2024</w:t>
+          <w:t xml:space="preserve">11</w:t>
         </w:r>
       </w:hyperlink>
       <w:r>
-        <w:t xml:space="preserve">)</w:t>
+        <w:t xml:space="preserve">]</w:t>
       </w:r>
       <w:r>
         <w:t xml:space="preserve">, DINOv3 ViT-L/16 at 336 px</w:t>
@@ -1727,30 +1585,18 @@
         <w:t xml:space="preserve"> </w:t>
       </w:r>
       <w:r>
-        <w:t xml:space="preserve">(</w:t>
+        <w:t xml:space="preserve">[</w:t>
       </w:r>
       <w:hyperlink w:anchor="ref-simeoni2025dinov3">
         <w:r>
           <w:rPr>
             <w:rStyle w:val="Hyperlink"/>
           </w:rPr>
-          <w:t xml:space="preserve">Siméoni et al.</w:t>
-        </w:r>
-        <w:r>
-          <w:rPr>
-            <w:rStyle w:val="Hyperlink"/>
-          </w:rPr>
-          <w:t xml:space="preserve"> </w:t>
-        </w:r>
-        <w:r>
-          <w:rPr>
-            <w:rStyle w:val="Hyperlink"/>
-          </w:rPr>
-          <w:t xml:space="preserve">2026</w:t>
+          <w:t xml:space="preserve">12</w:t>
         </w:r>
       </w:hyperlink>
       <w:r>
-        <w:t xml:space="preserve">)</w:t>
+        <w:t xml:space="preserve">]</w:t>
       </w:r>
       <w:r>
         <w:t xml:space="preserve">, and the CLIP ViT-L/14 image encoder at 224 px</w:t>
@@ -1759,18 +1605,18 @@
         <w:t xml:space="preserve"> </w:t>
       </w:r>
       <w:r>
-        <w:t xml:space="preserve">(</w:t>
+        <w:t xml:space="preserve">[</w:t>
       </w:r>
       <w:hyperlink w:anchor="ref-radford2021clip">
         <w:r>
           <w:rPr>
             <w:rStyle w:val="Hyperlink"/>
           </w:rPr>
-          <w:t xml:space="preserve">Radford et al. 2021</w:t>
+          <w:t xml:space="preserve">13</w:t>
         </w:r>
       </w:hyperlink>
       <w:r>
-        <w:t xml:space="preserve">)</w:t>
+        <w:t xml:space="preserve">]</w:t>
       </w:r>
       <w:r>
         <w:t xml:space="preserve">. Each descriptor is</w:t>
@@ -2240,18 +2086,18 @@
         <w:t xml:space="preserve"> </w:t>
       </w:r>
       <w:r>
-        <w:t xml:space="preserve">(</w:t>
+        <w:t xml:space="preserve">[</w:t>
       </w:r>
       <w:hyperlink w:anchor="ref-howard2019mobilenetv3">
         <w:r>
           <w:rPr>
             <w:rStyle w:val="Hyperlink"/>
           </w:rPr>
-          <w:t xml:space="preserve">Howard et al. 2019</w:t>
+          <w:t xml:space="preserve">15</w:t>
         </w:r>
       </w:hyperlink>
       <w:r>
-        <w:t xml:space="preserve">)</w:t>
+        <w:t xml:space="preserve">]</w:t>
       </w:r>
       <w:r>
         <w:t xml:space="preserve"> </w:t>
@@ -2263,18 +2109,18 @@
         <w:t xml:space="preserve"> </w:t>
       </w:r>
       <w:r>
-        <w:t xml:space="preserve">(</w:t>
+        <w:t xml:space="preserve">[</w:t>
       </w:r>
       <w:hyperlink w:anchor="ref-tan2019efficientnet">
         <w:r>
           <w:rPr>
             <w:rStyle w:val="Hyperlink"/>
           </w:rPr>
-          <w:t xml:space="preserve">Tan and Le 2019</w:t>
+          <w:t xml:space="preserve">35</w:t>
         </w:r>
       </w:hyperlink>
       <w:r>
-        <w:t xml:space="preserve">)</w:t>
+        <w:t xml:space="preserve">]</w:t>
       </w:r>
       <w:r>
         <w:t xml:space="preserve">. Each is fine-tuned end to end at</w:t>
@@ -2306,18 +2152,18 @@
         <w:t xml:space="preserve"> </w:t>
       </w:r>
       <w:r>
-        <w:t xml:space="preserve">(</w:t>
+        <w:t xml:space="preserve">[</w:t>
       </w:r>
       <w:hyperlink w:anchor="ref-loshchilov2019adamw">
         <w:r>
           <w:rPr>
             <w:rStyle w:val="Hyperlink"/>
           </w:rPr>
-          <w:t xml:space="preserve">Loshchilov and Hutter 2019</w:t>
+          <w:t xml:space="preserve">36</w:t>
         </w:r>
       </w:hyperlink>
       <w:r>
-        <w:t xml:space="preserve">)</w:t>
+        <w:t xml:space="preserve">]</w:t>
       </w:r>
       <w:r>
         <w:t xml:space="preserve"> </w:t>
@@ -2390,18 +2236,18 @@
         <w:t xml:space="preserve"> </w:t>
       </w:r>
       <w:r>
-        <w:t xml:space="preserve">(</w:t>
+        <w:t xml:space="preserve">[</w:t>
       </w:r>
       <w:hyperlink w:anchor="ref-lin2017focal">
         <w:r>
           <w:rPr>
             <w:rStyle w:val="Hyperlink"/>
           </w:rPr>
-          <w:t xml:space="preserve">Lin et al. 2017</w:t>
+          <w:t xml:space="preserve">37</w:t>
         </w:r>
       </w:hyperlink>
       <w:r>
-        <w:t xml:space="preserve">)</w:t>
+        <w:t xml:space="preserve">]</w:t>
       </w:r>
       <w:r>
         <w:t xml:space="preserve"> </w:t>
@@ -3892,7 +3738,7 @@
       <w:r>
         <w:drawing>
           <wp:inline>
-            <wp:extent cx="5006263" cy="2871644"/>
+            <wp:extent cx="5006263" cy="2868585"/>
             <wp:effectExtent b="0" l="0" r="0" t="0"/>
             <wp:docPr descr="Figure 2. System architecture as deployed." title="" id="32" name="Picture"/>
             <a:graphic>
@@ -3913,7 +3759,7 @@
                   <pic:spPr bwMode="auto">
                     <a:xfrm>
                       <a:off x="0" y="0"/>
-                      <a:ext cx="5006263" cy="2871644"/>
+                      <a:ext cx="5006263" cy="2868585"/>
                     </a:xfrm>
                     <a:prstGeom prst="rect">
                       <a:avLst/>
@@ -3983,18 +3829,18 @@
         <w:t xml:space="preserve"> </w:t>
       </w:r>
       <w:r>
-        <w:t xml:space="preserve">(</w:t>
+        <w:t xml:space="preserve">[</w:t>
       </w:r>
       <w:hyperlink w:anchor="ref-donenfeld2017wireguard">
         <w:r>
           <w:rPr>
             <w:rStyle w:val="Hyperlink"/>
           </w:rPr>
-          <w:t xml:space="preserve">Donenfeld 2017</w:t>
+          <w:t xml:space="preserve">38</w:t>
         </w:r>
       </w:hyperlink>
       <w:r>
-        <w:t xml:space="preserve">)</w:t>
+        <w:t xml:space="preserve">]</w:t>
       </w:r>
       <w:r>
         <w:t xml:space="preserve"> </w:t>
@@ -6136,30 +5982,18 @@
         <w:t xml:space="preserve"> </w:t>
       </w:r>
       <w:r>
-        <w:t xml:space="preserve">(</w:t>
+        <w:t xml:space="preserve">[</w:t>
       </w:r>
       <w:hyperlink w:anchor="ref-onnx2019">
         <w:r>
           <w:rPr>
             <w:rStyle w:val="Hyperlink"/>
           </w:rPr>
-          <w:t xml:space="preserve">Bai et al.</w:t>
-        </w:r>
-        <w:r>
-          <w:rPr>
-            <w:rStyle w:val="Hyperlink"/>
-          </w:rPr>
-          <w:t xml:space="preserve"> </w:t>
-        </w:r>
-        <w:r>
-          <w:rPr>
-            <w:rStyle w:val="Hyperlink"/>
-          </w:rPr>
-          <w:t xml:space="preserve">2019</w:t>
+          <w:t xml:space="preserve">39</w:t>
         </w:r>
       </w:hyperlink>
       <w:r>
-        <w:t xml:space="preserve">)</w:t>
+        <w:t xml:space="preserve">]</w:t>
       </w:r>
       <w:r>
         <w:t xml:space="preserve"> </w:t>
@@ -6301,18 +6135,18 @@
         <w:t xml:space="preserve"> </w:t>
       </w:r>
       <w:r>
-        <w:t xml:space="preserve">(</w:t>
+        <w:t xml:space="preserve">[</w:t>
       </w:r>
       <w:hyperlink w:anchor="ref-nvidia2022tensorrt">
         <w:r>
           <w:rPr>
             <w:rStyle w:val="Hyperlink"/>
           </w:rPr>
-          <w:t xml:space="preserve">NVIDIA Corporation 2022</w:t>
+          <w:t xml:space="preserve">40</w:t>
         </w:r>
       </w:hyperlink>
       <w:r>
-        <w:t xml:space="preserve">)</w:t>
+        <w:t xml:space="preserve">]</w:t>
       </w:r>
       <w:r>
         <w:t xml:space="preserve"> </w:t>
@@ -7703,7 +7537,7 @@
                 <w:b/>
                 <w:bCs/>
               </w:rPr>
-              <w:t xml:space="preserve">(</w:t>
+              <w:t xml:space="preserve">[</w:t>
             </w:r>
             <w:hyperlink w:anchor="ref-95">
               <w:r>
@@ -7722,7 +7556,7 @@
                 <w:b/>
                 <w:bCs/>
               </w:rPr>
-              <w:t xml:space="preserve">)</w:t>
+              <w:t xml:space="preserve">]</w:t>
             </w:r>
             <w:r>
               <w:rPr>
@@ -9497,18 +9331,18 @@
         <w:t xml:space="preserve"> </w:t>
       </w:r>
       <w:r>
-        <w:t xml:space="preserve">(</w:t>
+        <w:t xml:space="preserve">[</w:t>
       </w:r>
       <w:hyperlink w:anchor="ref-guo2017calibration">
         <w:r>
           <w:rPr>
             <w:rStyle w:val="Hyperlink"/>
           </w:rPr>
-          <w:t xml:space="preserve">Guo et al. 2017</w:t>
+          <w:t xml:space="preserve">32</w:t>
         </w:r>
       </w:hyperlink>
       <w:r>
-        <w:t xml:space="preserve">)</w:t>
+        <w:t xml:space="preserve">]</w:t>
       </w:r>
       <w:r>
         <w:t xml:space="preserve"> </w:t>
@@ -9665,7 +9499,7 @@
                 <w:b/>
                 <w:bCs/>
               </w:rPr>
-              <w:t xml:space="preserve">(</w:t>
+              <w:t xml:space="preserve">[</w:t>
             </w:r>
             <w:hyperlink w:anchor="ref-95">
               <w:r>
@@ -9684,7 +9518,7 @@
                 <w:b/>
                 <w:bCs/>
               </w:rPr>
-              <w:t xml:space="preserve">)</w:t>
+              <w:t xml:space="preserve">]</w:t>
             </w:r>
             <w:r>
               <w:rPr>
@@ -9730,7 +9564,7 @@
                 <w:b/>
                 <w:bCs/>
               </w:rPr>
-              <w:t xml:space="preserve">(</w:t>
+              <w:t xml:space="preserve">[</w:t>
             </w:r>
             <w:hyperlink w:anchor="ref-95">
               <w:r>
@@ -9749,7 +9583,7 @@
                 <w:b/>
                 <w:bCs/>
               </w:rPr>
-              <w:t xml:space="preserve">)</w:t>
+              <w:t xml:space="preserve">]</w:t>
             </w:r>
             <w:r>
               <w:rPr>
@@ -10395,18 +10229,18 @@
         <w:t xml:space="preserve"> </w:t>
       </w:r>
       <w:r>
-        <w:t xml:space="preserve">(</w:t>
+        <w:t xml:space="preserve">[</w:t>
       </w:r>
       <w:hyperlink w:anchor="ref-hinton2015distilling">
         <w:r>
           <w:rPr>
             <w:rStyle w:val="Hyperlink"/>
           </w:rPr>
-          <w:t xml:space="preserve">Hinton et al. 2015</w:t>
+          <w:t xml:space="preserve">41</w:t>
         </w:r>
       </w:hyperlink>
       <w:r>
-        <w:t xml:space="preserve">)</w:t>
+        <w:t xml:space="preserve">]</w:t>
       </w:r>
       <w:r>
         <w:t xml:space="preserve"> </w:t>
@@ -14266,18 +14100,18 @@
         <w:t xml:space="preserve"> </w:t>
       </w:r>
       <w:r>
-        <w:t xml:space="preserve">(</w:t>
+        <w:t xml:space="preserve">[</w:t>
       </w:r>
       <w:hyperlink w:anchor="ref-wei2024plantwild">
         <w:r>
           <w:rPr>
             <w:rStyle w:val="Hyperlink"/>
           </w:rPr>
-          <w:t xml:space="preserve">Wei et al. 2024b</w:t>
+          <w:t xml:space="preserve">10</w:t>
         </w:r>
       </w:hyperlink>
       <w:r>
-        <w:t xml:space="preserve">)</w:t>
+        <w:t xml:space="preserve">]</w:t>
       </w:r>
       <w:r>
         <w:t xml:space="preserve"> </w:t>
@@ -14329,40 +14163,270 @@
       </w:r>
     </w:p>
     <w:bookmarkStart w:id="209" w:name="refs"/>
-    <w:bookmarkStart w:id="137" w:name="ref-ahmad2023toward"/>
+    <w:bookmarkStart w:id="137" w:name="ref-savary2019global"/>
     <w:p>
       <w:pPr>
         <w:pStyle w:val="Bibliography"/>
       </w:pPr>
       <w:r>
-        <w:t xml:space="preserve">Ahmad, Aanis, Aly El Gamal, and Dharmendra Saraswat. 2023.</w:t>
-      </w:r>
-      <w:r>
-        <w:t xml:space="preserve"> </w:t>
-      </w:r>
-      <w:r>
-        <w:t xml:space="preserve">“Toward Generalization of Deep Learning-Based Plant Disease Identification Under Controlled and Field Conditions.”</w:t>
-      </w:r>
-      <w:r>
-        <w:t xml:space="preserve"> </w:t>
-      </w:r>
-      <w:r>
-        <w:rPr>
-          <w:i/>
-          <w:iCs/>
-        </w:rPr>
-        <w:t xml:space="preserve">IEEE Access</w:t>
-      </w:r>
-      <w:r>
-        <w:t xml:space="preserve"> </w:t>
-      </w:r>
-      <w:r>
-        <w:t xml:space="preserve">11: 9042–57.</w:t>
+        <w:t xml:space="preserve">[1]</w:t>
+      </w:r>
+      <w:r>
+        <w:t xml:space="preserve"> </w:t>
+      </w:r>
+      <w:r>
+        <w:t xml:space="preserve">	</w:t>
+      </w:r>
+      <w:r>
+        <w:t xml:space="preserve">S. Savary, L. Willocquet, S.J. Pethybridge, P. Esker, N. McRoberts, A. Nelson, The global burden of pathogens and pests on major food crops, Nature Ecology &amp; Evolution 3 (2019) 430–439,</w:t>
       </w:r>
       <w:r>
         <w:t xml:space="preserve"> </w:t>
       </w:r>
       <w:hyperlink r:id="rId136">
+        <w:r>
+          <w:rPr>
+            <w:rStyle w:val="Hyperlink"/>
+          </w:rPr>
+          <w:t xml:space="preserve">https://doi.org/10.1038/s41559-018-0793-y</w:t>
+        </w:r>
+      </w:hyperlink>
+      <w:r>
+        <w:t xml:space="preserve">.</w:t>
+      </w:r>
+    </w:p>
+    <w:bookmarkEnd w:id="137"/>
+    <w:bookmarkStart w:id="139" w:name="ref-kamilaris2018survey"/>
+    <w:p>
+      <w:pPr>
+        <w:pStyle w:val="Bibliography"/>
+      </w:pPr>
+      <w:r>
+        <w:t xml:space="preserve">[2]</w:t>
+      </w:r>
+      <w:r>
+        <w:t xml:space="preserve"> </w:t>
+      </w:r>
+      <w:r>
+        <w:t xml:space="preserve">	</w:t>
+      </w:r>
+      <w:r>
+        <w:t xml:space="preserve">A. Kamilaris, F.X. Prenafeta-Boldú, Deep learning in agriculture: A survey, Computers and Electronics in Agriculture 147 (2018) 70–90,</w:t>
+      </w:r>
+      <w:r>
+        <w:t xml:space="preserve"> </w:t>
+      </w:r>
+      <w:hyperlink r:id="rId138">
+        <w:r>
+          <w:rPr>
+            <w:rStyle w:val="Hyperlink"/>
+          </w:rPr>
+          <w:t xml:space="preserve">https://doi.org/10.1016/j.compag.2018.02.016</w:t>
+        </w:r>
+      </w:hyperlink>
+      <w:r>
+        <w:t xml:space="preserve">.</w:t>
+      </w:r>
+    </w:p>
+    <w:bookmarkEnd w:id="139"/>
+    <w:bookmarkStart w:id="141" w:name="ref-mohanty2016deeplearning"/>
+    <w:p>
+      <w:pPr>
+        <w:pStyle w:val="Bibliography"/>
+      </w:pPr>
+      <w:r>
+        <w:t xml:space="preserve">[3]</w:t>
+      </w:r>
+      <w:r>
+        <w:t xml:space="preserve"> </w:t>
+      </w:r>
+      <w:r>
+        <w:t xml:space="preserve">	</w:t>
+      </w:r>
+      <w:r>
+        <w:t xml:space="preserve">S.P. Mohanty, D.P. Hughes, M. Salathé, Using deep learning for image-based plant disease detection, Frontiers in Plant Science 7 (2016) 1419,</w:t>
+      </w:r>
+      <w:r>
+        <w:t xml:space="preserve"> </w:t>
+      </w:r>
+      <w:hyperlink r:id="rId140">
+        <w:r>
+          <w:rPr>
+            <w:rStyle w:val="Hyperlink"/>
+          </w:rPr>
+          <w:t xml:space="preserve">https://doi.org/10.3389/fpls.2016.01419</w:t>
+        </w:r>
+      </w:hyperlink>
+      <w:r>
+        <w:t xml:space="preserve">.</w:t>
+      </w:r>
+    </w:p>
+    <w:bookmarkEnd w:id="141"/>
+    <w:bookmarkStart w:id="143" w:name="ref-ferentinos2018deep"/>
+    <w:p>
+      <w:pPr>
+        <w:pStyle w:val="Bibliography"/>
+      </w:pPr>
+      <w:r>
+        <w:t xml:space="preserve">[4]</w:t>
+      </w:r>
+      <w:r>
+        <w:t xml:space="preserve"> </w:t>
+      </w:r>
+      <w:r>
+        <w:t xml:space="preserve">	</w:t>
+      </w:r>
+      <w:r>
+        <w:t xml:space="preserve">K.P. Ferentinos, Deep learning models for plant disease detection and diagnosis, Computers and Electronics in Agriculture 145 (2018) 311–318,</w:t>
+      </w:r>
+      <w:r>
+        <w:t xml:space="preserve"> </w:t>
+      </w:r>
+      <w:hyperlink r:id="rId142">
+        <w:r>
+          <w:rPr>
+            <w:rStyle w:val="Hyperlink"/>
+          </w:rPr>
+          <w:t xml:space="preserve">https://doi.org/10.1016/j.compag.2018.01.009</w:t>
+        </w:r>
+      </w:hyperlink>
+      <w:r>
+        <w:t xml:space="preserve">.</w:t>
+      </w:r>
+    </w:p>
+    <w:bookmarkEnd w:id="143"/>
+    <w:bookmarkStart w:id="145" w:name="ref-hughes2015plantvillage"/>
+    <w:p>
+      <w:pPr>
+        <w:pStyle w:val="Bibliography"/>
+      </w:pPr>
+      <w:r>
+        <w:t xml:space="preserve">[5]</w:t>
+      </w:r>
+      <w:r>
+        <w:t xml:space="preserve"> </w:t>
+      </w:r>
+      <w:r>
+        <w:t xml:space="preserve">	</w:t>
+      </w:r>
+      <w:r>
+        <w:t xml:space="preserve">D.P. Hughes, M. Salathé, An open access repository of images on plant health to enable the development of mobile disease diagnostics, 2015,</w:t>
+      </w:r>
+      <w:r>
+        <w:t xml:space="preserve"> </w:t>
+      </w:r>
+      <w:hyperlink r:id="rId144">
+        <w:r>
+          <w:rPr>
+            <w:rStyle w:val="Hyperlink"/>
+          </w:rPr>
+          <w:t xml:space="preserve">https://doi.org/10.48550/arXiv.1511.08060</w:t>
+        </w:r>
+      </w:hyperlink>
+      <w:r>
+        <w:t xml:space="preserve">.</w:t>
+      </w:r>
+    </w:p>
+    <w:bookmarkEnd w:id="145"/>
+    <w:bookmarkStart w:id="147" w:name="ref-barbedo2018impact"/>
+    <w:p>
+      <w:pPr>
+        <w:pStyle w:val="Bibliography"/>
+      </w:pPr>
+      <w:r>
+        <w:t xml:space="preserve">[6]</w:t>
+      </w:r>
+      <w:r>
+        <w:t xml:space="preserve"> </w:t>
+      </w:r>
+      <w:r>
+        <w:t xml:space="preserve">	</w:t>
+      </w:r>
+      <w:r>
+        <w:t xml:space="preserve">J.G.A. Barbedo, Impact of dataset size and variety on the effectiveness of deep learning and transfer learning for plant disease classification, Computers and Electronics in Agriculture 153 (2018) 46–53,</w:t>
+      </w:r>
+      <w:r>
+        <w:t xml:space="preserve"> </w:t>
+      </w:r>
+      <w:hyperlink r:id="rId146">
+        <w:r>
+          <w:rPr>
+            <w:rStyle w:val="Hyperlink"/>
+          </w:rPr>
+          <w:t xml:space="preserve">https://doi.org/10.1016/j.compag.2018.08.013</w:t>
+        </w:r>
+      </w:hyperlink>
+      <w:r>
+        <w:t xml:space="preserve">.</w:t>
+      </w:r>
+    </w:p>
+    <w:bookmarkEnd w:id="147"/>
+    <w:bookmarkStart w:id="149" w:name="ref-noyan2022uncovering"/>
+    <w:p>
+      <w:pPr>
+        <w:pStyle w:val="Bibliography"/>
+      </w:pPr>
+      <w:r>
+        <w:t xml:space="preserve">[7]</w:t>
+      </w:r>
+      <w:r>
+        <w:t xml:space="preserve"> </w:t>
+      </w:r>
+      <w:r>
+        <w:t xml:space="preserve">	</w:t>
+      </w:r>
+      <w:r>
+        <w:t xml:space="preserve">M.A. Noyan, Uncovering bias in the</w:t>
+      </w:r>
+      <w:r>
+        <w:t xml:space="preserve"> </w:t>
+      </w:r>
+      <w:r>
+        <w:t xml:space="preserve">PlantVillage</w:t>
+      </w:r>
+      <w:r>
+        <w:t xml:space="preserve"> </w:t>
+      </w:r>
+      <w:r>
+        <w:t xml:space="preserve">dataset, 2022,</w:t>
+      </w:r>
+      <w:r>
+        <w:t xml:space="preserve"> </w:t>
+      </w:r>
+      <w:hyperlink r:id="rId148">
+        <w:r>
+          <w:rPr>
+            <w:rStyle w:val="Hyperlink"/>
+          </w:rPr>
+          <w:t xml:space="preserve">https://doi.org/10.48550/arXiv.2206.04374</w:t>
+        </w:r>
+      </w:hyperlink>
+      <w:r>
+        <w:t xml:space="preserve">.</w:t>
+      </w:r>
+    </w:p>
+    <w:bookmarkEnd w:id="149"/>
+    <w:bookmarkStart w:id="151" w:name="ref-ahmad2023toward"/>
+    <w:p>
+      <w:pPr>
+        <w:pStyle w:val="Bibliography"/>
+      </w:pPr>
+      <w:r>
+        <w:t xml:space="preserve">[8]</w:t>
+      </w:r>
+      <w:r>
+        <w:t xml:space="preserve"> </w:t>
+      </w:r>
+      <w:r>
+        <w:t xml:space="preserve">	</w:t>
+      </w:r>
+      <w:r>
+        <w:t xml:space="preserve">A. Ahmad, A.E. Gamal, D. Saraswat, Toward generalization of deep learning-based plant disease identification under controlled and field conditions, IEEE Access 11 (2023) 9042–9057,</w:t>
+      </w:r>
+      <w:r>
+        <w:t xml:space="preserve"> </w:t>
+      </w:r>
+      <w:hyperlink r:id="rId150">
         <w:r>
           <w:rPr>
             <w:rStyle w:val="Hyperlink"/>
@@ -14374,134 +14438,396 @@
         <w:t xml:space="preserve">.</w:t>
       </w:r>
     </w:p>
-    <w:bookmarkEnd w:id="137"/>
-    <w:bookmarkStart w:id="139" w:name="ref-onnx2019"/>
+    <w:bookmarkEnd w:id="151"/>
+    <w:bookmarkStart w:id="153" w:name="ref-wu2023fromlaboratoryto"/>
     <w:p>
       <w:pPr>
         <w:pStyle w:val="Bibliography"/>
       </w:pPr>
       <w:r>
-        <w:t xml:space="preserve">Bai, Junjie, Fang Lu, Ke Zhang, et al.</w:t>
-      </w:r>
-      <w:r>
-        <w:t xml:space="preserve"> 2019.</w:t>
-      </w:r>
-      <w:r>
-        <w:t xml:space="preserve"> </w:t>
-      </w:r>
-      <w:r>
-        <w:rPr>
-          <w:i/>
-          <w:iCs/>
-        </w:rPr>
-        <w:t xml:space="preserve">ONNX</w:t>
-      </w:r>
-      <w:r>
-        <w:rPr>
-          <w:i/>
-          <w:iCs/>
-        </w:rPr>
-        <w:t xml:space="preserve">: Open Neural Network Exchange</w:t>
-      </w:r>
-      <w:r>
-        <w:t xml:space="preserve">.</w:t>
-      </w:r>
-      <w:r>
-        <w:t xml:space="preserve"> </w:t>
-      </w:r>
-      <w:hyperlink r:id="rId138">
+        <w:t xml:space="preserve">[9]</w:t>
+      </w:r>
+      <w:r>
+        <w:t xml:space="preserve"> </w:t>
+      </w:r>
+      <w:r>
+        <w:t xml:space="preserve">	</w:t>
+      </w:r>
+      <w:r>
+        <w:t xml:space="preserve">X. Wu, X. Fan, P. Luo, S.D. Choudhury, T. Tjahjadi, C. Hu, From laboratory to field: Unsupervised domain adaptation for plant disease recognition in the wild, Plant Phenomics 5 (2023) 0038,</w:t>
+      </w:r>
+      <w:r>
+        <w:t xml:space="preserve"> </w:t>
+      </w:r>
+      <w:hyperlink r:id="rId152">
         <w:r>
           <w:rPr>
             <w:rStyle w:val="Hyperlink"/>
           </w:rPr>
-          <w:t xml:space="preserve">Https://github.com/onnx/onnx</w:t>
+          <w:t xml:space="preserve">https://doi.org/10.34133/plantphenomics.0038</w:t>
         </w:r>
       </w:hyperlink>
       <w:r>
         <w:t xml:space="preserve">.</w:t>
       </w:r>
     </w:p>
-    <w:bookmarkEnd w:id="139"/>
-    <w:bookmarkStart w:id="141" w:name="ref-barbedo2018impact"/>
+    <w:bookmarkEnd w:id="153"/>
+    <w:bookmarkStart w:id="155" w:name="ref-wei2024plantwild"/>
     <w:p>
       <w:pPr>
         <w:pStyle w:val="Bibliography"/>
       </w:pPr>
       <w:r>
-        <w:t xml:space="preserve">Barbedo, Jayme G. A. 2018.</w:t>
-      </w:r>
-      <w:r>
-        <w:t xml:space="preserve"> </w:t>
-      </w:r>
-      <w:r>
-        <w:t xml:space="preserve">“Impact of Dataset Size and Variety on the Effectiveness of Deep Learning and Transfer Learning for Plant Disease Classification.”</w:t>
-      </w:r>
-      <w:r>
-        <w:t xml:space="preserve"> </w:t>
-      </w:r>
-      <w:r>
-        <w:rPr>
-          <w:i/>
-          <w:iCs/>
-        </w:rPr>
-        <w:t xml:space="preserve">Computers and Electronics in Agriculture</w:t>
-      </w:r>
-      <w:r>
-        <w:t xml:space="preserve"> </w:t>
-      </w:r>
-      <w:r>
-        <w:t xml:space="preserve">153: 46–53.</w:t>
-      </w:r>
-      <w:r>
-        <w:t xml:space="preserve"> </w:t>
-      </w:r>
-      <w:hyperlink r:id="rId140">
+        <w:t xml:space="preserve">[10]</w:t>
+      </w:r>
+      <w:r>
+        <w:t xml:space="preserve"> </w:t>
+      </w:r>
+      <w:r>
+        <w:t xml:space="preserve">	</w:t>
+      </w:r>
+      <w:r>
+        <w:t xml:space="preserve">T. Wei, Z. Chen, Z. Huang, X. Yu, Plant disease recognition in the wild, in: Proceedings of the 32nd ACM international conference on multimedia (MM ’24), 2024,</w:t>
+      </w:r>
+      <w:r>
+        <w:t xml:space="preserve"> </w:t>
+      </w:r>
+      <w:hyperlink r:id="rId154">
         <w:r>
           <w:rPr>
             <w:rStyle w:val="Hyperlink"/>
           </w:rPr>
-          <w:t xml:space="preserve">https://doi.org/10.1016/j.compag.2018.08.013</w:t>
+          <w:t xml:space="preserve">https://doi.org/10.1145/3664647.3681614</w:t>
         </w:r>
       </w:hyperlink>
       <w:r>
         <w:t xml:space="preserve">.</w:t>
       </w:r>
     </w:p>
-    <w:bookmarkEnd w:id="141"/>
-    <w:bookmarkStart w:id="143" w:name="ref-chow1970reject"/>
+    <w:bookmarkEnd w:id="155"/>
+    <w:bookmarkStart w:id="156" w:name="ref-oquab2024dinov2"/>
     <w:p>
       <w:pPr>
         <w:pStyle w:val="Bibliography"/>
       </w:pPr>
       <w:r>
-        <w:t xml:space="preserve">Chow, C. K. 1970.</w:t>
-      </w:r>
-      <w:r>
-        <w:t xml:space="preserve"> </w:t>
-      </w:r>
-      <w:r>
-        <w:t xml:space="preserve">“On Optimum Recognition Error and Reject Tradeoff.”</w:t>
-      </w:r>
-      <w:r>
-        <w:t xml:space="preserve"> </w:t>
-      </w:r>
-      <w:r>
-        <w:rPr>
-          <w:i/>
-          <w:iCs/>
-        </w:rPr>
-        <w:t xml:space="preserve">IEEE Transactions on Information Theory</w:t>
-      </w:r>
-      <w:r>
-        <w:t xml:space="preserve"> </w:t>
-      </w:r>
-      <w:r>
-        <w:t xml:space="preserve">16 (1): 41–46.</w:t>
-      </w:r>
-      <w:r>
-        <w:t xml:space="preserve"> </w:t>
-      </w:r>
-      <w:hyperlink r:id="rId142">
+        <w:t xml:space="preserve">[11]</w:t>
+      </w:r>
+      <w:r>
+        <w:t xml:space="preserve"> </w:t>
+      </w:r>
+      <w:r>
+        <w:t xml:space="preserve">	</w:t>
+      </w:r>
+      <w:r>
+        <w:t xml:space="preserve">M. Oquab, T. Darcet, T. Moutakanni, H.V. Vo, M. Szafraniec, V. Khalidov, P. Fernandez, D. Haziza, F. Massa, A. El-Nouby, others</w:t>
+      </w:r>
+      <w:r>
+        <w:t xml:space="preserve">,</w:t>
+      </w:r>
+      <w:r>
+        <w:t xml:space="preserve"> </w:t>
+      </w:r>
+      <w:r>
+        <w:t xml:space="preserve">DINOv2</w:t>
+      </w:r>
+      <w:r>
+        <w:t xml:space="preserve">: Learning robust visual features without supervision, Transactions on Machine Learning Research (TMLR), 2024.</w:t>
+      </w:r>
+    </w:p>
+    <w:bookmarkEnd w:id="156"/>
+    <w:bookmarkStart w:id="158" w:name="ref-simeoni2025dinov3"/>
+    <w:p>
+      <w:pPr>
+        <w:pStyle w:val="Bibliography"/>
+      </w:pPr>
+      <w:r>
+        <w:t xml:space="preserve">[12]</w:t>
+      </w:r>
+      <w:r>
+        <w:t xml:space="preserve"> </w:t>
+      </w:r>
+      <w:r>
+        <w:t xml:space="preserve">	</w:t>
+      </w:r>
+      <w:r>
+        <w:t xml:space="preserve">O. Siméoni, H.V. Vo, M. Seitzer, F. Baldassarre, M. Oquab, others</w:t>
+      </w:r>
+      <w:r>
+        <w:t xml:space="preserve">,</w:t>
+      </w:r>
+      <w:r>
+        <w:t xml:space="preserve"> </w:t>
+      </w:r>
+      <w:r>
+        <w:t xml:space="preserve">DINOv3</w:t>
+      </w:r>
+      <w:r>
+        <w:t xml:space="preserve">: A versatile vision foundation model, Transactions on Machine Learning Research (TMLR), 2026,</w:t>
+      </w:r>
+      <w:r>
+        <w:t xml:space="preserve"> </w:t>
+      </w:r>
+      <w:hyperlink r:id="rId157">
+        <w:r>
+          <w:rPr>
+            <w:rStyle w:val="Hyperlink"/>
+          </w:rPr>
+          <w:t xml:space="preserve">https://openreview.net/forum?id=2NlGyqNjns</w:t>
+        </w:r>
+      </w:hyperlink>
+      <w:r>
+        <w:t xml:space="preserve">.</w:t>
+      </w:r>
+    </w:p>
+    <w:bookmarkEnd w:id="158"/>
+    <w:bookmarkStart w:id="159" w:name="ref-radford2021clip"/>
+    <w:p>
+      <w:pPr>
+        <w:pStyle w:val="Bibliography"/>
+      </w:pPr>
+      <w:r>
+        <w:t xml:space="preserve">[13]</w:t>
+      </w:r>
+      <w:r>
+        <w:t xml:space="preserve"> </w:t>
+      </w:r>
+      <w:r>
+        <w:t xml:space="preserve">	</w:t>
+      </w:r>
+      <w:r>
+        <w:t xml:space="preserve">A. Radford, J.W. Kim, C. Hallacy, A. Ramesh, G. Goh, S. Agarwal, G. Sastry, A. Askell, P. Mishkin, J. Clark, G. Krueger, I. Sutskever, Learning transferable visual models from natural language supervision, in: International conference on machine learning (ICML), 2021, pp. 8748–8763.</w:t>
+      </w:r>
+    </w:p>
+    <w:bookmarkEnd w:id="159"/>
+    <w:bookmarkStart w:id="161" w:name="ref-elkarch2026backbone"/>
+    <w:p>
+      <w:pPr>
+        <w:pStyle w:val="Bibliography"/>
+      </w:pPr>
+      <w:r>
+        <w:t xml:space="preserve">[14]</w:t>
+      </w:r>
+      <w:r>
+        <w:t xml:space="preserve"> </w:t>
+      </w:r>
+      <w:r>
+        <w:t xml:space="preserve">	</w:t>
+      </w:r>
+      <w:r>
+        <w:t xml:space="preserve">H. El Karch, Y. Natij, M. Benaly, R. El Gouri, A. Mezouari, Backbone diversity beats text supervision: A systematic study of frozen multi-foundation model fusion for in-the-wild plant disease recognition, Frontiers in Plant Science 17 (2026) 1860665,</w:t>
+      </w:r>
+      <w:r>
+        <w:t xml:space="preserve"> </w:t>
+      </w:r>
+      <w:hyperlink r:id="rId160">
+        <w:r>
+          <w:rPr>
+            <w:rStyle w:val="Hyperlink"/>
+          </w:rPr>
+          <w:t xml:space="preserve">https://doi.org/10.3389/fpls.2026.1860665</w:t>
+        </w:r>
+      </w:hyperlink>
+      <w:r>
+        <w:t xml:space="preserve">.</w:t>
+      </w:r>
+    </w:p>
+    <w:bookmarkEnd w:id="161"/>
+    <w:bookmarkStart w:id="163" w:name="ref-howard2019mobilenetv3"/>
+    <w:p>
+      <w:pPr>
+        <w:pStyle w:val="Bibliography"/>
+      </w:pPr>
+      <w:r>
+        <w:t xml:space="preserve">[15]</w:t>
+      </w:r>
+      <w:r>
+        <w:t xml:space="preserve"> </w:t>
+      </w:r>
+      <w:r>
+        <w:t xml:space="preserve">	</w:t>
+      </w:r>
+      <w:r>
+        <w:t xml:space="preserve">A. Howard, M. Sandler, G. Chu, L.-C. Chen, B. Chen, M. Tan, W. Wang, Y. Zhu, R. Pang, V. Vasudevan, Q.V. Le, H. Adam, Searching for</w:t>
+      </w:r>
+      <w:r>
+        <w:t xml:space="preserve"> </w:t>
+      </w:r>
+      <w:r>
+        <w:t xml:space="preserve">MobileNetV3</w:t>
+      </w:r>
+      <w:r>
+        <w:t xml:space="preserve">, in: IEEE/CVF international conference on computer vision (ICCV), 2019, pp. 1314–1324,</w:t>
+      </w:r>
+      <w:r>
+        <w:t xml:space="preserve"> </w:t>
+      </w:r>
+      <w:hyperlink r:id="rId162">
+        <w:r>
+          <w:rPr>
+            <w:rStyle w:val="Hyperlink"/>
+          </w:rPr>
+          <w:t xml:space="preserve">https://doi.org/10.1109/ICCV.2019.00140</w:t>
+        </w:r>
+      </w:hyperlink>
+      <w:r>
+        <w:t xml:space="preserve">.</w:t>
+      </w:r>
+    </w:p>
+    <w:bookmarkEnd w:id="163"/>
+    <w:bookmarkStart w:id="165" w:name="ref-wolfert2017bigdata"/>
+    <w:p>
+      <w:pPr>
+        <w:pStyle w:val="Bibliography"/>
+      </w:pPr>
+      <w:r>
+        <w:t xml:space="preserve">[16]</w:t>
+      </w:r>
+      <w:r>
+        <w:t xml:space="preserve"> </w:t>
+      </w:r>
+      <w:r>
+        <w:t xml:space="preserve">	</w:t>
+      </w:r>
+      <w:r>
+        <w:t xml:space="preserve">S. Wolfert, L. Ge, C. Verdouw, M.-J. Bogaardt, Big data in smart farming – a review, Agricultural Systems 153 (2017) 69–80,</w:t>
+      </w:r>
+      <w:r>
+        <w:t xml:space="preserve"> </w:t>
+      </w:r>
+      <w:hyperlink r:id="rId164">
+        <w:r>
+          <w:rPr>
+            <w:rStyle w:val="Hyperlink"/>
+          </w:rPr>
+          <w:t xml:space="preserve">https://doi.org/10.1016/j.agsy.2017.01.023</w:t>
+        </w:r>
+      </w:hyperlink>
+      <w:r>
+        <w:t xml:space="preserve">.</w:t>
+      </w:r>
+    </w:p>
+    <w:bookmarkEnd w:id="165"/>
+    <w:bookmarkStart w:id="167" w:name="ref-ogrady2019edge"/>
+    <w:p>
+      <w:pPr>
+        <w:pStyle w:val="Bibliography"/>
+      </w:pPr>
+      <w:r>
+        <w:t xml:space="preserve">[17]</w:t>
+      </w:r>
+      <w:r>
+        <w:t xml:space="preserve"> </w:t>
+      </w:r>
+      <w:r>
+        <w:t xml:space="preserve">	</w:t>
+      </w:r>
+      <w:r>
+        <w:t xml:space="preserve">M.J. O’Grady, D. Langton, G.M.P. O’Hare, Edge computing: A tractable model for smart agriculture?, Artificial Intelligence in Agriculture 3 (2019) 42–51,</w:t>
+      </w:r>
+      <w:r>
+        <w:t xml:space="preserve"> </w:t>
+      </w:r>
+      <w:hyperlink r:id="rId166">
+        <w:r>
+          <w:rPr>
+            <w:rStyle w:val="Hyperlink"/>
+          </w:rPr>
+          <w:t xml:space="preserve">https://doi.org/10.1016/j.aiia.2019.12.001</w:t>
+        </w:r>
+      </w:hyperlink>
+      <w:r>
+        <w:t xml:space="preserve">.</w:t>
+      </w:r>
+    </w:p>
+    <w:bookmarkEnd w:id="167"/>
+    <w:bookmarkStart w:id="169" w:name="ref-shi2016edge"/>
+    <w:p>
+      <w:pPr>
+        <w:pStyle w:val="Bibliography"/>
+      </w:pPr>
+      <w:r>
+        <w:t xml:space="preserve">[18]</w:t>
+      </w:r>
+      <w:r>
+        <w:t xml:space="preserve"> </w:t>
+      </w:r>
+      <w:r>
+        <w:t xml:space="preserve">	</w:t>
+      </w:r>
+      <w:r>
+        <w:t xml:space="preserve">W. Shi, J. Cao, Q. Zhang, Y. Li, L. Xu, Edge computing: Vision and challenges, IEEE Internet of Things Journal 3 (2016) 637–646,</w:t>
+      </w:r>
+      <w:r>
+        <w:t xml:space="preserve"> </w:t>
+      </w:r>
+      <w:hyperlink r:id="rId168">
+        <w:r>
+          <w:rPr>
+            <w:rStyle w:val="Hyperlink"/>
+          </w:rPr>
+          <w:t xml:space="preserve">https://doi.org/10.1109/JIOT.2016.2579198</w:t>
+        </w:r>
+      </w:hyperlink>
+      <w:r>
+        <w:t xml:space="preserve">.</w:t>
+      </w:r>
+    </w:p>
+    <w:bookmarkEnd w:id="169"/>
+    <w:bookmarkStart w:id="171" w:name="ref-viola2001cascade"/>
+    <w:p>
+      <w:pPr>
+        <w:pStyle w:val="Bibliography"/>
+      </w:pPr>
+      <w:r>
+        <w:t xml:space="preserve">[19]</w:t>
+      </w:r>
+      <w:r>
+        <w:t xml:space="preserve"> </w:t>
+      </w:r>
+      <w:r>
+        <w:t xml:space="preserve">	</w:t>
+      </w:r>
+      <w:r>
+        <w:t xml:space="preserve">P. Viola, M. Jones, Rapid object detection using a boosted cascade of simple features, in: Proceedings of the IEEE computer society conference on computer vision and pattern recognition (CVPR), 2001, pp. I-511-I-518,</w:t>
+      </w:r>
+      <w:r>
+        <w:t xml:space="preserve"> </w:t>
+      </w:r>
+      <w:hyperlink r:id="rId170">
+        <w:r>
+          <w:rPr>
+            <w:rStyle w:val="Hyperlink"/>
+          </w:rPr>
+          <w:t xml:space="preserve">https://doi.org/10.1109/CVPR.2001.990517</w:t>
+        </w:r>
+      </w:hyperlink>
+      <w:r>
+        <w:t xml:space="preserve">.</w:t>
+      </w:r>
+    </w:p>
+    <w:bookmarkEnd w:id="171"/>
+    <w:bookmarkStart w:id="173" w:name="ref-chow1970reject"/>
+    <w:p>
+      <w:pPr>
+        <w:pStyle w:val="Bibliography"/>
+      </w:pPr>
+      <w:r>
+        <w:t xml:space="preserve">[20]</w:t>
+      </w:r>
+      <w:r>
+        <w:t xml:space="preserve"> </w:t>
+      </w:r>
+      <w:r>
+        <w:t xml:space="preserve">	</w:t>
+      </w:r>
+      <w:r>
+        <w:t xml:space="preserve">C.K. Chow, On optimum recognition error and reject tradeoff, IEEE Transactions on Information Theory 16 (1970) 41–46,</w:t>
+      </w:r>
+      <w:r>
+        <w:t xml:space="preserve"> </w:t>
+      </w:r>
+      <w:hyperlink r:id="rId172">
         <w:r>
           <w:rPr>
             <w:rStyle w:val="Hyperlink"/>
@@ -14513,44 +14839,548 @@
         <w:t xml:space="preserve">.</w:t>
       </w:r>
     </w:p>
-    <w:bookmarkEnd w:id="143"/>
-    <w:bookmarkStart w:id="145" w:name="ref-donenfeld2017wireguard"/>
+    <w:bookmarkEnd w:id="173"/>
+    <w:bookmarkStart w:id="175" w:name="ref-teerapittayanon2016branchynet"/>
     <w:p>
       <w:pPr>
         <w:pStyle w:val="Bibliography"/>
       </w:pPr>
       <w:r>
-        <w:t xml:space="preserve">Donenfeld, Jason A. 2017.</w:t>
-      </w:r>
-      <w:r>
-        <w:t xml:space="preserve"> </w:t>
-      </w:r>
-      <w:r>
-        <w:t xml:space="preserve">“</w:t>
+        <w:t xml:space="preserve">[21]</w:t>
+      </w:r>
+      <w:r>
+        <w:t xml:space="preserve"> </w:t>
+      </w:r>
+      <w:r>
+        <w:t xml:space="preserve">	</w:t>
+      </w:r>
+      <w:r>
+        <w:t xml:space="preserve">S. Teerapittayanon, B. McDanel, H.T. Kung,</w:t>
+      </w:r>
+      <w:r>
+        <w:t xml:space="preserve"> </w:t>
+      </w:r>
+      <w:r>
+        <w:t xml:space="preserve">BranchyNet</w:t>
+      </w:r>
+      <w:r>
+        <w:t xml:space="preserve">: Fast inference via early exiting from deep neural networks, in: 23rd international conference on pattern recognition (ICPR), 2016, pp. 2464–2469,</w:t>
+      </w:r>
+      <w:r>
+        <w:t xml:space="preserve"> </w:t>
+      </w:r>
+      <w:hyperlink r:id="rId174">
+        <w:r>
+          <w:rPr>
+            <w:rStyle w:val="Hyperlink"/>
+          </w:rPr>
+          <w:t xml:space="preserve">https://doi.org/10.1109/ICPR.2016.7900006</w:t>
+        </w:r>
+      </w:hyperlink>
+      <w:r>
+        <w:t xml:space="preserve">.</w:t>
+      </w:r>
+    </w:p>
+    <w:bookmarkEnd w:id="175"/>
+    <w:bookmarkStart w:id="177" w:name="ref-singh2020plantdoc"/>
+    <w:p>
+      <w:pPr>
+        <w:pStyle w:val="Bibliography"/>
+      </w:pPr>
+      <w:r>
+        <w:t xml:space="preserve">[22]</w:t>
+      </w:r>
+      <w:r>
+        <w:t xml:space="preserve"> </w:t>
+      </w:r>
+      <w:r>
+        <w:t xml:space="preserve">	</w:t>
+      </w:r>
+      <w:r>
+        <w:t xml:space="preserve">D. Singh, N. Jain, P. Jain, P. Kayal, S. Kumawat, N. Batra,</w:t>
+      </w:r>
+      <w:r>
+        <w:t xml:space="preserve"> </w:t>
+      </w:r>
+      <w:r>
+        <w:t xml:space="preserve">PlantDoc</w:t>
+      </w:r>
+      <w:r>
+        <w:t xml:space="preserve">: A dataset for visual plant disease detection, in: Proceedings of the 7th ACM IKDD CoDS and 25th COMAD, 2020, pp. 249–253,</w:t>
+      </w:r>
+      <w:r>
+        <w:t xml:space="preserve"> </w:t>
+      </w:r>
+      <w:hyperlink r:id="rId176">
+        <w:r>
+          <w:rPr>
+            <w:rStyle w:val="Hyperlink"/>
+          </w:rPr>
+          <w:t xml:space="preserve">https://doi.org/10.1145/3371158.3371196</w:t>
+        </w:r>
+      </w:hyperlink>
+      <w:r>
+        <w:t xml:space="preserve">.</w:t>
+      </w:r>
+    </w:p>
+    <w:bookmarkEnd w:id="177"/>
+    <w:bookmarkStart w:id="179" w:name="ref-wei2024mvpdr"/>
+    <w:p>
+      <w:pPr>
+        <w:pStyle w:val="Bibliography"/>
+      </w:pPr>
+      <w:r>
+        <w:t xml:space="preserve">[23]</w:t>
+      </w:r>
+      <w:r>
+        <w:t xml:space="preserve"> </w:t>
+      </w:r>
+      <w:r>
+        <w:t xml:space="preserve">	</w:t>
+      </w:r>
+      <w:r>
+        <w:t xml:space="preserve">T. Wei, Z. Chen, Z. Huang, X. Yu, Benchmarking in-the-wild multimodal disease recognition and a versatile baseline, in: Proceedings of the 32nd ACM international conference on multimedia (MM ’24), 2024, pp. 1593–1601,</w:t>
+      </w:r>
+      <w:r>
+        <w:t xml:space="preserve"> </w:t>
+      </w:r>
+      <w:hyperlink r:id="rId178">
+        <w:r>
+          <w:rPr>
+            <w:rStyle w:val="Hyperlink"/>
+          </w:rPr>
+          <w:t xml:space="preserve">https://doi.org/10.1145/3664647.3680599</w:t>
+        </w:r>
+      </w:hyperlink>
+      <w:r>
+        <w:t xml:space="preserve">.</w:t>
+      </w:r>
+    </w:p>
+    <w:bookmarkEnd w:id="179"/>
+    <w:bookmarkStart w:id="181" w:name="ref-jiang2025plantcafo"/>
+    <w:p>
+      <w:pPr>
+        <w:pStyle w:val="Bibliography"/>
+      </w:pPr>
+      <w:r>
+        <w:t xml:space="preserve">[24]</w:t>
+      </w:r>
+      <w:r>
+        <w:t xml:space="preserve"> </w:t>
+      </w:r>
+      <w:r>
+        <w:t xml:space="preserve">	</w:t>
+      </w:r>
+      <w:r>
+        <w:t xml:space="preserve">X. Jiang, J. Wang, K. Xie, C. Cui, A. Du, X. Shi, W. Yang, R. Zhai,</w:t>
+      </w:r>
+      <w:r>
+        <w:t xml:space="preserve"> </w:t>
+      </w:r>
+      <w:r>
+        <w:t xml:space="preserve">PlantCaFo</w:t>
+      </w:r>
+      <w:r>
+        <w:t xml:space="preserve">: An efficient few-shot plant disease recognition method based on foundation models, Plant Phenomics 7 (2025) 100024,</w:t>
+      </w:r>
+      <w:r>
+        <w:t xml:space="preserve"> </w:t>
+      </w:r>
+      <w:hyperlink r:id="rId180">
+        <w:r>
+          <w:rPr>
+            <w:rStyle w:val="Hyperlink"/>
+          </w:rPr>
+          <w:t xml:space="preserve">https://doi.org/10.1016/j.plaphe.2025.100024</w:t>
+        </w:r>
+      </w:hyperlink>
+      <w:r>
+        <w:t xml:space="preserve">.</w:t>
+      </w:r>
+    </w:p>
+    <w:bookmarkEnd w:id="181"/>
+    <w:bookmarkStart w:id="183" w:name="ref-salman2025plantdisease"/>
+    <w:p>
+      <w:pPr>
+        <w:pStyle w:val="Bibliography"/>
+      </w:pPr>
+      <w:r>
+        <w:t xml:space="preserve">[25]</w:t>
+      </w:r>
+      <w:r>
+        <w:t xml:space="preserve"> </w:t>
+      </w:r>
+      <w:r>
+        <w:t xml:space="preserve">	</w:t>
+      </w:r>
+      <w:r>
+        <w:t xml:space="preserve">Z. Salman, A. Muhammad, D. Han, Plant disease classification in the wild using vision transformers and mixture of experts, Frontiers in Plant Science 16 (2025),</w:t>
+      </w:r>
+      <w:r>
+        <w:t xml:space="preserve"> </w:t>
+      </w:r>
+      <w:hyperlink r:id="rId182">
+        <w:r>
+          <w:rPr>
+            <w:rStyle w:val="Hyperlink"/>
+          </w:rPr>
+          <w:t xml:space="preserve">https://doi.org/10.3389/fpls.2025.1522985</w:t>
+        </w:r>
+      </w:hyperlink>
+      <w:r>
+        <w:t xml:space="preserve">.</w:t>
+      </w:r>
+    </w:p>
+    <w:bookmarkEnd w:id="183"/>
+    <w:bookmarkStart w:id="185" w:name="ref-hasan2025deployable"/>
+    <w:p>
+      <w:pPr>
+        <w:pStyle w:val="Bibliography"/>
+      </w:pPr>
+      <w:r>
+        <w:t xml:space="preserve">[26]</w:t>
+      </w:r>
+      <w:r>
+        <w:t xml:space="preserve"> </w:t>
+      </w:r>
+      <w:r>
+        <w:t xml:space="preserve">	</w:t>
+      </w:r>
+      <w:r>
+        <w:t xml:space="preserve">M.J. Hasan, S. Mazumdar, S. Momen, Deployable deep learning for cross-domain plant leaf disease detection via ensemble learning, knowledge distillation, and quantization, IEEE Access 13 (2025) 140313–140336,</w:t>
+      </w:r>
+      <w:r>
+        <w:t xml:space="preserve"> </w:t>
+      </w:r>
+      <w:hyperlink r:id="rId184">
+        <w:r>
+          <w:rPr>
+            <w:rStyle w:val="Hyperlink"/>
+          </w:rPr>
+          <w:t xml:space="preserve">https://doi.org/10.1109/ACCESS.2025.3595390</w:t>
+        </w:r>
+      </w:hyperlink>
+      <w:r>
+        <w:t xml:space="preserve">.</w:t>
+      </w:r>
+    </w:p>
+    <w:bookmarkEnd w:id="185"/>
+    <w:bookmarkStart w:id="187" w:name="ref-kang2017neurosurgeon"/>
+    <w:p>
+      <w:pPr>
+        <w:pStyle w:val="Bibliography"/>
+      </w:pPr>
+      <w:r>
+        <w:t xml:space="preserve">[27]</w:t>
+      </w:r>
+      <w:r>
+        <w:t xml:space="preserve"> </w:t>
+      </w:r>
+      <w:r>
+        <w:t xml:space="preserve">	</w:t>
+      </w:r>
+      <w:r>
+        <w:t xml:space="preserve">Y. Kang, J. Hauswald, C. Gao, A. Rovinski, T. Mudge, J. Mars, L. Tang, Neurosurgeon: Collaborative intelligence between the cloud and mobile edge, in: Proceedings of the 22nd international conference on architectural support for programming languages and operating systems (ASPLOS), 2017, pp. 615–629,</w:t>
+      </w:r>
+      <w:r>
+        <w:t xml:space="preserve"> </w:t>
+      </w:r>
+      <w:hyperlink r:id="rId186">
+        <w:r>
+          <w:rPr>
+            <w:rStyle w:val="Hyperlink"/>
+          </w:rPr>
+          <w:t xml:space="preserve">https://doi.org/10.1145/3037697.3037698</w:t>
+        </w:r>
+      </w:hyperlink>
+      <w:r>
+        <w:t xml:space="preserve">.</w:t>
+      </w:r>
+    </w:p>
+    <w:bookmarkEnd w:id="187"/>
+    <w:bookmarkStart w:id="189" w:name="ref-teerapittayanon2017ddnn"/>
+    <w:p>
+      <w:pPr>
+        <w:pStyle w:val="Bibliography"/>
+      </w:pPr>
+      <w:r>
+        <w:t xml:space="preserve">[28]</w:t>
+      </w:r>
+      <w:r>
+        <w:t xml:space="preserve"> </w:t>
+      </w:r>
+      <w:r>
+        <w:t xml:space="preserve">	</w:t>
+      </w:r>
+      <w:r>
+        <w:t xml:space="preserve">S. Teerapittayanon, B. McDanel, H.T. Kung, Distributed deep neural networks over the cloud, the edge and end devices, in: IEEE 37th international conference on distributed computing systems (ICDCS), 2017, pp. 328–339,</w:t>
+      </w:r>
+      <w:r>
+        <w:t xml:space="preserve"> </w:t>
+      </w:r>
+      <w:hyperlink r:id="rId188">
+        <w:r>
+          <w:rPr>
+            <w:rStyle w:val="Hyperlink"/>
+          </w:rPr>
+          <w:t xml:space="preserve">https://doi.org/10.1109/ICDCS.2017.226</w:t>
+        </w:r>
+      </w:hyperlink>
+      <w:r>
+        <w:t xml:space="preserve">.</w:t>
+      </w:r>
+    </w:p>
+    <w:bookmarkEnd w:id="189"/>
+    <w:bookmarkStart w:id="191" w:name="ref-matsubara2022split"/>
+    <w:p>
+      <w:pPr>
+        <w:pStyle w:val="Bibliography"/>
+      </w:pPr>
+      <w:r>
+        <w:t xml:space="preserve">[29]</w:t>
+      </w:r>
+      <w:r>
+        <w:t xml:space="preserve"> </w:t>
+      </w:r>
+      <w:r>
+        <w:t xml:space="preserve">	</w:t>
+      </w:r>
+      <w:r>
+        <w:t xml:space="preserve">Y. Matsubara, M. Levorato, F. Restuccia, Split computing and early exiting for deep learning applications: Survey and research challenges, ACM Computing Surveys 55 (2022) 1–30,</w:t>
+      </w:r>
+      <w:r>
+        <w:t xml:space="preserve"> </w:t>
+      </w:r>
+      <w:hyperlink r:id="rId190">
+        <w:r>
+          <w:rPr>
+            <w:rStyle w:val="Hyperlink"/>
+          </w:rPr>
+          <w:t xml:space="preserve">https://doi.org/10.1145/3527155</w:t>
+        </w:r>
+      </w:hyperlink>
+      <w:r>
+        <w:t xml:space="preserve">.</w:t>
+      </w:r>
+    </w:p>
+    <w:bookmarkEnd w:id="191"/>
+    <w:bookmarkStart w:id="192" w:name="ref-geifman2017selective"/>
+    <w:p>
+      <w:pPr>
+        <w:pStyle w:val="Bibliography"/>
+      </w:pPr>
+      <w:r>
+        <w:t xml:space="preserve">[30]</w:t>
+      </w:r>
+      <w:r>
+        <w:t xml:space="preserve"> </w:t>
+      </w:r>
+      <w:r>
+        <w:t xml:space="preserve">	</w:t>
+      </w:r>
+      <w:r>
+        <w:t xml:space="preserve">Y. Geifman, R. El-Yaniv, Selective classification for deep neural networks, in: Advances in neural information processing systems (NeurIPS), 2017.</w:t>
+      </w:r>
+    </w:p>
+    <w:bookmarkEnd w:id="192"/>
+    <w:bookmarkStart w:id="193" w:name="ref-hendrycks2017baseline"/>
+    <w:p>
+      <w:pPr>
+        <w:pStyle w:val="Bibliography"/>
+      </w:pPr>
+      <w:r>
+        <w:t xml:space="preserve">[31]</w:t>
+      </w:r>
+      <w:r>
+        <w:t xml:space="preserve"> </w:t>
+      </w:r>
+      <w:r>
+        <w:t xml:space="preserve">	</w:t>
+      </w:r>
+      <w:r>
+        <w:t xml:space="preserve">D. Hendrycks, K. Gimpel, A baseline for detecting misclassified and out-of-distribution examples in neural networks, in: International conference on learning representations (ICLR), 2017.</w:t>
+      </w:r>
+    </w:p>
+    <w:bookmarkEnd w:id="193"/>
+    <w:bookmarkStart w:id="194" w:name="ref-guo2017calibration"/>
+    <w:p>
+      <w:pPr>
+        <w:pStyle w:val="Bibliography"/>
+      </w:pPr>
+      <w:r>
+        <w:t xml:space="preserve">[32]</w:t>
+      </w:r>
+      <w:r>
+        <w:t xml:space="preserve"> </w:t>
+      </w:r>
+      <w:r>
+        <w:t xml:space="preserve">	</w:t>
+      </w:r>
+      <w:r>
+        <w:t xml:space="preserve">C. Guo, G. Pleiss, Y. Sun, K.Q. Weinberger, On calibration of modern neural networks, in: Proceedings of the 34th international conference on machine learning (ICML), 2017, pp. 1321–1330.</w:t>
+      </w:r>
+    </w:p>
+    <w:bookmarkEnd w:id="194"/>
+    <w:bookmarkStart w:id="195" w:name="ref-wang2018idk"/>
+    <w:p>
+      <w:pPr>
+        <w:pStyle w:val="Bibliography"/>
+      </w:pPr>
+      <w:r>
+        <w:t xml:space="preserve">[33]</w:t>
+      </w:r>
+      <w:r>
+        <w:t xml:space="preserve"> </w:t>
+      </w:r>
+      <w:r>
+        <w:t xml:space="preserve">	</w:t>
+      </w:r>
+      <w:r>
+        <w:t xml:space="preserve">X. Wang, Y. Luo, D. Crankshaw, A. Tumanov, F. Yu, J.E. Gonzalez,</w:t>
+      </w:r>
+      <w:r>
+        <w:t xml:space="preserve"> </w:t>
+      </w:r>
+      <w:r>
+        <w:t xml:space="preserve">IDK</w:t>
+      </w:r>
+      <w:r>
+        <w:t xml:space="preserve"> </w:t>
+      </w:r>
+      <w:r>
+        <w:t xml:space="preserve">cascades: Fast deep learning by learning not to overthink, in: Proceedings of the conference on uncertainty in artificial intelligence (UAI), 2018.</w:t>
+      </w:r>
+    </w:p>
+    <w:bookmarkEnd w:id="195"/>
+    <w:bookmarkStart w:id="196" w:name="ref-kag2023selective"/>
+    <w:p>
+      <w:pPr>
+        <w:pStyle w:val="Bibliography"/>
+      </w:pPr>
+      <w:r>
+        <w:t xml:space="preserve">[34]</w:t>
+      </w:r>
+      <w:r>
+        <w:t xml:space="preserve"> </w:t>
+      </w:r>
+      <w:r>
+        <w:t xml:space="preserve">	</w:t>
+      </w:r>
+      <w:r>
+        <w:t xml:space="preserve">A. Kag, I. Fedorov, A. Gangrade, P. Whatmough, V. Saligrama, Efficient edge inference by selective query, in: International conference on learning representations (ICLR), 2023.</w:t>
+      </w:r>
+    </w:p>
+    <w:bookmarkEnd w:id="196"/>
+    <w:bookmarkStart w:id="197" w:name="ref-tan2019efficientnet"/>
+    <w:p>
+      <w:pPr>
+        <w:pStyle w:val="Bibliography"/>
+      </w:pPr>
+      <w:r>
+        <w:t xml:space="preserve">[35]</w:t>
+      </w:r>
+      <w:r>
+        <w:t xml:space="preserve"> </w:t>
+      </w:r>
+      <w:r>
+        <w:t xml:space="preserve">	</w:t>
+      </w:r>
+      <w:r>
+        <w:t xml:space="preserve">M. Tan, Q.V. Le,</w:t>
+      </w:r>
+      <w:r>
+        <w:t xml:space="preserve"> </w:t>
+      </w:r>
+      <w:r>
+        <w:t xml:space="preserve">EfficientNet</w:t>
+      </w:r>
+      <w:r>
+        <w:t xml:space="preserve">: Rethinking model scaling for convolutional neural networks, in: International conference on machine learning (ICML), 2019, pp. 6105–6114.</w:t>
+      </w:r>
+    </w:p>
+    <w:bookmarkEnd w:id="197"/>
+    <w:bookmarkStart w:id="198" w:name="ref-loshchilov2019adamw"/>
+    <w:p>
+      <w:pPr>
+        <w:pStyle w:val="Bibliography"/>
+      </w:pPr>
+      <w:r>
+        <w:t xml:space="preserve">[36]</w:t>
+      </w:r>
+      <w:r>
+        <w:t xml:space="preserve"> </w:t>
+      </w:r>
+      <w:r>
+        <w:t xml:space="preserve">	</w:t>
+      </w:r>
+      <w:r>
+        <w:t xml:space="preserve">I. Loshchilov, F. Hutter, Decoupled weight decay regularization, in: International conference on learning representations (ICLR), 2019.</w:t>
+      </w:r>
+    </w:p>
+    <w:bookmarkEnd w:id="198"/>
+    <w:bookmarkStart w:id="200" w:name="ref-lin2017focal"/>
+    <w:p>
+      <w:pPr>
+        <w:pStyle w:val="Bibliography"/>
+      </w:pPr>
+      <w:r>
+        <w:t xml:space="preserve">[37]</w:t>
+      </w:r>
+      <w:r>
+        <w:t xml:space="preserve"> </w:t>
+      </w:r>
+      <w:r>
+        <w:t xml:space="preserve">	</w:t>
+      </w:r>
+      <w:r>
+        <w:t xml:space="preserve">T.-Y. Lin, P. Goyal, R. Girshick, K. He, P. Dollár, Focal loss for dense object detection, in: IEEE international conference on computer vision (ICCV), 2017, pp. 2999–3007,</w:t>
+      </w:r>
+      <w:r>
+        <w:t xml:space="preserve"> </w:t>
+      </w:r>
+      <w:hyperlink r:id="rId199">
+        <w:r>
+          <w:rPr>
+            <w:rStyle w:val="Hyperlink"/>
+          </w:rPr>
+          <w:t xml:space="preserve">https://doi.org/10.1109/ICCV.2017.324</w:t>
+        </w:r>
+      </w:hyperlink>
+      <w:r>
+        <w:t xml:space="preserve">.</w:t>
+      </w:r>
+    </w:p>
+    <w:bookmarkEnd w:id="200"/>
+    <w:bookmarkStart w:id="202" w:name="ref-donenfeld2017wireguard"/>
+    <w:p>
+      <w:pPr>
+        <w:pStyle w:val="Bibliography"/>
+      </w:pPr>
+      <w:r>
+        <w:t xml:space="preserve">[38]</w:t>
+      </w:r>
+      <w:r>
+        <w:t xml:space="preserve"> </w:t>
+      </w:r>
+      <w:r>
+        <w:t xml:space="preserve">	</w:t>
+      </w:r>
+      <w:r>
+        <w:t xml:space="preserve">J.A. Donenfeld,</w:t>
+      </w:r>
+      <w:r>
+        <w:t xml:space="preserve"> </w:t>
       </w:r>
       <w:r>
         <w:t xml:space="preserve">WireGuard</w:t>
       </w:r>
       <w:r>
-        <w:t xml:space="preserve">: Next Generation Kernel Network Tunnel.”</w:t>
-      </w:r>
-      <w:r>
-        <w:t xml:space="preserve"> </w:t>
-      </w:r>
-      <w:r>
-        <w:rPr>
-          <w:i/>
-          <w:iCs/>
-        </w:rPr>
-        <w:t xml:space="preserve">Network and Distributed System Security Symposium (NDSS)</w:t>
-      </w:r>
-      <w:r>
-        <w:t xml:space="preserve">.</w:t>
-      </w:r>
-      <w:r>
-        <w:t xml:space="preserve"> </w:t>
-      </w:r>
-      <w:hyperlink r:id="rId144">
+        <w:t xml:space="preserve">: Next generation kernel network tunnel, in: Network and distributed system security symposium (NDSS), 2017,</w:t>
+      </w:r>
+      <w:r>
+        <w:t xml:space="preserve"> </w:t>
+      </w:r>
+      <w:hyperlink r:id="rId201">
         <w:r>
           <w:rPr>
             <w:rStyle w:val="Hyperlink"/>
@@ -14562,1532 +15392,123 @@
         <w:t xml:space="preserve">.</w:t>
       </w:r>
     </w:p>
-    <w:bookmarkEnd w:id="145"/>
-    <w:bookmarkStart w:id="147" w:name="ref-elkarch2026backbone"/>
+    <w:bookmarkEnd w:id="202"/>
+    <w:bookmarkStart w:id="204" w:name="ref-onnx2019"/>
     <w:p>
       <w:pPr>
         <w:pStyle w:val="Bibliography"/>
       </w:pPr>
       <w:r>
-        <w:t xml:space="preserve">El Karch, Hajar, Youssef Natij, Mohamed Benaly, Rachid El Gouri, and Abdelkader Mezouari. 2026.</w:t>
-      </w:r>
-      <w:r>
-        <w:t xml:space="preserve"> </w:t>
-      </w:r>
-      <w:r>
-        <w:t xml:space="preserve">“Backbone Diversity Beats Text Supervision: A Systematic Study of Frozen Multi-Foundation Model Fusion for in-the-Wild Plant Disease Recognition.”</w:t>
-      </w:r>
-      <w:r>
-        <w:t xml:space="preserve"> </w:t>
-      </w:r>
-      <w:r>
-        <w:rPr>
-          <w:i/>
-          <w:iCs/>
-        </w:rPr>
-        <w:t xml:space="preserve">Frontiers in Plant Science</w:t>
-      </w:r>
-      <w:r>
-        <w:t xml:space="preserve"> </w:t>
-      </w:r>
-      <w:r>
-        <w:t xml:space="preserve">17: 1860665.</w:t>
-      </w:r>
-      <w:r>
-        <w:t xml:space="preserve"> </w:t>
-      </w:r>
-      <w:hyperlink r:id="rId146">
+        <w:t xml:space="preserve">[39]</w:t>
+      </w:r>
+      <w:r>
+        <w:t xml:space="preserve"> </w:t>
+      </w:r>
+      <w:r>
+        <w:t xml:space="preserve">	</w:t>
+      </w:r>
+      <w:r>
+        <w:t xml:space="preserve">J. Bai, F. Lu, K. Zhang, others</w:t>
+      </w:r>
+      <w:r>
+        <w:t xml:space="preserve">,</w:t>
+      </w:r>
+      <w:r>
+        <w:t xml:space="preserve"> </w:t>
+      </w:r>
+      <w:r>
+        <w:t xml:space="preserve">ONNX</w:t>
+      </w:r>
+      <w:r>
+        <w:t xml:space="preserve">: Open neural network exchange,</w:t>
+      </w:r>
+      <w:r>
+        <w:t xml:space="preserve"> </w:t>
+      </w:r>
+      <w:hyperlink r:id="rId203">
         <w:r>
           <w:rPr>
             <w:rStyle w:val="Hyperlink"/>
           </w:rPr>
-          <w:t xml:space="preserve">https://doi.org/10.3389/fpls.2026.1860665</w:t>
+          <w:t xml:space="preserve">https://github.com/onnx/onnx</w:t>
         </w:r>
       </w:hyperlink>
       <w:r>
-        <w:t xml:space="preserve">.</w:t>
-      </w:r>
-    </w:p>
-    <w:bookmarkEnd w:id="147"/>
-    <w:bookmarkStart w:id="149" w:name="ref-ferentinos2018deep"/>
+        <w:t xml:space="preserve">, 2019.</w:t>
+      </w:r>
+    </w:p>
+    <w:bookmarkEnd w:id="204"/>
+    <w:bookmarkStart w:id="206" w:name="ref-nvidia2022tensorrt"/>
     <w:p>
       <w:pPr>
         <w:pStyle w:val="Bibliography"/>
       </w:pPr>
       <w:r>
-        <w:t xml:space="preserve">Ferentinos, Konstantinos P. 2018.</w:t>
-      </w:r>
-      <w:r>
-        <w:t xml:space="preserve"> </w:t>
-      </w:r>
-      <w:r>
-        <w:t xml:space="preserve">“Deep Learning Models for Plant Disease Detection and Diagnosis.”</w:t>
-      </w:r>
-      <w:r>
-        <w:t xml:space="preserve"> </w:t>
-      </w:r>
-      <w:r>
-        <w:rPr>
-          <w:i/>
-          <w:iCs/>
-        </w:rPr>
-        <w:t xml:space="preserve">Computers and Electronics in Agriculture</w:t>
-      </w:r>
-      <w:r>
-        <w:t xml:space="preserve"> </w:t>
-      </w:r>
-      <w:r>
-        <w:t xml:space="preserve">145: 311–18.</w:t>
-      </w:r>
-      <w:r>
-        <w:t xml:space="preserve"> </w:t>
-      </w:r>
-      <w:hyperlink r:id="rId148">
+        <w:t xml:space="preserve">[40]</w:t>
+      </w:r>
+      <w:r>
+        <w:t xml:space="preserve"> </w:t>
+      </w:r>
+      <w:r>
+        <w:t xml:space="preserve">	</w:t>
+      </w:r>
+      <w:r>
+        <w:t xml:space="preserve">NVIDIA Corporation,</w:t>
+      </w:r>
+      <w:r>
+        <w:t xml:space="preserve"> </w:t>
+      </w:r>
+      <w:r>
+        <w:t xml:space="preserve">NVIDIA TensorRT</w:t>
+      </w:r>
+      <w:r>
+        <w:t xml:space="preserve"> </w:t>
+      </w:r>
+      <w:r>
+        <w:t xml:space="preserve">8.2 developer guide,</w:t>
+      </w:r>
+      <w:r>
+        <w:t xml:space="preserve"> </w:t>
+      </w:r>
+      <w:hyperlink r:id="rId205">
         <w:r>
           <w:rPr>
             <w:rStyle w:val="Hyperlink"/>
           </w:rPr>
-          <w:t xml:space="preserve">https://doi.org/10.1016/j.compag.2018.01.009</w:t>
+          <w:t xml:space="preserve">https://docs.nvidia.com/deeplearning/tensorrt/archives/</w:t>
         </w:r>
       </w:hyperlink>
       <w:r>
-        <w:t xml:space="preserve">.</w:t>
-      </w:r>
-    </w:p>
-    <w:bookmarkEnd w:id="149"/>
-    <w:bookmarkStart w:id="150" w:name="ref-geifman2017selective"/>
+        <w:t xml:space="preserve">, 2022.</w:t>
+      </w:r>
+    </w:p>
+    <w:bookmarkEnd w:id="206"/>
+    <w:bookmarkStart w:id="208" w:name="ref-hinton2015distilling"/>
     <w:p>
       <w:pPr>
         <w:pStyle w:val="Bibliography"/>
       </w:pPr>
       <w:r>
-        <w:t xml:space="preserve">Geifman, Yonatan, and Ran El-Yaniv. 2017.</w:t>
-      </w:r>
-      <w:r>
-        <w:t xml:space="preserve"> </w:t>
-      </w:r>
-      <w:r>
-        <w:t xml:space="preserve">“Selective Classification for Deep Neural Networks.”</w:t>
-      </w:r>
-      <w:r>
-        <w:t xml:space="preserve"> </w:t>
-      </w:r>
-      <w:r>
-        <w:rPr>
-          <w:i/>
-          <w:iCs/>
-        </w:rPr>
-        <w:t xml:space="preserve">Advances in Neural Information Processing Systems (NeurIPS)</w:t>
-      </w:r>
-      <w:r>
-        <w:t xml:space="preserve">.</w:t>
-      </w:r>
-    </w:p>
-    <w:bookmarkEnd w:id="150"/>
-    <w:bookmarkStart w:id="151" w:name="ref-guo2017calibration"/>
-    <w:p>
-      <w:pPr>
-        <w:pStyle w:val="Bibliography"/>
-      </w:pPr>
-      <w:r>
-        <w:t xml:space="preserve">Guo, Chuan, Geoff Pleiss, Yu Sun, and Kilian Q. Weinberger. 2017.</w:t>
-      </w:r>
-      <w:r>
-        <w:t xml:space="preserve"> </w:t>
-      </w:r>
-      <w:r>
-        <w:t xml:space="preserve">“On Calibration of Modern Neural Networks.”</w:t>
-      </w:r>
-      <w:r>
-        <w:t xml:space="preserve"> </w:t>
-      </w:r>
-      <w:r>
-        <w:rPr>
-          <w:i/>
-          <w:iCs/>
-        </w:rPr>
-        <w:t xml:space="preserve">Proceedings of the 34th International Conference on Machine Learning (ICML)</w:t>
-      </w:r>
-      <w:r>
-        <w:t xml:space="preserve">, Proceedings of machine learning research, vol. 70: 1321–30.</w:t>
-      </w:r>
-    </w:p>
-    <w:bookmarkEnd w:id="151"/>
-    <w:bookmarkStart w:id="153" w:name="ref-hasan2025deployable"/>
-    <w:p>
-      <w:pPr>
-        <w:pStyle w:val="Bibliography"/>
-      </w:pPr>
-      <w:r>
-        <w:t xml:space="preserve">Hasan, Mohammad Junayed, Suvodeep Mazumdar, and Sifat Momen. 2025.</w:t>
-      </w:r>
-      <w:r>
-        <w:t xml:space="preserve"> </w:t>
-      </w:r>
-      <w:r>
-        <w:t xml:space="preserve">“Deployable Deep Learning for Cross-Domain Plant Leaf Disease Detection via Ensemble Learning, Knowledge Distillation, and Quantization.”</w:t>
-      </w:r>
-      <w:r>
-        <w:t xml:space="preserve"> </w:t>
-      </w:r>
-      <w:r>
-        <w:rPr>
-          <w:i/>
-          <w:iCs/>
-        </w:rPr>
-        <w:t xml:space="preserve">IEEE Access</w:t>
-      </w:r>
-      <w:r>
-        <w:t xml:space="preserve"> </w:t>
-      </w:r>
-      <w:r>
-        <w:t xml:space="preserve">13: 140313–36.</w:t>
-      </w:r>
-      <w:r>
-        <w:t xml:space="preserve"> </w:t>
-      </w:r>
-      <w:hyperlink r:id="rId152">
-        <w:r>
-          <w:rPr>
-            <w:rStyle w:val="Hyperlink"/>
-          </w:rPr>
-          <w:t xml:space="preserve">https://doi.org/10.1109/ACCESS.2025.3595390</w:t>
-        </w:r>
-      </w:hyperlink>
-      <w:r>
-        <w:t xml:space="preserve">.</w:t>
-      </w:r>
-    </w:p>
-    <w:bookmarkEnd w:id="153"/>
-    <w:bookmarkStart w:id="154" w:name="ref-hendrycks2017baseline"/>
-    <w:p>
-      <w:pPr>
-        <w:pStyle w:val="Bibliography"/>
-      </w:pPr>
-      <w:r>
-        <w:t xml:space="preserve">Hendrycks, Dan, and Kevin Gimpel. 2017.</w:t>
-      </w:r>
-      <w:r>
-        <w:t xml:space="preserve"> </w:t>
-      </w:r>
-      <w:r>
-        <w:t xml:space="preserve">“A Baseline for Detecting Misclassified and Out-of-Distribution Examples in Neural Networks.”</w:t>
-      </w:r>
-      <w:r>
-        <w:t xml:space="preserve"> </w:t>
-      </w:r>
-      <w:r>
-        <w:rPr>
-          <w:i/>
-          <w:iCs/>
-        </w:rPr>
-        <w:t xml:space="preserve">International Conference on Learning Representations (ICLR)</w:t>
-      </w:r>
-      <w:r>
-        <w:t xml:space="preserve">.</w:t>
-      </w:r>
-    </w:p>
-    <w:bookmarkEnd w:id="154"/>
-    <w:bookmarkStart w:id="156" w:name="ref-hinton2015distilling"/>
-    <w:p>
-      <w:pPr>
-        <w:pStyle w:val="Bibliography"/>
-      </w:pPr>
-      <w:r>
-        <w:t xml:space="preserve">Hinton, Geoffrey, Oriol Vinyals, and Jeff Dean. 2015.</w:t>
-      </w:r>
-      <w:r>
-        <w:t xml:space="preserve"> </w:t>
-      </w:r>
-      <w:r>
-        <w:rPr>
-          <w:i/>
-          <w:iCs/>
-        </w:rPr>
-        <w:t xml:space="preserve">Distilling the Knowledge in a Neural Network</w:t>
-      </w:r>
-      <w:r>
-        <w:t xml:space="preserve">.</w:t>
-      </w:r>
-      <w:r>
-        <w:t xml:space="preserve"> </w:t>
-      </w:r>
-      <w:hyperlink r:id="rId155">
+        <w:t xml:space="preserve">[41]</w:t>
+      </w:r>
+      <w:r>
+        <w:t xml:space="preserve"> </w:t>
+      </w:r>
+      <w:r>
+        <w:t xml:space="preserve">	</w:t>
+      </w:r>
+      <w:r>
+        <w:t xml:space="preserve">G. Hinton, O. Vinyals, J. Dean, Distilling the knowledge in a neural network, 2015,</w:t>
+      </w:r>
+      <w:r>
+        <w:t xml:space="preserve"> </w:t>
+      </w:r>
+      <w:hyperlink r:id="rId207">
         <w:r>
           <w:rPr>
             <w:rStyle w:val="Hyperlink"/>
           </w:rPr>
           <w:t xml:space="preserve">https://doi.org/10.48550/arXiv.1503.02531</w:t>
-        </w:r>
-      </w:hyperlink>
-      <w:r>
-        <w:t xml:space="preserve">.</w:t>
-      </w:r>
-    </w:p>
-    <w:bookmarkEnd w:id="156"/>
-    <w:bookmarkStart w:id="158" w:name="ref-howard2019mobilenetv3"/>
-    <w:p>
-      <w:pPr>
-        <w:pStyle w:val="Bibliography"/>
-      </w:pPr>
-      <w:r>
-        <w:t xml:space="preserve">Howard, Andrew, Mark Sandler, Grace Chu, et al. 2019.</w:t>
-      </w:r>
-      <w:r>
-        <w:t xml:space="preserve"> </w:t>
-      </w:r>
-      <w:r>
-        <w:t xml:space="preserve">“Searching for</w:t>
-      </w:r>
-      <w:r>
-        <w:t xml:space="preserve"> </w:t>
-      </w:r>
-      <w:r>
-        <w:t xml:space="preserve">MobileNetV3</w:t>
-      </w:r>
-      <w:r>
-        <w:t xml:space="preserve">.”</w:t>
-      </w:r>
-      <w:r>
-        <w:t xml:space="preserve"> </w:t>
-      </w:r>
-      <w:r>
-        <w:rPr>
-          <w:i/>
-          <w:iCs/>
-        </w:rPr>
-        <w:t xml:space="preserve">IEEE/CVF International Conference on Computer Vision (ICCV)</w:t>
-      </w:r>
-      <w:r>
-        <w:t xml:space="preserve">, 1314–24.</w:t>
-      </w:r>
-      <w:r>
-        <w:t xml:space="preserve"> </w:t>
-      </w:r>
-      <w:hyperlink r:id="rId157">
-        <w:r>
-          <w:rPr>
-            <w:rStyle w:val="Hyperlink"/>
-          </w:rPr>
-          <w:t xml:space="preserve">https://doi.org/10.1109/ICCV.2019.00140</w:t>
-        </w:r>
-      </w:hyperlink>
-      <w:r>
-        <w:t xml:space="preserve">.</w:t>
-      </w:r>
-    </w:p>
-    <w:bookmarkEnd w:id="158"/>
-    <w:bookmarkStart w:id="160" w:name="ref-hughes2015plantvillage"/>
-    <w:p>
-      <w:pPr>
-        <w:pStyle w:val="Bibliography"/>
-      </w:pPr>
-      <w:r>
-        <w:t xml:space="preserve">Hughes, David P., and Marcel Salathé. 2015.</w:t>
-      </w:r>
-      <w:r>
-        <w:t xml:space="preserve"> </w:t>
-      </w:r>
-      <w:r>
-        <w:rPr>
-          <w:i/>
-          <w:iCs/>
-        </w:rPr>
-        <w:t xml:space="preserve">An Open Access Repository of Images on Plant Health to Enable the Development of Mobile Disease Diagnostics</w:t>
-      </w:r>
-      <w:r>
-        <w:t xml:space="preserve">.</w:t>
-      </w:r>
-      <w:r>
-        <w:t xml:space="preserve"> </w:t>
-      </w:r>
-      <w:hyperlink r:id="rId159">
-        <w:r>
-          <w:rPr>
-            <w:rStyle w:val="Hyperlink"/>
-          </w:rPr>
-          <w:t xml:space="preserve">https://doi.org/10.48550/arXiv.1511.08060</w:t>
-        </w:r>
-      </w:hyperlink>
-      <w:r>
-        <w:t xml:space="preserve">.</w:t>
-      </w:r>
-    </w:p>
-    <w:bookmarkEnd w:id="160"/>
-    <w:bookmarkStart w:id="162" w:name="ref-jiang2025plantcafo"/>
-    <w:p>
-      <w:pPr>
-        <w:pStyle w:val="Bibliography"/>
-      </w:pPr>
-      <w:r>
-        <w:t xml:space="preserve">Jiang, Xue, Jiashi Wang, Kai Xie, et al. 2025.</w:t>
-      </w:r>
-      <w:r>
-        <w:t xml:space="preserve"> </w:t>
-      </w:r>
-      <w:r>
-        <w:t xml:space="preserve">“</w:t>
-      </w:r>
-      <w:r>
-        <w:t xml:space="preserve">PlantCaFo</w:t>
-      </w:r>
-      <w:r>
-        <w:t xml:space="preserve">: An Efficient Few-Shot Plant Disease Recognition Method Based on Foundation Models.”</w:t>
-      </w:r>
-      <w:r>
-        <w:t xml:space="preserve"> </w:t>
-      </w:r>
-      <w:r>
-        <w:rPr>
-          <w:i/>
-          <w:iCs/>
-        </w:rPr>
-        <w:t xml:space="preserve">Plant Phenomics</w:t>
-      </w:r>
-      <w:r>
-        <w:t xml:space="preserve"> </w:t>
-      </w:r>
-      <w:r>
-        <w:t xml:space="preserve">7: 100024.</w:t>
-      </w:r>
-      <w:r>
-        <w:t xml:space="preserve"> </w:t>
-      </w:r>
-      <w:hyperlink r:id="rId161">
-        <w:r>
-          <w:rPr>
-            <w:rStyle w:val="Hyperlink"/>
-          </w:rPr>
-          <w:t xml:space="preserve">https://doi.org/10.1016/j.plaphe.2025.100024</w:t>
-        </w:r>
-      </w:hyperlink>
-      <w:r>
-        <w:t xml:space="preserve">.</w:t>
-      </w:r>
-    </w:p>
-    <w:bookmarkEnd w:id="162"/>
-    <w:bookmarkStart w:id="163" w:name="ref-kag2023selective"/>
-    <w:p>
-      <w:pPr>
-        <w:pStyle w:val="Bibliography"/>
-      </w:pPr>
-      <w:r>
-        <w:t xml:space="preserve">Kag, Anil, Igor Fedorov, Aditya Gangrade, Paul Whatmough, and Venkatesh Saligrama. 2023.</w:t>
-      </w:r>
-      <w:r>
-        <w:t xml:space="preserve"> </w:t>
-      </w:r>
-      <w:r>
-        <w:t xml:space="preserve">“Efficient Edge Inference by Selective Query.”</w:t>
-      </w:r>
-      <w:r>
-        <w:t xml:space="preserve"> </w:t>
-      </w:r>
-      <w:r>
-        <w:rPr>
-          <w:i/>
-          <w:iCs/>
-        </w:rPr>
-        <w:t xml:space="preserve">International Conference on Learning Representations (ICLR)</w:t>
-      </w:r>
-      <w:r>
-        <w:t xml:space="preserve">.</w:t>
-      </w:r>
-    </w:p>
-    <w:bookmarkEnd w:id="163"/>
-    <w:bookmarkStart w:id="165" w:name="ref-kamilaris2018survey"/>
-    <w:p>
-      <w:pPr>
-        <w:pStyle w:val="Bibliography"/>
-      </w:pPr>
-      <w:r>
-        <w:t xml:space="preserve">Kamilaris, Andreas, and Francesc X. Prenafeta-Boldú. 2018.</w:t>
-      </w:r>
-      <w:r>
-        <w:t xml:space="preserve"> </w:t>
-      </w:r>
-      <w:r>
-        <w:t xml:space="preserve">“Deep Learning in Agriculture: A Survey.”</w:t>
-      </w:r>
-      <w:r>
-        <w:t xml:space="preserve"> </w:t>
-      </w:r>
-      <w:r>
-        <w:rPr>
-          <w:i/>
-          <w:iCs/>
-        </w:rPr>
-        <w:t xml:space="preserve">Computers and Electronics in Agriculture</w:t>
-      </w:r>
-      <w:r>
-        <w:t xml:space="preserve"> </w:t>
-      </w:r>
-      <w:r>
-        <w:t xml:space="preserve">147: 70–90.</w:t>
-      </w:r>
-      <w:r>
-        <w:t xml:space="preserve"> </w:t>
-      </w:r>
-      <w:hyperlink r:id="rId164">
-        <w:r>
-          <w:rPr>
-            <w:rStyle w:val="Hyperlink"/>
-          </w:rPr>
-          <w:t xml:space="preserve">https://doi.org/10.1016/j.compag.2018.02.016</w:t>
-        </w:r>
-      </w:hyperlink>
-      <w:r>
-        <w:t xml:space="preserve">.</w:t>
-      </w:r>
-    </w:p>
-    <w:bookmarkEnd w:id="165"/>
-    <w:bookmarkStart w:id="167" w:name="ref-kang2017neurosurgeon"/>
-    <w:p>
-      <w:pPr>
-        <w:pStyle w:val="Bibliography"/>
-      </w:pPr>
-      <w:r>
-        <w:t xml:space="preserve">Kang, Yiping, Johann Hauswald, Cao Gao, et al. 2017.</w:t>
-      </w:r>
-      <w:r>
-        <w:t xml:space="preserve"> </w:t>
-      </w:r>
-      <w:r>
-        <w:t xml:space="preserve">“Neurosurgeon: Collaborative Intelligence Between the Cloud and Mobile Edge.”</w:t>
-      </w:r>
-      <w:r>
-        <w:t xml:space="preserve"> </w:t>
-      </w:r>
-      <w:r>
-        <w:rPr>
-          <w:i/>
-          <w:iCs/>
-        </w:rPr>
-        <w:t xml:space="preserve">Proceedings of the 22nd International Conference on Architectural Support for Programming Languages and Operating Systems (ASPLOS)</w:t>
-      </w:r>
-      <w:r>
-        <w:t xml:space="preserve">, 615–29.</w:t>
-      </w:r>
-      <w:r>
-        <w:t xml:space="preserve"> </w:t>
-      </w:r>
-      <w:hyperlink r:id="rId166">
-        <w:r>
-          <w:rPr>
-            <w:rStyle w:val="Hyperlink"/>
-          </w:rPr>
-          <w:t xml:space="preserve">https://doi.org/10.1145/3037697.3037698</w:t>
-        </w:r>
-      </w:hyperlink>
-      <w:r>
-        <w:t xml:space="preserve">.</w:t>
-      </w:r>
-    </w:p>
-    <w:bookmarkEnd w:id="167"/>
-    <w:bookmarkStart w:id="169" w:name="ref-lin2017focal"/>
-    <w:p>
-      <w:pPr>
-        <w:pStyle w:val="Bibliography"/>
-      </w:pPr>
-      <w:r>
-        <w:t xml:space="preserve">Lin, Tsung-Yi, Priya Goyal, Ross Girshick, Kaiming He, and Piotr Dollár. 2017.</w:t>
-      </w:r>
-      <w:r>
-        <w:t xml:space="preserve"> </w:t>
-      </w:r>
-      <w:r>
-        <w:t xml:space="preserve">“Focal Loss for Dense Object Detection.”</w:t>
-      </w:r>
-      <w:r>
-        <w:t xml:space="preserve"> </w:t>
-      </w:r>
-      <w:r>
-        <w:rPr>
-          <w:i/>
-          <w:iCs/>
-        </w:rPr>
-        <w:t xml:space="preserve">IEEE International Conference on Computer Vision (ICCV)</w:t>
-      </w:r>
-      <w:r>
-        <w:t xml:space="preserve">, 2999–3007.</w:t>
-      </w:r>
-      <w:r>
-        <w:t xml:space="preserve"> </w:t>
-      </w:r>
-      <w:hyperlink r:id="rId168">
-        <w:r>
-          <w:rPr>
-            <w:rStyle w:val="Hyperlink"/>
-          </w:rPr>
-          <w:t xml:space="preserve">https://doi.org/10.1109/ICCV.2017.324</w:t>
-        </w:r>
-      </w:hyperlink>
-      <w:r>
-        <w:t xml:space="preserve">.</w:t>
-      </w:r>
-    </w:p>
-    <w:bookmarkEnd w:id="169"/>
-    <w:bookmarkStart w:id="170" w:name="ref-loshchilov2019adamw"/>
-    <w:p>
-      <w:pPr>
-        <w:pStyle w:val="Bibliography"/>
-      </w:pPr>
-      <w:r>
-        <w:t xml:space="preserve">Loshchilov, Ilya, and Frank Hutter. 2019.</w:t>
-      </w:r>
-      <w:r>
-        <w:t xml:space="preserve"> </w:t>
-      </w:r>
-      <w:r>
-        <w:t xml:space="preserve">“Decoupled Weight Decay Regularization.”</w:t>
-      </w:r>
-      <w:r>
-        <w:t xml:space="preserve"> </w:t>
-      </w:r>
-      <w:r>
-        <w:rPr>
-          <w:i/>
-          <w:iCs/>
-        </w:rPr>
-        <w:t xml:space="preserve">International Conference on Learning Representations (ICLR)</w:t>
-      </w:r>
-      <w:r>
-        <w:t xml:space="preserve">.</w:t>
-      </w:r>
-    </w:p>
-    <w:bookmarkEnd w:id="170"/>
-    <w:bookmarkStart w:id="172" w:name="ref-matsubara2022split"/>
-    <w:p>
-      <w:pPr>
-        <w:pStyle w:val="Bibliography"/>
-      </w:pPr>
-      <w:r>
-        <w:t xml:space="preserve">Matsubara, Yoshitomo, Marco Levorato, and Francesco Restuccia. 2022.</w:t>
-      </w:r>
-      <w:r>
-        <w:t xml:space="preserve"> </w:t>
-      </w:r>
-      <w:r>
-        <w:t xml:space="preserve">“Split Computing and Early Exiting for Deep Learning Applications: Survey and Research Challenges.”</w:t>
-      </w:r>
-      <w:r>
-        <w:t xml:space="preserve"> </w:t>
-      </w:r>
-      <w:r>
-        <w:rPr>
-          <w:i/>
-          <w:iCs/>
-        </w:rPr>
-        <w:t xml:space="preserve">ACM Computing Surveys</w:t>
-      </w:r>
-      <w:r>
-        <w:t xml:space="preserve"> </w:t>
-      </w:r>
-      <w:r>
-        <w:t xml:space="preserve">55 (5): 1–30.</w:t>
-      </w:r>
-      <w:r>
-        <w:t xml:space="preserve"> </w:t>
-      </w:r>
-      <w:hyperlink r:id="rId171">
-        <w:r>
-          <w:rPr>
-            <w:rStyle w:val="Hyperlink"/>
-          </w:rPr>
-          <w:t xml:space="preserve">https://doi.org/10.1145/3527155</w:t>
-        </w:r>
-      </w:hyperlink>
-      <w:r>
-        <w:t xml:space="preserve">.</w:t>
-      </w:r>
-    </w:p>
-    <w:bookmarkEnd w:id="172"/>
-    <w:bookmarkStart w:id="174" w:name="ref-mohanty2016deeplearning"/>
-    <w:p>
-      <w:pPr>
-        <w:pStyle w:val="Bibliography"/>
-      </w:pPr>
-      <w:r>
-        <w:t xml:space="preserve">Mohanty, Sharada P., David P. Hughes, and Marcel Salathé. 2016.</w:t>
-      </w:r>
-      <w:r>
-        <w:t xml:space="preserve"> </w:t>
-      </w:r>
-      <w:r>
-        <w:t xml:space="preserve">“Using Deep Learning for Image-Based Plant Disease Detection.”</w:t>
-      </w:r>
-      <w:r>
-        <w:t xml:space="preserve"> </w:t>
-      </w:r>
-      <w:r>
-        <w:rPr>
-          <w:i/>
-          <w:iCs/>
-        </w:rPr>
-        <w:t xml:space="preserve">Frontiers in Plant Science</w:t>
-      </w:r>
-      <w:r>
-        <w:t xml:space="preserve"> </w:t>
-      </w:r>
-      <w:r>
-        <w:t xml:space="preserve">7: 1419.</w:t>
-      </w:r>
-      <w:r>
-        <w:t xml:space="preserve"> </w:t>
-      </w:r>
-      <w:hyperlink r:id="rId173">
-        <w:r>
-          <w:rPr>
-            <w:rStyle w:val="Hyperlink"/>
-          </w:rPr>
-          <w:t xml:space="preserve">https://doi.org/10.3389/fpls.2016.01419</w:t>
-        </w:r>
-      </w:hyperlink>
-      <w:r>
-        <w:t xml:space="preserve">.</w:t>
-      </w:r>
-    </w:p>
-    <w:bookmarkEnd w:id="174"/>
-    <w:bookmarkStart w:id="176" w:name="ref-noyan2022uncovering"/>
-    <w:p>
-      <w:pPr>
-        <w:pStyle w:val="Bibliography"/>
-      </w:pPr>
-      <w:r>
-        <w:t xml:space="preserve">Noyan, Mehmet Alican. 2022.</w:t>
-      </w:r>
-      <w:r>
-        <w:t xml:space="preserve"> </w:t>
-      </w:r>
-      <w:r>
-        <w:rPr>
-          <w:i/>
-          <w:iCs/>
-        </w:rPr>
-        <w:t xml:space="preserve">Uncovering Bias in the</w:t>
-      </w:r>
-      <w:r>
-        <w:rPr>
-          <w:i/>
-          <w:iCs/>
-        </w:rPr>
-        <w:t xml:space="preserve"> </w:t>
-      </w:r>
-      <w:r>
-        <w:rPr>
-          <w:i/>
-          <w:iCs/>
-        </w:rPr>
-        <w:t xml:space="preserve">PlantVillage</w:t>
-      </w:r>
-      <w:r>
-        <w:rPr>
-          <w:i/>
-          <w:iCs/>
-        </w:rPr>
-        <w:t xml:space="preserve"> </w:t>
-      </w:r>
-      <w:r>
-        <w:rPr>
-          <w:i/>
-          <w:iCs/>
-        </w:rPr>
-        <w:t xml:space="preserve">Dataset</w:t>
-      </w:r>
-      <w:r>
-        <w:t xml:space="preserve">.</w:t>
-      </w:r>
-      <w:r>
-        <w:t xml:space="preserve"> </w:t>
-      </w:r>
-      <w:hyperlink r:id="rId175">
-        <w:r>
-          <w:rPr>
-            <w:rStyle w:val="Hyperlink"/>
-          </w:rPr>
-          <w:t xml:space="preserve">https://doi.org/10.48550/arXiv.2206.04374</w:t>
-        </w:r>
-      </w:hyperlink>
-      <w:r>
-        <w:t xml:space="preserve">.</w:t>
-      </w:r>
-    </w:p>
-    <w:bookmarkEnd w:id="176"/>
-    <w:bookmarkStart w:id="178" w:name="ref-nvidia2022tensorrt"/>
-    <w:p>
-      <w:pPr>
-        <w:pStyle w:val="Bibliography"/>
-      </w:pPr>
-      <w:r>
-        <w:t xml:space="preserve">NVIDIA Corporation. 2022.</w:t>
-      </w:r>
-      <w:r>
-        <w:t xml:space="preserve"> </w:t>
-      </w:r>
-      <w:r>
-        <w:rPr>
-          <w:i/>
-          <w:iCs/>
-        </w:rPr>
-        <w:t xml:space="preserve">NVIDIA TensorRT</w:t>
-      </w:r>
-      <w:r>
-        <w:rPr>
-          <w:i/>
-          <w:iCs/>
-        </w:rPr>
-        <w:t xml:space="preserve"> </w:t>
-      </w:r>
-      <w:r>
-        <w:rPr>
-          <w:i/>
-          <w:iCs/>
-        </w:rPr>
-        <w:t xml:space="preserve">8.2 Developer Guide</w:t>
-      </w:r>
-      <w:r>
-        <w:t xml:space="preserve">.</w:t>
-      </w:r>
-      <w:r>
-        <w:t xml:space="preserve"> </w:t>
-      </w:r>
-      <w:hyperlink r:id="rId177">
-        <w:r>
-          <w:rPr>
-            <w:rStyle w:val="Hyperlink"/>
-          </w:rPr>
-          <w:t xml:space="preserve">Https://docs.nvidia.com/deeplearning/tensorrt/archives/</w:t>
-        </w:r>
-      </w:hyperlink>
-      <w:r>
-        <w:t xml:space="preserve">.</w:t>
-      </w:r>
-    </w:p>
-    <w:bookmarkEnd w:id="178"/>
-    <w:bookmarkStart w:id="180" w:name="ref-ogrady2019edge"/>
-    <w:p>
-      <w:pPr>
-        <w:pStyle w:val="Bibliography"/>
-      </w:pPr>
-      <w:r>
-        <w:t xml:space="preserve">O’Grady, M. J., D. Langton, and G. M. P. O’Hare. 2019.</w:t>
-      </w:r>
-      <w:r>
-        <w:t xml:space="preserve"> </w:t>
-      </w:r>
-      <w:r>
-        <w:t xml:space="preserve">“Edge Computing: A Tractable Model for Smart Agriculture?”</w:t>
-      </w:r>
-      <w:r>
-        <w:t xml:space="preserve"> </w:t>
-      </w:r>
-      <w:r>
-        <w:rPr>
-          <w:i/>
-          <w:iCs/>
-        </w:rPr>
-        <w:t xml:space="preserve">Artificial Intelligence in Agriculture</w:t>
-      </w:r>
-      <w:r>
-        <w:t xml:space="preserve"> </w:t>
-      </w:r>
-      <w:r>
-        <w:t xml:space="preserve">3: 42–51.</w:t>
-      </w:r>
-      <w:r>
-        <w:t xml:space="preserve"> </w:t>
-      </w:r>
-      <w:hyperlink r:id="rId179">
-        <w:r>
-          <w:rPr>
-            <w:rStyle w:val="Hyperlink"/>
-          </w:rPr>
-          <w:t xml:space="preserve">https://doi.org/10.1016/j.aiia.2019.12.001</w:t>
-        </w:r>
-      </w:hyperlink>
-      <w:r>
-        <w:t xml:space="preserve">.</w:t>
-      </w:r>
-    </w:p>
-    <w:bookmarkEnd w:id="180"/>
-    <w:bookmarkStart w:id="181" w:name="ref-oquab2024dinov2"/>
-    <w:p>
-      <w:pPr>
-        <w:pStyle w:val="Bibliography"/>
-      </w:pPr>
-      <w:r>
-        <w:t xml:space="preserve">Oquab, Maxime, Timothée Darcet, Théo Moutakanni, et al.</w:t>
-      </w:r>
-      <w:r>
-        <w:t xml:space="preserve"> 2024.</w:t>
-      </w:r>
-      <w:r>
-        <w:t xml:space="preserve"> </w:t>
-      </w:r>
-      <w:r>
-        <w:rPr>
-          <w:i/>
-          <w:iCs/>
-        </w:rPr>
-        <w:t xml:space="preserve">DINOv2</w:t>
-      </w:r>
-      <w:r>
-        <w:rPr>
-          <w:i/>
-          <w:iCs/>
-        </w:rPr>
-        <w:t xml:space="preserve">: Learning Robust Visual Features Without Supervision</w:t>
-      </w:r>
-      <w:r>
-        <w:t xml:space="preserve">. Transactions on Machine Learning Research (TMLR).</w:t>
-      </w:r>
-    </w:p>
-    <w:bookmarkEnd w:id="181"/>
-    <w:bookmarkStart w:id="182" w:name="ref-radford2021clip"/>
-    <w:p>
-      <w:pPr>
-        <w:pStyle w:val="Bibliography"/>
-      </w:pPr>
-      <w:r>
-        <w:t xml:space="preserve">Radford, Alec, Jong Wook Kim, Chris Hallacy, et al. 2021.</w:t>
-      </w:r>
-      <w:r>
-        <w:t xml:space="preserve"> </w:t>
-      </w:r>
-      <w:r>
-        <w:t xml:space="preserve">“Learning Transferable Visual Models from Natural Language Supervision.”</w:t>
-      </w:r>
-      <w:r>
-        <w:t xml:space="preserve"> </w:t>
-      </w:r>
-      <w:r>
-        <w:rPr>
-          <w:i/>
-          <w:iCs/>
-        </w:rPr>
-        <w:t xml:space="preserve">International Conference on Machine Learning (ICML)</w:t>
-      </w:r>
-      <w:r>
-        <w:t xml:space="preserve">, 8748–63.</w:t>
-      </w:r>
-    </w:p>
-    <w:bookmarkEnd w:id="182"/>
-    <w:bookmarkStart w:id="184" w:name="ref-salman2025plantdisease"/>
-    <w:p>
-      <w:pPr>
-        <w:pStyle w:val="Bibliography"/>
-      </w:pPr>
-      <w:r>
-        <w:t xml:space="preserve">Salman, Zafar, Abdullah Muhammad, and Dongil Han. 2025.</w:t>
-      </w:r>
-      <w:r>
-        <w:t xml:space="preserve"> </w:t>
-      </w:r>
-      <w:r>
-        <w:t xml:space="preserve">“Plant Disease Classification in the Wild Using Vision Transformers and Mixture of Experts.”</w:t>
-      </w:r>
-      <w:r>
-        <w:t xml:space="preserve"> </w:t>
-      </w:r>
-      <w:r>
-        <w:rPr>
-          <w:i/>
-          <w:iCs/>
-        </w:rPr>
-        <w:t xml:space="preserve">Frontiers in Plant Science</w:t>
-      </w:r>
-      <w:r>
-        <w:t xml:space="preserve"> </w:t>
-      </w:r>
-      <w:r>
-        <w:t xml:space="preserve">16.</w:t>
-      </w:r>
-      <w:r>
-        <w:t xml:space="preserve"> </w:t>
-      </w:r>
-      <w:hyperlink r:id="rId183">
-        <w:r>
-          <w:rPr>
-            <w:rStyle w:val="Hyperlink"/>
-          </w:rPr>
-          <w:t xml:space="preserve">https://doi.org/10.3389/fpls.2025.1522985</w:t>
-        </w:r>
-      </w:hyperlink>
-      <w:r>
-        <w:t xml:space="preserve">.</w:t>
-      </w:r>
-    </w:p>
-    <w:bookmarkEnd w:id="184"/>
-    <w:bookmarkStart w:id="186" w:name="ref-savary2019global"/>
-    <w:p>
-      <w:pPr>
-        <w:pStyle w:val="Bibliography"/>
-      </w:pPr>
-      <w:r>
-        <w:t xml:space="preserve">Savary, Serge, Laetitia Willocquet, Sarah Jane Pethybridge, Paul Esker, Neil McRoberts, and Andy Nelson. 2019.</w:t>
-      </w:r>
-      <w:r>
-        <w:t xml:space="preserve"> </w:t>
-      </w:r>
-      <w:r>
-        <w:t xml:space="preserve">“The Global Burden of Pathogens and Pests on Major Food Crops.”</w:t>
-      </w:r>
-      <w:r>
-        <w:t xml:space="preserve"> </w:t>
-      </w:r>
-      <w:r>
-        <w:rPr>
-          <w:i/>
-          <w:iCs/>
-        </w:rPr>
-        <w:t xml:space="preserve">Nature Ecology &amp; Evolution</w:t>
-      </w:r>
-      <w:r>
-        <w:t xml:space="preserve"> </w:t>
-      </w:r>
-      <w:r>
-        <w:t xml:space="preserve">3 (3): 430–39.</w:t>
-      </w:r>
-      <w:r>
-        <w:t xml:space="preserve"> </w:t>
-      </w:r>
-      <w:hyperlink r:id="rId185">
-        <w:r>
-          <w:rPr>
-            <w:rStyle w:val="Hyperlink"/>
-          </w:rPr>
-          <w:t xml:space="preserve">https://doi.org/10.1038/s41559-018-0793-y</w:t>
-        </w:r>
-      </w:hyperlink>
-      <w:r>
-        <w:t xml:space="preserve">.</w:t>
-      </w:r>
-    </w:p>
-    <w:bookmarkEnd w:id="186"/>
-    <w:bookmarkStart w:id="188" w:name="ref-shi2016edge"/>
-    <w:p>
-      <w:pPr>
-        <w:pStyle w:val="Bibliography"/>
-      </w:pPr>
-      <w:r>
-        <w:t xml:space="preserve">Shi, Weisong, Jie Cao, Quan Zhang, Youhuizi Li, and Lanyu Xu. 2016.</w:t>
-      </w:r>
-      <w:r>
-        <w:t xml:space="preserve"> </w:t>
-      </w:r>
-      <w:r>
-        <w:t xml:space="preserve">“Edge Computing: Vision and Challenges.”</w:t>
-      </w:r>
-      <w:r>
-        <w:t xml:space="preserve"> </w:t>
-      </w:r>
-      <w:r>
-        <w:rPr>
-          <w:i/>
-          <w:iCs/>
-        </w:rPr>
-        <w:t xml:space="preserve">IEEE Internet of Things Journal</w:t>
-      </w:r>
-      <w:r>
-        <w:t xml:space="preserve"> </w:t>
-      </w:r>
-      <w:r>
-        <w:t xml:space="preserve">3 (5): 637–46.</w:t>
-      </w:r>
-      <w:r>
-        <w:t xml:space="preserve"> </w:t>
-      </w:r>
-      <w:hyperlink r:id="rId187">
-        <w:r>
-          <w:rPr>
-            <w:rStyle w:val="Hyperlink"/>
-          </w:rPr>
-          <w:t xml:space="preserve">https://doi.org/10.1109/JIOT.2016.2579198</w:t>
-        </w:r>
-      </w:hyperlink>
-      <w:r>
-        <w:t xml:space="preserve">.</w:t>
-      </w:r>
-    </w:p>
-    <w:bookmarkEnd w:id="188"/>
-    <w:bookmarkStart w:id="190" w:name="ref-simeoni2025dinov3"/>
-    <w:p>
-      <w:pPr>
-        <w:pStyle w:val="Bibliography"/>
-      </w:pPr>
-      <w:r>
-        <w:t xml:space="preserve">Siméoni, Oriane, Huy V. Vo, Maximilian Seitzer, Federico Baldassarre, Maxime Oquab, et al.</w:t>
-      </w:r>
-      <w:r>
-        <w:t xml:space="preserve"> 2026.</w:t>
-      </w:r>
-      <w:r>
-        <w:t xml:space="preserve"> </w:t>
-      </w:r>
-      <w:r>
-        <w:rPr>
-          <w:i/>
-          <w:iCs/>
-        </w:rPr>
-        <w:t xml:space="preserve">DINOv3</w:t>
-      </w:r>
-      <w:r>
-        <w:rPr>
-          <w:i/>
-          <w:iCs/>
-        </w:rPr>
-        <w:t xml:space="preserve">: A Versatile Vision Foundation Model</w:t>
-      </w:r>
-      <w:r>
-        <w:t xml:space="preserve">. Transactions on Machine Learning Research (TMLR).</w:t>
-      </w:r>
-      <w:r>
-        <w:t xml:space="preserve"> </w:t>
-      </w:r>
-      <w:hyperlink r:id="rId189">
-        <w:r>
-          <w:rPr>
-            <w:rStyle w:val="Hyperlink"/>
-          </w:rPr>
-          <w:t xml:space="preserve">https://openreview.net/forum?id=2NlGyqNjns</w:t>
-        </w:r>
-      </w:hyperlink>
-      <w:r>
-        <w:t xml:space="preserve">.</w:t>
-      </w:r>
-    </w:p>
-    <w:bookmarkEnd w:id="190"/>
-    <w:bookmarkStart w:id="192" w:name="ref-singh2020plantdoc"/>
-    <w:p>
-      <w:pPr>
-        <w:pStyle w:val="Bibliography"/>
-      </w:pPr>
-      <w:r>
-        <w:t xml:space="preserve">Singh, Davinder, Naman Jain, Pranjali Jain, Pratik Kayal, Sudhakar Kumawat, and Nipun Batra. 2020.</w:t>
-      </w:r>
-      <w:r>
-        <w:t xml:space="preserve"> </w:t>
-      </w:r>
-      <w:r>
-        <w:t xml:space="preserve">“</w:t>
-      </w:r>
-      <w:r>
-        <w:t xml:space="preserve">PlantDoc</w:t>
-      </w:r>
-      <w:r>
-        <w:t xml:space="preserve">: A Dataset for Visual Plant Disease Detection.”</w:t>
-      </w:r>
-      <w:r>
-        <w:t xml:space="preserve"> </w:t>
-      </w:r>
-      <w:r>
-        <w:rPr>
-          <w:i/>
-          <w:iCs/>
-        </w:rPr>
-        <w:t xml:space="preserve">Proceedings of the 7th ACM IKDD CoDS and 25th COMAD</w:t>
-      </w:r>
-      <w:r>
-        <w:t xml:space="preserve">, 249–53.</w:t>
-      </w:r>
-      <w:r>
-        <w:t xml:space="preserve"> </w:t>
-      </w:r>
-      <w:hyperlink r:id="rId191">
-        <w:r>
-          <w:rPr>
-            <w:rStyle w:val="Hyperlink"/>
-          </w:rPr>
-          <w:t xml:space="preserve">https://doi.org/10.1145/3371158.3371196</w:t>
-        </w:r>
-      </w:hyperlink>
-      <w:r>
-        <w:t xml:space="preserve">.</w:t>
-      </w:r>
-    </w:p>
-    <w:bookmarkEnd w:id="192"/>
-    <w:bookmarkStart w:id="193" w:name="ref-tan2019efficientnet"/>
-    <w:p>
-      <w:pPr>
-        <w:pStyle w:val="Bibliography"/>
-      </w:pPr>
-      <w:r>
-        <w:t xml:space="preserve">Tan, Mingxing, and Quoc V. Le. 2019.</w:t>
-      </w:r>
-      <w:r>
-        <w:t xml:space="preserve"> </w:t>
-      </w:r>
-      <w:r>
-        <w:t xml:space="preserve">“</w:t>
-      </w:r>
-      <w:r>
-        <w:t xml:space="preserve">EfficientNet</w:t>
-      </w:r>
-      <w:r>
-        <w:t xml:space="preserve">: Rethinking Model Scaling for Convolutional Neural Networks.”</w:t>
-      </w:r>
-      <w:r>
-        <w:t xml:space="preserve"> </w:t>
-      </w:r>
-      <w:r>
-        <w:rPr>
-          <w:i/>
-          <w:iCs/>
-        </w:rPr>
-        <w:t xml:space="preserve">International Conference on Machine Learning (ICML)</w:t>
-      </w:r>
-      <w:r>
-        <w:t xml:space="preserve">, 6105–14.</w:t>
-      </w:r>
-    </w:p>
-    <w:bookmarkEnd w:id="193"/>
-    <w:bookmarkStart w:id="195" w:name="ref-teerapittayanon2016branchynet"/>
-    <w:p>
-      <w:pPr>
-        <w:pStyle w:val="Bibliography"/>
-      </w:pPr>
-      <w:r>
-        <w:t xml:space="preserve">Teerapittayanon, Surat, Bradley McDanel, and H. T. Kung. 2016.</w:t>
-      </w:r>
-      <w:r>
-        <w:t xml:space="preserve"> </w:t>
-      </w:r>
-      <w:r>
-        <w:t xml:space="preserve">“</w:t>
-      </w:r>
-      <w:r>
-        <w:t xml:space="preserve">BranchyNet</w:t>
-      </w:r>
-      <w:r>
-        <w:t xml:space="preserve">: Fast Inference via Early Exiting from Deep Neural Networks.”</w:t>
-      </w:r>
-      <w:r>
-        <w:t xml:space="preserve"> </w:t>
-      </w:r>
-      <w:r>
-        <w:rPr>
-          <w:i/>
-          <w:iCs/>
-        </w:rPr>
-        <w:t xml:space="preserve">23rd International Conference on Pattern Recognition (ICPR)</w:t>
-      </w:r>
-      <w:r>
-        <w:t xml:space="preserve">, 2464–69.</w:t>
-      </w:r>
-      <w:r>
-        <w:t xml:space="preserve"> </w:t>
-      </w:r>
-      <w:hyperlink r:id="rId194">
-        <w:r>
-          <w:rPr>
-            <w:rStyle w:val="Hyperlink"/>
-          </w:rPr>
-          <w:t xml:space="preserve">https://doi.org/10.1109/ICPR.2016.7900006</w:t>
-        </w:r>
-      </w:hyperlink>
-      <w:r>
-        <w:t xml:space="preserve">.</w:t>
-      </w:r>
-    </w:p>
-    <w:bookmarkEnd w:id="195"/>
-    <w:bookmarkStart w:id="197" w:name="ref-teerapittayanon2017ddnn"/>
-    <w:p>
-      <w:pPr>
-        <w:pStyle w:val="Bibliography"/>
-      </w:pPr>
-      <w:r>
-        <w:t xml:space="preserve">Teerapittayanon, Surat, Bradley McDanel, and H. T. Kung. 2017.</w:t>
-      </w:r>
-      <w:r>
-        <w:t xml:space="preserve"> </w:t>
-      </w:r>
-      <w:r>
-        <w:t xml:space="preserve">“Distributed Deep Neural Networks over the Cloud, the Edge and End Devices.”</w:t>
-      </w:r>
-      <w:r>
-        <w:t xml:space="preserve"> </w:t>
-      </w:r>
-      <w:r>
-        <w:rPr>
-          <w:i/>
-          <w:iCs/>
-        </w:rPr>
-        <w:t xml:space="preserve">IEEE 37th International Conference on Distributed Computing Systems (ICDCS)</w:t>
-      </w:r>
-      <w:r>
-        <w:t xml:space="preserve">, 328–39.</w:t>
-      </w:r>
-      <w:r>
-        <w:t xml:space="preserve"> </w:t>
-      </w:r>
-      <w:hyperlink r:id="rId196">
-        <w:r>
-          <w:rPr>
-            <w:rStyle w:val="Hyperlink"/>
-          </w:rPr>
-          <w:t xml:space="preserve">https://doi.org/10.1109/ICDCS.2017.226</w:t>
-        </w:r>
-      </w:hyperlink>
-      <w:r>
-        <w:t xml:space="preserve">.</w:t>
-      </w:r>
-    </w:p>
-    <w:bookmarkEnd w:id="197"/>
-    <w:bookmarkStart w:id="199" w:name="ref-viola2001cascade"/>
-    <w:p>
-      <w:pPr>
-        <w:pStyle w:val="Bibliography"/>
-      </w:pPr>
-      <w:r>
-        <w:t xml:space="preserve">Viola, Paul, and Michael Jones. 2001.</w:t>
-      </w:r>
-      <w:r>
-        <w:t xml:space="preserve"> </w:t>
-      </w:r>
-      <w:r>
-        <w:t xml:space="preserve">“Rapid Object Detection Using a Boosted Cascade of Simple Features.”</w:t>
-      </w:r>
-      <w:r>
-        <w:t xml:space="preserve"> </w:t>
-      </w:r>
-      <w:r>
-        <w:rPr>
-          <w:i/>
-          <w:iCs/>
-        </w:rPr>
-        <w:t xml:space="preserve">Proceedings of the IEEE Computer Society Conference on Computer Vision and Pattern Recognition (CVPR)</w:t>
-      </w:r>
-      <w:r>
-        <w:t xml:space="preserve"> </w:t>
-      </w:r>
-      <w:r>
-        <w:t xml:space="preserve">1: I-511-I-518.</w:t>
-      </w:r>
-      <w:r>
-        <w:t xml:space="preserve"> </w:t>
-      </w:r>
-      <w:hyperlink r:id="rId198">
-        <w:r>
-          <w:rPr>
-            <w:rStyle w:val="Hyperlink"/>
-          </w:rPr>
-          <w:t xml:space="preserve">https://doi.org/10.1109/CVPR.2001.990517</w:t>
-        </w:r>
-      </w:hyperlink>
-      <w:r>
-        <w:t xml:space="preserve">.</w:t>
-      </w:r>
-    </w:p>
-    <w:bookmarkEnd w:id="199"/>
-    <w:bookmarkStart w:id="200" w:name="ref-wang2018idk"/>
-    <w:p>
-      <w:pPr>
-        <w:pStyle w:val="Bibliography"/>
-      </w:pPr>
-      <w:r>
-        <w:t xml:space="preserve">Wang, Xin, Yujia Luo, Daniel Crankshaw, Alexey Tumanov, Fisher Yu, and Joseph E. Gonzalez. 2018.</w:t>
-      </w:r>
-      <w:r>
-        <w:t xml:space="preserve"> </w:t>
-      </w:r>
-      <w:r>
-        <w:t xml:space="preserve">“</w:t>
-      </w:r>
-      <w:r>
-        <w:t xml:space="preserve">IDK</w:t>
-      </w:r>
-      <w:r>
-        <w:t xml:space="preserve"> </w:t>
-      </w:r>
-      <w:r>
-        <w:t xml:space="preserve">Cascades: Fast Deep Learning by Learning Not to Overthink.”</w:t>
-      </w:r>
-      <w:r>
-        <w:t xml:space="preserve"> </w:t>
-      </w:r>
-      <w:r>
-        <w:rPr>
-          <w:i/>
-          <w:iCs/>
-        </w:rPr>
-        <w:t xml:space="preserve">Proceedings of the Conference on Uncertainty in Artificial Intelligence (UAI)</w:t>
-      </w:r>
-      <w:r>
-        <w:t xml:space="preserve">.</w:t>
-      </w:r>
-    </w:p>
-    <w:bookmarkEnd w:id="200"/>
-    <w:bookmarkStart w:id="202" w:name="ref-wei2024mvpdr"/>
-    <w:p>
-      <w:pPr>
-        <w:pStyle w:val="Bibliography"/>
-      </w:pPr>
-      <w:r>
-        <w:t xml:space="preserve">Wei, Tianqi, Zhi Chen, Zi Huang, and Xin Yu. 2024a.</w:t>
-      </w:r>
-      <w:r>
-        <w:t xml:space="preserve"> </w:t>
-      </w:r>
-      <w:r>
-        <w:t xml:space="preserve">“Benchmarking in-the-Wild Multimodal Disease Recognition and a Versatile Baseline.”</w:t>
-      </w:r>
-      <w:r>
-        <w:t xml:space="preserve"> </w:t>
-      </w:r>
-      <w:r>
-        <w:rPr>
-          <w:i/>
-          <w:iCs/>
-        </w:rPr>
-        <w:t xml:space="preserve">Proceedings of the 32nd ACM International Conference on Multimedia (MM ’24)</w:t>
-      </w:r>
-      <w:r>
-        <w:t xml:space="preserve">, 1593–601.</w:t>
-      </w:r>
-      <w:r>
-        <w:t xml:space="preserve"> </w:t>
-      </w:r>
-      <w:hyperlink r:id="rId201">
-        <w:r>
-          <w:rPr>
-            <w:rStyle w:val="Hyperlink"/>
-          </w:rPr>
-          <w:t xml:space="preserve">https://doi.org/10.1145/3664647.3680599</w:t>
-        </w:r>
-      </w:hyperlink>
-      <w:r>
-        <w:t xml:space="preserve">.</w:t>
-      </w:r>
-    </w:p>
-    <w:bookmarkEnd w:id="202"/>
-    <w:bookmarkStart w:id="204" w:name="ref-wei2024plantwild"/>
-    <w:p>
-      <w:pPr>
-        <w:pStyle w:val="Bibliography"/>
-      </w:pPr>
-      <w:r>
-        <w:t xml:space="preserve">Wei, Tianqi, Zhi Chen, Zi Huang, and Xin Yu. 2024b.</w:t>
-      </w:r>
-      <w:r>
-        <w:t xml:space="preserve"> </w:t>
-      </w:r>
-      <w:r>
-        <w:t xml:space="preserve">“Plant Disease Recognition in the Wild.”</w:t>
-      </w:r>
-      <w:r>
-        <w:t xml:space="preserve"> </w:t>
-      </w:r>
-      <w:r>
-        <w:rPr>
-          <w:i/>
-          <w:iCs/>
-        </w:rPr>
-        <w:t xml:space="preserve">Proceedings of the 32nd ACM International Conference on Multimedia (MM ’24)</w:t>
-      </w:r>
-      <w:r>
-        <w:t xml:space="preserve">.</w:t>
-      </w:r>
-      <w:r>
-        <w:t xml:space="preserve"> </w:t>
-      </w:r>
-      <w:hyperlink r:id="rId203">
-        <w:r>
-          <w:rPr>
-            <w:rStyle w:val="Hyperlink"/>
-          </w:rPr>
-          <w:t xml:space="preserve">https://doi.org/10.1145/3664647.3681614</w:t>
-        </w:r>
-      </w:hyperlink>
-      <w:r>
-        <w:t xml:space="preserve">.</w:t>
-      </w:r>
-    </w:p>
-    <w:bookmarkEnd w:id="204"/>
-    <w:bookmarkStart w:id="206" w:name="ref-wolfert2017bigdata"/>
-    <w:p>
-      <w:pPr>
-        <w:pStyle w:val="Bibliography"/>
-      </w:pPr>
-      <w:r>
-        <w:t xml:space="preserve">Wolfert, Sjaak, Lan Ge, Cor Verdouw, and Marc-Jeroen Bogaardt. 2017.</w:t>
-      </w:r>
-      <w:r>
-        <w:t xml:space="preserve"> </w:t>
-      </w:r>
-      <w:r>
-        <w:t xml:space="preserve">“Big Data in Smart Farming – a Review.”</w:t>
-      </w:r>
-      <w:r>
-        <w:t xml:space="preserve"> </w:t>
-      </w:r>
-      <w:r>
-        <w:rPr>
-          <w:i/>
-          <w:iCs/>
-        </w:rPr>
-        <w:t xml:space="preserve">Agricultural Systems</w:t>
-      </w:r>
-      <w:r>
-        <w:t xml:space="preserve"> </w:t>
-      </w:r>
-      <w:r>
-        <w:t xml:space="preserve">153: 69–80.</w:t>
-      </w:r>
-      <w:r>
-        <w:t xml:space="preserve"> </w:t>
-      </w:r>
-      <w:hyperlink r:id="rId205">
-        <w:r>
-          <w:rPr>
-            <w:rStyle w:val="Hyperlink"/>
-          </w:rPr>
-          <w:t xml:space="preserve">https://doi.org/10.1016/j.agsy.2017.01.023</w:t>
-        </w:r>
-      </w:hyperlink>
-      <w:r>
-        <w:t xml:space="preserve">.</w:t>
-      </w:r>
-    </w:p>
-    <w:bookmarkEnd w:id="206"/>
-    <w:bookmarkStart w:id="208" w:name="ref-wu2023fromlaboratoryto"/>
-    <w:p>
-      <w:pPr>
-        <w:pStyle w:val="Bibliography"/>
-      </w:pPr>
-      <w:r>
-        <w:t xml:space="preserve">Wu, Xinlu, Xijian Fan, Peng Luo, Sruti Das Choudhury, Tardi Tjahjadi, and Chunhua Hu. 2023.</w:t>
-      </w:r>
-      <w:r>
-        <w:t xml:space="preserve"> </w:t>
-      </w:r>
-      <w:r>
-        <w:t xml:space="preserve">“From Laboratory to Field: Unsupervised Domain Adaptation for Plant Disease Recognition in the Wild.”</w:t>
-      </w:r>
-      <w:r>
-        <w:t xml:space="preserve"> </w:t>
-      </w:r>
-      <w:r>
-        <w:rPr>
-          <w:i/>
-          <w:iCs/>
-        </w:rPr>
-        <w:t xml:space="preserve">Plant Phenomics</w:t>
-      </w:r>
-      <w:r>
-        <w:t xml:space="preserve"> </w:t>
-      </w:r>
-      <w:r>
-        <w:t xml:space="preserve">5: 0038.</w:t>
-      </w:r>
-      <w:r>
-        <w:t xml:space="preserve"> </w:t>
-      </w:r>
-      <w:hyperlink r:id="rId207">
-        <w:r>
-          <w:rPr>
-            <w:rStyle w:val="Hyperlink"/>
-          </w:rPr>
-          <w:t xml:space="preserve">https://doi.org/10.34133/plantphenomics.0038</w:t>
         </w:r>
       </w:hyperlink>
       <w:r>
